--- a/deliverables/word/Software Project Management Plan.docx
+++ b/deliverables/word/Software Project Management Plan.docx
@@ -4,21 +4,16 @@
   <w:body>
     <w:p>
       <w:pPr>
-        <w:spacing w:before="0" w:after="0"/>
+        <w:spacing w:before="1920" w:after="400"/>
         <w:jc w:val="center"/>
       </w:pPr>
-    </w:p>
-    <w:p>
-      <w:pPr>
-        <w:spacing w:before="0" w:after="0"/>
-        <w:jc w:val="center"/>
-      </w:pPr>
-    </w:p>
-    <w:p>
-      <w:pPr>
-        <w:spacing w:before="0" w:after="0"/>
-        <w:jc w:val="center"/>
-      </w:pPr>
+      <w:r>
+        <w:rPr>
+          <w:b w:val="0"/>
+          <w:sz w:val="24"/>
+        </w:rPr>
+        <w:t>AI-Powered IT Asset &amp; Service Management System (SccIT)</w:t>
+      </w:r>
     </w:p>
     <w:p>
       <w:pPr>
@@ -27,43 +22,28 @@
       </w:pPr>
       <w:r>
         <w:rPr>
+          <w:b/>
+          <w:sz w:val="52"/>
+        </w:rPr>
+        <w:t>Software Project Management Plan (SPMP)</w:t>
+      </w:r>
+    </w:p>
+    <w:p>
+      <w:pPr>
+        <w:spacing w:before="0" w:after="600"/>
+        <w:jc w:val="center"/>
+      </w:pPr>
+      <w:r>
+        <w:rPr>
           <w:b w:val="0"/>
-          <w:color w:val="555555"/>
           <w:sz w:val="24"/>
         </w:rPr>
-        <w:t>AI-Powered IT Asset &amp; Service Management System (SccIT)</w:t>
-      </w:r>
-    </w:p>
-    <w:p>
-      <w:pPr>
-        <w:spacing w:before="0" w:after="40"/>
-        <w:jc w:val="center"/>
-      </w:pPr>
-      <w:r>
-        <w:rPr>
-          <w:b/>
-          <w:sz w:val="52"/>
-        </w:rPr>
-        <w:t>Software Project Management Plan (SPMP)</w:t>
-      </w:r>
-    </w:p>
-    <w:p>
-      <w:pPr>
-        <w:spacing w:before="0" w:after="360"/>
-        <w:jc w:val="center"/>
-      </w:pPr>
-      <w:r>
-        <w:rPr>
-          <w:b w:val="0"/>
-          <w:color w:val="555555"/>
-          <w:sz w:val="26"/>
-        </w:rPr>
         <w:t>Codename “SccIT”</w:t>
       </w:r>
     </w:p>
     <w:p>
       <w:pPr>
-        <w:spacing w:before="0" w:after="120"/>
+        <w:spacing w:before="0" w:after="80"/>
         <w:jc w:val="center"/>
       </w:pPr>
       <w:r>
@@ -76,20 +56,7 @@
     </w:p>
     <w:p>
       <w:pPr>
-        <w:spacing w:before="0" w:after="120"/>
-        <w:jc w:val="center"/>
-      </w:pPr>
-      <w:r>
-        <w:rPr>
-          <w:b/>
-          <w:sz w:val="22"/>
-        </w:rPr>
-        <w:t>Version 1.0  ·  Approved — v1.0 Baseline (2026-07-03)</w:t>
-      </w:r>
-    </w:p>
-    <w:p>
-      <w:pPr>
-        <w:spacing w:before="0" w:after="120"/>
+        <w:spacing w:before="0" w:after="80"/>
         <w:jc w:val="center"/>
       </w:pPr>
       <w:r>
@@ -97,12 +64,12 @@
           <w:b w:val="0"/>
           <w:sz w:val="22"/>
         </w:rPr>
-        <w:t>Date:  2026-07-03</w:t>
-      </w:r>
-    </w:p>
-    <w:p>
-      <w:pPr>
-        <w:spacing w:before="0" w:after="120"/>
+        <w:t>Version 1.0  •  Approved — v1.0 Baseline (2026-07-03)</w:t>
+      </w:r>
+    </w:p>
+    <w:p>
+      <w:pPr>
+        <w:spacing w:before="0" w:after="80"/>
         <w:jc w:val="center"/>
       </w:pPr>
       <w:r>
@@ -110,12 +77,12 @@
           <w:b w:val="0"/>
           <w:sz w:val="22"/>
         </w:rPr>
-        <w:t>Prepared by:  Engineering (Beemo)</w:t>
-      </w:r>
-    </w:p>
-    <w:p>
-      <w:pPr>
-        <w:spacing w:before="0" w:after="120"/>
+        <w:t>Date:  2026-07-03</w:t>
+      </w:r>
+    </w:p>
+    <w:p>
+      <w:pPr>
+        <w:spacing w:before="0" w:after="80"/>
         <w:jc w:val="center"/>
       </w:pPr>
       <w:r>
@@ -123,35 +90,33 @@
           <w:b w:val="0"/>
           <w:sz w:val="22"/>
         </w:rPr>
+        <w:t>Prepared by:  Engineering (Beemo)</w:t>
+      </w:r>
+    </w:p>
+    <w:p>
+      <w:pPr>
+        <w:spacing w:before="0" w:after="80"/>
+        <w:jc w:val="center"/>
+      </w:pPr>
+      <w:r>
+        <w:rPr>
+          <w:b w:val="0"/>
+          <w:sz w:val="22"/>
+        </w:rPr>
         <w:t>Classification:  Internal — Confidential</w:t>
       </w:r>
     </w:p>
     <w:p>
       <w:pPr>
-        <w:spacing w:before="0" w:after="360"/>
+        <w:spacing w:before="0" w:after="80"/>
         <w:jc w:val="center"/>
       </w:pPr>
       <w:r>
         <w:rPr>
           <w:b w:val="0"/>
-          <w:color w:val="555555"/>
-          <w:sz w:val="20"/>
+          <w:sz w:val="22"/>
         </w:rPr>
         <w:t>Conformance:  Aligned with ISO/IEC/IEEE 16326:2019 (Project Management) — successor to IEEE Std 1058</w:t>
-      </w:r>
-    </w:p>
-    <w:p>
-      <w:pPr>
-        <w:spacing w:before="0" w:after="120"/>
-        <w:jc w:val="center"/>
-      </w:pPr>
-      <w:r>
-        <w:rPr>
-          <w:b w:val="0"/>
-          <w:color w:val="555555"/>
-          <w:sz w:val="20"/>
-        </w:rPr>
-        <w:t>Approved architectural &amp; documentation baseline — Version 1.0 Project Specification</w:t>
       </w:r>
     </w:p>
     <w:p>
@@ -185,7 +150,7 @@
         </w:p>
       </w:sdtContent>
     </w:sdt>
-    <w:bookmarkStart w:id="63" w:name="software-project-management-plan"/>
+    <w:bookmarkStart w:id="64" w:name="software-project-management-plan"/>
     <w:p>
       <w:pPr>
         <w:pStyle w:val="Heading1"/>
@@ -1219,173 +1184,609 @@
     </w:p>
     <w:bookmarkEnd w:id="10"/>
     <w:bookmarkEnd w:id="11"/>
-    <w:bookmarkStart w:id="12" w:name="X102b2e9de4183984340b81b0bb402a984d3925a"/>
+    <w:bookmarkStart w:id="12" w:name="table-of-contents"/>
     <w:p>
       <w:pPr>
         <w:pStyle w:val="Heading2"/>
       </w:pPr>
       <w:r>
-        <w:t xml:space="preserve">1. Executive Summary</w:t>
-      </w:r>
-    </w:p>
-    <w:p>
-      <w:pPr>
-        <w:pStyle w:val="FirstParagraph"/>
-      </w:pPr>
-      <w:r>
-        <w:t xml:space="preserve">SccIT is a production-intended, vertical-agnostic ITSM/ITAM platform. Its</w:t>
-      </w:r>
-      <w:r>
-        <w:t xml:space="preserve"> </w:t>
-      </w:r>
-      <w:r>
-        <w:rPr>
-          <w:b/>
-          <w:bCs/>
-        </w:rPr>
-        <w:t xml:space="preserve">foundation is already built and verified</w:t>
-      </w:r>
-      <w:r>
-        <w:t xml:space="preserve">: a fully Dockerized Laravel 13 + React 19 stack, a production-grade PostgreSQL 17 data layer (66 models, integrity enforced in the database), and a green CI pipeline (phases 0–7). The</w:t>
-      </w:r>
-      <w:r>
-        <w:t xml:space="preserve"> </w:t>
-      </w:r>
-      <w:r>
-        <w:rPr>
-          <w:b/>
-          <w:bCs/>
-        </w:rPr>
-        <w:t xml:space="preserve">requirements (SRS) and design (SDD) are approved.</w:t>
-      </w:r>
-      <w:r>
-        <w:t xml:space="preserve"> </w:t>
-      </w:r>
-      <w:r>
-        <w:t xml:space="preserve">This SPMP governs the remaining lifecycle: building the application layer across three phases —</w:t>
-      </w:r>
-      <w:r>
-        <w:t xml:space="preserve"> </w:t>
-      </w:r>
-      <w:r>
-        <w:rPr>
-          <w:b/>
-          <w:bCs/>
-        </w:rPr>
-        <w:t xml:space="preserve">P2 Core</w:t>
-      </w:r>
-      <w:r>
-        <w:t xml:space="preserve">,</w:t>
-      </w:r>
-      <w:r>
-        <w:t xml:space="preserve"> </w:t>
-      </w:r>
-      <w:r>
-        <w:rPr>
-          <w:b/>
-          <w:bCs/>
-        </w:rPr>
-        <w:t xml:space="preserve">P3 AI &amp; Knowledge Base</w:t>
-      </w:r>
-      <w:r>
-        <w:t xml:space="preserve">,</w:t>
-      </w:r>
-      <w:r>
-        <w:t xml:space="preserve"> </w:t>
-      </w:r>
-      <w:r>
-        <w:rPr>
-          <w:b/>
-          <w:bCs/>
-        </w:rPr>
-        <w:t xml:space="preserve">P4 Interactive Floor Plan &amp; Real-time</w:t>
-      </w:r>
-      <w:r>
-        <w:t xml:space="preserve"> </w:t>
-      </w:r>
-      <w:r>
-        <w:t xml:space="preserve">— followed by steady-state maintenance.</w:t>
-      </w:r>
-    </w:p>
-    <w:p>
-      <w:pPr>
-        <w:pStyle w:val="BodyText"/>
-      </w:pPr>
-      <w:r>
-        <w:t xml:space="preserve">The project runs an</w:t>
-      </w:r>
-      <w:r>
-        <w:t xml:space="preserve"> </w:t>
-      </w:r>
-      <w:r>
-        <w:rPr>
-          <w:b/>
-          <w:bCs/>
-        </w:rPr>
-        <w:t xml:space="preserve">iterative, phase-gated</w:t>
-      </w:r>
-      <w:r>
-        <w:t xml:space="preserve"> </w:t>
-      </w:r>
-      <w:r>
-        <w:t xml:space="preserve">model that matches the established working agreement: work proceeds in short sprints inside each phase, and</w:t>
-      </w:r>
-      <w:r>
-        <w:t xml:space="preserve"> </w:t>
-      </w:r>
-      <w:r>
-        <w:rPr>
-          <w:b/>
-          <w:bCs/>
-        </w:rPr>
-        <w:t xml:space="preserve">each phase ends at a client approval gate</w:t>
-      </w:r>
-      <w:r>
-        <w:t xml:space="preserve"> </w:t>
-      </w:r>
-      <w:r>
-        <w:t xml:space="preserve">before the next begins. Quality is non-negotiable and largely automated — every change passes the same gates CI already enforces (Pint, Larastan level 6, Pest; ESLint, Prettier, TypeScript, Vitest, build) — and correctness is backstopped by database constraints, so the “done” bar is objective and repeatable.</w:t>
-      </w:r>
-    </w:p>
-    <w:p>
-      <w:pPr>
-        <w:pStyle w:val="BodyText"/>
-      </w:pPr>
-      <w:r>
-        <w:t xml:space="preserve">Management is deliberately lightweight but disciplined: trunk-based Git with short-lived reviewed branches, a WBS decomposed by the SDD’s domains, milestones defined by</w:t>
-      </w:r>
-      <w:r>
-        <w:t xml:space="preserve"> </w:t>
-      </w:r>
-      <w:r>
-        <w:rPr>
-          <w:i/>
-          <w:iCs/>
-        </w:rPr>
-        <w:t xml:space="preserve">acceptance</w:t>
-      </w:r>
-      <w:r>
-        <w:t xml:space="preserve"> </w:t>
-      </w:r>
-      <w:r>
-        <w:t xml:space="preserve">rather than dates, and a risk register that inherits the SRS’s technical risks and adds project-level ones (schedule, bus-factor, AI-provider dependency, client-gate availability). Because the team size and cadence are not yet fixed, all calendar figures are presented as clearly-labelled assumptions to be confirmed at approval; the</w:t>
-      </w:r>
-      <w:r>
-        <w:t xml:space="preserve"> </w:t>
-      </w:r>
-      <w:r>
-        <w:rPr>
-          <w:i/>
-          <w:iCs/>
-        </w:rPr>
-        <w:t xml:space="preserve">structure</w:t>
-      </w:r>
-      <w:r>
-        <w:t xml:space="preserve"> </w:t>
-      </w:r>
-      <w:r>
-        <w:t xml:space="preserve">of the plan (sequencing, gates, quality bar, deliverables) is firm.</w:t>
-      </w:r>
+        <w:t xml:space="preserve">Table of Contents</w:t>
+      </w:r>
+    </w:p>
+    <w:p>
+      <w:pPr>
+        <w:pStyle w:val="Compact"/>
+        <w:numPr>
+          <w:ilvl w:val="0"/>
+          <w:numId w:val="1002"/>
+        </w:numPr>
+      </w:pPr>
+      <w:hyperlink w:anchor="X102b2e9de4183984340b81b0bb402a984d3925a">
+        <w:r>
+          <w:rPr>
+            <w:rStyle w:val="Hyperlink"/>
+          </w:rPr>
+          <w:t xml:space="preserve">Executive Summary</w:t>
+        </w:r>
+      </w:hyperlink>
+    </w:p>
+    <w:p>
+      <w:pPr>
+        <w:pStyle w:val="Compact"/>
+        <w:numPr>
+          <w:ilvl w:val="0"/>
+          <w:numId w:val="1002"/>
+        </w:numPr>
+      </w:pPr>
+      <w:hyperlink w:anchor="Xe2821c3670825fa1daa3010381e179ed3462c8d">
+        <w:r>
+          <w:rPr>
+            <w:rStyle w:val="Hyperlink"/>
+          </w:rPr>
+          <w:t xml:space="preserve">Project Overview</w:t>
+        </w:r>
+      </w:hyperlink>
+    </w:p>
+    <w:p>
+      <w:pPr>
+        <w:pStyle w:val="Compact"/>
+        <w:numPr>
+          <w:ilvl w:val="0"/>
+          <w:numId w:val="1002"/>
+        </w:numPr>
+      </w:pPr>
+      <w:hyperlink w:anchor="X75c7fc3ae3409a2dc800748cd65d00ae33b40c8">
+        <w:r>
+          <w:rPr>
+            <w:rStyle w:val="Hyperlink"/>
+          </w:rPr>
+          <w:t xml:space="preserve">Objectives</w:t>
+        </w:r>
+      </w:hyperlink>
+    </w:p>
+    <w:p>
+      <w:pPr>
+        <w:pStyle w:val="Compact"/>
+        <w:numPr>
+          <w:ilvl w:val="0"/>
+          <w:numId w:val="1002"/>
+        </w:numPr>
+      </w:pPr>
+      <w:hyperlink w:anchor="X6613e4245a75e88013480f423ae1cd188d10e18">
+        <w:r>
+          <w:rPr>
+            <w:rStyle w:val="Hyperlink"/>
+          </w:rPr>
+          <w:t xml:space="preserve">Scope</w:t>
+        </w:r>
+      </w:hyperlink>
+    </w:p>
+    <w:p>
+      <w:pPr>
+        <w:pStyle w:val="Compact"/>
+        <w:numPr>
+          <w:ilvl w:val="0"/>
+          <w:numId w:val="1002"/>
+        </w:numPr>
+      </w:pPr>
+      <w:hyperlink w:anchor="Xddc721b7327e6412d03edb41e5e9a078bcd2552">
+        <w:r>
+          <w:rPr>
+            <w:rStyle w:val="Hyperlink"/>
+          </w:rPr>
+          <w:t xml:space="preserve">Deliverables</w:t>
+        </w:r>
+      </w:hyperlink>
+    </w:p>
+    <w:p>
+      <w:pPr>
+        <w:pStyle w:val="Compact"/>
+        <w:numPr>
+          <w:ilvl w:val="0"/>
+          <w:numId w:val="1002"/>
+        </w:numPr>
+      </w:pPr>
+      <w:hyperlink w:anchor="Xa536954d252a5395ba1c91301751b3bc36919b0">
+        <w:r>
+          <w:rPr>
+            <w:rStyle w:val="Hyperlink"/>
+          </w:rPr>
+          <w:t xml:space="preserve">Stakeholders</w:t>
+        </w:r>
+      </w:hyperlink>
+    </w:p>
+    <w:p>
+      <w:pPr>
+        <w:pStyle w:val="Compact"/>
+        <w:numPr>
+          <w:ilvl w:val="0"/>
+          <w:numId w:val="1002"/>
+        </w:numPr>
+      </w:pPr>
+      <w:hyperlink w:anchor="X58f9195d3e82ed0424ae8027163b82dea516217">
+        <w:r>
+          <w:rPr>
+            <w:rStyle w:val="Hyperlink"/>
+          </w:rPr>
+          <w:t xml:space="preserve">Team Roles and Responsibilities</w:t>
+        </w:r>
+      </w:hyperlink>
+    </w:p>
+    <w:p>
+      <w:pPr>
+        <w:pStyle w:val="Compact"/>
+        <w:numPr>
+          <w:ilvl w:val="0"/>
+          <w:numId w:val="1002"/>
+        </w:numPr>
+      </w:pPr>
+      <w:hyperlink w:anchor="Xc1c33d12d83ad80ee746dc7588d82c573556d58">
+        <w:r>
+          <w:rPr>
+            <w:rStyle w:val="Hyperlink"/>
+          </w:rPr>
+          <w:t xml:space="preserve">Development Methodology</w:t>
+        </w:r>
+      </w:hyperlink>
+    </w:p>
+    <w:p>
+      <w:pPr>
+        <w:pStyle w:val="Compact"/>
+        <w:numPr>
+          <w:ilvl w:val="0"/>
+          <w:numId w:val="1002"/>
+        </w:numPr>
+      </w:pPr>
+      <w:hyperlink w:anchor="X8386f55e5b192f354be1fd120ec62ef2ff2359e">
+        <w:r>
+          <w:rPr>
+            <w:rStyle w:val="Hyperlink"/>
+          </w:rPr>
+          <w:t xml:space="preserve">Project Organization</w:t>
+        </w:r>
+      </w:hyperlink>
+    </w:p>
+    <w:p>
+      <w:pPr>
+        <w:pStyle w:val="Compact"/>
+        <w:numPr>
+          <w:ilvl w:val="0"/>
+          <w:numId w:val="1002"/>
+        </w:numPr>
+      </w:pPr>
+      <w:hyperlink w:anchor="X11c27c951ee620c48b2c24bff8bc714594e6fa6">
+        <w:r>
+          <w:rPr>
+            <w:rStyle w:val="Hyperlink"/>
+          </w:rPr>
+          <w:t xml:space="preserve">Work Breakdown Structure</w:t>
+        </w:r>
+      </w:hyperlink>
+    </w:p>
+    <w:p>
+      <w:pPr>
+        <w:pStyle w:val="Compact"/>
+        <w:numPr>
+          <w:ilvl w:val="0"/>
+          <w:numId w:val="1002"/>
+        </w:numPr>
+      </w:pPr>
+      <w:hyperlink w:anchor="X9b77de9594754149cd6e99d9256bc8441b2fc76">
+        <w:r>
+          <w:rPr>
+            <w:rStyle w:val="Hyperlink"/>
+          </w:rPr>
+          <w:t xml:space="preserve">Phase Plan</w:t>
+        </w:r>
+      </w:hyperlink>
+    </w:p>
+    <w:p>
+      <w:pPr>
+        <w:pStyle w:val="Compact"/>
+        <w:numPr>
+          <w:ilvl w:val="0"/>
+          <w:numId w:val="1002"/>
+        </w:numPr>
+      </w:pPr>
+      <w:hyperlink w:anchor="X5cb12fe4ddcbbb458aceeecbc9e3be22fde76b5">
+        <w:r>
+          <w:rPr>
+            <w:rStyle w:val="Hyperlink"/>
+          </w:rPr>
+          <w:t xml:space="preserve">Milestones</w:t>
+        </w:r>
+      </w:hyperlink>
+    </w:p>
+    <w:p>
+      <w:pPr>
+        <w:pStyle w:val="Compact"/>
+        <w:numPr>
+          <w:ilvl w:val="0"/>
+          <w:numId w:val="1002"/>
+        </w:numPr>
+      </w:pPr>
+      <w:hyperlink w:anchor="X8f3e2a7a103d4f20361eebc5a710b5a050dfb71">
+        <w:r>
+          <w:rPr>
+            <w:rStyle w:val="Hyperlink"/>
+          </w:rPr>
+          <w:t xml:space="preserve">Development Workflow</w:t>
+        </w:r>
+      </w:hyperlink>
+    </w:p>
+    <w:p>
+      <w:pPr>
+        <w:pStyle w:val="Compact"/>
+        <w:numPr>
+          <w:ilvl w:val="0"/>
+          <w:numId w:val="1002"/>
+        </w:numPr>
+      </w:pPr>
+      <w:hyperlink w:anchor="Xcbc3b83026a23e6e1c3cb3f87441c14385b9a7b">
+        <w:r>
+          <w:rPr>
+            <w:rStyle w:val="Hyperlink"/>
+          </w:rPr>
+          <w:t xml:space="preserve">Git Workflow</w:t>
+        </w:r>
+      </w:hyperlink>
+    </w:p>
+    <w:p>
+      <w:pPr>
+        <w:pStyle w:val="Compact"/>
+        <w:numPr>
+          <w:ilvl w:val="0"/>
+          <w:numId w:val="1002"/>
+        </w:numPr>
+      </w:pPr>
+      <w:hyperlink w:anchor="X1ea1cd2b8b0feb2821e5b74f2fdb6f6f152a418">
+        <w:r>
+          <w:rPr>
+            <w:rStyle w:val="Hyperlink"/>
+          </w:rPr>
+          <w:t xml:space="preserve">Branching Strategy</w:t>
+        </w:r>
+      </w:hyperlink>
+    </w:p>
+    <w:p>
+      <w:pPr>
+        <w:pStyle w:val="Compact"/>
+        <w:numPr>
+          <w:ilvl w:val="0"/>
+          <w:numId w:val="1002"/>
+        </w:numPr>
+      </w:pPr>
+      <w:hyperlink w:anchor="X9907c49effc2748f3ea89d9d7f9abb59407184a">
+        <w:r>
+          <w:rPr>
+            <w:rStyle w:val="Hyperlink"/>
+          </w:rPr>
+          <w:t xml:space="preserve">Code Review Process</w:t>
+        </w:r>
+      </w:hyperlink>
+    </w:p>
+    <w:p>
+      <w:pPr>
+        <w:pStyle w:val="Compact"/>
+        <w:numPr>
+          <w:ilvl w:val="0"/>
+          <w:numId w:val="1002"/>
+        </w:numPr>
+      </w:pPr>
+      <w:hyperlink w:anchor="X97180518543c19c1ef6861fd219454448064f99">
+        <w:r>
+          <w:rPr>
+            <w:rStyle w:val="Hyperlink"/>
+          </w:rPr>
+          <w:t xml:space="preserve">Documentation Strategy</w:t>
+        </w:r>
+      </w:hyperlink>
+    </w:p>
+    <w:p>
+      <w:pPr>
+        <w:pStyle w:val="Compact"/>
+        <w:numPr>
+          <w:ilvl w:val="0"/>
+          <w:numId w:val="1002"/>
+        </w:numPr>
+      </w:pPr>
+      <w:hyperlink w:anchor="X8ab444d8e3055774f5860153c1d45a8eb9a3cec">
+        <w:r>
+          <w:rPr>
+            <w:rStyle w:val="Hyperlink"/>
+          </w:rPr>
+          <w:t xml:space="preserve">Testing Strategy</w:t>
+        </w:r>
+      </w:hyperlink>
+    </w:p>
+    <w:p>
+      <w:pPr>
+        <w:pStyle w:val="Compact"/>
+        <w:numPr>
+          <w:ilvl w:val="0"/>
+          <w:numId w:val="1002"/>
+        </w:numPr>
+      </w:pPr>
+      <w:hyperlink w:anchor="X4104601c4a2ac55573998d143191a1bc283888b">
+        <w:r>
+          <w:rPr>
+            <w:rStyle w:val="Hyperlink"/>
+          </w:rPr>
+          <w:t xml:space="preserve">Quality Assurance Plan</w:t>
+        </w:r>
+      </w:hyperlink>
+    </w:p>
+    <w:p>
+      <w:pPr>
+        <w:pStyle w:val="Compact"/>
+        <w:numPr>
+          <w:ilvl w:val="0"/>
+          <w:numId w:val="1002"/>
+        </w:numPr>
+      </w:pPr>
+      <w:hyperlink w:anchor="X4f9d998372b875b89ba3654044a53a492003f26">
+        <w:r>
+          <w:rPr>
+            <w:rStyle w:val="Hyperlink"/>
+          </w:rPr>
+          <w:t xml:space="preserve">Configuration Management</w:t>
+        </w:r>
+      </w:hyperlink>
+    </w:p>
+    <w:p>
+      <w:pPr>
+        <w:pStyle w:val="Compact"/>
+        <w:numPr>
+          <w:ilvl w:val="0"/>
+          <w:numId w:val="1002"/>
+        </w:numPr>
+      </w:pPr>
+      <w:hyperlink w:anchor="X10ec23bd76c50fe757b1114add0012ea345cb63">
+        <w:r>
+          <w:rPr>
+            <w:rStyle w:val="Hyperlink"/>
+          </w:rPr>
+          <w:t xml:space="preserve">Release Management</w:t>
+        </w:r>
+      </w:hyperlink>
+    </w:p>
+    <w:p>
+      <w:pPr>
+        <w:pStyle w:val="Compact"/>
+        <w:numPr>
+          <w:ilvl w:val="0"/>
+          <w:numId w:val="1002"/>
+        </w:numPr>
+      </w:pPr>
+      <w:hyperlink w:anchor="X5f797ea3a8639423e17d0d384bccacdf35b49ad">
+        <w:r>
+          <w:rPr>
+            <w:rStyle w:val="Hyperlink"/>
+          </w:rPr>
+          <w:t xml:space="preserve">Risk Management</w:t>
+        </w:r>
+      </w:hyperlink>
+    </w:p>
+    <w:p>
+      <w:pPr>
+        <w:pStyle w:val="Compact"/>
+        <w:numPr>
+          <w:ilvl w:val="0"/>
+          <w:numId w:val="1002"/>
+        </w:numPr>
+      </w:pPr>
+      <w:hyperlink w:anchor="X7c127fed55bc99364e804d184ecf3110f2fe24c">
+        <w:r>
+          <w:rPr>
+            <w:rStyle w:val="Hyperlink"/>
+          </w:rPr>
+          <w:t xml:space="preserve">Issue Management</w:t>
+        </w:r>
+      </w:hyperlink>
+    </w:p>
+    <w:p>
+      <w:pPr>
+        <w:pStyle w:val="Compact"/>
+        <w:numPr>
+          <w:ilvl w:val="0"/>
+          <w:numId w:val="1002"/>
+        </w:numPr>
+      </w:pPr>
+      <w:hyperlink w:anchor="X17b137da2ab7cd7a2679e0634a46c594e956106">
+        <w:r>
+          <w:rPr>
+            <w:rStyle w:val="Hyperlink"/>
+          </w:rPr>
+          <w:t xml:space="preserve">Communication Plan</w:t>
+        </w:r>
+      </w:hyperlink>
+    </w:p>
+    <w:p>
+      <w:pPr>
+        <w:pStyle w:val="Compact"/>
+        <w:numPr>
+          <w:ilvl w:val="0"/>
+          <w:numId w:val="1002"/>
+        </w:numPr>
+      </w:pPr>
+      <w:hyperlink w:anchor="Xc1667bad2838613ad799ea9f5cdba61081d7f61">
+        <w:r>
+          <w:rPr>
+            <w:rStyle w:val="Hyperlink"/>
+          </w:rPr>
+          <w:t xml:space="preserve">Change Management</w:t>
+        </w:r>
+      </w:hyperlink>
+    </w:p>
+    <w:p>
+      <w:pPr>
+        <w:pStyle w:val="Compact"/>
+        <w:numPr>
+          <w:ilvl w:val="0"/>
+          <w:numId w:val="1002"/>
+        </w:numPr>
+      </w:pPr>
+      <w:hyperlink w:anchor="Xe0c21efbbf54bff1aef621db44d3f72082755a8">
+        <w:r>
+          <w:rPr>
+            <w:rStyle w:val="Hyperlink"/>
+          </w:rPr>
+          <w:t xml:space="preserve">Deployment Strategy</w:t>
+        </w:r>
+      </w:hyperlink>
+    </w:p>
+    <w:p>
+      <w:pPr>
+        <w:pStyle w:val="Compact"/>
+        <w:numPr>
+          <w:ilvl w:val="0"/>
+          <w:numId w:val="1002"/>
+        </w:numPr>
+      </w:pPr>
+      <w:hyperlink w:anchor="Xcaa1106376335f5b670877030f0b42385e0b021">
+        <w:r>
+          <w:rPr>
+            <w:rStyle w:val="Hyperlink"/>
+          </w:rPr>
+          <w:t xml:space="preserve">Backup and Recovery Strategy</w:t>
+        </w:r>
+      </w:hyperlink>
+    </w:p>
+    <w:p>
+      <w:pPr>
+        <w:pStyle w:val="Compact"/>
+        <w:numPr>
+          <w:ilvl w:val="0"/>
+          <w:numId w:val="1002"/>
+        </w:numPr>
+      </w:pPr>
+      <w:hyperlink w:anchor="Xc24e2f63330fbcd95a9d9d459af6d05d097a40f">
+        <w:r>
+          <w:rPr>
+            <w:rStyle w:val="Hyperlink"/>
+          </w:rPr>
+          <w:t xml:space="preserve">Monitoring Strategy</w:t>
+        </w:r>
+      </w:hyperlink>
+    </w:p>
+    <w:p>
+      <w:pPr>
+        <w:pStyle w:val="Compact"/>
+        <w:numPr>
+          <w:ilvl w:val="0"/>
+          <w:numId w:val="1002"/>
+        </w:numPr>
+      </w:pPr>
+      <w:hyperlink w:anchor="X62d5d21cd56884c64b466b96134167705d5da4b">
+        <w:r>
+          <w:rPr>
+            <w:rStyle w:val="Hyperlink"/>
+          </w:rPr>
+          <w:t xml:space="preserve">Security Management</w:t>
+        </w:r>
+      </w:hyperlink>
+    </w:p>
+    <w:p>
+      <w:pPr>
+        <w:pStyle w:val="Compact"/>
+        <w:numPr>
+          <w:ilvl w:val="0"/>
+          <w:numId w:val="1002"/>
+        </w:numPr>
+      </w:pPr>
+      <w:hyperlink w:anchor="X50ba4783dd86237f8c9ac8b21f022691915a64f">
+        <w:r>
+          <w:rPr>
+            <w:rStyle w:val="Hyperlink"/>
+          </w:rPr>
+          <w:t xml:space="preserve">Acceptance Process</w:t>
+        </w:r>
+      </w:hyperlink>
+    </w:p>
+    <w:p>
+      <w:pPr>
+        <w:pStyle w:val="Compact"/>
+        <w:numPr>
+          <w:ilvl w:val="0"/>
+          <w:numId w:val="1002"/>
+        </w:numPr>
+      </w:pPr>
+      <w:hyperlink w:anchor="Xf9f497fae0149d24face411099e20cd65ecbf75">
+        <w:r>
+          <w:rPr>
+            <w:rStyle w:val="Hyperlink"/>
+          </w:rPr>
+          <w:t xml:space="preserve">Maintenance Plan</w:t>
+        </w:r>
+      </w:hyperlink>
+    </w:p>
+    <w:p>
+      <w:pPr>
+        <w:pStyle w:val="Compact"/>
+        <w:numPr>
+          <w:ilvl w:val="0"/>
+          <w:numId w:val="1002"/>
+        </w:numPr>
+      </w:pPr>
+      <w:hyperlink w:anchor="X500c8d27e36a033cdfb0bc3a88e2cac8ee65ae8">
+        <w:r>
+          <w:rPr>
+            <w:rStyle w:val="Hyperlink"/>
+          </w:rPr>
+          <w:t xml:space="preserve">Future Roadmap</w:t>
+        </w:r>
+      </w:hyperlink>
+    </w:p>
+    <w:p>
+      <w:pPr>
+        <w:pStyle w:val="Compact"/>
+        <w:numPr>
+          <w:ilvl w:val="0"/>
+          <w:numId w:val="1002"/>
+        </w:numPr>
+      </w:pPr>
+      <w:hyperlink w:anchor="appendix-a--tooling--command-reference">
+        <w:r>
+          <w:rPr>
+            <w:rStyle w:val="Hyperlink"/>
+          </w:rPr>
+          <w:t xml:space="preserve">Appendix A — Tooling &amp; Command Reference</w:t>
+        </w:r>
+      </w:hyperlink>
+    </w:p>
+    <w:p>
+      <w:pPr>
+        <w:pStyle w:val="Compact"/>
+        <w:numPr>
+          <w:ilvl w:val="0"/>
+          <w:numId w:val="1002"/>
+        </w:numPr>
+      </w:pPr>
+      <w:hyperlink w:anchor="appendix-b--assumption-register">
+        <w:r>
+          <w:rPr>
+            <w:rStyle w:val="Hyperlink"/>
+          </w:rPr>
+          <w:t xml:space="preserve">Appendix B — Assumption Register</w:t>
+        </w:r>
+      </w:hyperlink>
+    </w:p>
+    <w:p>
+      <w:pPr>
+        <w:pStyle w:val="Compact"/>
+        <w:numPr>
+          <w:ilvl w:val="0"/>
+          <w:numId w:val="1002"/>
+        </w:numPr>
+      </w:pPr>
+      <w:hyperlink w:anchor="appendix-c--consistency-review-log">
+        <w:r>
+          <w:rPr>
+            <w:rStyle w:val="Hyperlink"/>
+          </w:rPr>
+          <w:t xml:space="preserve">Appendix C — Consistency Review Log</w:t>
+        </w:r>
+      </w:hyperlink>
     </w:p>
     <w:p>
       <w:r>
@@ -1395,16 +1796,192 @@
       </w:r>
     </w:p>
     <w:bookmarkEnd w:id="12"/>
-    <w:bookmarkStart w:id="16" w:name="Xe2821c3670825fa1daa3010381e179ed3462c8d"/>
+    <w:bookmarkStart w:id="13" w:name="X102b2e9de4183984340b81b0bb402a984d3925a"/>
     <w:p>
       <w:pPr>
         <w:pStyle w:val="Heading2"/>
       </w:pPr>
       <w:r>
+        <w:t xml:space="preserve">1. Executive Summary</w:t>
+      </w:r>
+    </w:p>
+    <w:p>
+      <w:pPr>
+        <w:pStyle w:val="FirstParagraph"/>
+      </w:pPr>
+      <w:r>
+        <w:t xml:space="preserve">SccIT is a production-intended, vertical-agnostic ITSM/ITAM platform. Its</w:t>
+      </w:r>
+      <w:r>
+        <w:t xml:space="preserve"> </w:t>
+      </w:r>
+      <w:r>
+        <w:rPr>
+          <w:b/>
+          <w:bCs/>
+        </w:rPr>
+        <w:t xml:space="preserve">foundation is already built and verified</w:t>
+      </w:r>
+      <w:r>
+        <w:t xml:space="preserve">: a fully Dockerized Laravel 13 + React 19 stack, a production-grade PostgreSQL 17 data layer (66 models, integrity enforced in the database), and a green CI pipeline (phases 0–7). The</w:t>
+      </w:r>
+      <w:r>
+        <w:t xml:space="preserve"> </w:t>
+      </w:r>
+      <w:r>
+        <w:rPr>
+          <w:b/>
+          <w:bCs/>
+        </w:rPr>
+        <w:t xml:space="preserve">requirements (SRS) and design (SDD) are approved.</w:t>
+      </w:r>
+      <w:r>
+        <w:t xml:space="preserve"> </w:t>
+      </w:r>
+      <w:r>
+        <w:t xml:space="preserve">This SPMP governs the remaining lifecycle: building the application layer across three phases —</w:t>
+      </w:r>
+      <w:r>
+        <w:t xml:space="preserve"> </w:t>
+      </w:r>
+      <w:r>
+        <w:rPr>
+          <w:b/>
+          <w:bCs/>
+        </w:rPr>
+        <w:t xml:space="preserve">P2 Core</w:t>
+      </w:r>
+      <w:r>
+        <w:t xml:space="preserve">,</w:t>
+      </w:r>
+      <w:r>
+        <w:t xml:space="preserve"> </w:t>
+      </w:r>
+      <w:r>
+        <w:rPr>
+          <w:b/>
+          <w:bCs/>
+        </w:rPr>
+        <w:t xml:space="preserve">P3 AI &amp; Knowledge Base</w:t>
+      </w:r>
+      <w:r>
+        <w:t xml:space="preserve">,</w:t>
+      </w:r>
+      <w:r>
+        <w:t xml:space="preserve"> </w:t>
+      </w:r>
+      <w:r>
+        <w:rPr>
+          <w:b/>
+          <w:bCs/>
+        </w:rPr>
+        <w:t xml:space="preserve">P4 Interactive Floor Plan &amp; Real-time</w:t>
+      </w:r>
+      <w:r>
+        <w:t xml:space="preserve"> </w:t>
+      </w:r>
+      <w:r>
+        <w:t xml:space="preserve">— followed by steady-state maintenance.</w:t>
+      </w:r>
+    </w:p>
+    <w:p>
+      <w:pPr>
+        <w:pStyle w:val="BodyText"/>
+      </w:pPr>
+      <w:r>
+        <w:t xml:space="preserve">The project runs an</w:t>
+      </w:r>
+      <w:r>
+        <w:t xml:space="preserve"> </w:t>
+      </w:r>
+      <w:r>
+        <w:rPr>
+          <w:b/>
+          <w:bCs/>
+        </w:rPr>
+        <w:t xml:space="preserve">iterative, phase-gated</w:t>
+      </w:r>
+      <w:r>
+        <w:t xml:space="preserve"> </w:t>
+      </w:r>
+      <w:r>
+        <w:t xml:space="preserve">model that matches the established working agreement: work proceeds in short sprints inside each phase, and</w:t>
+      </w:r>
+      <w:r>
+        <w:t xml:space="preserve"> </w:t>
+      </w:r>
+      <w:r>
+        <w:rPr>
+          <w:b/>
+          <w:bCs/>
+        </w:rPr>
+        <w:t xml:space="preserve">each phase ends at a client approval gate</w:t>
+      </w:r>
+      <w:r>
+        <w:t xml:space="preserve"> </w:t>
+      </w:r>
+      <w:r>
+        <w:t xml:space="preserve">before the next begins. Quality is non-negotiable and largely automated — every change passes the same gates CI already enforces (Pint, Larastan level 6, Pest; ESLint, Prettier, TypeScript, Vitest, build) — and correctness is backstopped by database constraints, so the “done” bar is objective and repeatable.</w:t>
+      </w:r>
+    </w:p>
+    <w:p>
+      <w:pPr>
+        <w:pStyle w:val="BodyText"/>
+      </w:pPr>
+      <w:r>
+        <w:t xml:space="preserve">Management is deliberately lightweight but disciplined: trunk-based Git with short-lived reviewed branches, a WBS decomposed by the SDD’s domains, milestones defined by</w:t>
+      </w:r>
+      <w:r>
+        <w:t xml:space="preserve"> </w:t>
+      </w:r>
+      <w:r>
+        <w:rPr>
+          <w:i/>
+          <w:iCs/>
+        </w:rPr>
+        <w:t xml:space="preserve">acceptance</w:t>
+      </w:r>
+      <w:r>
+        <w:t xml:space="preserve"> </w:t>
+      </w:r>
+      <w:r>
+        <w:t xml:space="preserve">rather than dates, and a risk register that inherits the SRS’s technical risks and adds project-level ones (schedule, bus-factor, AI-provider dependency, client-gate availability). Because the team size and cadence are not yet fixed, all calendar figures are presented as clearly-labelled assumptions to be confirmed at approval; the</w:t>
+      </w:r>
+      <w:r>
+        <w:t xml:space="preserve"> </w:t>
+      </w:r>
+      <w:r>
+        <w:rPr>
+          <w:i/>
+          <w:iCs/>
+        </w:rPr>
+        <w:t xml:space="preserve">structure</w:t>
+      </w:r>
+      <w:r>
+        <w:t xml:space="preserve"> </w:t>
+      </w:r>
+      <w:r>
+        <w:t xml:space="preserve">of the plan (sequencing, gates, quality bar, deliverables) is firm.</w:t>
+      </w:r>
+    </w:p>
+    <w:p>
+      <w:r>
+        <w:pict>
+          <v:rect style="width:0;height:1.5pt" o:hralign="center" o:hrstd="t" o:hr="t"/>
+        </w:pict>
+      </w:r>
+    </w:p>
+    <w:bookmarkEnd w:id="13"/>
+    <w:bookmarkStart w:id="17" w:name="Xe2821c3670825fa1daa3010381e179ed3462c8d"/>
+    <w:p>
+      <w:pPr>
+        <w:pStyle w:val="Heading2"/>
+      </w:pPr>
+      <w:r>
         <w:t xml:space="preserve">2. Project Overview</w:t>
       </w:r>
     </w:p>
-    <w:bookmarkStart w:id="13" w:name="X4dcc8a083d7c3ccfb782aaf03921f6e7e8b460d"/>
+    <w:bookmarkStart w:id="14" w:name="X4dcc8a083d7c3ccfb782aaf03921f6e7e8b460d"/>
     <w:p>
       <w:pPr>
         <w:pStyle w:val="Heading3"/>
@@ -1446,8 +2023,8 @@
         <w:t xml:space="preserve">).</w:t>
       </w:r>
     </w:p>
-    <w:bookmarkEnd w:id="13"/>
-    <w:bookmarkStart w:id="14" w:name="X5f5ef275981b95770f4b551d3070337d9a21e29"/>
+    <w:bookmarkEnd w:id="14"/>
+    <w:bookmarkStart w:id="15" w:name="X5f5ef275981b95770f4b551d3070337d9a21e29"/>
     <w:p>
       <w:pPr>
         <w:pStyle w:val="Heading3"/>
@@ -1769,8 +2346,8 @@
         </w:tc>
       </w:tr>
     </w:tbl>
-    <w:bookmarkEnd w:id="14"/>
-    <w:bookmarkStart w:id="15" w:name="X66643572047ec3cd6539e2887a02619d2e5e4ed"/>
+    <w:bookmarkEnd w:id="15"/>
+    <w:bookmarkStart w:id="16" w:name="X66643572047ec3cd6539e2887a02619d2e5e4ed"/>
     <w:p>
       <w:pPr>
         <w:pStyle w:val="Heading3"/>
@@ -1794,9 +2371,9 @@
         </w:pict>
       </w:r>
     </w:p>
-    <w:bookmarkEnd w:id="15"/>
     <w:bookmarkEnd w:id="16"/>
-    <w:bookmarkStart w:id="17" w:name="X75c7fc3ae3409a2dc800748cd65d00ae33b40c8"/>
+    <w:bookmarkEnd w:id="17"/>
+    <w:bookmarkStart w:id="18" w:name="X75c7fc3ae3409a2dc800748cd65d00ae33b40c8"/>
     <w:p>
       <w:pPr>
         <w:pStyle w:val="Heading2"/>
@@ -2209,8 +2786,8 @@
         </w:pict>
       </w:r>
     </w:p>
-    <w:bookmarkEnd w:id="17"/>
-    <w:bookmarkStart w:id="21" w:name="X6613e4245a75e88013480f423ae1cd188d10e18"/>
+    <w:bookmarkEnd w:id="18"/>
+    <w:bookmarkStart w:id="22" w:name="X6613e4245a75e88013480f423ae1cd188d10e18"/>
     <w:p>
       <w:pPr>
         <w:pStyle w:val="Heading2"/>
@@ -2219,7 +2796,7 @@
         <w:t xml:space="preserve">4. Scope</w:t>
       </w:r>
     </w:p>
-    <w:bookmarkStart w:id="18" w:name="X65a9a34fd913fa5cc72b495b1cfed5f90648559"/>
+    <w:bookmarkStart w:id="19" w:name="X65a9a34fd913fa5cc72b495b1cfed5f90648559"/>
     <w:p>
       <w:pPr>
         <w:pStyle w:val="Heading3"/>
@@ -2252,8 +2829,8 @@
         <w:t xml:space="preserve">the product requirements (SRS) or the technical design (SDD).</w:t>
       </w:r>
     </w:p>
-    <w:bookmarkEnd w:id="18"/>
-    <w:bookmarkStart w:id="19" w:name="X898fd688cabdbaf98bd10c7ea3f47d58217bb89"/>
+    <w:bookmarkEnd w:id="19"/>
+    <w:bookmarkStart w:id="20" w:name="X898fd688cabdbaf98bd10c7ea3f47d58217bb89"/>
     <w:p>
       <w:pPr>
         <w:pStyle w:val="Heading3"/>
@@ -2327,8 +2904,8 @@
         <w:t xml:space="preserve">).</w:t>
       </w:r>
     </w:p>
-    <w:bookmarkEnd w:id="19"/>
-    <w:bookmarkStart w:id="20" w:name="Xf90975628fa0e1afbe77932935c2cf4e62df9ff"/>
+    <w:bookmarkEnd w:id="20"/>
+    <w:bookmarkStart w:id="21" w:name="Xf90975628fa0e1afbe77932935c2cf4e62df9ff"/>
     <w:p>
       <w:pPr>
         <w:pStyle w:val="Heading3"/>
@@ -2389,9 +2966,9 @@
         </w:pict>
       </w:r>
     </w:p>
-    <w:bookmarkEnd w:id="20"/>
     <w:bookmarkEnd w:id="21"/>
-    <w:bookmarkStart w:id="22" w:name="Xddc721b7327e6412d03edb41e5e9a078bcd2552"/>
+    <w:bookmarkEnd w:id="22"/>
+    <w:bookmarkStart w:id="23" w:name="Xddc721b7327e6412d03edb41e5e9a078bcd2552"/>
     <w:p>
       <w:pPr>
         <w:pStyle w:val="Heading2"/>
@@ -3228,8 +3805,8 @@
         </w:pict>
       </w:r>
     </w:p>
-    <w:bookmarkEnd w:id="22"/>
-    <w:bookmarkStart w:id="23" w:name="Xa536954d252a5395ba1c91301751b3bc36919b0"/>
+    <w:bookmarkEnd w:id="23"/>
+    <w:bookmarkStart w:id="24" w:name="Xa536954d252a5395ba1c91301751b3bc36919b0"/>
     <w:p>
       <w:pPr>
         <w:pStyle w:val="Heading2"/>
@@ -3484,8 +4061,8 @@
         </w:pict>
       </w:r>
     </w:p>
-    <w:bookmarkEnd w:id="23"/>
-    <w:bookmarkStart w:id="24" w:name="X58f9195d3e82ed0424ae8027163b82dea516217"/>
+    <w:bookmarkEnd w:id="24"/>
+    <w:bookmarkStart w:id="25" w:name="X58f9195d3e82ed0424ae8027163b82dea516217"/>
     <w:p>
       <w:pPr>
         <w:pStyle w:val="Heading2"/>
@@ -3959,8 +4536,8 @@
         </w:pict>
       </w:r>
     </w:p>
-    <w:bookmarkEnd w:id="24"/>
-    <w:bookmarkStart w:id="29" w:name="Xc1c33d12d83ad80ee746dc7588d82c573556d58"/>
+    <w:bookmarkEnd w:id="25"/>
+    <w:bookmarkStart w:id="30" w:name="Xc1c33d12d83ad80ee746dc7588d82c573556d58"/>
     <w:p>
       <w:pPr>
         <w:pStyle w:val="Heading2"/>
@@ -3969,7 +4546,7 @@
         <w:t xml:space="preserve">8. Development Methodology</w:t>
       </w:r>
     </w:p>
-    <w:bookmarkStart w:id="25" w:name="Xe59a3a3ae496f4d359dbdbeb9e3fc8cfd16e1a8"/>
+    <w:bookmarkStart w:id="26" w:name="Xe59a3a3ae496f4d359dbdbeb9e3fc8cfd16e1a8"/>
     <w:p>
       <w:pPr>
         <w:pStyle w:val="Heading3"/>
@@ -3998,7 +4575,7 @@
         <w:pStyle w:val="Compact"/>
         <w:numPr>
           <w:ilvl w:val="0"/>
-          <w:numId w:val="1002"/>
+          <w:numId w:val="1003"/>
         </w:numPr>
       </w:pPr>
       <w:r>
@@ -4020,7 +4597,7 @@
         <w:pStyle w:val="Compact"/>
         <w:numPr>
           <w:ilvl w:val="0"/>
-          <w:numId w:val="1002"/>
+          <w:numId w:val="1003"/>
         </w:numPr>
       </w:pPr>
       <w:r>
@@ -4069,7 +4646,7 @@
         <w:pStyle w:val="Compact"/>
         <w:numPr>
           <w:ilvl w:val="0"/>
-          <w:numId w:val="1002"/>
+          <w:numId w:val="1003"/>
         </w:numPr>
       </w:pPr>
       <w:r>
@@ -4086,8 +4663,8 @@
         <w:t xml:space="preserve">for defects/small tasks between sprint boundaries.</w:t>
       </w:r>
     </w:p>
-    <w:bookmarkEnd w:id="25"/>
-    <w:bookmarkStart w:id="26" w:name="X532e9485108360af23ac134250d2669bbde461c"/>
+    <w:bookmarkEnd w:id="26"/>
+    <w:bookmarkStart w:id="27" w:name="X532e9485108360af23ac134250d2669bbde461c"/>
     <w:p>
       <w:pPr>
         <w:pStyle w:val="Heading3"/>
@@ -4115,8 +4692,8 @@
         <w:t xml:space="preserve">); design approach clear (SDD reference); dependencies available; test approach agreed.</w:t>
       </w:r>
     </w:p>
-    <w:bookmarkEnd w:id="26"/>
-    <w:bookmarkStart w:id="27" w:name="Xfdd4d7f6e8b72d1cefddd4a35b16477800bedef"/>
+    <w:bookmarkEnd w:id="27"/>
+    <w:bookmarkStart w:id="28" w:name="Xfdd4d7f6e8b72d1cefddd4a35b16477800bedef"/>
     <w:p>
       <w:pPr>
         <w:pStyle w:val="Heading3"/>
@@ -4149,8 +4726,8 @@
         <w:t xml:space="preserve">(all gates); domain coverage target met; API documented (OpenAPI); accessibility checks pass for UI; security-sensitive paths reviewed; docs/ADR updated; peer-reviewed and merged; demonstrated against acceptance criteria.</w:t>
       </w:r>
     </w:p>
-    <w:bookmarkEnd w:id="27"/>
-    <w:bookmarkStart w:id="28" w:name="X5cdaa98babd92e3020da3fd3ecfbb2a07f708eb"/>
+    <w:bookmarkEnd w:id="28"/>
+    <w:bookmarkStart w:id="29" w:name="X5cdaa98babd92e3020da3fd3ecfbb2a07f708eb"/>
     <w:p>
       <w:pPr>
         <w:pStyle w:val="Heading3"/>
@@ -4201,9 +4778,9 @@
         </w:pict>
       </w:r>
     </w:p>
-    <w:bookmarkEnd w:id="28"/>
     <w:bookmarkEnd w:id="29"/>
-    <w:bookmarkStart w:id="30" w:name="X8386f55e5b192f354be1fd120ec62ef2ff2359e"/>
+    <w:bookmarkEnd w:id="30"/>
+    <w:bookmarkStart w:id="31" w:name="X8386f55e5b192f354be1fd120ec62ef2ff2359e"/>
     <w:p>
       <w:pPr>
         <w:pStyle w:val="Heading2"/>
@@ -4217,7 +4794,7 @@
         <w:pStyle w:val="Compact"/>
         <w:numPr>
           <w:ilvl w:val="0"/>
-          <w:numId w:val="1003"/>
+          <w:numId w:val="1004"/>
         </w:numPr>
       </w:pPr>
       <w:r>
@@ -4250,7 +4827,7 @@
         <w:pStyle w:val="Compact"/>
         <w:numPr>
           <w:ilvl w:val="0"/>
-          <w:numId w:val="1003"/>
+          <w:numId w:val="1004"/>
         </w:numPr>
       </w:pPr>
       <w:r>
@@ -4284,7 +4861,7 @@
         <w:pStyle w:val="Compact"/>
         <w:numPr>
           <w:ilvl w:val="0"/>
-          <w:numId w:val="1003"/>
+          <w:numId w:val="1004"/>
         </w:numPr>
       </w:pPr>
       <w:r>
@@ -4306,7 +4883,7 @@
         <w:pStyle w:val="Compact"/>
         <w:numPr>
           <w:ilvl w:val="0"/>
-          <w:numId w:val="1003"/>
+          <w:numId w:val="1004"/>
         </w:numPr>
       </w:pPr>
       <w:r>
@@ -4385,8 +4962,8 @@
         </w:pict>
       </w:r>
     </w:p>
-    <w:bookmarkEnd w:id="30"/>
-    <w:bookmarkStart w:id="31" w:name="X11c27c951ee620c48b2c24bff8bc714594e6fa6"/>
+    <w:bookmarkEnd w:id="31"/>
+    <w:bookmarkStart w:id="32" w:name="X11c27c951ee620c48b2c24bff8bc714594e6fa6"/>
     <w:p>
       <w:pPr>
         <w:pStyle w:val="Heading2"/>
@@ -6070,8 +6647,8 @@
         </w:pict>
       </w:r>
     </w:p>
-    <w:bookmarkEnd w:id="31"/>
-    <w:bookmarkStart w:id="32" w:name="X9b77de9594754149cd6e99d9256bc8441b2fc76"/>
+    <w:bookmarkEnd w:id="32"/>
+    <w:bookmarkStart w:id="33" w:name="X9b77de9594754149cd6e99d9256bc8441b2fc76"/>
     <w:p>
       <w:pPr>
         <w:pStyle w:val="Heading2"/>
@@ -6564,8 +7141,8 @@
         </w:pict>
       </w:r>
     </w:p>
-    <w:bookmarkEnd w:id="32"/>
-    <w:bookmarkStart w:id="33" w:name="X5cb12fe4ddcbbb458aceeecbc9e3be22fde76b5"/>
+    <w:bookmarkEnd w:id="33"/>
+    <w:bookmarkStart w:id="34" w:name="X5cb12fe4ddcbbb458aceeecbc9e3be22fde76b5"/>
     <w:p>
       <w:pPr>
         <w:pStyle w:val="Heading2"/>
@@ -7075,8 +7652,8 @@
         </w:pict>
       </w:r>
     </w:p>
-    <w:bookmarkEnd w:id="33"/>
-    <w:bookmarkStart w:id="34" w:name="X8f3e2a7a103d4f20361eebc5a710b5a050dfb71"/>
+    <w:bookmarkEnd w:id="34"/>
+    <w:bookmarkStart w:id="35" w:name="X8f3e2a7a103d4f20361eebc5a710b5a050dfb71"/>
     <w:p>
       <w:pPr>
         <w:pStyle w:val="Heading2"/>
@@ -7123,7 +7700,7 @@
         <w:pStyle w:val="Compact"/>
         <w:numPr>
           <w:ilvl w:val="0"/>
-          <w:numId w:val="1004"/>
+          <w:numId w:val="1005"/>
         </w:numPr>
       </w:pPr>
       <w:r>
@@ -7181,7 +7758,7 @@
         <w:pStyle w:val="Compact"/>
         <w:numPr>
           <w:ilvl w:val="0"/>
-          <w:numId w:val="1004"/>
+          <w:numId w:val="1005"/>
         </w:numPr>
       </w:pPr>
       <w:r>
@@ -7281,7 +7858,7 @@
         <w:pStyle w:val="Compact"/>
         <w:numPr>
           <w:ilvl w:val="0"/>
-          <w:numId w:val="1004"/>
+          <w:numId w:val="1005"/>
         </w:numPr>
       </w:pPr>
       <w:r>
@@ -7330,7 +7907,7 @@
         <w:pStyle w:val="Compact"/>
         <w:numPr>
           <w:ilvl w:val="0"/>
-          <w:numId w:val="1004"/>
+          <w:numId w:val="1005"/>
         </w:numPr>
       </w:pPr>
       <w:r>
@@ -7361,7 +7938,7 @@
         <w:pStyle w:val="Compact"/>
         <w:numPr>
           <w:ilvl w:val="0"/>
-          <w:numId w:val="1004"/>
+          <w:numId w:val="1005"/>
         </w:numPr>
       </w:pPr>
       <w:r>
@@ -7443,8 +8020,8 @@
         </w:pict>
       </w:r>
     </w:p>
-    <w:bookmarkEnd w:id="34"/>
-    <w:bookmarkStart w:id="35" w:name="Xcbc3b83026a23e6e1c3cb3f87441c14385b9a7b"/>
+    <w:bookmarkEnd w:id="35"/>
+    <w:bookmarkStart w:id="36" w:name="Xcbc3b83026a23e6e1c3cb3f87441c14385b9a7b"/>
     <w:p>
       <w:pPr>
         <w:pStyle w:val="Heading2"/>
@@ -7458,7 +8035,7 @@
         <w:pStyle w:val="Compact"/>
         <w:numPr>
           <w:ilvl w:val="0"/>
-          <w:numId w:val="1005"/>
+          <w:numId w:val="1006"/>
         </w:numPr>
       </w:pPr>
       <w:r>
@@ -7510,7 +8087,7 @@
         <w:pStyle w:val="Compact"/>
         <w:numPr>
           <w:ilvl w:val="0"/>
-          <w:numId w:val="1005"/>
+          <w:numId w:val="1006"/>
         </w:numPr>
       </w:pPr>
       <w:r>
@@ -7580,7 +8157,7 @@
         <w:pStyle w:val="Compact"/>
         <w:numPr>
           <w:ilvl w:val="0"/>
-          <w:numId w:val="1005"/>
+          <w:numId w:val="1006"/>
         </w:numPr>
       </w:pPr>
       <w:r>
@@ -7628,7 +8205,7 @@
         <w:pStyle w:val="Compact"/>
         <w:numPr>
           <w:ilvl w:val="0"/>
-          <w:numId w:val="1005"/>
+          <w:numId w:val="1006"/>
         </w:numPr>
       </w:pPr>
       <w:r>
@@ -7695,7 +8272,7 @@
         <w:pStyle w:val="Compact"/>
         <w:numPr>
           <w:ilvl w:val="0"/>
-          <w:numId w:val="1005"/>
+          <w:numId w:val="1006"/>
         </w:numPr>
       </w:pPr>
       <w:r>
@@ -7732,7 +8309,7 @@
         <w:pStyle w:val="Compact"/>
         <w:numPr>
           <w:ilvl w:val="0"/>
-          <w:numId w:val="1005"/>
+          <w:numId w:val="1006"/>
         </w:numPr>
       </w:pPr>
       <w:r>
@@ -7774,7 +8351,7 @@
         <w:pStyle w:val="Compact"/>
         <w:numPr>
           <w:ilvl w:val="0"/>
-          <w:numId w:val="1005"/>
+          <w:numId w:val="1006"/>
         </w:numPr>
       </w:pPr>
       <w:r>
@@ -7822,8 +8399,8 @@
         </w:pict>
       </w:r>
     </w:p>
-    <w:bookmarkEnd w:id="35"/>
-    <w:bookmarkStart w:id="36" w:name="X1ea1cd2b8b0feb2821e5b74f2fdb6f6f152a418"/>
+    <w:bookmarkEnd w:id="36"/>
+    <w:bookmarkStart w:id="37" w:name="X1ea1cd2b8b0feb2821e5b74f2fdb6f6f152a418"/>
     <w:p>
       <w:pPr>
         <w:pStyle w:val="Heading2"/>
@@ -8297,8 +8874,8 @@
         </w:pict>
       </w:r>
     </w:p>
-    <w:bookmarkEnd w:id="36"/>
-    <w:bookmarkStart w:id="37" w:name="X9907c49effc2748f3ea89d9d7f9abb59407184a"/>
+    <w:bookmarkEnd w:id="37"/>
+    <w:bookmarkStart w:id="38" w:name="X9907c49effc2748f3ea89d9d7f9abb59407184a"/>
     <w:p>
       <w:pPr>
         <w:pStyle w:val="Heading2"/>
@@ -8312,7 +8889,7 @@
         <w:pStyle w:val="Compact"/>
         <w:numPr>
           <w:ilvl w:val="0"/>
-          <w:numId w:val="1006"/>
+          <w:numId w:val="1007"/>
         </w:numPr>
       </w:pPr>
       <w:r>
@@ -8334,7 +8911,7 @@
         <w:pStyle w:val="Compact"/>
         <w:numPr>
           <w:ilvl w:val="0"/>
-          <w:numId w:val="1006"/>
+          <w:numId w:val="1007"/>
         </w:numPr>
       </w:pPr>
       <w:r>
@@ -8356,7 +8933,7 @@
         <w:pStyle w:val="Compact"/>
         <w:numPr>
           <w:ilvl w:val="0"/>
-          <w:numId w:val="1006"/>
+          <w:numId w:val="1007"/>
         </w:numPr>
       </w:pPr>
       <w:r>
@@ -8389,7 +8966,7 @@
         <w:pStyle w:val="Compact"/>
         <w:numPr>
           <w:ilvl w:val="0"/>
-          <w:numId w:val="1006"/>
+          <w:numId w:val="1007"/>
         </w:numPr>
       </w:pPr>
       <w:r>
@@ -8439,7 +9016,7 @@
         <w:pStyle w:val="Compact"/>
         <w:numPr>
           <w:ilvl w:val="0"/>
-          <w:numId w:val="1006"/>
+          <w:numId w:val="1007"/>
         </w:numPr>
       </w:pPr>
       <w:r>
@@ -8463,8 +9040,8 @@
         </w:pict>
       </w:r>
     </w:p>
-    <w:bookmarkEnd w:id="37"/>
-    <w:bookmarkStart w:id="38" w:name="X97180518543c19c1ef6861fd219454448064f99"/>
+    <w:bookmarkEnd w:id="38"/>
+    <w:bookmarkStart w:id="39" w:name="X97180518543c19c1ef6861fd219454448064f99"/>
     <w:p>
       <w:pPr>
         <w:pStyle w:val="Heading2"/>
@@ -8952,8 +9529,8 @@
         </w:pict>
       </w:r>
     </w:p>
-    <w:bookmarkEnd w:id="38"/>
-    <w:bookmarkStart w:id="39" w:name="X8ab444d8e3055774f5860153c1d45a8eb9a3cec"/>
+    <w:bookmarkEnd w:id="39"/>
+    <w:bookmarkStart w:id="40" w:name="X8ab444d8e3055774f5860153c1d45a8eb9a3cec"/>
     <w:p>
       <w:pPr>
         <w:pStyle w:val="Heading2"/>
@@ -9569,7 +10146,7 @@
         <w:pStyle w:val="Compact"/>
         <w:numPr>
           <w:ilvl w:val="0"/>
-          <w:numId w:val="1007"/>
+          <w:numId w:val="1008"/>
         </w:numPr>
       </w:pPr>
       <w:r>
@@ -9602,7 +10179,7 @@
         <w:pStyle w:val="Compact"/>
         <w:numPr>
           <w:ilvl w:val="0"/>
-          <w:numId w:val="1007"/>
+          <w:numId w:val="1008"/>
         </w:numPr>
       </w:pPr>
       <w:r>
@@ -9630,69 +10207,6 @@
       </w:r>
       <w:r>
         <w:t xml:space="preserve">.</w:t>
-      </w:r>
-    </w:p>
-    <w:p>
-      <w:pPr>
-        <w:pStyle w:val="Compact"/>
-        <w:numPr>
-          <w:ilvl w:val="0"/>
-          <w:numId w:val="1007"/>
-        </w:numPr>
-      </w:pPr>
-      <w:r>
-        <w:rPr>
-          <w:b/>
-          <w:bCs/>
-        </w:rPr>
-        <w:t xml:space="preserve">Backend tests</w:t>
-      </w:r>
-      <w:r>
-        <w:t xml:space="preserve"> </w:t>
-      </w:r>
-      <w:r>
-        <w:t xml:space="preserve">run against the dedicated</w:t>
-      </w:r>
-      <w:r>
-        <w:t xml:space="preserve"> </w:t>
-      </w:r>
-      <w:r>
-        <w:rPr>
-          <w:rStyle w:val="VerbatimChar"/>
-        </w:rPr>
-        <w:t xml:space="preserve">school_it_service_management_test</w:t>
-      </w:r>
-      <w:r>
-        <w:t xml:space="preserve"> </w:t>
-      </w:r>
-      <w:r>
-        <w:t xml:space="preserve">DB (</w:t>
-      </w:r>
-      <w:r>
-        <w:rPr>
-          <w:rStyle w:val="VerbatimChar"/>
-        </w:rPr>
-        <w:t xml:space="preserve">phpunit.xml</w:t>
-      </w:r>
-      <w:r>
-        <w:t xml:space="preserve">), identical to CI.</w:t>
-      </w:r>
-    </w:p>
-    <w:p>
-      <w:r>
-        <w:pict>
-          <v:rect style="width:0;height:1.5pt" o:hralign="center" o:hrstd="t" o:hr="t"/>
-        </w:pict>
-      </w:r>
-    </w:p>
-    <w:bookmarkEnd w:id="39"/>
-    <w:bookmarkStart w:id="40" w:name="X4104601c4a2ac55573998d143191a1bc283888b"/>
-    <w:p>
-      <w:pPr>
-        <w:pStyle w:val="Heading2"/>
-      </w:pPr>
-      <w:r>
-        <w:t xml:space="preserve">19. Quality Assurance Plan</w:t>
       </w:r>
     </w:p>
     <w:p>
@@ -9708,37 +10222,54 @@
           <w:b/>
           <w:bCs/>
         </w:rPr>
-        <w:t xml:space="preserve">Prevention over detection:</w:t>
-      </w:r>
-      <w:r>
-        <w:t xml:space="preserve"> </w:t>
-      </w:r>
-      <w:r>
-        <w:t xml:space="preserve">the same gates run locally (</w:t>
+        <w:t xml:space="preserve">Backend tests</w:t>
+      </w:r>
+      <w:r>
+        <w:t xml:space="preserve"> </w:t>
+      </w:r>
+      <w:r>
+        <w:t xml:space="preserve">run against the dedicated</w:t>
+      </w:r>
+      <w:r>
+        <w:t xml:space="preserve"> </w:t>
       </w:r>
       <w:r>
         <w:rPr>
           <w:rStyle w:val="VerbatimChar"/>
         </w:rPr>
-        <w:t xml:space="preserve">make lint &amp;&amp; make test</w:t>
-      </w:r>
-      <w:r>
-        <w:t xml:space="preserve">) and in CI on every push/PR to</w:t>
-      </w:r>
-      <w:r>
-        <w:t xml:space="preserve"> </w:t>
+        <w:t xml:space="preserve">school_it_service_management_test</w:t>
+      </w:r>
+      <w:r>
+        <w:t xml:space="preserve"> </w:t>
+      </w:r>
+      <w:r>
+        <w:t xml:space="preserve">DB (</w:t>
       </w:r>
       <w:r>
         <w:rPr>
           <w:rStyle w:val="VerbatimChar"/>
         </w:rPr>
-        <w:t xml:space="preserve">main</w:t>
-      </w:r>
-      <w:r>
-        <w:t xml:space="preserve"> </w:t>
-      </w:r>
-      <w:r>
-        <w:t xml:space="preserve">— no change merges without them.</w:t>
+        <w:t xml:space="preserve">phpunit.xml</w:t>
+      </w:r>
+      <w:r>
+        <w:t xml:space="preserve">), identical to CI.</w:t>
+      </w:r>
+    </w:p>
+    <w:p>
+      <w:r>
+        <w:pict>
+          <v:rect style="width:0;height:1.5pt" o:hralign="center" o:hrstd="t" o:hr="t"/>
+        </w:pict>
+      </w:r>
+    </w:p>
+    <w:bookmarkEnd w:id="40"/>
+    <w:bookmarkStart w:id="41" w:name="X4104601c4a2ac55573998d143191a1bc283888b"/>
+    <w:p>
+      <w:pPr>
+        <w:pStyle w:val="Heading2"/>
+      </w:pPr>
+      <w:r>
+        <w:t xml:space="preserve">19. Quality Assurance Plan</w:t>
       </w:r>
     </w:p>
     <w:p>
@@ -9746,7 +10277,53 @@
         <w:pStyle w:val="Compact"/>
         <w:numPr>
           <w:ilvl w:val="0"/>
-          <w:numId w:val="1008"/>
+          <w:numId w:val="1009"/>
+        </w:numPr>
+      </w:pPr>
+      <w:r>
+        <w:rPr>
+          <w:b/>
+          <w:bCs/>
+        </w:rPr>
+        <w:t xml:space="preserve">Prevention over detection:</w:t>
+      </w:r>
+      <w:r>
+        <w:t xml:space="preserve"> </w:t>
+      </w:r>
+      <w:r>
+        <w:t xml:space="preserve">the same gates run locally (</w:t>
+      </w:r>
+      <w:r>
+        <w:rPr>
+          <w:rStyle w:val="VerbatimChar"/>
+        </w:rPr>
+        <w:t xml:space="preserve">make lint &amp;&amp; make test</w:t>
+      </w:r>
+      <w:r>
+        <w:t xml:space="preserve">) and in CI on every push/PR to</w:t>
+      </w:r>
+      <w:r>
+        <w:t xml:space="preserve"> </w:t>
+      </w:r>
+      <w:r>
+        <w:rPr>
+          <w:rStyle w:val="VerbatimChar"/>
+        </w:rPr>
+        <w:t xml:space="preserve">main</w:t>
+      </w:r>
+      <w:r>
+        <w:t xml:space="preserve"> </w:t>
+      </w:r>
+      <w:r>
+        <w:t xml:space="preserve">— no change merges without them.</w:t>
+      </w:r>
+    </w:p>
+    <w:p>
+      <w:pPr>
+        <w:pStyle w:val="Compact"/>
+        <w:numPr>
+          <w:ilvl w:val="0"/>
+          <w:numId w:val="1009"/>
         </w:numPr>
       </w:pPr>
       <w:r>
@@ -9793,7 +10370,7 @@
         <w:pStyle w:val="Compact"/>
         <w:numPr>
           <w:ilvl w:val="0"/>
-          <w:numId w:val="1008"/>
+          <w:numId w:val="1009"/>
         </w:numPr>
       </w:pPr>
       <w:r>
@@ -9840,7 +10417,7 @@
         <w:pStyle w:val="Compact"/>
         <w:numPr>
           <w:ilvl w:val="0"/>
-          <w:numId w:val="1008"/>
+          <w:numId w:val="1009"/>
         </w:numPr>
       </w:pPr>
       <w:r>
@@ -9862,7 +10439,7 @@
         <w:pStyle w:val="Compact"/>
         <w:numPr>
           <w:ilvl w:val="0"/>
-          <w:numId w:val="1008"/>
+          <w:numId w:val="1009"/>
         </w:numPr>
       </w:pPr>
       <w:r>
@@ -9884,7 +10461,7 @@
         <w:pStyle w:val="Compact"/>
         <w:numPr>
           <w:ilvl w:val="0"/>
-          <w:numId w:val="1008"/>
+          <w:numId w:val="1009"/>
         </w:numPr>
       </w:pPr>
       <w:r>
@@ -9937,8 +10514,8 @@
         </w:pict>
       </w:r>
     </w:p>
-    <w:bookmarkEnd w:id="40"/>
-    <w:bookmarkStart w:id="41" w:name="X4f9d998372b875b89ba3654044a53a492003f26"/>
+    <w:bookmarkEnd w:id="41"/>
+    <w:bookmarkStart w:id="42" w:name="X4f9d998372b875b89ba3654044a53a492003f26"/>
     <w:p>
       <w:pPr>
         <w:pStyle w:val="Heading2"/>
@@ -9952,7 +10529,7 @@
         <w:pStyle w:val="Compact"/>
         <w:numPr>
           <w:ilvl w:val="0"/>
-          <w:numId w:val="1009"/>
+          <w:numId w:val="1010"/>
         </w:numPr>
       </w:pPr>
       <w:r>
@@ -10014,7 +10591,7 @@
         <w:pStyle w:val="Compact"/>
         <w:numPr>
           <w:ilvl w:val="0"/>
-          <w:numId w:val="1009"/>
+          <w:numId w:val="1010"/>
         </w:numPr>
       </w:pPr>
       <w:r>
@@ -10189,7 +10766,7 @@
         <w:pStyle w:val="Compact"/>
         <w:numPr>
           <w:ilvl w:val="0"/>
-          <w:numId w:val="1009"/>
+          <w:numId w:val="1010"/>
         </w:numPr>
       </w:pPr>
       <w:r>
@@ -10265,7 +10842,7 @@
         <w:pStyle w:val="Compact"/>
         <w:numPr>
           <w:ilvl w:val="0"/>
-          <w:numId w:val="1009"/>
+          <w:numId w:val="1010"/>
         </w:numPr>
       </w:pPr>
       <w:r>
@@ -10332,7 +10909,7 @@
         <w:pStyle w:val="Compact"/>
         <w:numPr>
           <w:ilvl w:val="0"/>
-          <w:numId w:val="1009"/>
+          <w:numId w:val="1010"/>
         </w:numPr>
       </w:pPr>
       <w:r>
@@ -10425,7 +11002,7 @@
         <w:pStyle w:val="Compact"/>
         <w:numPr>
           <w:ilvl w:val="0"/>
-          <w:numId w:val="1009"/>
+          <w:numId w:val="1010"/>
         </w:numPr>
       </w:pPr>
       <w:r>
@@ -10464,45 +11041,6 @@
       </w:r>
       <w:r>
         <w:t xml:space="preserve">(multi-stage: development/production) are versioned artifacts.</w:t>
-      </w:r>
-    </w:p>
-    <w:p>
-      <w:pPr>
-        <w:pStyle w:val="Compact"/>
-        <w:numPr>
-          <w:ilvl w:val="0"/>
-          <w:numId w:val="1009"/>
-        </w:numPr>
-      </w:pPr>
-      <w:r>
-        <w:rPr>
-          <w:b/>
-          <w:bCs/>
-        </w:rPr>
-        <w:t xml:space="preserve">Configuration items baselined:</w:t>
-      </w:r>
-      <w:r>
-        <w:t xml:space="preserve"> </w:t>
-      </w:r>
-      <w:r>
-        <w:t xml:space="preserve">SRS, SDD, SPMP, schema (DBML + migrations), CI config, Docker/infra, API contract.</w:t>
-      </w:r>
-    </w:p>
-    <w:p>
-      <w:r>
-        <w:pict>
-          <v:rect style="width:0;height:1.5pt" o:hralign="center" o:hrstd="t" o:hr="t"/>
-        </w:pict>
-      </w:r>
-    </w:p>
-    <w:bookmarkEnd w:id="41"/>
-    <w:bookmarkStart w:id="42" w:name="X10ec23bd76c50fe757b1114add0012ea345cb63"/>
-    <w:p>
-      <w:pPr>
-        <w:pStyle w:val="Heading2"/>
-      </w:pPr>
-      <w:r>
-        <w:t xml:space="preserve">21. Release Management</w:t>
       </w:r>
     </w:p>
     <w:p>
@@ -10518,61 +11056,30 @@
           <w:b/>
           <w:bCs/>
         </w:rPr>
-        <w:t xml:space="preserve">Versioning:</w:t>
-      </w:r>
-      <w:r>
-        <w:t xml:space="preserve"> </w:t>
-      </w:r>
-      <w:r>
-        <w:t xml:space="preserve">Semantic Versioning</w:t>
-      </w:r>
-      <w:r>
-        <w:t xml:space="preserve"> </w:t>
-      </w:r>
-      <w:r>
-        <w:rPr>
-          <w:rStyle w:val="VerbatimChar"/>
-        </w:rPr>
-        <w:t xml:space="preserve">MAJOR.MINOR.PATCH</w:t>
-      </w:r>
-      <w:r>
-        <w:t xml:space="preserve">. Phase GAs are minor/major releases (e.g. P2 GA =</w:t>
-      </w:r>
-      <w:r>
-        <w:t xml:space="preserve"> </w:t>
-      </w:r>
-      <w:r>
-        <w:rPr>
-          <w:rStyle w:val="VerbatimChar"/>
-        </w:rPr>
-        <w:t xml:space="preserve">v1.0.0</w:t>
-      </w:r>
-      <w:r>
-        <w:t xml:space="preserve">, P3 =</w:t>
-      </w:r>
-      <w:r>
-        <w:t xml:space="preserve"> </w:t>
-      </w:r>
-      <w:r>
-        <w:rPr>
-          <w:rStyle w:val="VerbatimChar"/>
-        </w:rPr>
-        <w:t xml:space="preserve">v1.1.0</w:t>
-      </w:r>
-      <w:r>
-        <w:t xml:space="preserve">, P4 =</w:t>
-      </w:r>
-      <w:r>
-        <w:t xml:space="preserve"> </w:t>
-      </w:r>
-      <w:r>
-        <w:rPr>
-          <w:rStyle w:val="VerbatimChar"/>
-        </w:rPr>
-        <w:t xml:space="preserve">v1.2.0</w:t>
-      </w:r>
-      <w:r>
-        <w:t xml:space="preserve">); fixes are patches.</w:t>
+        <w:t xml:space="preserve">Configuration items baselined:</w:t>
+      </w:r>
+      <w:r>
+        <w:t xml:space="preserve"> </w:t>
+      </w:r>
+      <w:r>
+        <w:t xml:space="preserve">SRS, SDD, SPMP, schema (DBML + migrations), CI config, Docker/infra, API contract.</w:t>
+      </w:r>
+    </w:p>
+    <w:p>
+      <w:r>
+        <w:pict>
+          <v:rect style="width:0;height:1.5pt" o:hralign="center" o:hrstd="t" o:hr="t"/>
+        </w:pict>
+      </w:r>
+    </w:p>
+    <w:bookmarkEnd w:id="42"/>
+    <w:bookmarkStart w:id="43" w:name="X10ec23bd76c50fe757b1114add0012ea345cb63"/>
+    <w:p>
+      <w:pPr>
+        <w:pStyle w:val="Heading2"/>
+      </w:pPr>
+      <w:r>
+        <w:t xml:space="preserve">21. Release Management</w:t>
       </w:r>
     </w:p>
     <w:p>
@@ -10580,7 +11087,7 @@
         <w:pStyle w:val="Compact"/>
         <w:numPr>
           <w:ilvl w:val="0"/>
-          <w:numId w:val="1010"/>
+          <w:numId w:val="1011"/>
         </w:numPr>
       </w:pPr>
       <w:r>
@@ -10588,13 +11095,13 @@
           <w:b/>
           <w:bCs/>
         </w:rPr>
-        <w:t xml:space="preserve">Release train:</w:t>
-      </w:r>
-      <w:r>
-        <w:t xml:space="preserve"> </w:t>
-      </w:r>
-      <w:r>
-        <w:t xml:space="preserve">feature-complete → freeze (optional</w:t>
+        <w:t xml:space="preserve">Versioning:</w:t>
+      </w:r>
+      <w:r>
+        <w:t xml:space="preserve"> </w:t>
+      </w:r>
+      <w:r>
+        <w:t xml:space="preserve">Semantic Versioning</w:t>
       </w:r>
       <w:r>
         <w:t xml:space="preserve"> </w:t>
@@ -10603,10 +11110,46 @@
         <w:rPr>
           <w:rStyle w:val="VerbatimChar"/>
         </w:rPr>
-        <w:t xml:space="preserve">release/*</w:t>
-      </w:r>
-      <w:r>
-        <w:t xml:space="preserve">) → hardening (security/a11y/perf/UAT) → tag → deploy to staging → client sign-off → promote to production.</w:t>
+        <w:t xml:space="preserve">MAJOR.MINOR.PATCH</w:t>
+      </w:r>
+      <w:r>
+        <w:t xml:space="preserve">. Phase GAs are minor/major releases (e.g. P2 GA =</w:t>
+      </w:r>
+      <w:r>
+        <w:t xml:space="preserve"> </w:t>
+      </w:r>
+      <w:r>
+        <w:rPr>
+          <w:rStyle w:val="VerbatimChar"/>
+        </w:rPr>
+        <w:t xml:space="preserve">v1.0.0</w:t>
+      </w:r>
+      <w:r>
+        <w:t xml:space="preserve">, P3 =</w:t>
+      </w:r>
+      <w:r>
+        <w:t xml:space="preserve"> </w:t>
+      </w:r>
+      <w:r>
+        <w:rPr>
+          <w:rStyle w:val="VerbatimChar"/>
+        </w:rPr>
+        <w:t xml:space="preserve">v1.1.0</w:t>
+      </w:r>
+      <w:r>
+        <w:t xml:space="preserve">, P4 =</w:t>
+      </w:r>
+      <w:r>
+        <w:t xml:space="preserve"> </w:t>
+      </w:r>
+      <w:r>
+        <w:rPr>
+          <w:rStyle w:val="VerbatimChar"/>
+        </w:rPr>
+        <w:t xml:space="preserve">v1.2.0</w:t>
+      </w:r>
+      <w:r>
+        <w:t xml:space="preserve">); fixes are patches.</w:t>
       </w:r>
     </w:p>
     <w:p>
@@ -10614,7 +11157,7 @@
         <w:pStyle w:val="Compact"/>
         <w:numPr>
           <w:ilvl w:val="0"/>
-          <w:numId w:val="1010"/>
+          <w:numId w:val="1011"/>
         </w:numPr>
       </w:pPr>
       <w:r>
@@ -10622,13 +11165,25 @@
           <w:b/>
           <w:bCs/>
         </w:rPr>
-        <w:t xml:space="preserve">Changelog:</w:t>
-      </w:r>
-      <w:r>
-        <w:t xml:space="preserve"> </w:t>
-      </w:r>
-      <w:r>
-        <w:t xml:space="preserve">generated from Conventional Commits per release.</w:t>
+        <w:t xml:space="preserve">Release train:</w:t>
+      </w:r>
+      <w:r>
+        <w:t xml:space="preserve"> </w:t>
+      </w:r>
+      <w:r>
+        <w:t xml:space="preserve">feature-complete → freeze (optional</w:t>
+      </w:r>
+      <w:r>
+        <w:t xml:space="preserve"> </w:t>
+      </w:r>
+      <w:r>
+        <w:rPr>
+          <w:rStyle w:val="VerbatimChar"/>
+        </w:rPr>
+        <w:t xml:space="preserve">release/*</w:t>
+      </w:r>
+      <w:r>
+        <w:t xml:space="preserve">) → hardening (security/a11y/perf/UAT) → tag → deploy to staging → client sign-off → promote to production.</w:t>
       </w:r>
     </w:p>
     <w:p>
@@ -10636,7 +11191,29 @@
         <w:pStyle w:val="Compact"/>
         <w:numPr>
           <w:ilvl w:val="0"/>
-          <w:numId w:val="1010"/>
+          <w:numId w:val="1011"/>
+        </w:numPr>
+      </w:pPr>
+      <w:r>
+        <w:rPr>
+          <w:b/>
+          <w:bCs/>
+        </w:rPr>
+        <w:t xml:space="preserve">Changelog:</w:t>
+      </w:r>
+      <w:r>
+        <w:t xml:space="preserve"> </w:t>
+      </w:r>
+      <w:r>
+        <w:t xml:space="preserve">generated from Conventional Commits per release.</w:t>
+      </w:r>
+    </w:p>
+    <w:p>
+      <w:pPr>
+        <w:pStyle w:val="Compact"/>
+        <w:numPr>
+          <w:ilvl w:val="0"/>
+          <w:numId w:val="1011"/>
         </w:numPr>
       </w:pPr>
       <w:r>
@@ -10704,7 +11281,7 @@
         <w:pStyle w:val="Compact"/>
         <w:numPr>
           <w:ilvl w:val="0"/>
-          <w:numId w:val="1010"/>
+          <w:numId w:val="1011"/>
         </w:numPr>
       </w:pPr>
       <w:r>
@@ -10774,7 +11351,7 @@
         <w:pStyle w:val="Compact"/>
         <w:numPr>
           <w:ilvl w:val="0"/>
-          <w:numId w:val="1010"/>
+          <w:numId w:val="1011"/>
         </w:numPr>
       </w:pPr>
       <w:r>
@@ -10809,8 +11386,8 @@
         </w:pict>
       </w:r>
     </w:p>
-    <w:bookmarkEnd w:id="42"/>
-    <w:bookmarkStart w:id="43" w:name="X5f797ea3a8639423e17d0d384bccacdf35b49ad"/>
+    <w:bookmarkEnd w:id="43"/>
+    <w:bookmarkStart w:id="44" w:name="X5f797ea3a8639423e17d0d384bccacdf35b49ad"/>
     <w:p>
       <w:pPr>
         <w:pStyle w:val="Heading2"/>
@@ -11659,8 +12236,8 @@
         </w:pict>
       </w:r>
     </w:p>
-    <w:bookmarkEnd w:id="43"/>
-    <w:bookmarkStart w:id="44" w:name="X7c127fed55bc99364e804d184ecf3110f2fe24c"/>
+    <w:bookmarkEnd w:id="44"/>
+    <w:bookmarkStart w:id="45" w:name="X7c127fed55bc99364e804d184ecf3110f2fe24c"/>
     <w:p>
       <w:pPr>
         <w:pStyle w:val="Heading2"/>
@@ -11674,7 +12251,7 @@
         <w:pStyle w:val="Compact"/>
         <w:numPr>
           <w:ilvl w:val="0"/>
-          <w:numId w:val="1011"/>
+          <w:numId w:val="1012"/>
         </w:numPr>
       </w:pPr>
       <w:r>
@@ -11707,7 +12284,7 @@
         <w:pStyle w:val="Compact"/>
         <w:numPr>
           <w:ilvl w:val="0"/>
-          <w:numId w:val="1011"/>
+          <w:numId w:val="1012"/>
         </w:numPr>
       </w:pPr>
       <w:r>
@@ -11843,7 +12420,7 @@
         <w:pStyle w:val="Compact"/>
         <w:numPr>
           <w:ilvl w:val="0"/>
-          <w:numId w:val="1011"/>
+          <w:numId w:val="1012"/>
         </w:numPr>
       </w:pPr>
       <w:r>
@@ -11865,7 +12442,7 @@
         <w:pStyle w:val="Compact"/>
         <w:numPr>
           <w:ilvl w:val="0"/>
-          <w:numId w:val="1011"/>
+          <w:numId w:val="1012"/>
         </w:numPr>
       </w:pPr>
       <w:r>
@@ -11887,7 +12464,7 @@
         <w:pStyle w:val="Compact"/>
         <w:numPr>
           <w:ilvl w:val="0"/>
-          <w:numId w:val="1011"/>
+          <w:numId w:val="1012"/>
         </w:numPr>
       </w:pPr>
       <w:r>
@@ -11909,7 +12486,7 @@
         <w:pStyle w:val="Compact"/>
         <w:numPr>
           <w:ilvl w:val="0"/>
-          <w:numId w:val="1011"/>
+          <w:numId w:val="1012"/>
         </w:numPr>
       </w:pPr>
       <w:r>
@@ -11933,8 +12510,8 @@
         </w:pict>
       </w:r>
     </w:p>
-    <w:bookmarkEnd w:id="44"/>
-    <w:bookmarkStart w:id="45" w:name="X17b137da2ab7cd7a2679e0634a46c594e956106"/>
+    <w:bookmarkEnd w:id="45"/>
+    <w:bookmarkStart w:id="46" w:name="X17b137da2ab7cd7a2679e0634a46c594e956106"/>
     <w:p>
       <w:pPr>
         <w:pStyle w:val="Heading2"/>
@@ -12394,8 +12971,8 @@
         </w:pict>
       </w:r>
     </w:p>
-    <w:bookmarkEnd w:id="45"/>
-    <w:bookmarkStart w:id="46" w:name="Xc1667bad2838613ad799ea9f5cdba61081d7f61"/>
+    <w:bookmarkEnd w:id="46"/>
+    <w:bookmarkStart w:id="47" w:name="Xc1667bad2838613ad799ea9f5cdba61081d7f61"/>
     <w:p>
       <w:pPr>
         <w:pStyle w:val="Heading2"/>
@@ -12409,7 +12986,7 @@
         <w:pStyle w:val="Compact"/>
         <w:numPr>
           <w:ilvl w:val="0"/>
-          <w:numId w:val="1012"/>
+          <w:numId w:val="1013"/>
         </w:numPr>
       </w:pPr>
       <w:r>
@@ -12431,7 +13008,7 @@
         <w:pStyle w:val="Compact"/>
         <w:numPr>
           <w:ilvl w:val="0"/>
-          <w:numId w:val="1012"/>
+          <w:numId w:val="1013"/>
         </w:numPr>
       </w:pPr>
       <w:r>
@@ -12484,7 +13061,7 @@
         <w:pStyle w:val="Compact"/>
         <w:numPr>
           <w:ilvl w:val="0"/>
-          <w:numId w:val="1012"/>
+          <w:numId w:val="1013"/>
         </w:numPr>
       </w:pPr>
       <w:r>
@@ -12564,7 +13141,7 @@
         <w:pStyle w:val="Compact"/>
         <w:numPr>
           <w:ilvl w:val="0"/>
-          <w:numId w:val="1012"/>
+          <w:numId w:val="1013"/>
         </w:numPr>
       </w:pPr>
       <w:r>
@@ -12635,7 +13212,7 @@
         <w:pStyle w:val="Compact"/>
         <w:numPr>
           <w:ilvl w:val="0"/>
-          <w:numId w:val="1012"/>
+          <w:numId w:val="1013"/>
         </w:numPr>
       </w:pPr>
       <w:r>
@@ -12666,7 +13243,7 @@
         <w:pStyle w:val="Compact"/>
         <w:numPr>
           <w:ilvl w:val="0"/>
-          <w:numId w:val="1012"/>
+          <w:numId w:val="1013"/>
         </w:numPr>
       </w:pPr>
       <w:r>
@@ -12690,8 +13267,8 @@
         </w:pict>
       </w:r>
     </w:p>
-    <w:bookmarkEnd w:id="46"/>
-    <w:bookmarkStart w:id="47" w:name="Xe0c21efbbf54bff1aef621db44d3f72082755a8"/>
+    <w:bookmarkEnd w:id="47"/>
+    <w:bookmarkStart w:id="48" w:name="Xe0c21efbbf54bff1aef621db44d3f72082755a8"/>
     <w:p>
       <w:pPr>
         <w:pStyle w:val="Heading2"/>
@@ -12744,7 +13321,7 @@
         <w:pStyle w:val="Compact"/>
         <w:numPr>
           <w:ilvl w:val="0"/>
-          <w:numId w:val="1013"/>
+          <w:numId w:val="1014"/>
         </w:numPr>
       </w:pPr>
       <w:r>
@@ -12805,7 +13382,7 @@
         <w:pStyle w:val="Compact"/>
         <w:numPr>
           <w:ilvl w:val="0"/>
-          <w:numId w:val="1013"/>
+          <w:numId w:val="1014"/>
         </w:numPr>
       </w:pPr>
       <w:r>
@@ -12882,7 +13459,7 @@
         <w:pStyle w:val="Compact"/>
         <w:numPr>
           <w:ilvl w:val="0"/>
-          <w:numId w:val="1013"/>
+          <w:numId w:val="1014"/>
         </w:numPr>
       </w:pPr>
       <w:r>
@@ -12941,7 +13518,7 @@
         <w:pStyle w:val="Compact"/>
         <w:numPr>
           <w:ilvl w:val="0"/>
-          <w:numId w:val="1013"/>
+          <w:numId w:val="1014"/>
         </w:numPr>
       </w:pPr>
       <w:r>
@@ -12963,7 +13540,7 @@
         <w:pStyle w:val="Compact"/>
         <w:numPr>
           <w:ilvl w:val="0"/>
-          <w:numId w:val="1013"/>
+          <w:numId w:val="1014"/>
         </w:numPr>
       </w:pPr>
       <w:r>
@@ -13009,7 +13586,7 @@
         <w:pStyle w:val="Compact"/>
         <w:numPr>
           <w:ilvl w:val="0"/>
-          <w:numId w:val="1013"/>
+          <w:numId w:val="1014"/>
         </w:numPr>
       </w:pPr>
       <w:r>
@@ -13042,7 +13619,7 @@
         <w:pStyle w:val="Compact"/>
         <w:numPr>
           <w:ilvl w:val="0"/>
-          <w:numId w:val="1013"/>
+          <w:numId w:val="1014"/>
         </w:numPr>
       </w:pPr>
       <w:r>
@@ -13066,8 +13643,8 @@
         </w:pict>
       </w:r>
     </w:p>
-    <w:bookmarkEnd w:id="47"/>
-    <w:bookmarkStart w:id="48" w:name="Xcaa1106376335f5b670877030f0b42385e0b021"/>
+    <w:bookmarkEnd w:id="48"/>
+    <w:bookmarkStart w:id="49" w:name="Xcaa1106376335f5b670877030f0b42385e0b021"/>
     <w:p>
       <w:pPr>
         <w:pStyle w:val="Heading2"/>
@@ -13115,7 +13692,7 @@
         <w:pStyle w:val="Compact"/>
         <w:numPr>
           <w:ilvl w:val="0"/>
-          <w:numId w:val="1014"/>
+          <w:numId w:val="1015"/>
         </w:numPr>
       </w:pPr>
       <w:r>
@@ -13174,7 +13751,7 @@
         <w:pStyle w:val="Compact"/>
         <w:numPr>
           <w:ilvl w:val="0"/>
-          <w:numId w:val="1014"/>
+          <w:numId w:val="1015"/>
         </w:numPr>
       </w:pPr>
       <w:r>
@@ -13219,7 +13796,7 @@
         <w:pStyle w:val="Compact"/>
         <w:numPr>
           <w:ilvl w:val="0"/>
-          <w:numId w:val="1014"/>
+          <w:numId w:val="1015"/>
         </w:numPr>
       </w:pPr>
       <w:r>
@@ -13297,7 +13874,7 @@
         <w:pStyle w:val="Compact"/>
         <w:numPr>
           <w:ilvl w:val="0"/>
-          <w:numId w:val="1014"/>
+          <w:numId w:val="1015"/>
         </w:numPr>
       </w:pPr>
       <w:r>
@@ -13336,7 +13913,7 @@
         <w:pStyle w:val="Compact"/>
         <w:numPr>
           <w:ilvl w:val="0"/>
-          <w:numId w:val="1014"/>
+          <w:numId w:val="1015"/>
         </w:numPr>
       </w:pPr>
       <w:r>
@@ -13373,7 +13950,7 @@
         <w:pStyle w:val="Compact"/>
         <w:numPr>
           <w:ilvl w:val="0"/>
-          <w:numId w:val="1014"/>
+          <w:numId w:val="1015"/>
         </w:numPr>
       </w:pPr>
       <w:r>
@@ -13411,8 +13988,8 @@
         </w:pict>
       </w:r>
     </w:p>
-    <w:bookmarkEnd w:id="48"/>
-    <w:bookmarkStart w:id="49" w:name="Xc24e2f63330fbcd95a9d9d459af6d05d097a40f"/>
+    <w:bookmarkEnd w:id="49"/>
+    <w:bookmarkStart w:id="50" w:name="Xc24e2f63330fbcd95a9d9d459af6d05d097a40f"/>
     <w:p>
       <w:pPr>
         <w:pStyle w:val="Heading2"/>
@@ -13477,7 +14054,7 @@
         <w:pStyle w:val="Compact"/>
         <w:numPr>
           <w:ilvl w:val="0"/>
-          <w:numId w:val="1015"/>
+          <w:numId w:val="1016"/>
         </w:numPr>
       </w:pPr>
       <w:r>
@@ -13540,7 +14117,7 @@
         <w:pStyle w:val="Compact"/>
         <w:numPr>
           <w:ilvl w:val="0"/>
-          <w:numId w:val="1015"/>
+          <w:numId w:val="1016"/>
         </w:numPr>
       </w:pPr>
       <w:r>
@@ -13573,7 +14150,7 @@
         <w:pStyle w:val="Compact"/>
         <w:numPr>
           <w:ilvl w:val="0"/>
-          <w:numId w:val="1015"/>
+          <w:numId w:val="1016"/>
         </w:numPr>
       </w:pPr>
       <w:r>
@@ -13639,7 +14216,7 @@
         <w:pStyle w:val="Compact"/>
         <w:numPr>
           <w:ilvl w:val="0"/>
-          <w:numId w:val="1015"/>
+          <w:numId w:val="1016"/>
         </w:numPr>
       </w:pPr>
       <w:r>
@@ -13661,7 +14238,7 @@
         <w:pStyle w:val="Compact"/>
         <w:numPr>
           <w:ilvl w:val="0"/>
-          <w:numId w:val="1015"/>
+          <w:numId w:val="1016"/>
         </w:numPr>
       </w:pPr>
       <w:r>
@@ -13725,7 +14302,7 @@
         <w:pStyle w:val="Compact"/>
         <w:numPr>
           <w:ilvl w:val="0"/>
-          <w:numId w:val="1015"/>
+          <w:numId w:val="1016"/>
         </w:numPr>
       </w:pPr>
       <w:r>
@@ -13760,8 +14337,8 @@
         </w:pict>
       </w:r>
     </w:p>
-    <w:bookmarkEnd w:id="49"/>
-    <w:bookmarkStart w:id="50" w:name="X62d5d21cd56884c64b466b96134167705d5da4b"/>
+    <w:bookmarkEnd w:id="50"/>
+    <w:bookmarkStart w:id="51" w:name="X62d5d21cd56884c64b466b96134167705d5da4b"/>
     <w:p>
       <w:pPr>
         <w:pStyle w:val="Heading2"/>
@@ -13814,7 +14391,7 @@
         <w:pStyle w:val="Compact"/>
         <w:numPr>
           <w:ilvl w:val="0"/>
-          <w:numId w:val="1016"/>
+          <w:numId w:val="1017"/>
         </w:numPr>
       </w:pPr>
       <w:r>
@@ -13852,7 +14429,7 @@
         <w:pStyle w:val="Compact"/>
         <w:numPr>
           <w:ilvl w:val="0"/>
-          <w:numId w:val="1016"/>
+          <w:numId w:val="1017"/>
         </w:numPr>
       </w:pPr>
       <w:r>
@@ -13883,7 +14460,7 @@
         <w:pStyle w:val="Compact"/>
         <w:numPr>
           <w:ilvl w:val="0"/>
-          <w:numId w:val="1016"/>
+          <w:numId w:val="1017"/>
         </w:numPr>
       </w:pPr>
       <w:r>
@@ -13920,7 +14497,7 @@
         <w:pStyle w:val="Compact"/>
         <w:numPr>
           <w:ilvl w:val="0"/>
-          <w:numId w:val="1016"/>
+          <w:numId w:val="1017"/>
         </w:numPr>
       </w:pPr>
       <w:r>
@@ -13965,7 +14542,7 @@
         <w:pStyle w:val="Compact"/>
         <w:numPr>
           <w:ilvl w:val="0"/>
-          <w:numId w:val="1016"/>
+          <w:numId w:val="1017"/>
         </w:numPr>
       </w:pPr>
       <w:r>
@@ -14012,7 +14589,7 @@
         <w:pStyle w:val="Compact"/>
         <w:numPr>
           <w:ilvl w:val="0"/>
-          <w:numId w:val="1016"/>
+          <w:numId w:val="1017"/>
         </w:numPr>
       </w:pPr>
       <w:r>
@@ -14045,7 +14622,7 @@
         <w:pStyle w:val="Compact"/>
         <w:numPr>
           <w:ilvl w:val="0"/>
-          <w:numId w:val="1016"/>
+          <w:numId w:val="1017"/>
         </w:numPr>
       </w:pPr>
       <w:r>
@@ -14081,7 +14658,7 @@
         <w:pStyle w:val="Compact"/>
         <w:numPr>
           <w:ilvl w:val="0"/>
-          <w:numId w:val="1016"/>
+          <w:numId w:val="1017"/>
         </w:numPr>
       </w:pPr>
       <w:r>
@@ -14120,8 +14697,8 @@
         </w:pict>
       </w:r>
     </w:p>
-    <w:bookmarkEnd w:id="50"/>
-    <w:bookmarkStart w:id="51" w:name="X50ba4783dd86237f8c9ac8b21f022691915a64f"/>
+    <w:bookmarkEnd w:id="51"/>
+    <w:bookmarkStart w:id="52" w:name="X50ba4783dd86237f8c9ac8b21f022691915a64f"/>
     <w:p>
       <w:pPr>
         <w:pStyle w:val="Heading2"/>
@@ -14135,7 +14712,7 @@
         <w:pStyle w:val="Compact"/>
         <w:numPr>
           <w:ilvl w:val="0"/>
-          <w:numId w:val="1017"/>
+          <w:numId w:val="1018"/>
         </w:numPr>
       </w:pPr>
       <w:r>
@@ -14228,7 +14805,7 @@
         <w:pStyle w:val="Compact"/>
         <w:numPr>
           <w:ilvl w:val="0"/>
-          <w:numId w:val="1017"/>
+          <w:numId w:val="1018"/>
         </w:numPr>
       </w:pPr>
       <w:r>
@@ -14250,7 +14827,7 @@
         <w:pStyle w:val="Compact"/>
         <w:numPr>
           <w:ilvl w:val="0"/>
-          <w:numId w:val="1017"/>
+          <w:numId w:val="1018"/>
         </w:numPr>
       </w:pPr>
       <w:r>
@@ -14283,7 +14860,7 @@
         <w:pStyle w:val="Compact"/>
         <w:numPr>
           <w:ilvl w:val="0"/>
-          <w:numId w:val="1017"/>
+          <w:numId w:val="1018"/>
         </w:numPr>
       </w:pPr>
       <w:r>
@@ -14305,7 +14882,7 @@
         <w:pStyle w:val="Compact"/>
         <w:numPr>
           <w:ilvl w:val="0"/>
-          <w:numId w:val="1017"/>
+          <w:numId w:val="1018"/>
         </w:numPr>
       </w:pPr>
       <w:r>
@@ -14360,7 +14937,7 @@
         <w:pStyle w:val="Compact"/>
         <w:numPr>
           <w:ilvl w:val="0"/>
-          <w:numId w:val="1017"/>
+          <w:numId w:val="1018"/>
         </w:numPr>
       </w:pPr>
       <w:r>
@@ -14408,8 +14985,8 @@
         </w:pict>
       </w:r>
     </w:p>
-    <w:bookmarkEnd w:id="51"/>
-    <w:bookmarkStart w:id="52" w:name="Xf9f497fae0149d24face411099e20cd65ecbf75"/>
+    <w:bookmarkEnd w:id="52"/>
+    <w:bookmarkStart w:id="53" w:name="Xf9f497fae0149d24face411099e20cd65ecbf75"/>
     <w:p>
       <w:pPr>
         <w:pStyle w:val="Heading2"/>
@@ -14459,7 +15036,7 @@
         <w:pStyle w:val="Compact"/>
         <w:numPr>
           <w:ilvl w:val="0"/>
-          <w:numId w:val="1018"/>
+          <w:numId w:val="1019"/>
         </w:numPr>
       </w:pPr>
       <w:r>
@@ -14510,7 +15087,7 @@
         <w:pStyle w:val="Compact"/>
         <w:numPr>
           <w:ilvl w:val="0"/>
-          <w:numId w:val="1018"/>
+          <w:numId w:val="1019"/>
         </w:numPr>
       </w:pPr>
       <w:r>
@@ -14591,7 +15168,7 @@
         <w:pStyle w:val="Compact"/>
         <w:numPr>
           <w:ilvl w:val="0"/>
-          <w:numId w:val="1018"/>
+          <w:numId w:val="1019"/>
         </w:numPr>
       </w:pPr>
       <w:r>
@@ -14640,7 +15217,7 @@
         <w:pStyle w:val="Compact"/>
         <w:numPr>
           <w:ilvl w:val="0"/>
-          <w:numId w:val="1018"/>
+          <w:numId w:val="1019"/>
         </w:numPr>
       </w:pPr>
       <w:r>
@@ -14662,7 +15239,7 @@
         <w:pStyle w:val="Compact"/>
         <w:numPr>
           <w:ilvl w:val="0"/>
-          <w:numId w:val="1018"/>
+          <w:numId w:val="1019"/>
         </w:numPr>
       </w:pPr>
       <w:r>
@@ -14686,8 +15263,8 @@
         </w:pict>
       </w:r>
     </w:p>
-    <w:bookmarkEnd w:id="52"/>
-    <w:bookmarkStart w:id="53" w:name="X500c8d27e36a033cdfb0bc3a88e2cac8ee65ae8"/>
+    <w:bookmarkEnd w:id="53"/>
+    <w:bookmarkStart w:id="54" w:name="X500c8d27e36a033cdfb0bc3a88e2cac8ee65ae8"/>
     <w:p>
       <w:pPr>
         <w:pStyle w:val="Heading2"/>
@@ -15126,8 +15703,8 @@
         </w:pict>
       </w:r>
     </w:p>
-    <w:bookmarkEnd w:id="53"/>
-    <w:bookmarkStart w:id="54" w:name="appendix-a--tooling--command-reference"/>
+    <w:bookmarkEnd w:id="54"/>
+    <w:bookmarkStart w:id="55" w:name="appendix-a--tooling--command-reference"/>
     <w:p>
       <w:pPr>
         <w:pStyle w:val="Heading2"/>
@@ -15711,8 +16288,8 @@
         </w:pict>
       </w:r>
     </w:p>
-    <w:bookmarkEnd w:id="54"/>
-    <w:bookmarkStart w:id="55" w:name="appendix-b--assumption-register"/>
+    <w:bookmarkEnd w:id="55"/>
+    <w:bookmarkStart w:id="56" w:name="appendix-b--assumption-register"/>
     <w:p>
       <w:pPr>
         <w:pStyle w:val="Heading2"/>
@@ -16309,8 +16886,8 @@
         </w:pict>
       </w:r>
     </w:p>
-    <w:bookmarkEnd w:id="55"/>
-    <w:bookmarkStart w:id="62" w:name="appendix-c--consistency-review-log"/>
+    <w:bookmarkEnd w:id="56"/>
+    <w:bookmarkStart w:id="63" w:name="appendix-c--consistency-review-log"/>
     <w:p>
       <w:pPr>
         <w:pStyle w:val="Heading2"/>
@@ -16327,7 +16904,7 @@
         <w:t xml:space="preserve">Per the required post-generation review: verify consistency with the approved SRS and SDD, remove contradictions/duplication, and improve clarity.</w:t>
       </w:r>
     </w:p>
-    <w:bookmarkStart w:id="56" w:name="c1-sources-reconciled"/>
+    <w:bookmarkStart w:id="57" w:name="c1-sources-reconciled"/>
     <w:p>
       <w:pPr>
         <w:pStyle w:val="Heading3"/>
@@ -16486,294 +17063,14 @@
         <w:t xml:space="preserve">— read directly for realism.</w:t>
       </w:r>
     </w:p>
-    <w:bookmarkEnd w:id="56"/>
-    <w:bookmarkStart w:id="57" w:name="c2-srssdd-consistency--confirmed"/>
+    <w:bookmarkEnd w:id="57"/>
+    <w:bookmarkStart w:id="58" w:name="c2-srssdd-consistency--confirmed"/>
     <w:p>
       <w:pPr>
         <w:pStyle w:val="Heading3"/>
       </w:pPr>
       <w:r>
         <w:t xml:space="preserve">C.2 SRS/SDD consistency — confirmed</w:t>
-      </w:r>
-    </w:p>
-    <w:p>
-      <w:pPr>
-        <w:pStyle w:val="Compact"/>
-        <w:numPr>
-          <w:ilvl w:val="0"/>
-          <w:numId w:val="1019"/>
-        </w:numPr>
-      </w:pPr>
-      <w:r>
-        <w:rPr>
-          <w:b/>
-          <w:bCs/>
-        </w:rPr>
-        <w:t xml:space="preserve">Phasing</w:t>
-      </w:r>
-      <w:r>
-        <w:t xml:space="preserve"> </w:t>
-      </w:r>
-      <w:r>
-        <w:t xml:space="preserve">(P2/P3/P4/Future) is identical across SRS, SDD, and this plan; the WBS, phase plan, milestones, and roadmap all use it.</w:t>
-      </w:r>
-    </w:p>
-    <w:p>
-      <w:pPr>
-        <w:pStyle w:val="Compact"/>
-        <w:numPr>
-          <w:ilvl w:val="0"/>
-          <w:numId w:val="1019"/>
-        </w:numPr>
-      </w:pPr>
-      <w:r>
-        <w:rPr>
-          <w:b/>
-          <w:bCs/>
-        </w:rPr>
-        <w:t xml:space="preserve">Acceptance</w:t>
-      </w:r>
-      <w:r>
-        <w:t xml:space="preserve"> </w:t>
-      </w:r>
-      <w:r>
-        <w:t xml:space="preserve">references SRS §31 (global gates + feature ACs) rather than inventing new criteria.</w:t>
-      </w:r>
-    </w:p>
-    <w:p>
-      <w:pPr>
-        <w:pStyle w:val="Compact"/>
-        <w:numPr>
-          <w:ilvl w:val="0"/>
-          <w:numId w:val="1019"/>
-        </w:numPr>
-      </w:pPr>
-      <w:r>
-        <w:rPr>
-          <w:b/>
-          <w:bCs/>
-        </w:rPr>
-        <w:t xml:space="preserve">Domains</w:t>
-      </w:r>
-      <w:r>
-        <w:t xml:space="preserve"> </w:t>
-      </w:r>
-      <w:r>
-        <w:t xml:space="preserve">in the WBS match SDD §14, including the two new P2 domains from</w:t>
-      </w:r>
-      <w:r>
-        <w:t xml:space="preserve"> </w:t>
-      </w:r>
-      <w:r>
-        <w:rPr>
-          <w:b/>
-          <w:bCs/>
-        </w:rPr>
-        <w:t xml:space="preserve">RES-01 (Locations)</w:t>
-      </w:r>
-      <w:r>
-        <w:t xml:space="preserve"> </w:t>
-      </w:r>
-      <w:r>
-        <w:t xml:space="preserve">and</w:t>
-      </w:r>
-      <w:r>
-        <w:t xml:space="preserve"> </w:t>
-      </w:r>
-      <w:r>
-        <w:rPr>
-          <w:b/>
-          <w:bCs/>
-        </w:rPr>
-        <w:t xml:space="preserve">RES-02 (Identity, Administration)</w:t>
-      </w:r>
-      <w:r>
-        <w:t xml:space="preserve"> </w:t>
-      </w:r>
-      <w:r>
-        <w:t xml:space="preserve">— the plan schedules exactly those.</w:t>
-      </w:r>
-    </w:p>
-    <w:p>
-      <w:pPr>
-        <w:pStyle w:val="Compact"/>
-        <w:numPr>
-          <w:ilvl w:val="0"/>
-          <w:numId w:val="1019"/>
-        </w:numPr>
-      </w:pPr>
-      <w:r>
-        <w:rPr>
-          <w:b/>
-          <w:bCs/>
-        </w:rPr>
-        <w:t xml:space="preserve">Risks:</w:t>
-      </w:r>
-      <w:r>
-        <w:t xml:space="preserve"> </w:t>
-      </w:r>
-      <w:r>
-        <w:t xml:space="preserve">product/technical risks are inherited from SRS §32 (</w:t>
-      </w:r>
-      <w:r>
-        <w:rPr>
-          <w:rStyle w:val="VerbatimChar"/>
-        </w:rPr>
-        <w:t xml:space="preserve">RSK-*</w:t>
-      </w:r>
-      <w:r>
-        <w:t xml:space="preserve">) and</w:t>
-      </w:r>
-      <w:r>
-        <w:t xml:space="preserve"> </w:t>
-      </w:r>
-      <w:r>
-        <w:rPr>
-          <w:i/>
-          <w:iCs/>
-        </w:rPr>
-        <w:t xml:space="preserve">not duplicated</w:t>
-      </w:r>
-      <w:r>
-        <w:t xml:space="preserve">; only project/management risks (</w:t>
-      </w:r>
-      <w:r>
-        <w:rPr>
-          <w:rStyle w:val="VerbatimChar"/>
-        </w:rPr>
-        <w:t xml:space="preserve">PR-*</w:t>
-      </w:r>
-      <w:r>
-        <w:t xml:space="preserve">) are added here.</w:t>
-      </w:r>
-    </w:p>
-    <w:p>
-      <w:pPr>
-        <w:pStyle w:val="Compact"/>
-        <w:numPr>
-          <w:ilvl w:val="0"/>
-          <w:numId w:val="1019"/>
-        </w:numPr>
-      </w:pPr>
-      <w:r>
-        <w:rPr>
-          <w:b/>
-          <w:bCs/>
-        </w:rPr>
-        <w:t xml:space="preserve">Open decisions</w:t>
-      </w:r>
-      <w:r>
-        <w:t xml:space="preserve"> </w:t>
-      </w:r>
-      <w:r>
-        <w:t xml:space="preserve">(</w:t>
-      </w:r>
-      <w:r>
-        <w:rPr>
-          <w:rStyle w:val="VerbatimChar"/>
-        </w:rPr>
-        <w:t xml:space="preserve">OI-01..07</w:t>
-      </w:r>
-      <w:r>
-        <w:t xml:space="preserve">) are carried as change items in §25/§32, consistent with the SRS.</w:t>
-      </w:r>
-    </w:p>
-    <w:p>
-      <w:pPr>
-        <w:pStyle w:val="Compact"/>
-        <w:numPr>
-          <w:ilvl w:val="0"/>
-          <w:numId w:val="1019"/>
-        </w:numPr>
-      </w:pPr>
-      <w:r>
-        <w:rPr>
-          <w:b/>
-          <w:bCs/>
-        </w:rPr>
-        <w:t xml:space="preserve">Security/backup/deployment</w:t>
-      </w:r>
-      <w:r>
-        <w:t xml:space="preserve"> </w:t>
-      </w:r>
-      <w:r>
-        <w:t xml:space="preserve">reference SDD §29/§5/§37 and SRS NFR targets (RPO ≤ 24 h, RTO ≤ 4 h, uptime ≥ 99.5%) without restating them.</w:t>
-      </w:r>
-    </w:p>
-    <w:bookmarkEnd w:id="57"/>
-    <w:bookmarkStart w:id="58" w:name="c3-repository-consistency--confirmed"/>
-    <w:p>
-      <w:pPr>
-        <w:pStyle w:val="Heading3"/>
-      </w:pPr>
-      <w:r>
-        <w:t xml:space="preserve">C.3 Repository consistency — confirmed</w:t>
-      </w:r>
-    </w:p>
-    <w:p>
-      <w:pPr>
-        <w:pStyle w:val="FirstParagraph"/>
-      </w:pPr>
-      <w:r>
-        <w:t xml:space="preserve">CI gates,</w:t>
-      </w:r>
-      <w:r>
-        <w:t xml:space="preserve"> </w:t>
-      </w:r>
-      <w:r>
-        <w:rPr>
-          <w:rStyle w:val="VerbatimChar"/>
-        </w:rPr>
-        <w:t xml:space="preserve">make</w:t>
-      </w:r>
-      <w:r>
-        <w:t xml:space="preserve">/</w:t>
-      </w:r>
-      <w:r>
-        <w:rPr>
-          <w:rStyle w:val="VerbatimChar"/>
-        </w:rPr>
-        <w:t xml:space="preserve">scripts</w:t>
-      </w:r>
-      <w:r>
-        <w:t xml:space="preserve"> </w:t>
-      </w:r>
-      <w:r>
-        <w:t xml:space="preserve">commands, env-file strategy, Redis-for-everything scale-readiness, Sanctum stateful-domain config, and the</w:t>
-      </w:r>
-      <w:r>
-        <w:t xml:space="preserve"> </w:t>
-      </w:r>
-      <w:r>
-        <w:rPr>
-          <w:rStyle w:val="VerbatimChar"/>
-        </w:rPr>
-        <w:t xml:space="preserve">backup.sh</w:t>
-      </w:r>
-      <w:r>
-        <w:t xml:space="preserve">/</w:t>
-      </w:r>
-      <w:r>
-        <w:rPr>
-          <w:rStyle w:val="VerbatimChar"/>
-        </w:rPr>
-        <w:t xml:space="preserve">restore.sh</w:t>
-      </w:r>
-      <w:r>
-        <w:t xml:space="preserve"> </w:t>
-      </w:r>
-      <w:r>
-        <w:t xml:space="preserve">flow described here match the implemented files exactly (Appendix A). The “current state” table (§2.2) matches the git history (phases 0–7 + DB layer) and the SDD’s statement that the application layer is not yet built.</w:t>
-      </w:r>
-    </w:p>
-    <w:bookmarkEnd w:id="58"/>
-    <w:bookmarkStart w:id="59" w:name="c4-contradictions--duplication-removed"/>
-    <w:p>
-      <w:pPr>
-        <w:pStyle w:val="Heading3"/>
-      </w:pPr>
-      <w:r>
-        <w:t xml:space="preserve">C.4 Contradictions &amp; duplication removed</w:t>
       </w:r>
     </w:p>
     <w:p>
@@ -16789,13 +17086,13 @@
           <w:b/>
           <w:bCs/>
         </w:rPr>
-        <w:t xml:space="preserve">No duplication of requirements/design/schema:</w:t>
-      </w:r>
-      <w:r>
-        <w:t xml:space="preserve"> </w:t>
-      </w:r>
-      <w:r>
-        <w:t xml:space="preserve">all referenced by ID; product scope defers to SRS §3; deployment/security defer to SDD.</w:t>
+        <w:t xml:space="preserve">Phasing</w:t>
+      </w:r>
+      <w:r>
+        <w:t xml:space="preserve"> </w:t>
+      </w:r>
+      <w:r>
+        <w:t xml:space="preserve">(P2/P3/P4/Future) is identical across SRS, SDD, and this plan; the WBS, phase plan, milestones, and roadmap all use it.</w:t>
       </w:r>
     </w:p>
     <w:p>
@@ -16811,40 +17108,13 @@
           <w:b/>
           <w:bCs/>
         </w:rPr>
-        <w:t xml:space="preserve">Risk duplication avoided:</w:t>
-      </w:r>
-      <w:r>
-        <w:t xml:space="preserve"> </w:t>
-      </w:r>
-      <w:r>
-        <w:t xml:space="preserve">SRS</w:t>
-      </w:r>
-      <w:r>
-        <w:t xml:space="preserve"> </w:t>
-      </w:r>
-      <w:r>
-        <w:rPr>
-          <w:rStyle w:val="VerbatimChar"/>
-        </w:rPr>
-        <w:t xml:space="preserve">RSK-*</w:t>
-      </w:r>
-      <w:r>
-        <w:t xml:space="preserve"> </w:t>
-      </w:r>
-      <w:r>
-        <w:t xml:space="preserve">referenced, not copied; management risks separated as</w:t>
-      </w:r>
-      <w:r>
-        <w:t xml:space="preserve"> </w:t>
-      </w:r>
-      <w:r>
-        <w:rPr>
-          <w:rStyle w:val="VerbatimChar"/>
-        </w:rPr>
-        <w:t xml:space="preserve">PR-*</w:t>
-      </w:r>
-      <w:r>
-        <w:t xml:space="preserve">.</w:t>
+        <w:t xml:space="preserve">Acceptance</w:t>
+      </w:r>
+      <w:r>
+        <w:t xml:space="preserve"> </w:t>
+      </w:r>
+      <w:r>
+        <w:t xml:space="preserve">references SRS §31 (global gates + feature ACs) rather than inventing new criteria.</w:t>
       </w:r>
     </w:p>
     <w:p>
@@ -16860,13 +17130,45 @@
           <w:b/>
           <w:bCs/>
         </w:rPr>
-        <w:t xml:space="preserve">Single phasing vocabulary:</w:t>
-      </w:r>
-      <w:r>
-        <w:t xml:space="preserve"> </w:t>
-      </w:r>
-      <w:r>
-        <w:t xml:space="preserve">eliminated any ambiguity between “Phase 2 (business logic)” and SRS “P2” by treating them as the same thing (P2 = the first application build phase after documentation).</w:t>
+        <w:t xml:space="preserve">Domains</w:t>
+      </w:r>
+      <w:r>
+        <w:t xml:space="preserve"> </w:t>
+      </w:r>
+      <w:r>
+        <w:t xml:space="preserve">in the WBS match SDD §14, including the two new P2 domains from</w:t>
+      </w:r>
+      <w:r>
+        <w:t xml:space="preserve"> </w:t>
+      </w:r>
+      <w:r>
+        <w:rPr>
+          <w:b/>
+          <w:bCs/>
+        </w:rPr>
+        <w:t xml:space="preserve">RES-01 (Locations)</w:t>
+      </w:r>
+      <w:r>
+        <w:t xml:space="preserve"> </w:t>
+      </w:r>
+      <w:r>
+        <w:t xml:space="preserve">and</w:t>
+      </w:r>
+      <w:r>
+        <w:t xml:space="preserve"> </w:t>
+      </w:r>
+      <w:r>
+        <w:rPr>
+          <w:b/>
+          <w:bCs/>
+        </w:rPr>
+        <w:t xml:space="preserve">RES-02 (Identity, Administration)</w:t>
+      </w:r>
+      <w:r>
+        <w:t xml:space="preserve"> </w:t>
+      </w:r>
+      <w:r>
+        <w:t xml:space="preserve">— the plan schedules exactly those.</w:t>
       </w:r>
     </w:p>
     <w:p>
@@ -16882,6 +17184,281 @@
           <w:b/>
           <w:bCs/>
         </w:rPr>
+        <w:t xml:space="preserve">Risks:</w:t>
+      </w:r>
+      <w:r>
+        <w:t xml:space="preserve"> </w:t>
+      </w:r>
+      <w:r>
+        <w:t xml:space="preserve">product/technical risks are inherited from SRS §32 (</w:t>
+      </w:r>
+      <w:r>
+        <w:rPr>
+          <w:rStyle w:val="VerbatimChar"/>
+        </w:rPr>
+        <w:t xml:space="preserve">RSK-*</w:t>
+      </w:r>
+      <w:r>
+        <w:t xml:space="preserve">) and</w:t>
+      </w:r>
+      <w:r>
+        <w:t xml:space="preserve"> </w:t>
+      </w:r>
+      <w:r>
+        <w:rPr>
+          <w:i/>
+          <w:iCs/>
+        </w:rPr>
+        <w:t xml:space="preserve">not duplicated</w:t>
+      </w:r>
+      <w:r>
+        <w:t xml:space="preserve">; only project/management risks (</w:t>
+      </w:r>
+      <w:r>
+        <w:rPr>
+          <w:rStyle w:val="VerbatimChar"/>
+        </w:rPr>
+        <w:t xml:space="preserve">PR-*</w:t>
+      </w:r>
+      <w:r>
+        <w:t xml:space="preserve">) are added here.</w:t>
+      </w:r>
+    </w:p>
+    <w:p>
+      <w:pPr>
+        <w:pStyle w:val="Compact"/>
+        <w:numPr>
+          <w:ilvl w:val="0"/>
+          <w:numId w:val="1020"/>
+        </w:numPr>
+      </w:pPr>
+      <w:r>
+        <w:rPr>
+          <w:b/>
+          <w:bCs/>
+        </w:rPr>
+        <w:t xml:space="preserve">Open decisions</w:t>
+      </w:r>
+      <w:r>
+        <w:t xml:space="preserve"> </w:t>
+      </w:r>
+      <w:r>
+        <w:t xml:space="preserve">(</w:t>
+      </w:r>
+      <w:r>
+        <w:rPr>
+          <w:rStyle w:val="VerbatimChar"/>
+        </w:rPr>
+        <w:t xml:space="preserve">OI-01..07</w:t>
+      </w:r>
+      <w:r>
+        <w:t xml:space="preserve">) are carried as change items in §25/§32, consistent with the SRS.</w:t>
+      </w:r>
+    </w:p>
+    <w:p>
+      <w:pPr>
+        <w:pStyle w:val="Compact"/>
+        <w:numPr>
+          <w:ilvl w:val="0"/>
+          <w:numId w:val="1020"/>
+        </w:numPr>
+      </w:pPr>
+      <w:r>
+        <w:rPr>
+          <w:b/>
+          <w:bCs/>
+        </w:rPr>
+        <w:t xml:space="preserve">Security/backup/deployment</w:t>
+      </w:r>
+      <w:r>
+        <w:t xml:space="preserve"> </w:t>
+      </w:r>
+      <w:r>
+        <w:t xml:space="preserve">reference SDD §29/§5/§37 and SRS NFR targets (RPO ≤ 24 h, RTO ≤ 4 h, uptime ≥ 99.5%) without restating them.</w:t>
+      </w:r>
+    </w:p>
+    <w:bookmarkEnd w:id="58"/>
+    <w:bookmarkStart w:id="59" w:name="c3-repository-consistency--confirmed"/>
+    <w:p>
+      <w:pPr>
+        <w:pStyle w:val="Heading3"/>
+      </w:pPr>
+      <w:r>
+        <w:t xml:space="preserve">C.3 Repository consistency — confirmed</w:t>
+      </w:r>
+    </w:p>
+    <w:p>
+      <w:pPr>
+        <w:pStyle w:val="FirstParagraph"/>
+      </w:pPr>
+      <w:r>
+        <w:t xml:space="preserve">CI gates,</w:t>
+      </w:r>
+      <w:r>
+        <w:t xml:space="preserve"> </w:t>
+      </w:r>
+      <w:r>
+        <w:rPr>
+          <w:rStyle w:val="VerbatimChar"/>
+        </w:rPr>
+        <w:t xml:space="preserve">make</w:t>
+      </w:r>
+      <w:r>
+        <w:t xml:space="preserve">/</w:t>
+      </w:r>
+      <w:r>
+        <w:rPr>
+          <w:rStyle w:val="VerbatimChar"/>
+        </w:rPr>
+        <w:t xml:space="preserve">scripts</w:t>
+      </w:r>
+      <w:r>
+        <w:t xml:space="preserve"> </w:t>
+      </w:r>
+      <w:r>
+        <w:t xml:space="preserve">commands, env-file strategy, Redis-for-everything scale-readiness, Sanctum stateful-domain config, and the</w:t>
+      </w:r>
+      <w:r>
+        <w:t xml:space="preserve"> </w:t>
+      </w:r>
+      <w:r>
+        <w:rPr>
+          <w:rStyle w:val="VerbatimChar"/>
+        </w:rPr>
+        <w:t xml:space="preserve">backup.sh</w:t>
+      </w:r>
+      <w:r>
+        <w:t xml:space="preserve">/</w:t>
+      </w:r>
+      <w:r>
+        <w:rPr>
+          <w:rStyle w:val="VerbatimChar"/>
+        </w:rPr>
+        <w:t xml:space="preserve">restore.sh</w:t>
+      </w:r>
+      <w:r>
+        <w:t xml:space="preserve"> </w:t>
+      </w:r>
+      <w:r>
+        <w:t xml:space="preserve">flow described here match the implemented files exactly (Appendix A). The “current state” table (§2.2) matches the git history (phases 0–7 + DB layer) and the SDD’s statement that the application layer is not yet built.</w:t>
+      </w:r>
+    </w:p>
+    <w:bookmarkEnd w:id="59"/>
+    <w:bookmarkStart w:id="60" w:name="c4-contradictions--duplication-removed"/>
+    <w:p>
+      <w:pPr>
+        <w:pStyle w:val="Heading3"/>
+      </w:pPr>
+      <w:r>
+        <w:t xml:space="preserve">C.4 Contradictions &amp; duplication removed</w:t>
+      </w:r>
+    </w:p>
+    <w:p>
+      <w:pPr>
+        <w:pStyle w:val="Compact"/>
+        <w:numPr>
+          <w:ilvl w:val="0"/>
+          <w:numId w:val="1021"/>
+        </w:numPr>
+      </w:pPr>
+      <w:r>
+        <w:rPr>
+          <w:b/>
+          <w:bCs/>
+        </w:rPr>
+        <w:t xml:space="preserve">No duplication of requirements/design/schema:</w:t>
+      </w:r>
+      <w:r>
+        <w:t xml:space="preserve"> </w:t>
+      </w:r>
+      <w:r>
+        <w:t xml:space="preserve">all referenced by ID; product scope defers to SRS §3; deployment/security defer to SDD.</w:t>
+      </w:r>
+    </w:p>
+    <w:p>
+      <w:pPr>
+        <w:pStyle w:val="Compact"/>
+        <w:numPr>
+          <w:ilvl w:val="0"/>
+          <w:numId w:val="1021"/>
+        </w:numPr>
+      </w:pPr>
+      <w:r>
+        <w:rPr>
+          <w:b/>
+          <w:bCs/>
+        </w:rPr>
+        <w:t xml:space="preserve">Risk duplication avoided:</w:t>
+      </w:r>
+      <w:r>
+        <w:t xml:space="preserve"> </w:t>
+      </w:r>
+      <w:r>
+        <w:t xml:space="preserve">SRS</w:t>
+      </w:r>
+      <w:r>
+        <w:t xml:space="preserve"> </w:t>
+      </w:r>
+      <w:r>
+        <w:rPr>
+          <w:rStyle w:val="VerbatimChar"/>
+        </w:rPr>
+        <w:t xml:space="preserve">RSK-*</w:t>
+      </w:r>
+      <w:r>
+        <w:t xml:space="preserve"> </w:t>
+      </w:r>
+      <w:r>
+        <w:t xml:space="preserve">referenced, not copied; management risks separated as</w:t>
+      </w:r>
+      <w:r>
+        <w:t xml:space="preserve"> </w:t>
+      </w:r>
+      <w:r>
+        <w:rPr>
+          <w:rStyle w:val="VerbatimChar"/>
+        </w:rPr>
+        <w:t xml:space="preserve">PR-*</w:t>
+      </w:r>
+      <w:r>
+        <w:t xml:space="preserve">.</w:t>
+      </w:r>
+    </w:p>
+    <w:p>
+      <w:pPr>
+        <w:pStyle w:val="Compact"/>
+        <w:numPr>
+          <w:ilvl w:val="0"/>
+          <w:numId w:val="1021"/>
+        </w:numPr>
+      </w:pPr>
+      <w:r>
+        <w:rPr>
+          <w:b/>
+          <w:bCs/>
+        </w:rPr>
+        <w:t xml:space="preserve">Single phasing vocabulary:</w:t>
+      </w:r>
+      <w:r>
+        <w:t xml:space="preserve"> </w:t>
+      </w:r>
+      <w:r>
+        <w:t xml:space="preserve">eliminated any ambiguity between “Phase 2 (business logic)” and SRS “P2” by treating them as the same thing (P2 = the first application build phase after documentation).</w:t>
+      </w:r>
+    </w:p>
+    <w:p>
+      <w:pPr>
+        <w:pStyle w:val="Compact"/>
+        <w:numPr>
+          <w:ilvl w:val="0"/>
+          <w:numId w:val="1021"/>
+        </w:numPr>
+      </w:pPr>
+      <w:r>
+        <w:rPr>
+          <w:b/>
+          <w:bCs/>
+        </w:rPr>
         <w:t xml:space="preserve">Assumptions consolidated</w:t>
       </w:r>
       <w:r>
@@ -16891,8 +17468,8 @@
         <w:t xml:space="preserve">in Appendix B and cross-referenced from the body, rather than scattered.</w:t>
       </w:r>
     </w:p>
-    <w:bookmarkEnd w:id="59"/>
-    <w:bookmarkStart w:id="60" w:name="c5-clarity--maintainability-improvements"/>
+    <w:bookmarkEnd w:id="60"/>
+    <w:bookmarkStart w:id="61" w:name="c5-clarity--maintainability-improvements"/>
     <w:p>
       <w:pPr>
         <w:pStyle w:val="Heading3"/>
@@ -16909,8 +17486,8 @@
         <w:t xml:space="preserve">Milestones are acceptance-defined (robust to schedule change); calendar figures are explicitly assumptions; the plan references living artifacts (CI, Makefile, docs) so it stays true as the repo evolves; every section ties to an owner and, where relevant, an SRS/SDD ID.</w:t>
       </w:r>
     </w:p>
-    <w:bookmarkEnd w:id="60"/>
-    <w:bookmarkStart w:id="61" w:name="c6-residual-items"/>
+    <w:bookmarkEnd w:id="61"/>
+    <w:bookmarkStart w:id="62" w:name="c6-residual-items"/>
     <w:p>
       <w:pPr>
         <w:pStyle w:val="Heading3"/>
@@ -16974,9 +17551,9 @@
         <w:t xml:space="preserve">End of Software Project Management Plan v1.0 — approved v1.0 project-specification baseline. Phase 2 development proceeds on separate go-ahead.</w:t>
       </w:r>
     </w:p>
-    <w:bookmarkEnd w:id="61"/>
     <w:bookmarkEnd w:id="62"/>
     <w:bookmarkEnd w:id="63"/>
+    <w:bookmarkEnd w:id="64"/>
     <w:sectPr>
       <w:headerReference w:type="default" r:id="rId9"/>
       <w:footerReference w:type="default" r:id="rId10"/>
@@ -17000,26 +17577,31 @@
       <w:pStyle w:val="Footer"/>
       <w:jc w:val="center"/>
     </w:pPr>
+    <w:r/>
     <w:r>
       <w:rPr>
-        <w:color w:val="777777"/>
         <w:sz w:val="16"/>
       </w:rPr>
-      <w:t xml:space="preserve">Internal — Confidential  ·  Page </w:t>
+      <w:t xml:space="preserve">Internal — Confidential  •  Page </w:t>
     </w:r>
     <w:r>
+      <w:rPr>
+        <w:sz w:val="16"/>
+      </w:rPr>
       <w:fldChar w:fldCharType="begin"/>
       <w:instrText xml:space="preserve">PAGE</w:instrText>
       <w:fldChar w:fldCharType="end"/>
     </w:r>
     <w:r>
       <w:rPr>
-        <w:color w:val="777777"/>
         <w:sz w:val="16"/>
       </w:rPr>
       <w:t xml:space="preserve"> of </w:t>
     </w:r>
     <w:r>
+      <w:rPr>
+        <w:sz w:val="16"/>
+      </w:rPr>
       <w:fldChar w:fldCharType="begin"/>
       <w:instrText xml:space="preserve">NUMPAGES</w:instrText>
       <w:fldChar w:fldCharType="end"/>
@@ -17054,12 +17636,12 @@
       <w:pStyle w:val="Header"/>
       <w:jc w:val="center"/>
     </w:pPr>
+    <w:r/>
     <w:r>
       <w:rPr>
-        <w:color w:val="777777"/>
         <w:sz w:val="16"/>
       </w:rPr>
-      <w:t>SCCIT-SPMP  ·  Software Project Management Plan (SPMP)  ·  v1.0</w:t>
+      <w:t>SCCIT-SPMP  •  Software Project Management Plan (SPMP)  •  v1.0</w:t>
     </w:r>
   </w:p>
 </w:hdr>
@@ -17338,12 +17920,6 @@
     <w:abstractNumId w:val="991"/>
   </w:num>
   <w:num w:numId="1002">
-    <w:abstractNumId w:val="991"/>
-  </w:num>
-  <w:num w:numId="1003">
-    <w:abstractNumId w:val="991"/>
-  </w:num>
-  <w:num w:numId="1004">
     <w:abstractNumId w:val="99411"/>
     <w:lvlOverride w:ilvl="0">
       <w:startOverride w:val="1"/>
@@ -17373,8 +17949,41 @@
       <w:startOverride w:val="1"/>
     </w:lvlOverride>
   </w:num>
+  <w:num w:numId="1003">
+    <w:abstractNumId w:val="991"/>
+  </w:num>
+  <w:num w:numId="1004">
+    <w:abstractNumId w:val="991"/>
+  </w:num>
   <w:num w:numId="1005">
-    <w:abstractNumId w:val="991"/>
+    <w:abstractNumId w:val="99411"/>
+    <w:lvlOverride w:ilvl="0">
+      <w:startOverride w:val="1"/>
+    </w:lvlOverride>
+    <w:lvlOverride w:ilvl="1">
+      <w:startOverride w:val="1"/>
+    </w:lvlOverride>
+    <w:lvlOverride w:ilvl="2">
+      <w:startOverride w:val="1"/>
+    </w:lvlOverride>
+    <w:lvlOverride w:ilvl="3">
+      <w:startOverride w:val="1"/>
+    </w:lvlOverride>
+    <w:lvlOverride w:ilvl="4">
+      <w:startOverride w:val="1"/>
+    </w:lvlOverride>
+    <w:lvlOverride w:ilvl="5">
+      <w:startOverride w:val="1"/>
+    </w:lvlOverride>
+    <w:lvlOverride w:ilvl="6">
+      <w:startOverride w:val="1"/>
+    </w:lvlOverride>
+    <w:lvlOverride w:ilvl="7">
+      <w:startOverride w:val="1"/>
+    </w:lvlOverride>
+    <w:lvlOverride w:ilvl="8">
+      <w:startOverride w:val="1"/>
+    </w:lvlOverride>
   </w:num>
   <w:num w:numId="1006">
     <w:abstractNumId w:val="991"/>
@@ -17419,6 +18028,9 @@
     <w:abstractNumId w:val="991"/>
   </w:num>
   <w:num w:numId="1020">
+    <w:abstractNumId w:val="991"/>
+  </w:num>
+  <w:num w:numId="1021">
     <w:abstractNumId w:val="991"/>
   </w:num>
 </w:numbering>

--- a/deliverables/word/Software Project Management Plan.docx
+++ b/deliverables/word/Software Project Management Plan.docx
@@ -909,7 +909,2618 @@
           </w:p>
         </w:tc>
       </w:tr>
+      <w:tr>
+        <w:trPr>
+          <w:cantSplit w:val="1"/>
+        </w:trPr>
+        <w:tc>
+          <w:tcPr>
+            <w:tcW w:w="1216" w:type="dxa"/>
+          </w:tcPr>
+          <w:p>
+            <w:pPr>
+              <w:pStyle w:val="Compact"/>
+            </w:pPr>
+            <w:r>
+              <w:t xml:space="preserve">1.0</w:t>
+            </w:r>
+          </w:p>
+        </w:tc>
+        <w:tc>
+          <w:tcPr>
+            <w:tcW w:w="1600" w:type="dxa"/>
+          </w:tcPr>
+          <w:p>
+            <w:pPr>
+              <w:pStyle w:val="Compact"/>
+            </w:pPr>
+            <w:r>
+              <w:t xml:space="preserve">2026-08-26</w:t>
+            </w:r>
+          </w:p>
+        </w:tc>
+        <w:tc>
+          <w:tcPr>
+            <w:tcW w:w="1728" w:type="dxa"/>
+          </w:tcPr>
+          <w:p>
+            <w:pPr>
+              <w:pStyle w:val="Compact"/>
+            </w:pPr>
+            <w:r>
+              <w:t xml:space="preserve">Engineering</w:t>
+            </w:r>
+          </w:p>
+        </w:tc>
+        <w:tc>
+          <w:tcPr>
+            <w:tcW w:w="4816" w:type="dxa"/>
+          </w:tcPr>
+          <w:p>
+            <w:pPr>
+              <w:pStyle w:val="Compact"/>
+            </w:pPr>
+            <w:r>
+              <w:rPr>
+                <w:b/>
+                <w:bCs/>
+              </w:rPr>
+              <w:t xml:space="preserve">Phase 2.5 — Asset Management</w:t>
+            </w:r>
+            <w:r>
+              <w:t xml:space="preserve"> </w:t>
+            </w:r>
+            <w:r>
+              <w:t xml:space="preserve">delivered against the Version 1.0 baseline (label unchanged).</w:t>
+            </w:r>
+            <w:r>
+              <w:t xml:space="preserve"> </w:t>
+            </w:r>
+            <w:r>
+              <w:rPr>
+                <w:b/>
+                <w:bCs/>
+              </w:rPr>
+              <w:t xml:space="preserve">WP-2.3</w:t>
+            </w:r>
+            <w:r>
+              <w:t xml:space="preserve"> </w:t>
+            </w:r>
+            <w:r>
+              <w:t xml:space="preserve">and</w:t>
+            </w:r>
+            <w:r>
+              <w:t xml:space="preserve"> </w:t>
+            </w:r>
+            <w:r>
+              <w:rPr>
+                <w:b/>
+                <w:bCs/>
+              </w:rPr>
+              <w:t xml:space="preserve">WP-2.4</w:t>
+            </w:r>
+            <w:r>
+              <w:t xml:space="preserve"> </w:t>
+            </w:r>
+            <w:r>
+              <w:t xml:space="preserve">marked ✅ done: PC units with the specification editor, serialized assets, the hardware catalog, audited lifecycle transitions, transfers, custodianship, attachments, the unified asset history, QR generate/regenerate/revoke/print, the module dashboard and the enterprise directory. Scope carried forward as</w:t>
+            </w:r>
+            <w:r>
+              <w:t xml:space="preserve"> </w:t>
+            </w:r>
+            <w:r>
+              <w:rPr>
+                <w:b/>
+                <w:bCs/>
+              </w:rPr>
+              <w:t xml:space="preserve">WP-2.4b</w:t>
+            </w:r>
+            <w:r>
+              <w:t xml:space="preserve"> </w:t>
+            </w:r>
+            <w:r>
+              <w:t xml:space="preserve">(consumables, stock ledger, procurement, disposal, import/export, bulk actions) and</w:t>
+            </w:r>
+            <w:r>
+              <w:t xml:space="preserve"> </w:t>
+            </w:r>
+            <w:r>
+              <w:rPr>
+                <w:b/>
+                <w:bCs/>
+              </w:rPr>
+              <w:t xml:space="preserve">WP-2.4c</w:t>
+            </w:r>
+            <w:r>
+              <w:t xml:space="preserve"> </w:t>
+            </w:r>
+            <w:r>
+              <w:t xml:space="preserve">(QR scan verification), so the remaining FR-AST/FR-QR requirements stay tracked rather than being absorbed silently.</w:t>
+            </w:r>
+          </w:p>
+        </w:tc>
+      </w:tr>
+      <w:tr>
+        <w:trPr>
+          <w:cantSplit w:val="1"/>
+        </w:trPr>
+        <w:tc>
+          <w:tcPr>
+            <w:tcW w:w="1216" w:type="dxa"/>
+          </w:tcPr>
+          <w:p>
+            <w:pPr>
+              <w:pStyle w:val="Compact"/>
+            </w:pPr>
+            <w:r>
+              <w:t xml:space="preserve">1.0</w:t>
+            </w:r>
+          </w:p>
+        </w:tc>
+        <w:tc>
+          <w:tcPr>
+            <w:tcW w:w="1600" w:type="dxa"/>
+          </w:tcPr>
+          <w:p>
+            <w:pPr>
+              <w:pStyle w:val="Compact"/>
+            </w:pPr>
+            <w:r>
+              <w:t xml:space="preserve">2026-08-28</w:t>
+            </w:r>
+          </w:p>
+        </w:tc>
+        <w:tc>
+          <w:tcPr>
+            <w:tcW w:w="1728" w:type="dxa"/>
+          </w:tcPr>
+          <w:p>
+            <w:pPr>
+              <w:pStyle w:val="Compact"/>
+            </w:pPr>
+            <w:r>
+              <w:t xml:space="preserve">Engineering</w:t>
+            </w:r>
+          </w:p>
+        </w:tc>
+        <w:tc>
+          <w:tcPr>
+            <w:tcW w:w="4816" w:type="dxa"/>
+          </w:tcPr>
+          <w:p>
+            <w:pPr>
+              <w:pStyle w:val="Compact"/>
+            </w:pPr>
+            <w:r>
+              <w:rPr>
+                <w:b/>
+                <w:bCs/>
+              </w:rPr>
+              <w:t xml:space="preserve">Phase 2.6 — Ticket Management</w:t>
+            </w:r>
+            <w:r>
+              <w:t xml:space="preserve"> </w:t>
+            </w:r>
+            <w:r>
+              <w:t xml:space="preserve">delivered against the Version 1.0 baseline (label unchanged).</w:t>
+            </w:r>
+            <w:r>
+              <w:t xml:space="preserve"> </w:t>
+            </w:r>
+            <w:r>
+              <w:rPr>
+                <w:b/>
+                <w:bCs/>
+              </w:rPr>
+              <w:t xml:space="preserve">WP-2.5</w:t>
+            </w:r>
+            <w:r>
+              <w:t xml:space="preserve"> </w:t>
+            </w:r>
+            <w:r>
+              <w:t xml:space="preserve">marked ✅ done: the row-scoped visibility model, audited lifecycle with scheduled auto-close, assignment with a database-enforced one-active rule answering 409, comments including internal notes, votes, attachments, SLA derivation, duplicate discovery, the administrative directory and the module dashboard — verified live for all three roles in development</w:t>
+            </w:r>
+            <w:r>
+              <w:t xml:space="preserve"> </w:t>
+            </w:r>
+            <w:r>
+              <w:rPr>
+                <w:b/>
+                <w:bCs/>
+              </w:rPr>
+              <w:t xml:space="preserve">and</w:t>
+            </w:r>
+            <w:r>
+              <w:t xml:space="preserve"> </w:t>
+            </w:r>
+            <w:r>
+              <w:t xml:space="preserve">production. Recorded the work-package numbering offset (SPMP WP-2.5 = Phase 2.6) so the two schemes stay legible together, and carried ticket export (FR-RPT-004) and ticket AI (FR-AI-*, P3) forward as tracked rather than absorbing them silently.</w:t>
+            </w:r>
+          </w:p>
+        </w:tc>
+      </w:tr>
+      <w:tr>
+        <w:trPr>
+          <w:cantSplit w:val="1"/>
+        </w:trPr>
+        <w:tc>
+          <w:tcPr>
+            <w:tcW w:w="1216" w:type="dxa"/>
+          </w:tcPr>
+          <w:p>
+            <w:pPr>
+              <w:pStyle w:val="Compact"/>
+            </w:pPr>
+            <w:r>
+              <w:t xml:space="preserve">1.0</w:t>
+            </w:r>
+          </w:p>
+        </w:tc>
+        <w:tc>
+          <w:tcPr>
+            <w:tcW w:w="1600" w:type="dxa"/>
+          </w:tcPr>
+          <w:p>
+            <w:pPr>
+              <w:pStyle w:val="Compact"/>
+            </w:pPr>
+            <w:r>
+              <w:t xml:space="preserve">2026-08-28</w:t>
+            </w:r>
+          </w:p>
+        </w:tc>
+        <w:tc>
+          <w:tcPr>
+            <w:tcW w:w="1728" w:type="dxa"/>
+          </w:tcPr>
+          <w:p>
+            <w:pPr>
+              <w:pStyle w:val="Compact"/>
+            </w:pPr>
+            <w:r>
+              <w:t xml:space="preserve">Engineering</w:t>
+            </w:r>
+          </w:p>
+        </w:tc>
+        <w:tc>
+          <w:tcPr>
+            <w:tcW w:w="4816" w:type="dxa"/>
+          </w:tcPr>
+          <w:p>
+            <w:pPr>
+              <w:pStyle w:val="Compact"/>
+            </w:pPr>
+            <w:r>
+              <w:rPr>
+                <w:b/>
+                <w:bCs/>
+              </w:rPr>
+              <w:t xml:space="preserve">QR workflow clarification</w:t>
+            </w:r>
+            <w:r>
+              <w:t xml:space="preserve"> </w:t>
+            </w:r>
+            <w:r>
+              <w:t xml:space="preserve">recorded against the Version 1.0 baseline (label unchanged), ahead of implementation. Rescoped</w:t>
+            </w:r>
+            <w:r>
+              <w:t xml:space="preserve"> </w:t>
+            </w:r>
+            <w:r>
+              <w:rPr>
+                <w:b/>
+                <w:bCs/>
+              </w:rPr>
+              <w:t xml:space="preserve">WP-2.6</w:t>
+            </w:r>
+            <w:r>
+              <w:t xml:space="preserve"> </w:t>
+            </w:r>
+            <w:r>
+              <w:t xml:space="preserve">to the full Maintenance domain including proof-of-work capture (FR-MNT-009..011); added</w:t>
+            </w:r>
+            <w:r>
+              <w:t xml:space="preserve"> </w:t>
+            </w:r>
+            <w:r>
+              <w:rPr>
+                <w:b/>
+                <w:bCs/>
+              </w:rPr>
+              <w:t xml:space="preserve">WP-2.6b — QR-verified technician job workflow</w:t>
+            </w:r>
+            <w:r>
+              <w:t xml:space="preserve">, which absorbs the carried-forward</w:t>
+            </w:r>
+            <w:r>
+              <w:t xml:space="preserve"> </w:t>
+            </w:r>
+            <w:r>
+              <w:rPr>
+                <w:b/>
+                <w:bCs/>
+              </w:rPr>
+              <w:t xml:space="preserve">WP-2.4c</w:t>
+            </w:r>
+            <w:r>
+              <w:t xml:space="preserve"> </w:t>
+            </w:r>
+            <w:r>
+              <w:t xml:space="preserve">and adds the technician work support request, the administrator decision set and both tracking surfaces (FR-WSR-001..013, FR-QR-010..013). WP-2.4c is retained in the table rather than removed, so its requirement IDs stay traceable. Recorded why the two packages are sequential rather than one milestone, and flagged the</w:t>
+            </w:r>
+            <w:r>
+              <w:t xml:space="preserve"> </w:t>
+            </w:r>
+            <w:r>
+              <w:rPr>
+                <w:b/>
+                <w:bCs/>
+              </w:rPr>
+              <w:t xml:space="preserve">WP-2.7 notification dependency</w:t>
+            </w:r>
+            <w:r>
+              <w:t xml:space="preserve"> </w:t>
+            </w:r>
+            <w:r>
+              <w:t xml:space="preserve">as a scheduling decision for the client. No work package was deleted and no version label was changed.</w:t>
+            </w:r>
+          </w:p>
+        </w:tc>
+      </w:tr>
+      <w:tr>
+        <w:trPr>
+          <w:cantSplit w:val="1"/>
+        </w:trPr>
+        <w:tc>
+          <w:tcPr>
+            <w:tcW w:w="1216" w:type="dxa"/>
+          </w:tcPr>
+          <w:p>
+            <w:pPr>
+              <w:pStyle w:val="Compact"/>
+            </w:pPr>
+            <w:r>
+              <w:t xml:space="preserve">1.0</w:t>
+            </w:r>
+          </w:p>
+        </w:tc>
+        <w:tc>
+          <w:tcPr>
+            <w:tcW w:w="1600" w:type="dxa"/>
+          </w:tcPr>
+          <w:p>
+            <w:pPr>
+              <w:pStyle w:val="Compact"/>
+            </w:pPr>
+            <w:r>
+              <w:t xml:space="preserve">2026-08-28</w:t>
+            </w:r>
+          </w:p>
+        </w:tc>
+        <w:tc>
+          <w:tcPr>
+            <w:tcW w:w="1728" w:type="dxa"/>
+          </w:tcPr>
+          <w:p>
+            <w:pPr>
+              <w:pStyle w:val="Compact"/>
+            </w:pPr>
+            <w:r>
+              <w:t xml:space="preserve">Engineering</w:t>
+            </w:r>
+          </w:p>
+        </w:tc>
+        <w:tc>
+          <w:tcPr>
+            <w:tcW w:w="4816" w:type="dxa"/>
+          </w:tcPr>
+          <w:p>
+            <w:pPr>
+              <w:pStyle w:val="Compact"/>
+            </w:pPr>
+            <w:r>
+              <w:rPr>
+                <w:b/>
+                <w:bCs/>
+              </w:rPr>
+              <w:t xml:space="preserve">QR workflow clarification — Client decisions recorded</w:t>
+            </w:r>
+            <w:r>
+              <w:t xml:space="preserve"> </w:t>
+            </w:r>
+            <w:r>
+              <w:t xml:space="preserve">against the Version 1.0 baseline (label unchanged). The two-package structure (</w:t>
+            </w:r>
+            <w:r>
+              <w:rPr>
+                <w:b/>
+                <w:bCs/>
+              </w:rPr>
+              <w:t xml:space="preserve">WP-2.6</w:t>
+            </w:r>
+            <w:r>
+              <w:t xml:space="preserve"> </w:t>
+            </w:r>
+            <w:r>
+              <w:t xml:space="preserve">then</w:t>
+            </w:r>
+            <w:r>
+              <w:t xml:space="preserve"> </w:t>
+            </w:r>
+            <w:r>
+              <w:rPr>
+                <w:b/>
+                <w:bCs/>
+              </w:rPr>
+              <w:t xml:space="preserve">WP-2.6b</w:t>
+            </w:r>
+            <w:r>
+              <w:t xml:space="preserve">, sequential and independently gated) is approved. WP-2.6b rescoped to match the decided design: proof of work attached to an active maintenance record, the six-state controlled transition map including</w:t>
+            </w:r>
+            <w:r>
+              <w:t xml:space="preserve"> </w:t>
+            </w:r>
+            <w:r>
+              <w:rPr>
+                <w:rStyle w:val="VerbatimChar"/>
+              </w:rPr>
+              <w:t xml:space="preserve">cancelled</w:t>
+            </w:r>
+            <w:r>
+              <w:t xml:space="preserve">, the scan-scoped panel under its own policy ability, and the</w:t>
+            </w:r>
+            <w:r>
+              <w:t xml:space="preserve"> </w:t>
+            </w:r>
+            <w:r>
+              <w:rPr>
+                <w:b/>
+                <w:bCs/>
+              </w:rPr>
+              <w:t xml:space="preserve">minimum</w:t>
+            </w:r>
+            <w:r>
+              <w:t xml:space="preserve"> </w:t>
+            </w:r>
+            <w:r>
+              <w:t xml:space="preserve">notification channel/service plus the six workflow triggers — the notification centre, preferences UI and digest remaining in</w:t>
+            </w:r>
+            <w:r>
+              <w:t xml:space="preserve"> </w:t>
+            </w:r>
+            <w:r>
+              <w:rPr>
+                <w:b/>
+                <w:bCs/>
+              </w:rPr>
+              <w:t xml:space="preserve">WP-2.7</w:t>
+            </w:r>
+            <w:r>
+              <w:t xml:space="preserve">, which therefore need not move ahead.</w:t>
+            </w:r>
+            <w:r>
+              <w:t xml:space="preserve"> </w:t>
+            </w:r>
+            <w:r>
+              <w:rPr>
+                <w:rStyle w:val="VerbatimChar"/>
+              </w:rPr>
+              <w:t xml:space="preserve">OI-08..11</w:t>
+            </w:r>
+            <w:r>
+              <w:t xml:space="preserve"> </w:t>
+            </w:r>
+            <w:r>
+              <w:t xml:space="preserve">marked resolved in the risk register;</w:t>
+            </w:r>
+            <w:r>
+              <w:t xml:space="preserve"> </w:t>
+            </w:r>
+            <w:r>
+              <w:rPr>
+                <w:b/>
+                <w:bCs/>
+              </w:rPr>
+              <w:t xml:space="preserve">WP-2.4c retains its row and its requirement IDs</w:t>
+            </w:r>
+            <w:r>
+              <w:t xml:space="preserve">, delivered inside WP-2.6b.</w:t>
+            </w:r>
+          </w:p>
+        </w:tc>
+      </w:tr>
+      <w:tr>
+        <w:trPr>
+          <w:cantSplit w:val="1"/>
+        </w:trPr>
+        <w:tc>
+          <w:tcPr>
+            <w:tcW w:w="1216" w:type="dxa"/>
+          </w:tcPr>
+          <w:p>
+            <w:pPr>
+              <w:pStyle w:val="Compact"/>
+            </w:pPr>
+            <w:r>
+              <w:t xml:space="preserve">1.0</w:t>
+            </w:r>
+          </w:p>
+        </w:tc>
+        <w:tc>
+          <w:tcPr>
+            <w:tcW w:w="1600" w:type="dxa"/>
+          </w:tcPr>
+          <w:p>
+            <w:pPr>
+              <w:pStyle w:val="Compact"/>
+            </w:pPr>
+            <w:r>
+              <w:t xml:space="preserve">2026-08-28</w:t>
+            </w:r>
+          </w:p>
+        </w:tc>
+        <w:tc>
+          <w:tcPr>
+            <w:tcW w:w="1728" w:type="dxa"/>
+          </w:tcPr>
+          <w:p>
+            <w:pPr>
+              <w:pStyle w:val="Compact"/>
+            </w:pPr>
+            <w:r>
+              <w:t xml:space="preserve">Engineering</w:t>
+            </w:r>
+          </w:p>
+        </w:tc>
+        <w:tc>
+          <w:tcPr>
+            <w:tcW w:w="4816" w:type="dxa"/>
+          </w:tcPr>
+          <w:p>
+            <w:pPr>
+              <w:pStyle w:val="Compact"/>
+            </w:pPr>
+            <w:r>
+              <w:rPr>
+                <w:b/>
+                <w:bCs/>
+              </w:rPr>
+              <w:t xml:space="preserve">WP-2.6 Maintenance Domain — Client decisions recorded</w:t>
+            </w:r>
+            <w:r>
+              <w:t xml:space="preserve"> </w:t>
+            </w:r>
+            <w:r>
+              <w:t xml:space="preserve">against the Version 1.0 baseline (label unchanged), ahead of implementation. The</w:t>
+            </w:r>
+            <w:r>
+              <w:t xml:space="preserve"> </w:t>
+            </w:r>
+            <w:r>
+              <w:rPr>
+                <w:b/>
+                <w:bCs/>
+              </w:rPr>
+              <w:t xml:space="preserve">FR-MNT-009 split</w:t>
+            </w:r>
+            <w:r>
+              <w:t xml:space="preserve"> </w:t>
+            </w:r>
+            <w:r>
+              <w:t xml:space="preserve">is now explicit in both work-package rows so neither appears to skip it: WP-2.6 owns the Maintenance-side foundation, WP-2.6b owns the scanned submission and its idempotency (</w:t>
+            </w:r>
+            <w:hyperlink w:anchor="Xa39a3ee5e6b4b0d3255bfef95601890afd80709">
+              <w:r>
+                <w:rPr>
+                  <w:rStyle w:val="Hyperlink"/>
+                </w:rPr>
+                <w:t xml:space="preserve">SRS FR-MNT-009</w:t>
+              </w:r>
+            </w:hyperlink>
+            <w:r>
+              <w:t xml:space="preserve">,</w:t>
+            </w:r>
+            <w:r>
+              <w:t xml:space="preserve"> </w:t>
+            </w:r>
+            <w:hyperlink w:anchor="Xa39a3ee5e6b4b0d3255bfef95601890afd80709">
+              <w:r>
+                <w:rPr>
+                  <w:rStyle w:val="Hyperlink"/>
+                </w:rPr>
+                <w:t xml:space="preserve">SDD DD-57</w:t>
+              </w:r>
+            </w:hyperlink>
+            <w:r>
+              <w:t xml:space="preserve">). Recorded the approved WP-2.6 scope decisions — additive migrations only, no</w:t>
+            </w:r>
+            <w:r>
+              <w:t xml:space="preserve"> </w:t>
+            </w:r>
+            <w:r>
+              <w:rPr>
+                <w:rStyle w:val="VerbatimChar"/>
+              </w:rPr>
+              <w:t xml:space="preserve">maintenance_status_history</w:t>
+            </w:r>
+            <w:r>
+              <w:t xml:space="preserve"> </w:t>
+            </w:r>
+            <w:r>
+              <w:t xml:space="preserve">table, no maintenance verification state (none is specified), preventive-maintenance</w:t>
+            </w:r>
+            <w:r>
+              <w:t xml:space="preserve"> </w:t>
+            </w:r>
+            <w:r>
+              <w:rPr>
+                <w:b/>
+                <w:bCs/>
+              </w:rPr>
+              <w:t xml:space="preserve">detection and in-app surfacing</w:t>
+            </w:r>
+            <w:r>
+              <w:t xml:space="preserve"> </w:t>
+            </w:r>
+            <w:r>
+              <w:t xml:space="preserve">without notification dispatch, and duplicate maintenance handled as a non-blocking warning rather than a database constraint. Added the</w:t>
+            </w:r>
+            <w:r>
+              <w:t xml:space="preserve"> </w:t>
+            </w:r>
+            <w:hyperlink w:anchor="Xa39a3ee5e6b4b0d3255bfef95601890afd80709">
+              <w:r>
+                <w:rPr>
+                  <w:rStyle w:val="Hyperlink"/>
+                </w:rPr>
+                <w:t xml:space="preserve">DR-022</w:t>
+              </w:r>
+            </w:hyperlink>
+            <w:r>
+              <w:t xml:space="preserve"> </w:t>
+            </w:r>
+            <w:r>
+              <w:t xml:space="preserve">schema addition to the package. No work package was deleted and no version label was changed.</w:t>
+            </w:r>
+          </w:p>
+        </w:tc>
+      </w:tr>
+      <w:tr>
+        <w:trPr>
+          <w:cantSplit w:val="1"/>
+        </w:trPr>
+        <w:tc>
+          <w:tcPr>
+            <w:tcW w:w="1216" w:type="dxa"/>
+          </w:tcPr>
+          <w:p>
+            <w:pPr>
+              <w:pStyle w:val="Compact"/>
+            </w:pPr>
+            <w:r>
+              <w:t xml:space="preserve">1.0</w:t>
+            </w:r>
+          </w:p>
+        </w:tc>
+        <w:tc>
+          <w:tcPr>
+            <w:tcW w:w="1600" w:type="dxa"/>
+          </w:tcPr>
+          <w:p>
+            <w:pPr>
+              <w:pStyle w:val="Compact"/>
+            </w:pPr>
+            <w:r>
+              <w:t xml:space="preserve">2026-08-28</w:t>
+            </w:r>
+          </w:p>
+        </w:tc>
+        <w:tc>
+          <w:tcPr>
+            <w:tcW w:w="1728" w:type="dxa"/>
+          </w:tcPr>
+          <w:p>
+            <w:pPr>
+              <w:pStyle w:val="Compact"/>
+            </w:pPr>
+            <w:r>
+              <w:t xml:space="preserve">Engineering</w:t>
+            </w:r>
+          </w:p>
+        </w:tc>
+        <w:tc>
+          <w:tcPr>
+            <w:tcW w:w="4816" w:type="dxa"/>
+          </w:tcPr>
+          <w:p>
+            <w:pPr>
+              <w:pStyle w:val="Compact"/>
+            </w:pPr>
+            <w:r>
+              <w:rPr>
+                <w:b/>
+                <w:bCs/>
+              </w:rPr>
+              <w:t xml:space="preserve">WP-2.6 — Maintenance Domain</w:t>
+            </w:r>
+            <w:r>
+              <w:t xml:space="preserve"> </w:t>
+            </w:r>
+            <w:r>
+              <w:t xml:space="preserve">delivered against the Version 1.0 baseline (label unchanged).</w:t>
+            </w:r>
+            <w:r>
+              <w:t xml:space="preserve"> </w:t>
+            </w:r>
+            <w:r>
+              <w:rPr>
+                <w:b/>
+                <w:bCs/>
+              </w:rPr>
+              <w:t xml:space="preserve">WP-2.6</w:t>
+            </w:r>
+            <w:r>
+              <w:t xml:space="preserve"> </w:t>
+            </w:r>
+            <w:r>
+              <w:t xml:space="preserve">marked ✅ done: row-scoped visibility whose list rule and uuid rule are provably the same rule, the audited five-state lifecycle with the PC-unit effect, checklists with required-item enforcement, repair evidence through the</w:t>
+            </w:r>
+            <w:r>
+              <w:t xml:space="preserve"> </w:t>
+            </w:r>
+            <w:r>
+              <w:rPr>
+                <w:b/>
+                <w:bCs/>
+              </w:rPr>
+              <w:t xml:space="preserve">existing</w:t>
+            </w:r>
+            <w:r>
+              <w:t xml:space="preserve"> </w:t>
+            </w:r>
+            <w:r>
+              <w:t xml:space="preserve">attachment trust boundary, notes, hardware replacements reconciling the installation history, preventive due detection on the configured cadence, and the technician and administrator surfaces — verified live for all three roles in development, with the production image rebuilt and its structural parity confirmed. Four additive migrations (24 → 28). Carried forward as tracked rather than absorbed: the scanned submission and its idempotency to</w:t>
+            </w:r>
+            <w:r>
+              <w:t xml:space="preserve"> </w:t>
+            </w:r>
+            <w:r>
+              <w:rPr>
+                <w:b/>
+                <w:bCs/>
+              </w:rPr>
+              <w:t xml:space="preserve">WP-2.6b</w:t>
+            </w:r>
+            <w:r>
+              <w:t xml:space="preserve">, and notification</w:t>
+            </w:r>
+            <w:r>
+              <w:t xml:space="preserve"> </w:t>
+            </w:r>
+            <w:r>
+              <w:rPr>
+                <w:b/>
+                <w:bCs/>
+              </w:rPr>
+              <w:t xml:space="preserve">delivery</w:t>
+            </w:r>
+            <w:r>
+              <w:t xml:space="preserve"> </w:t>
+            </w:r>
+            <w:r>
+              <w:t xml:space="preserve">for maintenance triggers to WP-2.6b/WP-2.7.</w:t>
+            </w:r>
+          </w:p>
+        </w:tc>
+      </w:tr>
+      <w:tr>
+        <w:trPr>
+          <w:cantSplit w:val="1"/>
+        </w:trPr>
+        <w:tc>
+          <w:tcPr>
+            <w:tcW w:w="1216" w:type="dxa"/>
+          </w:tcPr>
+          <w:p>
+            <w:pPr>
+              <w:pStyle w:val="Compact"/>
+            </w:pPr>
+            <w:r>
+              <w:t xml:space="preserve">1.0</w:t>
+            </w:r>
+          </w:p>
+        </w:tc>
+        <w:tc>
+          <w:tcPr>
+            <w:tcW w:w="1600" w:type="dxa"/>
+          </w:tcPr>
+          <w:p>
+            <w:pPr>
+              <w:pStyle w:val="Compact"/>
+            </w:pPr>
+            <w:r>
+              <w:t xml:space="preserve">2026-08-30</w:t>
+            </w:r>
+          </w:p>
+        </w:tc>
+        <w:tc>
+          <w:tcPr>
+            <w:tcW w:w="1728" w:type="dxa"/>
+          </w:tcPr>
+          <w:p>
+            <w:pPr>
+              <w:pStyle w:val="Compact"/>
+            </w:pPr>
+            <w:r>
+              <w:t xml:space="preserve">Engineering</w:t>
+            </w:r>
+          </w:p>
+        </w:tc>
+        <w:tc>
+          <w:tcPr>
+            <w:tcW w:w="4816" w:type="dxa"/>
+          </w:tcPr>
+          <w:p>
+            <w:pPr>
+              <w:pStyle w:val="Compact"/>
+            </w:pPr>
+            <w:r>
+              <w:rPr>
+                <w:b/>
+                <w:bCs/>
+              </w:rPr>
+              <w:t xml:space="preserve">WP-2.6b — QR-verified technician job workflow</w:t>
+            </w:r>
+            <w:r>
+              <w:t xml:space="preserve"> </w:t>
+            </w:r>
+            <w:r>
+              <w:t xml:space="preserve">delivered against the Version 1.0 baseline (label unchanged).</w:t>
+            </w:r>
+            <w:r>
+              <w:t xml:space="preserve"> </w:t>
+            </w:r>
+            <w:r>
+              <w:rPr>
+                <w:b/>
+                <w:bCs/>
+              </w:rPr>
+              <w:t xml:space="preserve">WP-2.6b</w:t>
+            </w:r>
+            <w:r>
+              <w:t xml:space="preserve"> </w:t>
+            </w:r>
+            <w:r>
+              <w:t xml:space="preserve">marked ✅ done for its functional scope, and</w:t>
+            </w:r>
+            <w:r>
+              <w:t xml:space="preserve"> </w:t>
+            </w:r>
+            <w:r>
+              <w:rPr>
+                <w:b/>
+                <w:bCs/>
+              </w:rPr>
+              <w:t xml:space="preserve">WP-2.4c</w:t>
+            </w:r>
+            <w:r>
+              <w:t xml:space="preserve"> </w:t>
+            </w:r>
+            <w:r>
+              <w:t xml:space="preserve">closed as absorbed: authenticated scan entry with non-disclosing pre-authentication answers and per-client/per-account rate limiting; the scan-scoped PC panel under its own policy ability; proof of work with six-layer idempotency on the scan; work support requests on the six-state map; the three administrator decisions with a database-enforced decline reason; both tracking surfaces plus authorized evidence retrieval. Two additive migrations (28 → 30).</w:t>
+            </w:r>
+            <w:r>
+              <w:t xml:space="preserve"> </w:t>
+            </w:r>
+            <w:r>
+              <w:rPr>
+                <w:b/>
+                <w:bCs/>
+              </w:rPr>
+              <w:t xml:space="preserve">Carried forward as tracked rather than absorbed:</w:t>
+            </w:r>
+            <w:r>
+              <w:t xml:space="preserve"> </w:t>
+            </w:r>
+            <w:r>
+              <w:t xml:space="preserve">the</w:t>
+            </w:r>
+            <w:r>
+              <w:t xml:space="preserve"> </w:t>
+            </w:r>
+            <w:r>
+              <w:rPr>
+                <w:i/>
+                <w:iCs/>
+              </w:rPr>
+              <w:t xml:space="preserve">minimum notification channel/service and its workflow triggers</w:t>
+            </w:r>
+            <w:r>
+              <w:t xml:space="preserve"> </w:t>
+            </w:r>
+            <w:r>
+              <w:t xml:space="preserve">named in this work package’s own scope (</w:t>
+            </w:r>
+            <w:hyperlink w:anchor="Xa39a3ee5e6b4b0d3255bfef95601890afd80709">
+              <w:r>
+                <w:rPr>
+                  <w:rStyle w:val="Hyperlink"/>
+                </w:rPr>
+                <w:t xml:space="preserve">FR-WSR-012</w:t>
+              </w:r>
+            </w:hyperlink>
+            <w:r>
+              <w:t xml:space="preserve">, partial</w:t>
+            </w:r>
+            <w:r>
+              <w:t xml:space="preserve"> </w:t>
+            </w:r>
+            <w:hyperlink w:anchor="Xa39a3ee5e6b4b0d3255bfef95601890afd80709">
+              <w:r>
+                <w:rPr>
+                  <w:rStyle w:val="Hyperlink"/>
+                </w:rPr>
+                <w:t xml:space="preserve">FR-NOT-003</w:t>
+              </w:r>
+            </w:hyperlink>
+            <w:r>
+              <w:t xml:space="preserve">,</w:t>
+            </w:r>
+            <w:r>
+              <w:t xml:space="preserve"> </w:t>
+            </w:r>
+            <w:hyperlink w:anchor="Xa39a3ee5e6b4b0d3255bfef95601890afd80709">
+              <w:r>
+                <w:rPr>
+                  <w:rStyle w:val="Hyperlink"/>
+                </w:rPr>
+                <w:t xml:space="preserve">DD-52</w:t>
+              </w:r>
+            </w:hyperlink>
+            <w:r>
+              <w:t xml:space="preserve">) move to</w:t>
+            </w:r>
+            <w:r>
+              <w:t xml:space="preserve"> </w:t>
+            </w:r>
+            <w:r>
+              <w:rPr>
+                <w:b/>
+                <w:bCs/>
+              </w:rPr>
+              <w:t xml:space="preserve">WP-2.7</w:t>
+            </w:r>
+            <w:r>
+              <w:t xml:space="preserve">, together with the notification centre and preferences that always belonged there; the procurement bridge (</w:t>
+            </w:r>
+            <w:hyperlink w:anchor="Xa39a3ee5e6b4b0d3255bfef95601890afd80709">
+              <w:r>
+                <w:rPr>
+                  <w:rStyle w:val="Hyperlink"/>
+                </w:rPr>
+                <w:t xml:space="preserve">FR-WSR-013</w:t>
+              </w:r>
+            </w:hyperlink>
+            <w:r>
+              <w:t xml:space="preserve">) and automatic support-request closure remain open. Recorded as</w:t>
+            </w:r>
+            <w:r>
+              <w:t xml:space="preserve"> </w:t>
+            </w:r>
+            <w:r>
+              <w:rPr>
+                <w:b/>
+                <w:bCs/>
+              </w:rPr>
+              <w:t xml:space="preserve">deferred / carried forward</w:t>
+            </w:r>
+            <w:r>
+              <w:t xml:space="preserve">, not implemented: the notification centre, notification preferences and email delivery; the minimum notification channel and its workflow triggers (</w:t>
+            </w:r>
+            <w:hyperlink w:anchor="Xa39a3ee5e6b4b0d3255bfef95601890afd80709">
+              <w:r>
+                <w:rPr>
+                  <w:rStyle w:val="Hyperlink"/>
+                </w:rPr>
+                <w:t xml:space="preserve">FR-WSR-012</w:t>
+              </w:r>
+            </w:hyperlink>
+            <w:r>
+              <w:t xml:space="preserve">, partial</w:t>
+            </w:r>
+            <w:r>
+              <w:t xml:space="preserve"> </w:t>
+            </w:r>
+            <w:hyperlink w:anchor="Xa39a3ee5e6b4b0d3255bfef95601890afd80709">
+              <w:r>
+                <w:rPr>
+                  <w:rStyle w:val="Hyperlink"/>
+                </w:rPr>
+                <w:t xml:space="preserve">FR-NOT-003</w:t>
+              </w:r>
+            </w:hyperlink>
+            <w:r>
+              <w:t xml:space="preserve">,</w:t>
+            </w:r>
+            <w:r>
+              <w:t xml:space="preserve"> </w:t>
+            </w:r>
+            <w:hyperlink w:anchor="Xa39a3ee5e6b4b0d3255bfef95601890afd80709">
+              <w:r>
+                <w:rPr>
+                  <w:rStyle w:val="Hyperlink"/>
+                </w:rPr>
+                <w:t xml:space="preserve">DD-52</w:t>
+              </w:r>
+            </w:hyperlink>
+            <w:r>
+              <w:t xml:space="preserve">); the procurement bridge (</w:t>
+            </w:r>
+            <w:hyperlink w:anchor="Xa39a3ee5e6b4b0d3255bfef95601890afd80709">
+              <w:r>
+                <w:rPr>
+                  <w:rStyle w:val="Hyperlink"/>
+                </w:rPr>
+                <w:t xml:space="preserve">FR-WSR-013</w:t>
+              </w:r>
+            </w:hyperlink>
+            <w:r>
+              <w:t xml:space="preserve">); automatic support-request closure; axe/WCAG regression automation; browser visual regression; the two pre-existing Phase 2.4/2.5 factory-collision test flakes; ticket export (</w:t>
+            </w:r>
+            <w:hyperlink w:anchor="Xa39a3ee5e6b4b0d3255bfef95601890afd80709">
+              <w:r>
+                <w:rPr>
+                  <w:rStyle w:val="Hyperlink"/>
+                </w:rPr>
+                <w:t xml:space="preserve">FR-RPT-004</w:t>
+              </w:r>
+            </w:hyperlink>
+            <w:r>
+              <w:t xml:space="preserve">); ticket AI (</w:t>
+            </w:r>
+            <w:hyperlink w:anchor="Xa39a3ee5e6b4b0d3255bfef95601890afd80709">
+              <w:r>
+                <w:rPr>
+                  <w:rStyle w:val="Hyperlink"/>
+                </w:rPr>
+                <w:t xml:space="preserve">FR-AI-*</w:t>
+              </w:r>
+            </w:hyperlink>
+            <w:r>
+              <w:t xml:space="preserve">); WP-2.4b; the floor plan; and Phase 2.7. No requirement was removed and no version label was changed.</w:t>
+            </w:r>
+          </w:p>
+        </w:tc>
+      </w:tr>
+      <w:tr>
+        <w:trPr>
+          <w:cantSplit w:val="1"/>
+        </w:trPr>
+        <w:tc>
+          <w:tcPr>
+            <w:tcW w:w="1216" w:type="dxa"/>
+          </w:tcPr>
+          <w:p>
+            <w:pPr>
+              <w:pStyle w:val="Compact"/>
+            </w:pPr>
+            <w:r>
+              <w:t xml:space="preserve">1.0</w:t>
+            </w:r>
+          </w:p>
+        </w:tc>
+        <w:tc>
+          <w:tcPr>
+            <w:tcW w:w="1600" w:type="dxa"/>
+          </w:tcPr>
+          <w:p>
+            <w:pPr>
+              <w:pStyle w:val="Compact"/>
+            </w:pPr>
+            <w:r>
+              <w:t xml:space="preserve">2026-09-30</w:t>
+            </w:r>
+          </w:p>
+        </w:tc>
+        <w:tc>
+          <w:tcPr>
+            <w:tcW w:w="1728" w:type="dxa"/>
+          </w:tcPr>
+          <w:p>
+            <w:pPr>
+              <w:pStyle w:val="Compact"/>
+            </w:pPr>
+            <w:r>
+              <w:t xml:space="preserve">Engineering</w:t>
+            </w:r>
+          </w:p>
+        </w:tc>
+        <w:tc>
+          <w:tcPr>
+            <w:tcW w:w="4816" w:type="dxa"/>
+          </w:tcPr>
+          <w:p>
+            <w:pPr>
+              <w:pStyle w:val="Compact"/>
+            </w:pPr>
+            <w:r>
+              <w:rPr>
+                <w:b/>
+                <w:bCs/>
+              </w:rPr>
+              <w:t xml:space="preserve">WP-M — Admin predictive-maintenance reports</w:t>
+            </w:r>
+            <w:r>
+              <w:t xml:space="preserve"> </w:t>
+            </w:r>
+            <w:r>
+              <w:t xml:space="preserve">delivered against the Version 1.0 baseline (label unchanged).</w:t>
+            </w:r>
+            <w:r>
+              <w:t xml:space="preserve"> </w:t>
+            </w:r>
+            <w:r>
+              <w:rPr>
+                <w:b/>
+                <w:bCs/>
+              </w:rPr>
+              <w:t xml:space="preserve">WP-3.4</w:t>
+            </w:r>
+            <w:r>
+              <w:t xml:space="preserve"> </w:t>
+            </w:r>
+            <w:r>
+              <w:t xml:space="preserve">marked ✅ done for the review surface of FR-AI-011: the Administrator-only list and finding pages, confirm and dismiss, the administrator notification through the existing infrastructure, and Pest, Vitest, Playwright and axe coverage including role-by-role denial and direct-uuid protection. The WP-L generation pipeline was already on the branch; its route, permission, policy and notification wiring, which had been left out of the handoff commit, is completed here. FR-AI-013 is not part of this package.</w:t>
+            </w:r>
+          </w:p>
+        </w:tc>
+      </w:tr>
+      <w:tr>
+        <w:trPr>
+          <w:cantSplit w:val="1"/>
+        </w:trPr>
+        <w:tc>
+          <w:tcPr>
+            <w:tcW w:w="1216" w:type="dxa"/>
+          </w:tcPr>
+          <w:p>
+            <w:pPr>
+              <w:pStyle w:val="Compact"/>
+            </w:pPr>
+            <w:r>
+              <w:t xml:space="preserve">1.0</w:t>
+            </w:r>
+          </w:p>
+        </w:tc>
+        <w:tc>
+          <w:tcPr>
+            <w:tcW w:w="1600" w:type="dxa"/>
+          </w:tcPr>
+          <w:p>
+            <w:pPr>
+              <w:pStyle w:val="Compact"/>
+            </w:pPr>
+            <w:r>
+              <w:t xml:space="preserve">2026-09-30</w:t>
+            </w:r>
+          </w:p>
+        </w:tc>
+        <w:tc>
+          <w:tcPr>
+            <w:tcW w:w="1728" w:type="dxa"/>
+          </w:tcPr>
+          <w:p>
+            <w:pPr>
+              <w:pStyle w:val="Compact"/>
+            </w:pPr>
+            <w:r>
+              <w:t xml:space="preserve">Engineering</w:t>
+            </w:r>
+          </w:p>
+        </w:tc>
+        <w:tc>
+          <w:tcPr>
+            <w:tcW w:w="4816" w:type="dxa"/>
+          </w:tcPr>
+          <w:p>
+            <w:pPr>
+              <w:pStyle w:val="Compact"/>
+            </w:pPr>
+            <w:r>
+              <w:rPr>
+                <w:b/>
+                <w:bCs/>
+              </w:rPr>
+              <w:t xml:space="preserve">WP-P — RAG knowledge indexing</w:t>
+            </w:r>
+            <w:r>
+              <w:t xml:space="preserve"> </w:t>
+            </w:r>
+            <w:r>
+              <w:t xml:space="preserve">delivered against the Version 1.0 baseline (label unchanged).</w:t>
+            </w:r>
+            <w:r>
+              <w:t xml:space="preserve"> </w:t>
+            </w:r>
+            <w:r>
+              <w:rPr>
+                <w:b/>
+                <w:bCs/>
+              </w:rPr>
+              <w:t xml:space="preserve">WP-3.2</w:t>
+            </w:r>
+            <w:r>
+              <w:t xml:space="preserve"> </w:t>
+            </w:r>
+            <w:r>
+              <w:t xml:space="preserve">marked ✅ done for its pipeline and retrieval scope: the chunker,</w:t>
+            </w:r>
+            <w:r>
+              <w:t xml:space="preserve"> </w:t>
+            </w:r>
+            <w:r>
+              <w:rPr>
+                <w:rStyle w:val="VerbatimChar"/>
+              </w:rPr>
+              <w:t xml:space="preserve">GenerateEmbeddingJob</w:t>
+            </w:r>
+            <w:r>
+              <w:t xml:space="preserve"> </w:t>
+            </w:r>
+            <w:r>
+              <w:t xml:space="preserve">with states, retries and stale detection, the</w:t>
+            </w:r>
+            <w:r>
+              <w:t xml:space="preserve"> </w:t>
+            </w:r>
+            <w:r>
+              <w:rPr>
+                <w:rStyle w:val="VerbatimChar"/>
+              </w:rPr>
+              <w:t xml:space="preserve">knowledge:index</w:t>
+            </w:r>
+            <w:r>
+              <w:t xml:space="preserve"> </w:t>
+            </w:r>
+            <w:r>
+              <w:t xml:space="preserve">sweep, and a retrieval service over the existing</w:t>
+            </w:r>
+            <w:r>
+              <w:t xml:space="preserve"> </w:t>
+            </w:r>
+            <w:r>
+              <w:rPr>
+                <w:rStyle w:val="VerbatimChar"/>
+              </w:rPr>
+              <w:t xml:space="preserve">ai_embeddings</w:t>
+            </w:r>
+            <w:r>
+              <w:t xml:space="preserve"> </w:t>
+            </w:r>
+            <w:r>
+              <w:t xml:space="preserve">HNSW index — for the published knowledge articles only, by the client’s instruction that transactional records stay out of the shared vector index. Not delivered and not claimed: knowledge-article authoring/review screens, any HTTP route over retrieval, and starter article content (none was invented). Numbering note: WP-3.2 is the SPMP identifier;</w:t>
+            </w:r>
+            <w:r>
+              <w:t xml:space="preserve"> </w:t>
+            </w:r>
+            <w:r>
+              <w:t xml:space="preserve">“WP-P”</w:t>
+            </w:r>
+            <w:r>
+              <w:t xml:space="preserve"> </w:t>
+            </w:r>
+            <w:r>
+              <w:t xml:space="preserve">is the conversational package name.</w:t>
+            </w:r>
+          </w:p>
+        </w:tc>
+      </w:tr>
     </w:tbl>
+    <w:p>
+      <w:pPr>
+        <w:pStyle w:val="BodyText"/>
+      </w:pPr>
+      <w:r>
+        <w:t xml:space="preserve">1.0 | 2026-09-06 | Engineering |</w:t>
+      </w:r>
+      <w:r>
+        <w:t xml:space="preserve"> </w:t>
+      </w:r>
+      <w:r>
+        <w:rPr>
+          <w:b/>
+          <w:bCs/>
+        </w:rPr>
+        <w:t xml:space="preserve">WP-2.7d — Quality &amp; operational foundation delivered</w:t>
+      </w:r>
+      <w:r>
+        <w:t xml:space="preserve"> </w:t>
+      </w:r>
+      <w:r>
+        <w:t xml:space="preserve">against the Version 1.0 baseline (label unchanged). Added a</w:t>
+      </w:r>
+      <w:r>
+        <w:t xml:space="preserve"> </w:t>
+      </w:r>
+      <w:r>
+        <w:rPr>
+          <w:b/>
+          <w:bCs/>
+        </w:rPr>
+        <w:t xml:space="preserve">WP-2.7d</w:t>
+      </w:r>
+      <w:r>
+        <w:t xml:space="preserve"> </w:t>
+      </w:r>
+      <w:r>
+        <w:t xml:space="preserve">row to the</w:t>
+      </w:r>
+      <w:r>
+        <w:t xml:space="preserve"> </w:t>
+      </w:r>
+      <w:hyperlink w:anchor="X11c27c951ee620c48b2c24bff8bc714594e6fa6">
+        <w:r>
+          <w:rPr>
+            <w:rStyle w:val="Hyperlink"/>
+          </w:rPr>
+          <w:t xml:space="preserve">§10</w:t>
+        </w:r>
+      </w:hyperlink>
+      <w:r>
+        <w:t xml:space="preserve"> </w:t>
+      </w:r>
+      <w:r>
+        <w:t xml:space="preserve">WBS, marked ✅ done: reproducible production deployment with immutable</w:t>
+      </w:r>
+      <w:r>
+        <w:t xml:space="preserve"> </w:t>
+      </w:r>
+      <w:r>
+        <w:rPr>
+          <w:rStyle w:val="VerbatimChar"/>
+        </w:rPr>
+        <w:t xml:space="preserve">prod-&lt;sha&gt;</w:t>
+      </w:r>
+      <w:r>
+        <w:t xml:space="preserve"> </w:t>
+      </w:r>
+      <w:r>
+        <w:t xml:space="preserve">image tags, release manifests and pre-deploy database snapshots; retention and a scripted rollback; the committed Playwright browser harness with deterministic fixtures;</w:t>
+      </w:r>
+      <w:r>
+        <w:t xml:space="preserve"> </w:t>
+      </w:r>
+      <w:r>
+        <w:rPr>
+          <w:b/>
+          <w:bCs/>
+        </w:rPr>
+        <w:t xml:space="preserve">axe accessibility regression automation</w:t>
+      </w:r>
+      <w:r>
+        <w:t xml:space="preserve"> </w:t>
+      </w:r>
+      <w:r>
+        <w:t xml:space="preserve">against a committed baseline; documented quality gates and a production-target smoke suite. Annotated</w:t>
+      </w:r>
+      <w:r>
+        <w:t xml:space="preserve"> </w:t>
+      </w:r>
+      <w:r>
+        <w:rPr>
+          <w:b/>
+          <w:bCs/>
+        </w:rPr>
+        <w:t xml:space="preserve">WP-2.11</w:t>
+      </w:r>
+      <w:r>
+        <w:t xml:space="preserve"> </w:t>
+      </w:r>
+      <w:r>
+        <w:t xml:space="preserve">so this early delivery is not mistaken for hardening completion — the full</w:t>
+      </w:r>
+      <w:r>
+        <w:t xml:space="preserve"> </w:t>
+      </w:r>
+      <w:r>
+        <w:rPr>
+          <w:b/>
+          <w:bCs/>
+        </w:rPr>
+        <w:t xml:space="preserve">WCAG 2.2 AA conformance audit</w:t>
+      </w:r>
+      <w:r>
+        <w:t xml:space="preserve">,</w:t>
+      </w:r>
+      <w:r>
+        <w:t xml:space="preserve"> </w:t>
+      </w:r>
+      <w:r>
+        <w:rPr>
+          <w:b/>
+          <w:bCs/>
+        </w:rPr>
+        <w:t xml:space="preserve">performance and load testing</w:t>
+      </w:r>
+      <w:r>
+        <w:t xml:space="preserve">,</w:t>
+      </w:r>
+      <w:r>
+        <w:t xml:space="preserve"> </w:t>
+      </w:r>
+      <w:r>
+        <w:rPr>
+          <w:b/>
+          <w:bCs/>
+        </w:rPr>
+        <w:t xml:space="preserve">browser visual regression</w:t>
+      </w:r>
+      <w:r>
+        <w:t xml:space="preserve">, the security review and the first authorized production deployment all remain outstanding there. Extended</w:t>
+      </w:r>
+      <w:r>
+        <w:t xml:space="preserve"> </w:t>
+      </w:r>
+      <w:r>
+        <w:rPr>
+          <w:b/>
+          <w:bCs/>
+        </w:rPr>
+        <w:t xml:space="preserve">§21</w:t>
+      </w:r>
+      <w:r>
+        <w:t xml:space="preserve"> </w:t>
+      </w:r>
+      <w:r>
+        <w:t xml:space="preserve">with the release and rollback tooling and the distinction the sign-off insisted on: the tooling is</w:t>
+      </w:r>
+      <w:r>
+        <w:t xml:space="preserve"> </w:t>
+      </w:r>
+      <w:r>
+        <w:rPr>
+          <w:b/>
+          <w:bCs/>
+        </w:rPr>
+        <w:t xml:space="preserve">implemented and verified to fail safe</w:t>
+      </w:r>
+      <w:r>
+        <w:t xml:space="preserve">, but</w:t>
+      </w:r>
+      <w:r>
+        <w:t xml:space="preserve"> </w:t>
+      </w:r>
+      <w:r>
+        <w:rPr>
+          <w:b/>
+          <w:bCs/>
+        </w:rPr>
+        <w:t xml:space="preserve">no real production rollback has ever been exercised</w:t>
+      </w:r>
+      <w:r>
+        <w:t xml:space="preserve">,</w:t>
+      </w:r>
+      <w:r>
+        <w:t xml:space="preserve"> </w:t>
+      </w:r>
+      <w:r>
+        <w:rPr>
+          <w:rStyle w:val="VerbatimChar"/>
+        </w:rPr>
+        <w:t xml:space="preserve">releases/</w:t>
+      </w:r>
+      <w:r>
+        <w:t xml:space="preserve"> </w:t>
+      </w:r>
+      <w:r>
+        <w:t xml:space="preserve">is absent, no</w:t>
+      </w:r>
+      <w:r>
+        <w:t xml:space="preserve"> </w:t>
+      </w:r>
+      <w:r>
+        <w:rPr>
+          <w:rStyle w:val="VerbatimChar"/>
+        </w:rPr>
+        <w:t xml:space="preserve">prod-&lt;sha&gt;</w:t>
+      </w:r>
+      <w:r>
+        <w:t xml:space="preserve"> </w:t>
+      </w:r>
+      <w:r>
+        <w:t xml:space="preserve">tag exists, and the surviving pre-WP-2.6b images predate the convention and cannot be used by the new scripts. No work package was deleted and no version label was changed. |</w:t>
+      </w:r>
+      <w:r>
+        <w:br/>
+      </w:r>
+      <w:r>
+        <w:t xml:space="preserve">1.0 | 2026-09-06 | Engineering |</w:t>
+      </w:r>
+      <w:r>
+        <w:t xml:space="preserve"> </w:t>
+      </w:r>
+      <w:r>
+        <w:rPr>
+          <w:b/>
+          <w:bCs/>
+        </w:rPr>
+        <w:t xml:space="preserve">WP-2.7a — Notification infrastructure delivered</w:t>
+      </w:r>
+      <w:r>
+        <w:t xml:space="preserve"> </w:t>
+      </w:r>
+      <w:r>
+        <w:t xml:space="preserve">against the Version 1.0 baseline (label unchanged). Decomposed the single</w:t>
+      </w:r>
+      <w:r>
+        <w:t xml:space="preserve"> </w:t>
+      </w:r>
+      <w:r>
+        <w:rPr>
+          <w:b/>
+          <w:bCs/>
+        </w:rPr>
+        <w:t xml:space="preserve">WP-2.7</w:t>
+      </w:r>
+      <w:r>
+        <w:t xml:space="preserve"> </w:t>
+      </w:r>
+      <w:r>
+        <w:t xml:space="preserve">row into its delivery sub-packages, following the WP-2.6b precedent, and added</w:t>
+      </w:r>
+      <w:r>
+        <w:t xml:space="preserve"> </w:t>
+      </w:r>
+      <w:r>
+        <w:rPr>
+          <w:b/>
+          <w:bCs/>
+        </w:rPr>
+        <w:t xml:space="preserve">WP-2.7a</w:t>
+      </w:r>
+      <w:r>
+        <w:t xml:space="preserve"> </w:t>
+      </w:r>
+      <w:r>
+        <w:t xml:space="preserve">✅ done: the project channel driver over the baselined schema, the dispatcher with per-recipient failure isolation, audience resolution through each domain’s own visibility rule, the opt-out preference gate, trigger identity, idempotency via</w:t>
+      </w:r>
+      <w:r>
+        <w:t xml:space="preserve"> </w:t>
+      </w:r>
+      <w:r>
+        <w:rPr>
+          <w:rStyle w:val="VerbatimChar"/>
+        </w:rPr>
+        <w:t xml:space="preserve">dedupe_key</w:t>
+      </w:r>
+      <w:r>
+        <w:t xml:space="preserve">, SLA breach detection, the eight-endpoint API, and</w:t>
+      </w:r>
+      <w:r>
+        <w:t xml:space="preserve"> </w:t>
+      </w:r>
+      <w:r>
+        <w:rPr>
+          <w:b/>
+          <w:bCs/>
+        </w:rPr>
+        <w:t xml:space="preserve">nine of</w:t>
+      </w:r>
+      <w:r>
+        <w:rPr>
+          <w:b/>
+          <w:bCs/>
+        </w:rPr>
+        <w:t xml:space="preserve"> </w:t>
+      </w:r>
+      <w:hyperlink w:anchor="Xa39a3ee5e6b4b0d3255bfef95601890afd80709">
+        <w:r>
+          <w:rPr>
+            <w:rStyle w:val="Hyperlink"/>
+            <w:b/>
+            <w:bCs/>
+          </w:rPr>
+          <w:t xml:space="preserve">FR-NOT-003</w:t>
+        </w:r>
+      </w:hyperlink>
+      <w:r>
+        <w:rPr>
+          <w:b/>
+          <w:bCs/>
+        </w:rPr>
+        <w:t xml:space="preserve">’s twelve triggers</w:t>
+      </w:r>
+      <w:r>
+        <w:t xml:space="preserve">. Recorded</w:t>
+      </w:r>
+      <w:r>
+        <w:t xml:space="preserve"> </w:t>
+      </w:r>
+      <w:r>
+        <w:rPr>
+          <w:b/>
+          <w:bCs/>
+        </w:rPr>
+        <w:t xml:space="preserve">one additive migration (30 → 31)</w:t>
+      </w:r>
+      <w:r>
+        <w:t xml:space="preserve"> </w:t>
+      </w:r>
+      <w:r>
+        <w:t xml:space="preserve">and the</w:t>
+      </w:r>
+      <w:r>
+        <w:t xml:space="preserve"> </w:t>
+      </w:r>
+      <w:r>
+        <w:rPr>
+          <w:b/>
+          <w:bCs/>
+        </w:rPr>
+        <w:t xml:space="preserve">T7/T8 carry-forward to WP-2.4b</w:t>
+      </w:r>
+      <w:r>
+        <w:t xml:space="preserve">, whose row now states that it blocks those two triggers and the</w:t>
+      </w:r>
+      <w:r>
+        <w:t xml:space="preserve"> </w:t>
+      </w:r>
+      <w:hyperlink w:anchor="Xa39a3ee5e6b4b0d3255bfef95601890afd80709">
+        <w:r>
+          <w:rPr>
+            <w:rStyle w:val="Hyperlink"/>
+          </w:rPr>
+          <w:t xml:space="preserve">FR-WSR-013</w:t>
+        </w:r>
+      </w:hyperlink>
+      <w:r>
+        <w:t xml:space="preserve"> </w:t>
+      </w:r>
+      <w:r>
+        <w:t xml:space="preserve">bridge. Marked the WP-2.6b notification carry-forward</w:t>
+      </w:r>
+      <w:r>
+        <w:t xml:space="preserve"> </w:t>
+      </w:r>
+      <w:r>
+        <w:rPr>
+          <w:b/>
+          <w:bCs/>
+        </w:rPr>
+        <w:t xml:space="preserve">discharged</w:t>
+      </w:r>
+      <w:r>
+        <w:t xml:space="preserve">. Added</w:t>
+      </w:r>
+      <w:r>
+        <w:t xml:space="preserve"> </w:t>
+      </w:r>
+      <w:r>
+        <w:rPr>
+          <w:b/>
+          <w:bCs/>
+        </w:rPr>
+        <w:t xml:space="preserve">WP-2.7c</w:t>
+      </w:r>
+      <w:r>
+        <w:t xml:space="preserve"> </w:t>
+      </w:r>
+      <w:r>
+        <w:t xml:space="preserve">(announcements) and</w:t>
+      </w:r>
+      <w:r>
+        <w:t xml:space="preserve"> </w:t>
+      </w:r>
+      <w:r>
+        <w:rPr>
+          <w:b/>
+          <w:bCs/>
+        </w:rPr>
+        <w:t xml:space="preserve">WP-2.7e</w:t>
+      </w:r>
+      <w:r>
+        <w:t xml:space="preserve"> </w:t>
+      </w:r>
+      <w:r>
+        <w:t xml:space="preserve">(digest) as</w:t>
+      </w:r>
+      <w:r>
+        <w:t xml:space="preserve"> </w:t>
+      </w:r>
+      <w:r>
+        <w:rPr>
+          <w:b/>
+          <w:bCs/>
+        </w:rPr>
+        <w:t xml:space="preserve">not started</w:t>
+      </w:r>
+      <w:r>
+        <w:t xml:space="preserve">, and recorded that</w:t>
+      </w:r>
+      <w:r>
+        <w:t xml:space="preserve"> </w:t>
+      </w:r>
+      <w:r>
+        <w:rPr>
+          <w:b/>
+          <w:bCs/>
+        </w:rPr>
+        <w:t xml:space="preserve">D5</w:t>
+      </w:r>
+      <w:r>
+        <w:t xml:space="preserve"> </w:t>
+      </w:r>
+      <w:r>
+        <w:t xml:space="preserve">makes WP-2.7c</w:t>
+      </w:r>
+      <w:r>
+        <w:t xml:space="preserve"> </w:t>
+      </w:r>
+      <w:r>
+        <w:rPr>
+          <w:b/>
+          <w:bCs/>
+        </w:rPr>
+        <w:t xml:space="preserve">depend on WP-2.7a</w:t>
+      </w:r>
+      <w:r>
+        <w:t xml:space="preserve"> </w:t>
+      </w:r>
+      <w:r>
+        <w:t xml:space="preserve">because publishing an announcement notifies in-app. No work package was deleted and no version label was changed. |</w:t>
+      </w:r>
+      <w:r>
+        <w:br/>
+      </w:r>
+      <w:r>
+        <w:t xml:space="preserve">1.0 | 2026-09-06 | Engineering |</w:t>
+      </w:r>
+      <w:r>
+        <w:t xml:space="preserve"> </w:t>
+      </w:r>
+      <w:r>
+        <w:rPr>
+          <w:b/>
+          <w:bCs/>
+        </w:rPr>
+        <w:t xml:space="preserve">WP-2.7b — Notification experience delivered</w:t>
+      </w:r>
+      <w:r>
+        <w:t xml:space="preserve"> </w:t>
+      </w:r>
+      <w:r>
+        <w:t xml:space="preserve">against the Version 1.0 baseline (label unchanged). Added</w:t>
+      </w:r>
+      <w:r>
+        <w:t xml:space="preserve"> </w:t>
+      </w:r>
+      <w:r>
+        <w:rPr>
+          <w:b/>
+          <w:bCs/>
+        </w:rPr>
+        <w:t xml:space="preserve">WP-2.7b</w:t>
+      </w:r>
+      <w:r>
+        <w:t xml:space="preserve"> </w:t>
+      </w:r>
+      <w:r>
+        <w:t xml:space="preserve">✅ done: the notification centre at</w:t>
+      </w:r>
+      <w:r>
+        <w:t xml:space="preserve"> </w:t>
+      </w:r>
+      <w:r>
+        <w:rPr>
+          <w:rStyle w:val="VerbatimChar"/>
+        </w:rPr>
+        <w:t xml:space="preserve">/app/notifications</w:t>
+      </w:r>
+      <w:r>
+        <w:t xml:space="preserve">, the top-bar entry with its unread badge and dropdown panel, individual and bulk read/unread with optimistic rollback, filtering by unread state and by type, pagination, and the channel × type preference matrix on</w:t>
+      </w:r>
+      <w:r>
+        <w:t xml:space="preserve"> </w:t>
+      </w:r>
+      <w:r>
+        <w:rPr>
+          <w:rStyle w:val="VerbatimChar"/>
+        </w:rPr>
+        <w:t xml:space="preserve">/app/account</w:t>
+      </w:r>
+      <w:r>
+        <w:t xml:space="preserve"> </w:t>
+      </w:r>
+      <w:r>
+        <w:t xml:space="preserve">—</w:t>
+      </w:r>
+      <w:r>
+        <w:t xml:space="preserve"> </w:t>
+      </w:r>
+      <w:r>
+        <w:rPr>
+          <w:b/>
+          <w:bCs/>
+        </w:rPr>
+        <w:t xml:space="preserve">frontend only, with no backend, schema or migration change</w:t>
+      </w:r>
+      <w:r>
+        <w:t xml:space="preserve">. Extended the</w:t>
+      </w:r>
+      <w:r>
+        <w:t xml:space="preserve"> </w:t>
+      </w:r>
+      <w:hyperlink w:anchor="X9b77de9594754149cd6e99d9256bc8441b2fc76">
+        <w:r>
+          <w:rPr>
+            <w:rStyle w:val="Hyperlink"/>
+          </w:rPr>
+          <w:t xml:space="preserve">§11</w:t>
+        </w:r>
+      </w:hyperlink>
+      <w:r>
+        <w:t xml:space="preserve"> </w:t>
+      </w:r>
+      <w:r>
+        <w:t xml:space="preserve">delivery record through phases 2.5, 2.6, 2.6b and 2.7, and stated the</w:t>
+      </w:r>
+      <w:r>
+        <w:t xml:space="preserve"> </w:t>
+      </w:r>
+      <w:r>
+        <w:rPr>
+          <w:b/>
+          <w:bCs/>
+        </w:rPr>
+        <w:t xml:space="preserve">environment divergence</w:t>
+      </w:r>
+      <w:r>
+        <w:t xml:space="preserve"> </w:t>
+      </w:r>
+      <w:r>
+        <w:t xml:space="preserve">plainly: repository, development and test carry</w:t>
+      </w:r>
+      <w:r>
+        <w:t xml:space="preserve"> </w:t>
+      </w:r>
+      <w:r>
+        <w:rPr>
+          <w:b/>
+          <w:bCs/>
+        </w:rPr>
+        <w:t xml:space="preserve">31 migrations</w:t>
+      </w:r>
+      <w:r>
+        <w:t xml:space="preserve"> </w:t>
+      </w:r>
+      <w:r>
+        <w:t xml:space="preserve">while</w:t>
+      </w:r>
+      <w:r>
+        <w:t xml:space="preserve"> </w:t>
+      </w:r>
+      <w:r>
+        <w:rPr>
+          <w:b/>
+          <w:bCs/>
+        </w:rPr>
+        <w:t xml:space="preserve">production carries 30</w:t>
+      </w:r>
+      <w:r>
+        <w:t xml:space="preserve">, because Phase 2.7 is committed but</w:t>
+      </w:r>
+      <w:r>
+        <w:t xml:space="preserve"> </w:t>
+      </w:r>
+      <w:r>
+        <w:rPr>
+          <w:b/>
+          <w:bCs/>
+        </w:rPr>
+        <w:t xml:space="preserve">not deployed</w:t>
+      </w:r>
+      <w:r>
+        <w:t xml:space="preserve">. Recorded that the</w:t>
+      </w:r>
+      <w:r>
+        <w:t xml:space="preserve"> </w:t>
+      </w:r>
+      <w:r>
+        <w:rPr>
+          <w:rStyle w:val="VerbatimChar"/>
+        </w:rPr>
+        <w:t xml:space="preserve">a</w:t>
+      </w:r>
+      <w:r>
+        <w:t xml:space="preserve">/</w:t>
+      </w:r>
+      <w:r>
+        <w:rPr>
+          <w:rStyle w:val="VerbatimChar"/>
+        </w:rPr>
+        <w:t xml:space="preserve">b</w:t>
+      </w:r>
+      <w:r>
+        <w:t xml:space="preserve">/</w:t>
+      </w:r>
+      <w:r>
+        <w:rPr>
+          <w:rStyle w:val="VerbatimChar"/>
+        </w:rPr>
+        <w:t xml:space="preserve">c</w:t>
+      </w:r>
+      <w:r>
+        <w:t xml:space="preserve">/</w:t>
+      </w:r>
+      <w:r>
+        <w:rPr>
+          <w:rStyle w:val="VerbatimChar"/>
+        </w:rPr>
+        <w:t xml:space="preserve">d</w:t>
+      </w:r>
+      <w:r>
+        <w:t xml:space="preserve"> </w:t>
+      </w:r>
+      <w:r>
+        <w:t xml:space="preserve">suffixes are delivery-order sub-packages rather than a second numbering scheme, and that they were delivered out of alphabetical order — WP-2.7d first, because the harness had to exist before the surfaces it verifies. No work package was deleted and no version label was changed. |</w:t>
+      </w:r>
+      <w:r>
+        <w:br/>
+      </w:r>
+      <w:r>
+        <w:t xml:space="preserve">1.0 | 2026-09-07 | Engineering |</w:t>
+      </w:r>
+      <w:r>
+        <w:t xml:space="preserve"> </w:t>
+      </w:r>
+      <w:r>
+        <w:rPr>
+          <w:b/>
+          <w:bCs/>
+        </w:rPr>
+        <w:t xml:space="preserve">WP-2.7c — Announcements delivered</w:t>
+      </w:r>
+      <w:r>
+        <w:t xml:space="preserve"> </w:t>
+      </w:r>
+      <w:r>
+        <w:t xml:space="preserve">against the Version 1.0 baseline (label unchanged). Marked</w:t>
+      </w:r>
+      <w:r>
+        <w:t xml:space="preserve"> </w:t>
+      </w:r>
+      <w:r>
+        <w:rPr>
+          <w:b/>
+          <w:bCs/>
+        </w:rPr>
+        <w:t xml:space="preserve">WP-2.7c</w:t>
+      </w:r>
+      <w:r>
+        <w:t xml:space="preserve"> </w:t>
+      </w:r>
+      <w:r>
+        <w:t xml:space="preserve">✅ done in the WBS: the management surface behind the existing</w:t>
+      </w:r>
+      <w:r>
+        <w:t xml:space="preserve"> </w:t>
+      </w:r>
+      <w:r>
+        <w:rPr>
+          <w:rStyle w:val="VerbatimChar"/>
+        </w:rPr>
+        <w:t xml:space="preserve">system.announcements.manage</w:t>
+      </w:r>
+      <w:r>
+        <w:t xml:space="preserve">, the reader at</w:t>
+      </w:r>
+      <w:r>
+        <w:t xml:space="preserve"> </w:t>
+      </w:r>
+      <w:r>
+        <w:rPr>
+          <w:rStyle w:val="VerbatimChar"/>
+        </w:rPr>
+        <w:t xml:space="preserve">/app/announcements</w:t>
+      </w:r>
+      <w:r>
+        <w:t xml:space="preserve">, audience targeting enforced as an authorization boundary at the uuid as well as in the list, and the</w:t>
+      </w:r>
+      <w:r>
+        <w:t xml:space="preserve"> </w:t>
+      </w:r>
+      <w:hyperlink w:anchor="Xa39a3ee5e6b4b0d3255bfef95601890afd80709">
+        <w:r>
+          <w:rPr>
+            <w:rStyle w:val="Hyperlink"/>
+          </w:rPr>
+          <w:t xml:space="preserve">SRS FR-NOT-003</w:t>
+        </w:r>
+      </w:hyperlink>
+      <w:r>
+        <w:t xml:space="preserve"> </w:t>
+      </w:r>
+      <w:r>
+        <w:t xml:space="preserve">announcement trigger. Delivered as forecast — one</w:t>
+      </w:r>
+      <w:r>
+        <w:t xml:space="preserve"> </w:t>
+      </w:r>
+      <w:r>
+        <w:rPr>
+          <w:rStyle w:val="VerbatimChar"/>
+        </w:rPr>
+        <w:t xml:space="preserve">NotificationTopic</w:t>
+      </w:r>
+      <w:r>
+        <w:t xml:space="preserve"> </w:t>
+      </w:r>
+      <w:r>
+        <w:t xml:space="preserve">case and one listener,</w:t>
+      </w:r>
+      <w:r>
+        <w:t xml:space="preserve"> </w:t>
+      </w:r>
+      <w:r>
+        <w:rPr>
+          <w:b/>
+          <w:bCs/>
+        </w:rPr>
+        <w:t xml:space="preserve">no new permission and no schema change</w:t>
+      </w:r>
+      <w:r>
+        <w:t xml:space="preserve"> </w:t>
+      </w:r>
+      <w:r>
+        <w:t xml:space="preserve">— with one addition the plan did not anticipate: the</w:t>
+      </w:r>
+      <w:r>
+        <w:t xml:space="preserve"> </w:t>
+      </w:r>
+      <w:hyperlink w:anchor="Xa39a3ee5e6b4b0d3255bfef95601890afd80709">
+        <w:r>
+          <w:rPr>
+            <w:rStyle w:val="Hyperlink"/>
+          </w:rPr>
+          <w:t xml:space="preserve">SDD DD-66</w:t>
+        </w:r>
+      </w:hyperlink>
+      <w:r>
+        <w:t xml:space="preserve"> </w:t>
+      </w:r>
+      <w:r>
+        <w:t xml:space="preserve">channel-exclusion mechanism, needed because the opt-out preference gate could not by itself guarantee that publishing sends no email. Recorded that FR-NOT-003 now stands at</w:t>
+      </w:r>
+      <w:r>
+        <w:t xml:space="preserve"> </w:t>
+      </w:r>
+      <w:r>
+        <w:rPr>
+          <w:b/>
+          <w:bCs/>
+        </w:rPr>
+        <w:t xml:space="preserve">ten of twelve</w:t>
+      </w:r>
+      <w:r>
+        <w:t xml:space="preserve"> </w:t>
+      </w:r>
+      <w:r>
+        <w:t xml:space="preserve">triggers; the remaining two stay blocked on</w:t>
+      </w:r>
+      <w:r>
+        <w:t xml:space="preserve"> </w:t>
+      </w:r>
+      <w:r>
+        <w:rPr>
+          <w:b/>
+          <w:bCs/>
+        </w:rPr>
+        <w:t xml:space="preserve">WP-2.4b</w:t>
+      </w:r>
+      <w:r>
+        <w:t xml:space="preserve"> </w:t>
+      </w:r>
+      <w:r>
+        <w:t xml:space="preserve">and their status is unchanged. Noted</w:t>
+      </w:r>
+      <w:r>
+        <w:t xml:space="preserve"> </w:t>
+      </w:r>
+      <w:r>
+        <w:rPr>
+          <w:b/>
+          <w:bCs/>
+        </w:rPr>
+        <w:t xml:space="preserve">WP-2.7e</w:t>
+      </w:r>
+      <w:r>
+        <w:t xml:space="preserve"> </w:t>
+      </w:r>
+      <w:r>
+        <w:t xml:space="preserve">(the FR-NOT-008 digest) as the one outstanding WP-2.7 sub-package. The package is</w:t>
+      </w:r>
+      <w:r>
+        <w:t xml:space="preserve"> </w:t>
+      </w:r>
+      <w:r>
+        <w:rPr>
+          <w:b/>
+          <w:bCs/>
+        </w:rPr>
+        <w:t xml:space="preserve">committed but not deployed</w:t>
+      </w:r>
+      <w:r>
+        <w:t xml:space="preserve">, so the environment-divergence note stands. No work package was renumbered and no version label was changed. |</w:t>
+      </w:r>
+      <w:r>
+        <w:br/>
+      </w:r>
+      <w:r>
+        <w:t xml:space="preserve">1.0 | 2026-09-07 | Engineering |</w:t>
+      </w:r>
+      <w:r>
+        <w:t xml:space="preserve"> </w:t>
+      </w:r>
+      <w:r>
+        <w:rPr>
+          <w:b/>
+          <w:bCs/>
+        </w:rPr>
+        <w:t xml:space="preserve">WP-2.7e — Daily digest delivered</w:t>
+      </w:r>
+      <w:r>
+        <w:t xml:space="preserve"> </w:t>
+      </w:r>
+      <w:r>
+        <w:t xml:space="preserve">against the Version 1.0 baseline (label unchanged). Marked</w:t>
+      </w:r>
+      <w:r>
+        <w:t xml:space="preserve"> </w:t>
+      </w:r>
+      <w:r>
+        <w:rPr>
+          <w:b/>
+          <w:bCs/>
+        </w:rPr>
+        <w:t xml:space="preserve">WP-2.7e</w:t>
+      </w:r>
+      <w:r>
+        <w:t xml:space="preserve"> </w:t>
+      </w:r>
+      <w:r>
+        <w:t xml:space="preserve">✅ done, closing the last outstanding</w:t>
+      </w:r>
+      <w:r>
+        <w:t xml:space="preserve"> </w:t>
+      </w:r>
+      <w:r>
+        <w:rPr>
+          <w:b/>
+          <w:bCs/>
+        </w:rPr>
+        <w:t xml:space="preserve">WP-2.7</w:t>
+      </w:r>
+      <w:r>
+        <w:t xml:space="preserve"> </w:t>
+      </w:r>
+      <w:r>
+        <w:t xml:space="preserve">sub-package: the digest was delivered as the third delivery</w:t>
+      </w:r>
+      <w:r>
+        <w:t xml:space="preserve"> </w:t>
+      </w:r>
+      <w:r>
+        <w:rPr>
+          <w:i/>
+          <w:iCs/>
+        </w:rPr>
+        <w:t xml:space="preserve">channel</w:t>
+      </w:r>
+      <w:r>
+        <w:t xml:space="preserve"> </w:t>
+      </w:r>
+      <w:r>
+        <w:rPr>
+          <w:b/>
+          <w:bCs/>
+        </w:rPr>
+        <w:t xml:space="preserve">D1</w:t>
+      </w:r>
+      <w:r>
+        <w:t xml:space="preserve"> </w:t>
+      </w:r>
+      <w:r>
+        <w:t xml:space="preserve">approved, on a</w:t>
+      </w:r>
+      <w:r>
+        <w:t xml:space="preserve"> </w:t>
+      </w:r>
+      <w:r>
+        <w:rPr>
+          <w:b/>
+          <w:bCs/>
+        </w:rPr>
+        <w:t xml:space="preserve">07:00 Asia/Manila</w:t>
+      </w:r>
+      <w:r>
+        <w:t xml:space="preserve"> </w:t>
+      </w:r>
+      <w:r>
+        <w:t xml:space="preserve">schedule covering the previous school-local calendar day, with</w:t>
+      </w:r>
+      <w:r>
+        <w:t xml:space="preserve"> </w:t>
+      </w:r>
+      <w:r>
+        <w:rPr>
+          <w:b/>
+          <w:bCs/>
+        </w:rPr>
+        <w:t xml:space="preserve">at-most-once</w:t>
+      </w:r>
+      <w:r>
+        <w:t xml:space="preserve"> </w:t>
+      </w:r>
+      <w:r>
+        <w:t xml:space="preserve">delivery enforced by a new</w:t>
+      </w:r>
+      <w:r>
+        <w:t xml:space="preserve"> </w:t>
+      </w:r>
+      <w:r>
+        <w:rPr>
+          <w:rStyle w:val="VerbatimChar"/>
+        </w:rPr>
+        <w:t xml:space="preserve">notification_digests</w:t>
+      </w:r>
+      <w:r>
+        <w:t xml:space="preserve"> </w:t>
+      </w:r>
+      <w:r>
+        <w:t xml:space="preserve">table unique on</w:t>
+      </w:r>
+      <w:r>
+        <w:t xml:space="preserve"> </w:t>
+      </w:r>
+      <w:r>
+        <w:rPr>
+          <w:rStyle w:val="VerbatimChar"/>
+        </w:rPr>
+        <w:t xml:space="preserve">(user_id, digest_date)</w:t>
+      </w:r>
+      <w:r>
+        <w:t xml:space="preserve"> </w:t>
+      </w:r>
+      <w:r>
+        <w:t xml:space="preserve">— the one addition beyond the original design, and approved as such before implementation. Recorded</w:t>
+      </w:r>
+      <w:r>
+        <w:t xml:space="preserve"> </w:t>
+      </w:r>
+      <w:r>
+        <w:rPr>
+          <w:b/>
+          <w:bCs/>
+        </w:rPr>
+        <w:t xml:space="preserve">FR-NOT-008</w:t>
+      </w:r>
+      <w:r>
+        <w:t xml:space="preserve"> </w:t>
+      </w:r>
+      <w:r>
+        <w:t xml:space="preserve">satisfied in the SRS and amended</w:t>
+      </w:r>
+      <w:r>
+        <w:t xml:space="preserve"> </w:t>
+      </w:r>
+      <w:hyperlink w:anchor="Xa39a3ee5e6b4b0d3255bfef95601890afd80709">
+        <w:r>
+          <w:rPr>
+            <w:rStyle w:val="Hyperlink"/>
+            <w:b/>
+            <w:bCs/>
+          </w:rPr>
+          <w:t xml:space="preserve">SDD DD-63</w:t>
+        </w:r>
+      </w:hyperlink>
+      <w:r>
+        <w:t xml:space="preserve"> </w:t>
+      </w:r>
+      <w:r>
+        <w:t xml:space="preserve">in place. Updated the environment-divergence note: the repository now carries</w:t>
+      </w:r>
+      <w:r>
+        <w:t xml:space="preserve"> </w:t>
+      </w:r>
+      <w:r>
+        <w:rPr>
+          <w:b/>
+          <w:bCs/>
+        </w:rPr>
+        <w:t xml:space="preserve">32</w:t>
+      </w:r>
+      <w:r>
+        <w:t xml:space="preserve"> </w:t>
+      </w:r>
+      <w:r>
+        <w:t xml:space="preserve">migrations against production’s</w:t>
+      </w:r>
+      <w:r>
+        <w:t xml:space="preserve"> </w:t>
+      </w:r>
+      <w:r>
+        <w:rPr>
+          <w:b/>
+          <w:bCs/>
+        </w:rPr>
+        <w:t xml:space="preserve">30</w:t>
+      </w:r>
+      <w:r>
+        <w:t xml:space="preserve">, and because Laravel applies pending migrations in filename order, the first production deployment of WP-2.7e is necessarily also the first of WP-2.7a, WP-2.7b and WP-2.7c.</w:t>
+      </w:r>
+      <w:r>
+        <w:t xml:space="preserve"> </w:t>
+      </w:r>
+      <w:r>
+        <w:rPr>
+          <w:b/>
+          <w:bCs/>
+        </w:rPr>
+        <w:t xml:space="preserve">FR-NOT-003 triggers 7 and 8 remain blocked on WP-2.4b</w:t>
+      </w:r>
+      <w:r>
+        <w:t xml:space="preserve"> </w:t>
+      </w:r>
+      <w:r>
+        <w:t xml:space="preserve">and their status is unchanged. No work package was renumbered and no version label was changed. |</w:t>
+      </w:r>
+      <w:r>
+        <w:br/>
+      </w:r>
+      <w:r>
+        <w:t xml:space="preserve">1.0 | 2026-10-18 | Engineering |</w:t>
+      </w:r>
+      <w:r>
+        <w:t xml:space="preserve"> </w:t>
+      </w:r>
+      <w:r>
+        <w:rPr>
+          <w:b/>
+          <w:bCs/>
+        </w:rPr>
+        <w:t xml:space="preserve">WP-2.10 progress — Phase 2.10 R0–R3</w:t>
+      </w:r>
+      <w:r>
+        <w:t xml:space="preserve"> </w:t>
+      </w:r>
+      <w:r>
+        <w:t xml:space="preserve">recorded against the Version 1.0 baseline (label unchanged; SPMP WP-2.10 is conversational Phase 2.10, which also carries the asset-import slice of WP-2.4b). Delivered: R0 report and chart libraries locked through disposable gate containers (owner decision D7); R1 the Administrator’s filterable ticket overview (FR-DSH-009); R2 overlay hardening and shared primitives; R3 report export, email and print (FR-RPT-004/008/009), deployed 2026-10-18 (</w:t>
+      </w:r>
+      <w:r>
+        <w:rPr>
+          <w:rStyle w:val="VerbatimChar"/>
+        </w:rPr>
+        <w:t xml:space="preserve">01238a6</w:t>
+      </w:r>
+      <w:r>
+        <w:t xml:space="preserve">); R4 Overall Reports (FR-RPT-010), deployed 2026-10-18 (</w:t>
+      </w:r>
+      <w:r>
+        <w:rPr>
+          <w:rStyle w:val="VerbatimChar"/>
+        </w:rPr>
+        <w:t xml:space="preserve">29ae9f0</w:t>
+      </w:r>
+      <w:r>
+        <w:t xml:space="preserve">); R5 AI interpretations (FR-RPT-011, off by default), deployed 2026-10-18 (</w:t>
+      </w:r>
+      <w:r>
+        <w:rPr>
+          <w:rStyle w:val="VerbatimChar"/>
+        </w:rPr>
+        <w:t xml:space="preserve">0c0a57b</w:t>
+      </w:r>
+      <w:r>
+        <w:t xml:space="preserve">); R6 asset import (FR-AST-016; the asset-import slice of WP-2.4b), deployed 2026-10-18 (</w:t>
+      </w:r>
+      <w:r>
+        <w:rPr>
+          <w:rStyle w:val="VerbatimChar"/>
+        </w:rPr>
+        <w:t xml:space="preserve">9f151fb</w:t>
+      </w:r>
+      <w:r>
+        <w:t xml:space="preserve">); R7 post-import review (FR-AST-017). R0–R2 deployed to production on 2026-10-18 (</w:t>
+      </w:r>
+      <w:r>
+        <w:rPr>
+          <w:rStyle w:val="VerbatimChar"/>
+        </w:rPr>
+        <w:t xml:space="preserve">096132e</w:t>
+      </w:r>
+      <w:r>
+        <w:t xml:space="preserve">). Phase 2.10 (R0–R7) is complete. The rest of WP-2.4b (consumables, stock, procurement, disposal, export, bulk actions) is unchanged. |</w:t>
+      </w:r>
+      <w:r>
+        <w:br/>
+      </w:r>
+      <w:r>
+        <w:t xml:space="preserve">1.0 | 2026-10-19 | Engineering |</w:t>
+      </w:r>
+      <w:r>
+        <w:t xml:space="preserve"> </w:t>
+      </w:r>
+      <w:r>
+        <w:rPr>
+          <w:b/>
+          <w:bCs/>
+        </w:rPr>
+        <w:t xml:space="preserve">Phase 2.11 — Floorplan completion and the PC status model</w:t>
+      </w:r>
+      <w:r>
+        <w:t xml:space="preserve"> </w:t>
+      </w:r>
+      <w:r>
+        <w:t xml:space="preserve">delivered against the Version 1.0 baseline (label unchanged). Numbering note:</w:t>
+      </w:r>
+      <w:r>
+        <w:t xml:space="preserve"> </w:t>
+      </w:r>
+      <w:r>
+        <w:t xml:space="preserve">“Phase 2.11”</w:t>
+      </w:r>
+      <w:r>
+        <w:t xml:space="preserve"> </w:t>
+      </w:r>
+      <w:r>
+        <w:t xml:space="preserve">is conversational; the SPMP work packages are</w:t>
+      </w:r>
+      <w:r>
+        <w:t xml:space="preserve"> </w:t>
+      </w:r>
+      <w:r>
+        <w:rPr>
+          <w:b/>
+          <w:bCs/>
+        </w:rPr>
+        <w:t xml:space="preserve">WP-4.1/4.2/4.3</w:t>
+      </w:r>
+      <w:r>
+        <w:t xml:space="preserve">. Marked</w:t>
+      </w:r>
+      <w:r>
+        <w:t xml:space="preserve"> </w:t>
+      </w:r>
+      <w:r>
+        <w:rPr>
+          <w:b/>
+          <w:bCs/>
+        </w:rPr>
+        <w:t xml:space="preserve">WP-4.1</w:t>
+      </w:r>
+      <w:r>
+        <w:t xml:space="preserve"> </w:t>
+      </w:r>
+      <w:r>
+        <w:t xml:space="preserve">✅ (WP-A, plus the presence channel),</w:t>
+      </w:r>
+      <w:r>
+        <w:t xml:space="preserve"> </w:t>
+      </w:r>
+      <w:r>
+        <w:rPr>
+          <w:b/>
+          <w:bCs/>
+        </w:rPr>
+        <w:t xml:space="preserve">WP-4.2</w:t>
+      </w:r>
+      <w:r>
+        <w:t xml:space="preserve"> </w:t>
+      </w:r>
+      <w:r>
+        <w:t xml:space="preserve">✅ (the Floorplan editor) and</w:t>
+      </w:r>
+      <w:r>
+        <w:t xml:space="preserve"> </w:t>
+      </w:r>
+      <w:r>
+        <w:rPr>
+          <w:b/>
+          <w:bCs/>
+        </w:rPr>
+        <w:t xml:space="preserve">WP-4.3</w:t>
+      </w:r>
+      <w:r>
+        <w:t xml:space="preserve"> </w:t>
+      </w:r>
+      <w:r>
+        <w:t xml:space="preserve">✅ for its functional scope (status model, details panel, realtime, position release), with</w:t>
+      </w:r>
+      <w:r>
+        <w:t xml:space="preserve"> </w:t>
+      </w:r>
+      <w:r>
+        <w:rPr>
+          <w:b/>
+          <w:bCs/>
+        </w:rPr>
+        <w:t xml:space="preserve">GA pending</w:t>
+      </w:r>
+      <w:r>
+        <w:t xml:space="preserve"> </w:t>
+      </w:r>
+      <w:r>
+        <w:t xml:space="preserve">owner acceptance on production and the CI browser run. Two migrations (S: PC status model with its audited data mapping and archive of retired PCs; F1: layout revision, workstation rotation rule, fixtures table). No work package was deleted and no version label was changed. |</w:t>
+      </w:r>
+      <w:r>
+        <w:br/>
+      </w:r>
+      <w:r>
+        <w:t xml:space="preserve">1.0 | 2026-10-19 | Engineering |</w:t>
+      </w:r>
+      <w:r>
+        <w:t xml:space="preserve"> </w:t>
+      </w:r>
+      <w:r>
+        <w:rPr>
+          <w:b/>
+          <w:bCs/>
+        </w:rPr>
+        <w:t xml:space="preserve">Phase 2.11 — pre-deployment verification</w:t>
+      </w:r>
+      <w:r>
+        <w:t xml:space="preserve"> </w:t>
+      </w:r>
+      <w:r>
+        <w:t xml:space="preserve">recorded against the Version 1.0 baseline (label unchanged).</w:t>
+      </w:r>
+      <w:r>
+        <w:t xml:space="preserve"> </w:t>
+      </w:r>
+      <w:r>
+        <w:rPr>
+          <w:b/>
+          <w:bCs/>
+        </w:rPr>
+        <w:t xml:space="preserve">WP-4.3</w:t>
+      </w:r>
+      <w:r>
+        <w:t xml:space="preserve"> </w:t>
+      </w:r>
+      <w:r>
+        <w:t xml:space="preserve">annotated with the verification evidence: the status migration’s rollback is exact and was rehearsed twice on a verified production copy; the full browser suite and the full accessibility project pass in a disposable stack (the DonutChart</w:t>
+      </w:r>
+      <w:r>
+        <w:t xml:space="preserve"> </w:t>
+      </w:r>
+      <w:r>
+        <w:rPr>
+          <w:rStyle w:val="VerbatimChar"/>
+        </w:rPr>
+        <w:t xml:space="preserve">aria-hidden-focus</w:t>
+      </w:r>
+      <w:r>
+        <w:t xml:space="preserve"> </w:t>
+      </w:r>
+      <w:r>
+        <w:t xml:space="preserve">regression and the e2e project’s broken</w:t>
+      </w:r>
+      <w:r>
+        <w:t xml:space="preserve"> </w:t>
+      </w:r>
+      <w:r>
+        <w:rPr>
+          <w:rStyle w:val="VerbatimChar"/>
+        </w:rPr>
+        <w:t xml:space="preserve">json</w:t>
+      </w:r>
+      <w:r>
+        <w:t xml:space="preserve"> </w:t>
+      </w:r>
+      <w:r>
+        <w:t xml:space="preserve">import, both pre-existing, were fixed). GA still waits on the owner’s production acceptance. No work package was deleted and no version label was changed. |</w:t>
+      </w:r>
+    </w:p>
     <w:bookmarkEnd w:id="21"/>
     <w:bookmarkStart w:id="22" w:name="conventions"/>
     <w:p>
@@ -4592,11 +7203,11 @@
         <w:tblLook w:val="04A0" w:firstRow="1" w:lastRow="0" w:firstColumn="0" w:lastColumn="0" w:noHBand="0" w:noVBand="1"/>
       </w:tblPr>
       <w:tblGrid>
-        <w:gridCol w:w="1108"/>
-        <w:gridCol w:w="2551"/>
-        <w:gridCol w:w="2551"/>
-        <w:gridCol w:w="1457"/>
-        <w:gridCol w:w="1693"/>
+        <w:gridCol w:w="1007"/>
+        <w:gridCol w:w="2320"/>
+        <w:gridCol w:w="2320"/>
+        <w:gridCol w:w="2174"/>
+        <w:gridCol w:w="1539"/>
       </w:tblGrid>
       <w:tr>
         <w:trPr>
@@ -4605,7 +7216,7 @@
         </w:trPr>
         <w:tc>
           <w:tcPr>
-            <w:tcW w:w="1108" w:type="dxa"/>
+            <w:tcW w:w="1007" w:type="dxa"/>
           </w:tcPr>
           <w:p>
             <w:pPr>
@@ -4622,7 +7233,7 @@
         </w:tc>
         <w:tc>
           <w:tcPr>
-            <w:tcW w:w="2551" w:type="dxa"/>
+            <w:tcW w:w="2320" w:type="dxa"/>
           </w:tcPr>
           <w:p>
             <w:pPr>
@@ -4639,7 +7250,7 @@
         </w:tc>
         <w:tc>
           <w:tcPr>
-            <w:tcW w:w="2551" w:type="dxa"/>
+            <w:tcW w:w="2320" w:type="dxa"/>
           </w:tcPr>
           <w:p>
             <w:pPr>
@@ -4656,7 +7267,7 @@
         </w:tc>
         <w:tc>
           <w:tcPr>
-            <w:tcW w:w="1457" w:type="dxa"/>
+            <w:tcW w:w="2174" w:type="dxa"/>
           </w:tcPr>
           <w:p>
             <w:pPr>
@@ -4673,7 +7284,7 @@
         </w:tc>
         <w:tc>
           <w:tcPr>
-            <w:tcW w:w="1693" w:type="dxa"/>
+            <w:tcW w:w="1539" w:type="dxa"/>
           </w:tcPr>
           <w:p>
             <w:pPr>
@@ -4695,7 +7306,7 @@
         </w:trPr>
         <w:tc>
           <w:tcPr>
-            <w:tcW w:w="1108" w:type="dxa"/>
+            <w:tcW w:w="1007" w:type="dxa"/>
           </w:tcPr>
           <w:p>
             <w:pPr>
@@ -4712,7 +7323,7 @@
         </w:tc>
         <w:tc>
           <w:tcPr>
-            <w:tcW w:w="2551" w:type="dxa"/>
+            <w:tcW w:w="2320" w:type="dxa"/>
           </w:tcPr>
           <w:p>
             <w:pPr>
@@ -4725,7 +7336,7 @@
         </w:tc>
         <w:tc>
           <w:tcPr>
-            <w:tcW w:w="2551" w:type="dxa"/>
+            <w:tcW w:w="2320" w:type="dxa"/>
           </w:tcPr>
           <w:p>
             <w:pPr>
@@ -4738,7 +7349,7 @@
         </w:tc>
         <w:tc>
           <w:tcPr>
-            <w:tcW w:w="1457" w:type="dxa"/>
+            <w:tcW w:w="2174" w:type="dxa"/>
           </w:tcPr>
           <w:p>
             <w:pPr>
@@ -4751,7 +7362,7 @@
         </w:tc>
         <w:tc>
           <w:tcPr>
-            <w:tcW w:w="1693" w:type="dxa"/>
+            <w:tcW w:w="1539" w:type="dxa"/>
           </w:tcPr>
           <w:p>
             <w:pPr>
@@ -4769,7 +7380,7 @@
         </w:trPr>
         <w:tc>
           <w:tcPr>
-            <w:tcW w:w="1108" w:type="dxa"/>
+            <w:tcW w:w="1007" w:type="dxa"/>
           </w:tcPr>
           <w:p>
             <w:pPr>
@@ -4786,7 +7397,7 @@
         </w:tc>
         <w:tc>
           <w:tcPr>
-            <w:tcW w:w="2551" w:type="dxa"/>
+            <w:tcW w:w="2320" w:type="dxa"/>
           </w:tcPr>
           <w:p>
             <w:pPr>
@@ -4802,7 +7413,7 @@
               <w:rPr>
                 <w:rStyle w:val="VerbatimChar"/>
               </w:rPr>
-              <w:t xml:space="preserve">OI-01..07</w:t>
+              <w:t xml:space="preserve">OI-01..11</w:t>
             </w:r>
             <w:r>
               <w:t xml:space="preserve">)</w:t>
@@ -4811,7 +7422,7 @@
         </w:tc>
         <w:tc>
           <w:tcPr>
-            <w:tcW w:w="2551" w:type="dxa"/>
+            <w:tcW w:w="2320" w:type="dxa"/>
           </w:tcPr>
           <w:p>
             <w:pPr>
@@ -4824,7 +7435,7 @@
         </w:tc>
         <w:tc>
           <w:tcPr>
-            <w:tcW w:w="1457" w:type="dxa"/>
+            <w:tcW w:w="2174" w:type="dxa"/>
           </w:tcPr>
           <w:p>
             <w:pPr>
@@ -4837,7 +7448,7 @@
         </w:tc>
         <w:tc>
           <w:tcPr>
-            <w:tcW w:w="1693" w:type="dxa"/>
+            <w:tcW w:w="1539" w:type="dxa"/>
           </w:tcPr>
           <w:p>
             <w:pPr>
@@ -4855,7 +7466,7 @@
         </w:trPr>
         <w:tc>
           <w:tcPr>
-            <w:tcW w:w="1108" w:type="dxa"/>
+            <w:tcW w:w="1007" w:type="dxa"/>
           </w:tcPr>
           <w:p>
             <w:pPr>
@@ -4872,7 +7483,7 @@
         </w:tc>
         <w:tc>
           <w:tcPr>
-            <w:tcW w:w="2551" w:type="dxa"/>
+            <w:tcW w:w="2320" w:type="dxa"/>
           </w:tcPr>
           <w:p>
             <w:pPr>
@@ -4885,7 +7496,7 @@
         </w:tc>
         <w:tc>
           <w:tcPr>
-            <w:tcW w:w="2551" w:type="dxa"/>
+            <w:tcW w:w="2320" w:type="dxa"/>
           </w:tcPr>
           <w:p>
             <w:pPr>
@@ -4898,7 +7509,7 @@
         </w:tc>
         <w:tc>
           <w:tcPr>
-            <w:tcW w:w="1457" w:type="dxa"/>
+            <w:tcW w:w="2174" w:type="dxa"/>
           </w:tcPr>
           <w:p>
             <w:pPr>
@@ -4911,7 +7522,7 @@
         </w:tc>
         <w:tc>
           <w:tcPr>
-            <w:tcW w:w="1693" w:type="dxa"/>
+            <w:tcW w:w="1539" w:type="dxa"/>
           </w:tcPr>
           <w:p>
             <w:pPr>
@@ -4929,7 +7540,7 @@
         </w:trPr>
         <w:tc>
           <w:tcPr>
-            <w:tcW w:w="1108" w:type="dxa"/>
+            <w:tcW w:w="1007" w:type="dxa"/>
           </w:tcPr>
           <w:p>
             <w:pPr>
@@ -4946,7 +7557,7 @@
         </w:tc>
         <w:tc>
           <w:tcPr>
-            <w:tcW w:w="2551" w:type="dxa"/>
+            <w:tcW w:w="2320" w:type="dxa"/>
           </w:tcPr>
           <w:p>
             <w:pPr>
@@ -4969,7 +7580,7 @@
         </w:tc>
         <w:tc>
           <w:tcPr>
-            <w:tcW w:w="2551" w:type="dxa"/>
+            <w:tcW w:w="2320" w:type="dxa"/>
           </w:tcPr>
           <w:p>
             <w:pPr>
@@ -4992,7 +7603,7 @@
         </w:tc>
         <w:tc>
           <w:tcPr>
-            <w:tcW w:w="1457" w:type="dxa"/>
+            <w:tcW w:w="2174" w:type="dxa"/>
           </w:tcPr>
           <w:p>
             <w:pPr>
@@ -5005,7 +7616,7 @@
         </w:tc>
         <w:tc>
           <w:tcPr>
-            <w:tcW w:w="1693" w:type="dxa"/>
+            <w:tcW w:w="1539" w:type="dxa"/>
           </w:tcPr>
           <w:p>
             <w:pPr>
@@ -5023,7 +7634,7 @@
         </w:trPr>
         <w:tc>
           <w:tcPr>
-            <w:tcW w:w="1108" w:type="dxa"/>
+            <w:tcW w:w="1007" w:type="dxa"/>
           </w:tcPr>
           <w:p>
             <w:pPr>
@@ -5040,7 +7651,7 @@
         </w:tc>
         <w:tc>
           <w:tcPr>
-            <w:tcW w:w="2551" w:type="dxa"/>
+            <w:tcW w:w="2320" w:type="dxa"/>
           </w:tcPr>
           <w:p>
             <w:pPr>
@@ -5063,7 +7674,7 @@
         </w:tc>
         <w:tc>
           <w:tcPr>
-            <w:tcW w:w="2551" w:type="dxa"/>
+            <w:tcW w:w="2320" w:type="dxa"/>
           </w:tcPr>
           <w:p>
             <w:pPr>
@@ -5076,7 +7687,7 @@
         </w:tc>
         <w:tc>
           <w:tcPr>
-            <w:tcW w:w="1457" w:type="dxa"/>
+            <w:tcW w:w="2174" w:type="dxa"/>
           </w:tcPr>
           <w:p>
             <w:pPr>
@@ -5089,7 +7700,7 @@
         </w:tc>
         <w:tc>
           <w:tcPr>
-            <w:tcW w:w="1693" w:type="dxa"/>
+            <w:tcW w:w="1539" w:type="dxa"/>
           </w:tcPr>
           <w:p>
             <w:pPr>
@@ -5107,7 +7718,7 @@
         </w:trPr>
         <w:tc>
           <w:tcPr>
-            <w:tcW w:w="1108" w:type="dxa"/>
+            <w:tcW w:w="1007" w:type="dxa"/>
           </w:tcPr>
           <w:p>
             <w:pPr>
@@ -5124,7 +7735,7 @@
         </w:tc>
         <w:tc>
           <w:tcPr>
-            <w:tcW w:w="2551" w:type="dxa"/>
+            <w:tcW w:w="2320" w:type="dxa"/>
           </w:tcPr>
           <w:p>
             <w:pPr>
@@ -5141,46 +7752,39 @@
               <w:t xml:space="preserve"> </w:t>
             </w:r>
             <w:r>
-              <w:t xml:space="preserve">pt.1: PC units, specifications, QR generate/scan</w:t>
-            </w:r>
-          </w:p>
-        </w:tc>
-        <w:tc>
-          <w:tcPr>
-            <w:tcW w:w="2551" w:type="dxa"/>
-          </w:tcPr>
-          <w:p>
-            <w:pPr>
-              <w:pStyle w:val="Compact"/>
-            </w:pPr>
-            <w:r>
-              <w:t xml:space="preserve">FR-PC-</w:t>
-            </w:r>
-            <w:r>
-              <w:rPr>
-                <w:i/>
-                <w:iCs/>
-              </w:rPr>
-              <w:t xml:space="preserve">, FR-QR-</w:t>
-            </w:r>
-          </w:p>
-        </w:tc>
-        <w:tc>
-          <w:tcPr>
-            <w:tcW w:w="1457" w:type="dxa"/>
-          </w:tcPr>
-          <w:p>
-            <w:pPr>
-              <w:pStyle w:val="Compact"/>
-            </w:pPr>
-            <w:r>
-              <w:t xml:space="preserve">L</w:t>
-            </w:r>
-          </w:p>
-        </w:tc>
-        <w:tc>
-          <w:tcPr>
-            <w:tcW w:w="1693" w:type="dxa"/>
+              <w:t xml:space="preserve">pt.1: PC units, specifications, QR generate/print</w:t>
+            </w:r>
+          </w:p>
+        </w:tc>
+        <w:tc>
+          <w:tcPr>
+            <w:tcW w:w="2320" w:type="dxa"/>
+          </w:tcPr>
+          <w:p>
+            <w:pPr>
+              <w:pStyle w:val="Compact"/>
+            </w:pPr>
+            <w:r>
+              <w:t xml:space="preserve">FR-PC-*, FR-QR-001..004/007</w:t>
+            </w:r>
+          </w:p>
+        </w:tc>
+        <w:tc>
+          <w:tcPr>
+            <w:tcW w:w="2174" w:type="dxa"/>
+          </w:tcPr>
+          <w:p>
+            <w:pPr>
+              <w:pStyle w:val="Compact"/>
+            </w:pPr>
+            <w:r>
+              <w:t xml:space="preserve">✅ done</w:t>
+            </w:r>
+          </w:p>
+        </w:tc>
+        <w:tc>
+          <w:tcPr>
+            <w:tcW w:w="1539" w:type="dxa"/>
           </w:tcPr>
           <w:p>
             <w:pPr>
@@ -5198,7 +7802,7 @@
         </w:trPr>
         <w:tc>
           <w:tcPr>
-            <w:tcW w:w="1108" w:type="dxa"/>
+            <w:tcW w:w="1007" w:type="dxa"/>
           </w:tcPr>
           <w:p>
             <w:pPr>
@@ -5215,7 +7819,7 @@
         </w:tc>
         <w:tc>
           <w:tcPr>
-            <w:tcW w:w="2551" w:type="dxa"/>
+            <w:tcW w:w="2320" w:type="dxa"/>
           </w:tcPr>
           <w:p>
             <w:pPr>
@@ -5232,39 +7836,39 @@
               <w:t xml:space="preserve"> </w:t>
             </w:r>
             <w:r>
-              <w:t xml:space="preserve">pt.2: catalog, serialized assets, consumables, stock ledger, procurement, transfers, disposal</w:t>
-            </w:r>
-          </w:p>
-        </w:tc>
-        <w:tc>
-          <w:tcPr>
-            <w:tcW w:w="2551" w:type="dxa"/>
-          </w:tcPr>
-          <w:p>
-            <w:pPr>
-              <w:pStyle w:val="Compact"/>
-            </w:pPr>
-            <w:r>
-              <w:t xml:space="preserve">FR-AST-*</w:t>
-            </w:r>
-          </w:p>
-        </w:tc>
-        <w:tc>
-          <w:tcPr>
-            <w:tcW w:w="1457" w:type="dxa"/>
-          </w:tcPr>
-          <w:p>
-            <w:pPr>
-              <w:pStyle w:val="Compact"/>
-            </w:pPr>
-            <w:r>
-              <w:t xml:space="preserve">XL</w:t>
-            </w:r>
-          </w:p>
-        </w:tc>
-        <w:tc>
-          <w:tcPr>
-            <w:tcW w:w="1693" w:type="dxa"/>
+              <w:t xml:space="preserve">pt.2: catalog, serialized assets, lifecycle, transfers, custodianship, attachments, history, module dashboard + enterprise directory</w:t>
+            </w:r>
+          </w:p>
+        </w:tc>
+        <w:tc>
+          <w:tcPr>
+            <w:tcW w:w="2320" w:type="dxa"/>
+          </w:tcPr>
+          <w:p>
+            <w:pPr>
+              <w:pStyle w:val="Compact"/>
+            </w:pPr>
+            <w:r>
+              <w:t xml:space="preserve">FR-AST-001/002/005/006/011/012/013/014/015</w:t>
+            </w:r>
+          </w:p>
+        </w:tc>
+        <w:tc>
+          <w:tcPr>
+            <w:tcW w:w="2174" w:type="dxa"/>
+          </w:tcPr>
+          <w:p>
+            <w:pPr>
+              <w:pStyle w:val="Compact"/>
+            </w:pPr>
+            <w:r>
+              <w:t xml:space="preserve">✅ done</w:t>
+            </w:r>
+          </w:p>
+        </w:tc>
+        <w:tc>
+          <w:tcPr>
+            <w:tcW w:w="1539" w:type="dxa"/>
           </w:tcPr>
           <w:p>
             <w:pPr>
@@ -5282,7 +7886,7 @@
         </w:trPr>
         <w:tc>
           <w:tcPr>
-            <w:tcW w:w="1108" w:type="dxa"/>
+            <w:tcW w:w="1007" w:type="dxa"/>
           </w:tcPr>
           <w:p>
             <w:pPr>
@@ -5293,13 +7897,13 @@
                 <w:b/>
                 <w:bCs/>
               </w:rPr>
-              <w:t xml:space="preserve">WP-2.5</w:t>
-            </w:r>
-          </w:p>
-        </w:tc>
-        <w:tc>
-          <w:tcPr>
-            <w:tcW w:w="2551" w:type="dxa"/>
+              <w:t xml:space="preserve">WP-2.4b</w:t>
+            </w:r>
+          </w:p>
+        </w:tc>
+        <w:tc>
+          <w:tcPr>
+            <w:tcW w:w="2320" w:type="dxa"/>
           </w:tcPr>
           <w:p>
             <w:pPr>
@@ -5310,59 +7914,160 @@
                 <w:b/>
                 <w:bCs/>
               </w:rPr>
-              <w:t xml:space="preserve">Tickets</w:t>
-            </w:r>
-            <w:r>
-              <w:t xml:space="preserve"> </w:t>
-            </w:r>
-            <w:r>
-              <w:t xml:space="preserve">domain: lifecycle, comments, votes, attachments, tags, SLA, duplicates + technician assignment</w:t>
-            </w:r>
-          </w:p>
-        </w:tc>
-        <w:tc>
-          <w:tcPr>
-            <w:tcW w:w="2551" w:type="dxa"/>
-          </w:tcPr>
-          <w:p>
-            <w:pPr>
-              <w:pStyle w:val="Compact"/>
-            </w:pPr>
-            <w:r>
-              <w:t xml:space="preserve">FR-TKT-</w:t>
+              <w:t xml:space="preserve">Assets</w:t>
+            </w:r>
+            <w:r>
+              <w:t xml:space="preserve"> </w:t>
+            </w:r>
+            <w:r>
+              <w:t xml:space="preserve">pt.3</w:t>
+            </w:r>
+            <w:r>
+              <w:t xml:space="preserve"> </w:t>
             </w:r>
             <w:r>
               <w:rPr>
                 <w:i/>
                 <w:iCs/>
               </w:rPr>
-              <w:t xml:space="preserve">, FR-ASN-</w:t>
-            </w:r>
-          </w:p>
-        </w:tc>
-        <w:tc>
-          <w:tcPr>
-            <w:tcW w:w="1457" w:type="dxa"/>
-          </w:tcPr>
-          <w:p>
-            <w:pPr>
-              <w:pStyle w:val="Compact"/>
-            </w:pPr>
-            <w:r>
-              <w:t xml:space="preserve">XL</w:t>
-            </w:r>
-          </w:p>
-        </w:tc>
-        <w:tc>
-          <w:tcPr>
-            <w:tcW w:w="1693" w:type="dxa"/>
-          </w:tcPr>
-          <w:p>
-            <w:pPr>
-              <w:pStyle w:val="Compact"/>
-            </w:pPr>
-            <w:r>
-              <w:t xml:space="preserve">WP-2.1, WP-2.2</w:t>
+              <w:t xml:space="preserve">(carried forward)</w:t>
+            </w:r>
+            <w:r>
+              <w:t xml:space="preserve">: consumables, stock ledger, procurement, disposal workflow, asset import/export, bulk actions</w:t>
+            </w:r>
+            <w:r>
+              <w:t xml:space="preserve"> </w:t>
+            </w:r>
+            <w:r>
+              <w:rPr>
+                <w:i/>
+                <w:iCs/>
+              </w:rPr>
+              <w:t xml:space="preserve">(asset import ✅ delivered as Phase 2.10 R6, FR-AST-016)</w:t>
+            </w:r>
+            <w:r>
+              <w:t xml:space="preserve">.</w:t>
+            </w:r>
+            <w:r>
+              <w:t xml:space="preserve"> </w:t>
+            </w:r>
+            <w:r>
+              <w:rPr>
+                <w:b/>
+                <w:bCs/>
+              </w:rPr>
+              <w:t xml:space="preserve">Also blocks two notification triggers</w:t>
+            </w:r>
+            <w:r>
+              <w:t xml:space="preserve"> </w:t>
+            </w:r>
+            <w:r>
+              <w:t xml:space="preserve">— low-stock reorder and procurement approval/rejection (</w:t>
+            </w:r>
+            <w:hyperlink w:anchor="Xa39a3ee5e6b4b0d3255bfef95601890afd80709">
+              <w:r>
+                <w:rPr>
+                  <w:rStyle w:val="Hyperlink"/>
+                </w:rPr>
+                <w:t xml:space="preserve">FR-NOT-003</w:t>
+              </w:r>
+            </w:hyperlink>
+            <w:r>
+              <w:t xml:space="preserve"> </w:t>
+            </w:r>
+            <w:r>
+              <w:t xml:space="preserve">#7 and #8) have no domain code to fire from, and the</w:t>
+            </w:r>
+            <w:r>
+              <w:t xml:space="preserve"> </w:t>
+            </w:r>
+            <w:hyperlink w:anchor="Xa39a3ee5e6b4b0d3255bfef95601890afd80709">
+              <w:r>
+                <w:rPr>
+                  <w:rStyle w:val="Hyperlink"/>
+                </w:rPr>
+                <w:t xml:space="preserve">FR-WSR-013</w:t>
+              </w:r>
+            </w:hyperlink>
+            <w:r>
+              <w:t xml:space="preserve"> </w:t>
+            </w:r>
+            <w:r>
+              <w:t xml:space="preserve">procurement bridge waits on the same tables</w:t>
+            </w:r>
+          </w:p>
+        </w:tc>
+        <w:tc>
+          <w:tcPr>
+            <w:tcW w:w="2320" w:type="dxa"/>
+          </w:tcPr>
+          <w:p>
+            <w:pPr>
+              <w:pStyle w:val="Compact"/>
+            </w:pPr>
+            <w:r>
+              <w:t xml:space="preserve">FR-AST-003/004/007/008/009/010,</w:t>
+            </w:r>
+            <w:r>
+              <w:t xml:space="preserve"> </w:t>
+            </w:r>
+            <w:hyperlink w:anchor="Xa39a3ee5e6b4b0d3255bfef95601890afd80709">
+              <w:r>
+                <w:rPr>
+                  <w:rStyle w:val="Hyperlink"/>
+                </w:rPr>
+                <w:t xml:space="preserve">FR-NOT-003</w:t>
+              </w:r>
+            </w:hyperlink>
+            <w:r>
+              <w:t xml:space="preserve"> </w:t>
+            </w:r>
+            <w:r>
+              <w:rPr>
+                <w:i/>
+                <w:iCs/>
+              </w:rPr>
+              <w:t xml:space="preserve">(triggers 7–8)</w:t>
+            </w:r>
+            <w:r>
+              <w:t xml:space="preserve">,</w:t>
+            </w:r>
+            <w:r>
+              <w:t xml:space="preserve"> </w:t>
+            </w:r>
+            <w:hyperlink w:anchor="Xa39a3ee5e6b4b0d3255bfef95601890afd80709">
+              <w:r>
+                <w:rPr>
+                  <w:rStyle w:val="Hyperlink"/>
+                </w:rPr>
+                <w:t xml:space="preserve">FR-WSR-013</w:t>
+              </w:r>
+            </w:hyperlink>
+          </w:p>
+        </w:tc>
+        <w:tc>
+          <w:tcPr>
+            <w:tcW w:w="2174" w:type="dxa"/>
+          </w:tcPr>
+          <w:p>
+            <w:pPr>
+              <w:pStyle w:val="Compact"/>
+            </w:pPr>
+            <w:r>
+              <w:t xml:space="preserve">L</w:t>
+            </w:r>
+          </w:p>
+        </w:tc>
+        <w:tc>
+          <w:tcPr>
+            <w:tcW w:w="1539" w:type="dxa"/>
+          </w:tcPr>
+          <w:p>
+            <w:pPr>
+              <w:pStyle w:val="Compact"/>
+            </w:pPr>
+            <w:r>
+              <w:t xml:space="preserve">WP-2.4</w:t>
             </w:r>
           </w:p>
         </w:tc>
@@ -5373,7 +8078,7 @@
         </w:trPr>
         <w:tc>
           <w:tcPr>
-            <w:tcW w:w="1108" w:type="dxa"/>
+            <w:tcW w:w="1007" w:type="dxa"/>
           </w:tcPr>
           <w:p>
             <w:pPr>
@@ -5384,13 +8089,13 @@
                 <w:b/>
                 <w:bCs/>
               </w:rPr>
-              <w:t xml:space="preserve">WP-2.6</w:t>
-            </w:r>
-          </w:p>
-        </w:tc>
-        <w:tc>
-          <w:tcPr>
-            <w:tcW w:w="2551" w:type="dxa"/>
+              <w:t xml:space="preserve">WP-2.4c</w:t>
+            </w:r>
+          </w:p>
+        </w:tc>
+        <w:tc>
+          <w:tcPr>
+            <w:tcW w:w="2320" w:type="dxa"/>
           </w:tcPr>
           <w:p>
             <w:pPr>
@@ -5401,52 +8106,95 @@
                 <w:b/>
                 <w:bCs/>
               </w:rPr>
-              <w:t xml:space="preserve">Maintenance</w:t>
-            </w:r>
-            <w:r>
-              <w:t xml:space="preserve"> </w:t>
-            </w:r>
-            <w:r>
-              <w:t xml:space="preserve">domain: corrective + preventive, checklists, images, notes, hardware replacements, reminders</w:t>
-            </w:r>
-          </w:p>
-        </w:tc>
-        <w:tc>
-          <w:tcPr>
-            <w:tcW w:w="2551" w:type="dxa"/>
-          </w:tcPr>
-          <w:p>
-            <w:pPr>
-              <w:pStyle w:val="Compact"/>
-            </w:pPr>
-            <w:r>
-              <w:t xml:space="preserve">FR-MNT-*</w:t>
-            </w:r>
-          </w:p>
-        </w:tc>
-        <w:tc>
-          <w:tcPr>
-            <w:tcW w:w="1457" w:type="dxa"/>
-          </w:tcPr>
-          <w:p>
-            <w:pPr>
-              <w:pStyle w:val="Compact"/>
-            </w:pPr>
-            <w:r>
-              <w:t xml:space="preserve">L</w:t>
-            </w:r>
-          </w:p>
-        </w:tc>
-        <w:tc>
-          <w:tcPr>
-            <w:tcW w:w="1693" w:type="dxa"/>
-          </w:tcPr>
-          <w:p>
-            <w:pPr>
-              <w:pStyle w:val="Compact"/>
-            </w:pPr>
-            <w:r>
-              <w:t xml:space="preserve">WP-2.3, WP-2.5</w:t>
+              <w:t xml:space="preserve">QR scan verification</w:t>
+            </w:r>
+            <w:r>
+              <w:t xml:space="preserve"> </w:t>
+            </w:r>
+            <w:r>
+              <w:rPr>
+                <w:i/>
+                <w:iCs/>
+              </w:rPr>
+              <w:t xml:space="preserve">(carried forward — now delivered inside</w:t>
+            </w:r>
+            <w:r>
+              <w:rPr>
+                <w:i/>
+                <w:iCs/>
+              </w:rPr>
+              <w:t xml:space="preserve"> </w:t>
+            </w:r>
+            <w:hyperlink w:anchor="Xe29f4eec5efe2b4e3a9a17f5e336fce7c140eb2">
+              <w:r>
+                <w:rPr>
+                  <w:rStyle w:val="Hyperlink"/>
+                  <w:i/>
+                  <w:iCs/>
+                </w:rPr>
+                <w:t xml:space="preserve">WP-2.6b</w:t>
+              </w:r>
+            </w:hyperlink>
+            <w:r>
+              <w:rPr>
+                <w:i/>
+                <w:iCs/>
+              </w:rPr>
+              <w:t xml:space="preserve">)</w:t>
+            </w:r>
+            <w:r>
+              <w:t xml:space="preserve">: scan endpoint, deterministic result classification,</w:t>
+            </w:r>
+            <w:r>
+              <w:t xml:space="preserve"> </w:t>
+            </w:r>
+            <w:r>
+              <w:rPr>
+                <w:rStyle w:val="VerbatimChar"/>
+              </w:rPr>
+              <w:t xml:space="preserve">qr_scan_logs</w:t>
+            </w:r>
+            <w:r>
+              <w:t xml:space="preserve">, QR-initiated maintenance</w:t>
+            </w:r>
+          </w:p>
+        </w:tc>
+        <w:tc>
+          <w:tcPr>
+            <w:tcW w:w="2320" w:type="dxa"/>
+          </w:tcPr>
+          <w:p>
+            <w:pPr>
+              <w:pStyle w:val="Compact"/>
+            </w:pPr>
+            <w:r>
+              <w:t xml:space="preserve">FR-QR-005/006/008/009</w:t>
+            </w:r>
+          </w:p>
+        </w:tc>
+        <w:tc>
+          <w:tcPr>
+            <w:tcW w:w="2174" w:type="dxa"/>
+          </w:tcPr>
+          <w:p>
+            <w:pPr>
+              <w:pStyle w:val="Compact"/>
+            </w:pPr>
+            <w:r>
+              <w:t xml:space="preserve">✅ done (inside WP-2.6b)</w:t>
+            </w:r>
+          </w:p>
+        </w:tc>
+        <w:tc>
+          <w:tcPr>
+            <w:tcW w:w="1539" w:type="dxa"/>
+          </w:tcPr>
+          <w:p>
+            <w:pPr>
+              <w:pStyle w:val="Compact"/>
+            </w:pPr>
+            <w:r>
+              <w:t xml:space="preserve">WP-2.4, WP-2.6</w:t>
             </w:r>
           </w:p>
         </w:tc>
@@ -5457,7 +8205,7 @@
         </w:trPr>
         <w:tc>
           <w:tcPr>
-            <w:tcW w:w="1108" w:type="dxa"/>
+            <w:tcW w:w="1007" w:type="dxa"/>
           </w:tcPr>
           <w:p>
             <w:pPr>
@@ -5468,13 +8216,13 @@
                 <w:b/>
                 <w:bCs/>
               </w:rPr>
-              <w:t xml:space="preserve">WP-2.7</w:t>
-            </w:r>
-          </w:p>
-        </w:tc>
-        <w:tc>
-          <w:tcPr>
-            <w:tcW w:w="2551" w:type="dxa"/>
+              <w:t xml:space="preserve">WP-2.5</w:t>
+            </w:r>
+          </w:p>
+        </w:tc>
+        <w:tc>
+          <w:tcPr>
+            <w:tcW w:w="2320" w:type="dxa"/>
           </w:tcPr>
           <w:p>
             <w:pPr>
@@ -5485,52 +8233,59 @@
                 <w:b/>
                 <w:bCs/>
               </w:rPr>
-              <w:t xml:space="preserve">Administration</w:t>
-            </w:r>
-            <w:r>
-              <w:t xml:space="preserve"> </w:t>
-            </w:r>
-            <w:r>
-              <w:t xml:space="preserve">pt.1: notifications + preferences + announcements</w:t>
-            </w:r>
-          </w:p>
-        </w:tc>
-        <w:tc>
-          <w:tcPr>
-            <w:tcW w:w="2551" w:type="dxa"/>
-          </w:tcPr>
-          <w:p>
-            <w:pPr>
-              <w:pStyle w:val="Compact"/>
-            </w:pPr>
-            <w:r>
-              <w:t xml:space="preserve">FR-NOT-*</w:t>
-            </w:r>
-          </w:p>
-        </w:tc>
-        <w:tc>
-          <w:tcPr>
-            <w:tcW w:w="1457" w:type="dxa"/>
-          </w:tcPr>
-          <w:p>
-            <w:pPr>
-              <w:pStyle w:val="Compact"/>
-            </w:pPr>
-            <w:r>
-              <w:t xml:space="preserve">M</w:t>
-            </w:r>
-          </w:p>
-        </w:tc>
-        <w:tc>
-          <w:tcPr>
-            <w:tcW w:w="1693" w:type="dxa"/>
-          </w:tcPr>
-          <w:p>
-            <w:pPr>
-              <w:pStyle w:val="Compact"/>
-            </w:pPr>
-            <w:r>
-              <w:t xml:space="preserve">WP-2.1</w:t>
+              <w:t xml:space="preserve">Tickets</w:t>
+            </w:r>
+            <w:r>
+              <w:t xml:space="preserve"> </w:t>
+            </w:r>
+            <w:r>
+              <w:t xml:space="preserve">domain: lifecycle, comments, votes, attachments, tags, SLA, duplicates + technician assignment</w:t>
+            </w:r>
+          </w:p>
+        </w:tc>
+        <w:tc>
+          <w:tcPr>
+            <w:tcW w:w="2320" w:type="dxa"/>
+          </w:tcPr>
+          <w:p>
+            <w:pPr>
+              <w:pStyle w:val="Compact"/>
+            </w:pPr>
+            <w:r>
+              <w:t xml:space="preserve">FR-TKT-</w:t>
+            </w:r>
+            <w:r>
+              <w:rPr>
+                <w:i/>
+                <w:iCs/>
+              </w:rPr>
+              <w:t xml:space="preserve">, FR-ASN-</w:t>
+            </w:r>
+          </w:p>
+        </w:tc>
+        <w:tc>
+          <w:tcPr>
+            <w:tcW w:w="2174" w:type="dxa"/>
+          </w:tcPr>
+          <w:p>
+            <w:pPr>
+              <w:pStyle w:val="Compact"/>
+            </w:pPr>
+            <w:r>
+              <w:t xml:space="preserve">✅ done</w:t>
+            </w:r>
+          </w:p>
+        </w:tc>
+        <w:tc>
+          <w:tcPr>
+            <w:tcW w:w="1539" w:type="dxa"/>
+          </w:tcPr>
+          <w:p>
+            <w:pPr>
+              <w:pStyle w:val="Compact"/>
+            </w:pPr>
+            <w:r>
+              <w:t xml:space="preserve">WP-2.1, WP-2.2</w:t>
             </w:r>
           </w:p>
         </w:tc>
@@ -5541,7 +8296,7 @@
         </w:trPr>
         <w:tc>
           <w:tcPr>
-            <w:tcW w:w="1108" w:type="dxa"/>
+            <w:tcW w:w="1007" w:type="dxa"/>
           </w:tcPr>
           <w:p>
             <w:pPr>
@@ -5552,13 +8307,13 @@
                 <w:b/>
                 <w:bCs/>
               </w:rPr>
-              <w:t xml:space="preserve">WP-2.8</w:t>
-            </w:r>
-          </w:p>
-        </w:tc>
-        <w:tc>
-          <w:tcPr>
-            <w:tcW w:w="2551" w:type="dxa"/>
+              <w:t xml:space="preserve">WP-2.6</w:t>
+            </w:r>
+          </w:p>
+        </w:tc>
+        <w:tc>
+          <w:tcPr>
+            <w:tcW w:w="2320" w:type="dxa"/>
           </w:tcPr>
           <w:p>
             <w:pPr>
@@ -5569,52 +8324,65 @@
                 <w:b/>
                 <w:bCs/>
               </w:rPr>
-              <w:t xml:space="preserve">Administration</w:t>
-            </w:r>
-            <w:r>
-              <w:t xml:space="preserve"> </w:t>
-            </w:r>
-            <w:r>
-              <w:t xml:space="preserve">pt.2: system settings + branding</w:t>
-            </w:r>
-          </w:p>
-        </w:tc>
-        <w:tc>
-          <w:tcPr>
-            <w:tcW w:w="2551" w:type="dxa"/>
-          </w:tcPr>
-          <w:p>
-            <w:pPr>
-              <w:pStyle w:val="Compact"/>
-            </w:pPr>
-            <w:r>
-              <w:t xml:space="preserve">FR-CFG-*</w:t>
-            </w:r>
-          </w:p>
-        </w:tc>
-        <w:tc>
-          <w:tcPr>
-            <w:tcW w:w="1457" w:type="dxa"/>
-          </w:tcPr>
-          <w:p>
-            <w:pPr>
-              <w:pStyle w:val="Compact"/>
-            </w:pPr>
-            <w:r>
-              <w:t xml:space="preserve">M</w:t>
-            </w:r>
-          </w:p>
-        </w:tc>
-        <w:tc>
-          <w:tcPr>
-            <w:tcW w:w="1693" w:type="dxa"/>
-          </w:tcPr>
-          <w:p>
-            <w:pPr>
-              <w:pStyle w:val="Compact"/>
-            </w:pPr>
-            <w:r>
-              <w:t xml:space="preserve">WP-2.1</w:t>
+              <w:t xml:space="preserve">Maintenance</w:t>
+            </w:r>
+            <w:r>
+              <w:t xml:space="preserve"> </w:t>
+            </w:r>
+            <w:r>
+              <w:t xml:space="preserve">domain: corrective + preventive records with row-scoped visibility, checklists and required-item enforcement, repair evidence through the existing attachment boundary, notes, hardware replacements, PM reminders, technician and administrator surfaces</w:t>
+            </w:r>
+          </w:p>
+        </w:tc>
+        <w:tc>
+          <w:tcPr>
+            <w:tcW w:w="2320" w:type="dxa"/>
+          </w:tcPr>
+          <w:p>
+            <w:pPr>
+              <w:pStyle w:val="Compact"/>
+            </w:pPr>
+            <w:r>
+              <w:t xml:space="preserve">FR-MNT-001..008/010/011, FR-MNT-009</w:t>
+            </w:r>
+            <w:r>
+              <w:t xml:space="preserve"> </w:t>
+            </w:r>
+            <w:r>
+              <w:rPr>
+                <w:i/>
+                <w:iCs/>
+              </w:rPr>
+              <w:t xml:space="preserve">(Maintenance-side foundation — see the split note)</w:t>
+            </w:r>
+            <w:r>
+              <w:t xml:space="preserve">, DR-021, DR-022</w:t>
+            </w:r>
+          </w:p>
+        </w:tc>
+        <w:tc>
+          <w:tcPr>
+            <w:tcW w:w="2174" w:type="dxa"/>
+          </w:tcPr>
+          <w:p>
+            <w:pPr>
+              <w:pStyle w:val="Compact"/>
+            </w:pPr>
+            <w:r>
+              <w:t xml:space="preserve">✅ done</w:t>
+            </w:r>
+          </w:p>
+        </w:tc>
+        <w:tc>
+          <w:tcPr>
+            <w:tcW w:w="1539" w:type="dxa"/>
+          </w:tcPr>
+          <w:p>
+            <w:pPr>
+              <w:pStyle w:val="Compact"/>
+            </w:pPr>
+            <w:r>
+              <w:t xml:space="preserve">WP-2.3, WP-2.5</w:t>
             </w:r>
           </w:p>
         </w:tc>
@@ -5625,7 +8393,7 @@
         </w:trPr>
         <w:tc>
           <w:tcPr>
-            <w:tcW w:w="1108" w:type="dxa"/>
+            <w:tcW w:w="1007" w:type="dxa"/>
           </w:tcPr>
           <w:p>
             <w:pPr>
@@ -5636,13 +8404,13 @@
                 <w:b/>
                 <w:bCs/>
               </w:rPr>
-              <w:t xml:space="preserve">WP-2.9</w:t>
-            </w:r>
-          </w:p>
-        </w:tc>
-        <w:tc>
-          <w:tcPr>
-            <w:tcW w:w="2551" w:type="dxa"/>
+              <w:t xml:space="preserve">WP-2.6b</w:t>
+            </w:r>
+          </w:p>
+        </w:tc>
+        <w:tc>
+          <w:tcPr>
+            <w:tcW w:w="2320" w:type="dxa"/>
           </w:tcPr>
           <w:p>
             <w:pPr>
@@ -5653,52 +8421,304 @@
                 <w:b/>
                 <w:bCs/>
               </w:rPr>
-              <w:t xml:space="preserve">Administration</w:t>
-            </w:r>
-            <w:r>
-              <w:t xml:space="preserve"> </w:t>
-            </w:r>
-            <w:r>
-              <w:t xml:space="preserve">pt.3: audit + activity log viewers</w:t>
-            </w:r>
-          </w:p>
-        </w:tc>
-        <w:tc>
-          <w:tcPr>
-            <w:tcW w:w="2551" w:type="dxa"/>
-          </w:tcPr>
-          <w:p>
-            <w:pPr>
-              <w:pStyle w:val="Compact"/>
-            </w:pPr>
-            <w:r>
-              <w:t xml:space="preserve">FR-AUD-*</w:t>
-            </w:r>
-          </w:p>
-        </w:tc>
-        <w:tc>
-          <w:tcPr>
-            <w:tcW w:w="1457" w:type="dxa"/>
-          </w:tcPr>
-          <w:p>
-            <w:pPr>
-              <w:pStyle w:val="Compact"/>
-            </w:pPr>
-            <w:r>
-              <w:t xml:space="preserve">S</w:t>
-            </w:r>
-          </w:p>
-        </w:tc>
-        <w:tc>
-          <w:tcPr>
-            <w:tcW w:w="1693" w:type="dxa"/>
-          </w:tcPr>
-          <w:p>
-            <w:pPr>
-              <w:pStyle w:val="Compact"/>
-            </w:pPr>
-            <w:r>
-              <w:t xml:space="preserve">WP-2.1</w:t>
+              <w:t xml:space="preserve">QR-verified technician job workflow</w:t>
+            </w:r>
+            <w:r>
+              <w:t xml:space="preserve"> </w:t>
+            </w:r>
+            <w:r>
+              <w:rPr>
+                <w:i/>
+                <w:iCs/>
+              </w:rPr>
+              <w:t xml:space="preserve">(absorbs WP-2.4c)</w:t>
+            </w:r>
+            <w:r>
+              <w:t xml:space="preserve">: authenticated scan entry and return-to-destination, scan-scoped PC panel under its own policy ability, proof-of-work</w:t>
+            </w:r>
+            <w:r>
+              <w:t xml:space="preserve"> </w:t>
+            </w:r>
+            <w:r>
+              <w:rPr>
+                <w:b/>
+                <w:bCs/>
+              </w:rPr>
+              <w:t xml:space="preserve">attached to an active maintenance record</w:t>
+            </w:r>
+            <w:r>
+              <w:t xml:space="preserve">, technician</w:t>
+            </w:r>
+            <w:r>
+              <w:t xml:space="preserve"> </w:t>
+            </w:r>
+            <w:r>
+              <w:rPr>
+                <w:b/>
+                <w:bCs/>
+              </w:rPr>
+              <w:t xml:space="preserve">work support requests</w:t>
+            </w:r>
+            <w:r>
+              <w:t xml:space="preserve"> </w:t>
+            </w:r>
+            <w:r>
+              <w:t xml:space="preserve">on a six-state controlled transition map, the administrator decision set (approve-and-reschedule · request face-to-face · decline with a required reason), technician withdrawal, both tracking pages plus authorized evidence retrieval and the combined submission history, and audit</w:t>
+            </w:r>
+          </w:p>
+        </w:tc>
+        <w:tc>
+          <w:tcPr>
+            <w:tcW w:w="2320" w:type="dxa"/>
+          </w:tcPr>
+          <w:p>
+            <w:pPr>
+              <w:pStyle w:val="Compact"/>
+            </w:pPr>
+            <w:r>
+              <w:t xml:space="preserve">FR-QR-005/006/008..013, FR-WSR-001..011/014, FR-MNT-009</w:t>
+            </w:r>
+            <w:r>
+              <w:t xml:space="preserve"> </w:t>
+            </w:r>
+            <w:r>
+              <w:rPr>
+                <w:i/>
+                <w:iCs/>
+              </w:rPr>
+              <w:t xml:space="preserve">(scanned submission — see the split note)</w:t>
+            </w:r>
+            <w:r>
+              <w:t xml:space="preserve">/010/012, DR-020</w:t>
+            </w:r>
+          </w:p>
+        </w:tc>
+        <w:tc>
+          <w:tcPr>
+            <w:tcW w:w="2174" w:type="dxa"/>
+          </w:tcPr>
+          <w:p>
+            <w:pPr>
+              <w:pStyle w:val="Compact"/>
+            </w:pPr>
+            <w:r>
+              <w:t xml:space="preserve">✅ done</w:t>
+            </w:r>
+            <w:r>
+              <w:t xml:space="preserve"> </w:t>
+            </w:r>
+            <w:r>
+              <w:rPr>
+                <w:i/>
+                <w:iCs/>
+              </w:rPr>
+              <w:t xml:space="preserve">(functional scope. The carried-forward</w:t>
+            </w:r>
+            <w:r>
+              <w:rPr>
+                <w:i/>
+                <w:iCs/>
+              </w:rPr>
+              <w:t xml:space="preserve"> </w:t>
+            </w:r>
+            <w:r>
+              <w:rPr>
+                <w:b/>
+                <w:bCs/>
+                <w:i/>
+                <w:iCs/>
+              </w:rPr>
+              <w:t xml:space="preserve">notification channel/service and its workflow triggers</w:t>
+            </w:r>
+            <w:r>
+              <w:rPr>
+                <w:i/>
+                <w:iCs/>
+              </w:rPr>
+              <w:t xml:space="preserve"> </w:t>
+            </w:r>
+            <w:r>
+              <w:rPr>
+                <w:i/>
+                <w:iCs/>
+              </w:rPr>
+              <w:t xml:space="preserve">—</w:t>
+            </w:r>
+            <w:r>
+              <w:rPr>
+                <w:i/>
+                <w:iCs/>
+              </w:rPr>
+              <w:t xml:space="preserve"> </w:t>
+            </w:r>
+            <w:hyperlink w:anchor="Xa39a3ee5e6b4b0d3255bfef95601890afd80709">
+              <w:r>
+                <w:rPr>
+                  <w:rStyle w:val="Hyperlink"/>
+                  <w:i/>
+                  <w:iCs/>
+                </w:rPr>
+                <w:t xml:space="preserve">FR-WSR-012</w:t>
+              </w:r>
+            </w:hyperlink>
+            <w:r>
+              <w:rPr>
+                <w:i/>
+                <w:iCs/>
+              </w:rPr>
+              <w:t xml:space="preserve">, partial</w:t>
+            </w:r>
+            <w:r>
+              <w:rPr>
+                <w:i/>
+                <w:iCs/>
+              </w:rPr>
+              <w:t xml:space="preserve"> </w:t>
+            </w:r>
+            <w:hyperlink w:anchor="Xa39a3ee5e6b4b0d3255bfef95601890afd80709">
+              <w:r>
+                <w:rPr>
+                  <w:rStyle w:val="Hyperlink"/>
+                  <w:i/>
+                  <w:iCs/>
+                </w:rPr>
+                <w:t xml:space="preserve">FR-NOT-003</w:t>
+              </w:r>
+            </w:hyperlink>
+            <w:r>
+              <w:rPr>
+                <w:i/>
+                <w:iCs/>
+              </w:rPr>
+              <w:t xml:space="preserve">,</w:t>
+            </w:r>
+            <w:r>
+              <w:rPr>
+                <w:i/>
+                <w:iCs/>
+              </w:rPr>
+              <w:t xml:space="preserve"> </w:t>
+            </w:r>
+            <w:hyperlink w:anchor="Xa39a3ee5e6b4b0d3255bfef95601890afd80709">
+              <w:r>
+                <w:rPr>
+                  <w:rStyle w:val="Hyperlink"/>
+                  <w:i/>
+                  <w:iCs/>
+                </w:rPr>
+                <w:t xml:space="preserve">DD-52</w:t>
+              </w:r>
+            </w:hyperlink>
+            <w:r>
+              <w:rPr>
+                <w:i/>
+                <w:iCs/>
+              </w:rPr>
+              <w:t xml:space="preserve"> </w:t>
+            </w:r>
+            <w:r>
+              <w:rPr>
+                <w:i/>
+                <w:iCs/>
+              </w:rPr>
+              <w:t xml:space="preserve">— were</w:t>
+            </w:r>
+            <w:r>
+              <w:rPr>
+                <w:i/>
+                <w:iCs/>
+              </w:rPr>
+              <w:t xml:space="preserve"> </w:t>
+            </w:r>
+            <w:r>
+              <w:rPr>
+                <w:b/>
+                <w:bCs/>
+                <w:i/>
+                <w:iCs/>
+              </w:rPr>
+              <w:t xml:space="preserve">discharged by WP-2.7a</w:t>
+            </w:r>
+            <w:r>
+              <w:rPr>
+                <w:i/>
+                <w:iCs/>
+              </w:rPr>
+              <w:t xml:space="preserve"> </w:t>
+            </w:r>
+            <w:r>
+              <w:rPr>
+                <w:i/>
+                <w:iCs/>
+              </w:rPr>
+              <w:t xml:space="preserve">on 2026-09-05, which built the full infrastructure rather than the planned minimum. The</w:t>
+            </w:r>
+            <w:r>
+              <w:rPr>
+                <w:i/>
+                <w:iCs/>
+              </w:rPr>
+              <w:t xml:space="preserve"> </w:t>
+            </w:r>
+            <w:hyperlink w:anchor="Xa39a3ee5e6b4b0d3255bfef95601890afd80709">
+              <w:r>
+                <w:rPr>
+                  <w:rStyle w:val="Hyperlink"/>
+                  <w:i/>
+                  <w:iCs/>
+                </w:rPr>
+                <w:t xml:space="preserve">FR-WSR-013</w:t>
+              </w:r>
+            </w:hyperlink>
+            <w:r>
+              <w:rPr>
+                <w:i/>
+                <w:iCs/>
+              </w:rPr>
+              <w:t xml:space="preserve"> </w:t>
+            </w:r>
+            <w:r>
+              <w:rPr>
+                <w:i/>
+                <w:iCs/>
+              </w:rPr>
+              <w:t xml:space="preserve">procurement bridge remains</w:t>
+            </w:r>
+            <w:r>
+              <w:rPr>
+                <w:i/>
+                <w:iCs/>
+              </w:rPr>
+              <w:t xml:space="preserve"> </w:t>
+            </w:r>
+            <w:r>
+              <w:rPr>
+                <w:b/>
+                <w:bCs/>
+                <w:i/>
+                <w:iCs/>
+              </w:rPr>
+              <w:t xml:space="preserve">open</w:t>
+            </w:r>
+            <w:r>
+              <w:rPr>
+                <w:i/>
+                <w:iCs/>
+              </w:rPr>
+              <w:t xml:space="preserve">, blocked on WP-2.4b.)</w:t>
+            </w:r>
+          </w:p>
+        </w:tc>
+        <w:tc>
+          <w:tcPr>
+            <w:tcW w:w="1539" w:type="dxa"/>
+          </w:tcPr>
+          <w:p>
+            <w:pPr>
+              <w:pStyle w:val="Compact"/>
+            </w:pPr>
+            <w:r>
+              <w:t xml:space="preserve">WP-2.6, WP-2.4</w:t>
             </w:r>
           </w:p>
         </w:tc>
@@ -5709,7 +8729,7 @@
         </w:trPr>
         <w:tc>
           <w:tcPr>
-            <w:tcW w:w="1108" w:type="dxa"/>
+            <w:tcW w:w="1007" w:type="dxa"/>
           </w:tcPr>
           <w:p>
             <w:pPr>
@@ -5720,13 +8740,13 @@
                 <w:b/>
                 <w:bCs/>
               </w:rPr>
-              <w:t xml:space="preserve">WP-2.10</w:t>
-            </w:r>
-          </w:p>
-        </w:tc>
-        <w:tc>
-          <w:tcPr>
-            <w:tcW w:w="2551" w:type="dxa"/>
+              <w:t xml:space="preserve">WP-2.7</w:t>
+            </w:r>
+          </w:p>
+        </w:tc>
+        <w:tc>
+          <w:tcPr>
+            <w:tcW w:w="2320" w:type="dxa"/>
           </w:tcPr>
           <w:p>
             <w:pPr>
@@ -5737,59 +8757,62 @@
                 <w:b/>
                 <w:bCs/>
               </w:rPr>
-              <w:t xml:space="preserve">Analytics</w:t>
-            </w:r>
-            <w:r>
-              <w:t xml:space="preserve"> </w:t>
-            </w:r>
-            <w:r>
-              <w:t xml:space="preserve">domain: dashboards + KPIs + on-demand reports + export</w:t>
-            </w:r>
-          </w:p>
-        </w:tc>
-        <w:tc>
-          <w:tcPr>
-            <w:tcW w:w="2551" w:type="dxa"/>
-          </w:tcPr>
-          <w:p>
-            <w:pPr>
-              <w:pStyle w:val="Compact"/>
-            </w:pPr>
-            <w:r>
-              <w:t xml:space="preserve">FR-DSH-</w:t>
-            </w:r>
-            <w:r>
-              <w:rPr>
-                <w:i/>
-                <w:iCs/>
-              </w:rPr>
-              <w:t xml:space="preserve">, FR-RPT-</w:t>
-            </w:r>
-          </w:p>
-        </w:tc>
-        <w:tc>
-          <w:tcPr>
-            <w:tcW w:w="1457" w:type="dxa"/>
-          </w:tcPr>
-          <w:p>
-            <w:pPr>
-              <w:pStyle w:val="Compact"/>
-            </w:pPr>
-            <w:r>
-              <w:t xml:space="preserve">L (role dashboards ✅ done)</w:t>
-            </w:r>
-          </w:p>
-        </w:tc>
-        <w:tc>
-          <w:tcPr>
-            <w:tcW w:w="1693" w:type="dxa"/>
-          </w:tcPr>
-          <w:p>
-            <w:pPr>
-              <w:pStyle w:val="Compact"/>
-            </w:pPr>
-            <w:r>
-              <w:t xml:space="preserve">WP-2.5, WP-2.4</w:t>
+              <w:t xml:space="preserve">Administration</w:t>
+            </w:r>
+            <w:r>
+              <w:t xml:space="preserve"> </w:t>
+            </w:r>
+            <w:r>
+              <w:t xml:space="preserve">pt.1: notifications + preferences + announcements. Delivered as four sub-packages (see the rows below), following the WP-2.6b precedent.</w:t>
+            </w:r>
+            <w:r>
+              <w:t xml:space="preserve"> </w:t>
+            </w:r>
+            <w:r>
+              <w:rPr>
+                <w:b/>
+                <w:bCs/>
+              </w:rPr>
+              <w:t xml:space="preserve">All five sub-packages are done — WP-2.7d, WP-2.7a, WP-2.7b, WP-2.7c and WP-2.7e</w:t>
+            </w:r>
+          </w:p>
+        </w:tc>
+        <w:tc>
+          <w:tcPr>
+            <w:tcW w:w="2320" w:type="dxa"/>
+          </w:tcPr>
+          <w:p>
+            <w:pPr>
+              <w:pStyle w:val="Compact"/>
+            </w:pPr>
+            <w:r>
+              <w:t xml:space="preserve">FR-NOT-*</w:t>
+            </w:r>
+          </w:p>
+        </w:tc>
+        <w:tc>
+          <w:tcPr>
+            <w:tcW w:w="2174" w:type="dxa"/>
+          </w:tcPr>
+          <w:p>
+            <w:pPr>
+              <w:pStyle w:val="Compact"/>
+            </w:pPr>
+            <w:r>
+              <w:t xml:space="preserve">M</w:t>
+            </w:r>
+          </w:p>
+        </w:tc>
+        <w:tc>
+          <w:tcPr>
+            <w:tcW w:w="1539" w:type="dxa"/>
+          </w:tcPr>
+          <w:p>
+            <w:pPr>
+              <w:pStyle w:val="Compact"/>
+            </w:pPr>
+            <w:r>
+              <w:t xml:space="preserve">WP-2.1</w:t>
             </w:r>
           </w:p>
         </w:tc>
@@ -5800,7 +8823,7 @@
         </w:trPr>
         <w:tc>
           <w:tcPr>
-            <w:tcW w:w="1108" w:type="dxa"/>
+            <w:tcW w:w="1007" w:type="dxa"/>
           </w:tcPr>
           <w:p>
             <w:pPr>
@@ -5811,59 +8834,107 @@
                 <w:b/>
                 <w:bCs/>
               </w:rPr>
-              <w:t xml:space="preserve">WP-2.11</w:t>
-            </w:r>
-          </w:p>
-        </w:tc>
-        <w:tc>
-          <w:tcPr>
-            <w:tcW w:w="2551" w:type="dxa"/>
-          </w:tcPr>
-          <w:p>
-            <w:pPr>
-              <w:pStyle w:val="Compact"/>
-            </w:pPr>
-            <w:r>
-              <w:t xml:space="preserve">P2 hardening: security review, WCAG AA audit, perf/load test, backup ops, prod deploy</w:t>
-            </w:r>
-          </w:p>
-        </w:tc>
-        <w:tc>
-          <w:tcPr>
-            <w:tcW w:w="2551" w:type="dxa"/>
-          </w:tcPr>
-          <w:p>
-            <w:pPr>
-              <w:pStyle w:val="Compact"/>
-            </w:pPr>
-            <w:r>
-              <w:t xml:space="preserve">SRS §12–§16</w:t>
-            </w:r>
-          </w:p>
-        </w:tc>
-        <w:tc>
-          <w:tcPr>
-            <w:tcW w:w="1457" w:type="dxa"/>
-          </w:tcPr>
-          <w:p>
-            <w:pPr>
-              <w:pStyle w:val="Compact"/>
-            </w:pPr>
-            <w:r>
-              <w:t xml:space="preserve">L</w:t>
-            </w:r>
-          </w:p>
-        </w:tc>
-        <w:tc>
-          <w:tcPr>
-            <w:tcW w:w="1693" w:type="dxa"/>
-          </w:tcPr>
-          <w:p>
-            <w:pPr>
-              <w:pStyle w:val="Compact"/>
-            </w:pPr>
-            <w:r>
-              <w:t xml:space="preserve">WP-2.2..2.10</w:t>
+              <w:t xml:space="preserve">WP-2.7d</w:t>
+            </w:r>
+          </w:p>
+        </w:tc>
+        <w:tc>
+          <w:tcPr>
+            <w:tcW w:w="2320" w:type="dxa"/>
+          </w:tcPr>
+          <w:p>
+            <w:pPr>
+              <w:pStyle w:val="Compact"/>
+            </w:pPr>
+            <w:r>
+              <w:rPr>
+                <w:b/>
+                <w:bCs/>
+              </w:rPr>
+              <w:t xml:space="preserve">Quality &amp; operational foundation</w:t>
+            </w:r>
+            <w:r>
+              <w:t xml:space="preserve">: reproducible production deployment with immutable</w:t>
+            </w:r>
+            <w:r>
+              <w:t xml:space="preserve"> </w:t>
+            </w:r>
+            <w:r>
+              <w:rPr>
+                <w:rStyle w:val="VerbatimChar"/>
+              </w:rPr>
+              <w:t xml:space="preserve">prod-&lt;sha&gt;</w:t>
+            </w:r>
+            <w:r>
+              <w:t xml:space="preserve"> </w:t>
+            </w:r>
+            <w:r>
+              <w:t xml:space="preserve">image tags, release manifests and database snapshots; retention and a scripted rollback; the committed Playwright browser harness with deterministic fixtures;</w:t>
+            </w:r>
+            <w:r>
+              <w:t xml:space="preserve"> </w:t>
+            </w:r>
+            <w:r>
+              <w:rPr>
+                <w:b/>
+                <w:bCs/>
+              </w:rPr>
+              <w:t xml:space="preserve">axe accessibility regression automation</w:t>
+            </w:r>
+            <w:r>
+              <w:t xml:space="preserve"> </w:t>
+            </w:r>
+            <w:r>
+              <w:t xml:space="preserve">against a committed baseline; documented quality gates and a production-target smoke suite</w:t>
+            </w:r>
+          </w:p>
+        </w:tc>
+        <w:tc>
+          <w:tcPr>
+            <w:tcW w:w="2320" w:type="dxa"/>
+          </w:tcPr>
+          <w:p>
+            <w:pPr>
+              <w:pStyle w:val="Compact"/>
+            </w:pPr>
+            <w:r>
+              <w:t xml:space="preserve">NFR-MTN-</w:t>
+            </w:r>
+            <w:r>
+              <w:rPr>
+                <w:i/>
+                <w:iCs/>
+              </w:rPr>
+              <w:t xml:space="preserve">, NFR-ACC-</w:t>
+            </w:r>
+            <w:r>
+              <w:t xml:space="preserve">, SRS §12–§16</w:t>
+            </w:r>
+          </w:p>
+        </w:tc>
+        <w:tc>
+          <w:tcPr>
+            <w:tcW w:w="2174" w:type="dxa"/>
+          </w:tcPr>
+          <w:p>
+            <w:pPr>
+              <w:pStyle w:val="Compact"/>
+            </w:pPr>
+            <w:r>
+              <w:t xml:space="preserve">✅ done</w:t>
+            </w:r>
+          </w:p>
+        </w:tc>
+        <w:tc>
+          <w:tcPr>
+            <w:tcW w:w="1539" w:type="dxa"/>
+          </w:tcPr>
+          <w:p>
+            <w:pPr>
+              <w:pStyle w:val="Compact"/>
+            </w:pPr>
+            <w:r>
+              <w:t xml:space="preserve">WP-2.6b</w:t>
             </w:r>
           </w:p>
         </w:tc>
@@ -5874,7 +8945,7 @@
         </w:trPr>
         <w:tc>
           <w:tcPr>
-            <w:tcW w:w="1108" w:type="dxa"/>
+            <w:tcW w:w="1007" w:type="dxa"/>
           </w:tcPr>
           <w:p>
             <w:pPr>
@@ -5885,20 +8956,27 @@
                 <w:b/>
                 <w:bCs/>
               </w:rPr>
-              <w:t xml:space="preserve">WP-3.1</w:t>
-            </w:r>
-          </w:p>
-        </w:tc>
-        <w:tc>
-          <w:tcPr>
-            <w:tcW w:w="2551" w:type="dxa"/>
-          </w:tcPr>
-          <w:p>
-            <w:pPr>
-              <w:pStyle w:val="Compact"/>
-            </w:pPr>
-            <w:r>
-              <w:t xml:space="preserve">AI provider +</w:t>
+              <w:t xml:space="preserve">WP-2.7a</w:t>
+            </w:r>
+          </w:p>
+        </w:tc>
+        <w:tc>
+          <w:tcPr>
+            <w:tcW w:w="2320" w:type="dxa"/>
+          </w:tcPr>
+          <w:p>
+            <w:pPr>
+              <w:pStyle w:val="Compact"/>
+            </w:pPr>
+            <w:r>
+              <w:rPr>
+                <w:b/>
+                <w:bCs/>
+              </w:rPr>
+              <w:t xml:space="preserve">Notification infrastructure</w:t>
+            </w:r>
+            <w:r>
+              <w:t xml:space="preserve">: the project</w:t>
             </w:r>
             <w:r>
               <w:t xml:space="preserve"> </w:t>
@@ -5907,52 +8985,154 @@
               <w:rPr>
                 <w:rStyle w:val="VerbatimChar"/>
               </w:rPr>
-              <w:t xml:space="preserve">ai_system_settings</w:t>
-            </w:r>
-            <w:r>
-              <w:t xml:space="preserve"> </w:t>
-            </w:r>
-            <w:r>
-              <w:t xml:space="preserve">+ ticket triage (async)</w:t>
-            </w:r>
-          </w:p>
-        </w:tc>
-        <w:tc>
-          <w:tcPr>
-            <w:tcW w:w="2551" w:type="dxa"/>
-          </w:tcPr>
-          <w:p>
-            <w:pPr>
-              <w:pStyle w:val="Compact"/>
-            </w:pPr>
-            <w:r>
-              <w:t xml:space="preserve">FR-AI-001..003/010/014/015</w:t>
-            </w:r>
-          </w:p>
-        </w:tc>
-        <w:tc>
-          <w:tcPr>
-            <w:tcW w:w="1457" w:type="dxa"/>
-          </w:tcPr>
-          <w:p>
-            <w:pPr>
-              <w:pStyle w:val="Compact"/>
-            </w:pPr>
-            <w:r>
-              <w:t xml:space="preserve">L</w:t>
-            </w:r>
-          </w:p>
-        </w:tc>
-        <w:tc>
-          <w:tcPr>
-            <w:tcW w:w="1693" w:type="dxa"/>
-          </w:tcPr>
-          <w:p>
-            <w:pPr>
-              <w:pStyle w:val="Compact"/>
-            </w:pPr>
-            <w:r>
-              <w:t xml:space="preserve">P2 GA</w:t>
+              <w:t xml:space="preserve">database</w:t>
+            </w:r>
+            <w:r>
+              <w:t xml:space="preserve"> </w:t>
+            </w:r>
+            <w:r>
+              <w:t xml:space="preserve">channel driver over the baselined schema (</w:t>
+            </w:r>
+            <w:hyperlink w:anchor="Xa39a3ee5e6b4b0d3255bfef95601890afd80709">
+              <w:r>
+                <w:rPr>
+                  <w:rStyle w:val="Hyperlink"/>
+                </w:rPr>
+                <w:t xml:space="preserve">SDD DD-52</w:t>
+              </w:r>
+            </w:hyperlink>
+            <w:r>
+              <w:t xml:space="preserve">), dispatcher with per-recipient failure isolation (</w:t>
+            </w:r>
+            <w:hyperlink w:anchor="Xa39a3ee5e6b4b0d3255bfef95601890afd80709">
+              <w:r>
+                <w:rPr>
+                  <w:rStyle w:val="Hyperlink"/>
+                </w:rPr>
+                <w:t xml:space="preserve">SDD DD-59</w:t>
+              </w:r>
+            </w:hyperlink>
+            <w:r>
+              <w:t xml:space="preserve">), audience resolution through each domain’s own visibility rule, the opt-out preference gate, trigger identity (</w:t>
+            </w:r>
+            <w:hyperlink w:anchor="Xa39a3ee5e6b4b0d3255bfef95601890afd80709">
+              <w:r>
+                <w:rPr>
+                  <w:rStyle w:val="Hyperlink"/>
+                </w:rPr>
+                <w:t xml:space="preserve">SDD DD-58</w:t>
+              </w:r>
+            </w:hyperlink>
+            <w:r>
+              <w:t xml:space="preserve">), idempotency via</w:t>
+            </w:r>
+            <w:r>
+              <w:t xml:space="preserve"> </w:t>
+            </w:r>
+            <w:r>
+              <w:rPr>
+                <w:rStyle w:val="VerbatimChar"/>
+              </w:rPr>
+              <w:t xml:space="preserve">dedupe_key</w:t>
+            </w:r>
+            <w:r>
+              <w:t xml:space="preserve"> </w:t>
+            </w:r>
+            <w:r>
+              <w:t xml:space="preserve">(</w:t>
+            </w:r>
+            <w:hyperlink w:anchor="Xa39a3ee5e6b4b0d3255bfef95601890afd80709">
+              <w:r>
+                <w:rPr>
+                  <w:rStyle w:val="Hyperlink"/>
+                </w:rPr>
+                <w:t xml:space="preserve">SDD DD-60</w:t>
+              </w:r>
+            </w:hyperlink>
+            <w:r>
+              <w:t xml:space="preserve">), SLA breach detection, the eight-endpoint API, and</w:t>
+            </w:r>
+            <w:r>
+              <w:t xml:space="preserve"> </w:t>
+            </w:r>
+            <w:r>
+              <w:rPr>
+                <w:b/>
+                <w:bCs/>
+              </w:rPr>
+              <w:t xml:space="preserve">nine of FR-NOT-003’s twelve triggers</w:t>
+            </w:r>
+          </w:p>
+        </w:tc>
+        <w:tc>
+          <w:tcPr>
+            <w:tcW w:w="2320" w:type="dxa"/>
+          </w:tcPr>
+          <w:p>
+            <w:pPr>
+              <w:pStyle w:val="Compact"/>
+            </w:pPr>
+            <w:r>
+              <w:t xml:space="preserve">FR-NOT-001..006, FR-WSR-012, partial FR-NOT-003</w:t>
+            </w:r>
+          </w:p>
+        </w:tc>
+        <w:tc>
+          <w:tcPr>
+            <w:tcW w:w="2174" w:type="dxa"/>
+          </w:tcPr>
+          <w:p>
+            <w:pPr>
+              <w:pStyle w:val="Compact"/>
+            </w:pPr>
+            <w:r>
+              <w:t xml:space="preserve">✅ done</w:t>
+            </w:r>
+            <w:r>
+              <w:t xml:space="preserve"> </w:t>
+            </w:r>
+            <w:r>
+              <w:rPr>
+                <w:i/>
+                <w:iCs/>
+              </w:rPr>
+              <w:t xml:space="preserve">(one additive migration, 30 → 31;</w:t>
+            </w:r>
+            <w:r>
+              <w:rPr>
+                <w:i/>
+                <w:iCs/>
+              </w:rPr>
+              <w:t xml:space="preserve"> </w:t>
+            </w:r>
+            <w:r>
+              <w:rPr>
+                <w:b/>
+                <w:bCs/>
+                <w:i/>
+                <w:iCs/>
+              </w:rPr>
+              <w:t xml:space="preserve">T7/T8 carried forward to WP-2.4b</w:t>
+            </w:r>
+            <w:r>
+              <w:rPr>
+                <w:i/>
+                <w:iCs/>
+              </w:rPr>
+              <w:t xml:space="preserve">; announcements and the digest were out of this package’s scope and were delivered later by WP-2.7c and WP-2.7e)</w:t>
+            </w:r>
+          </w:p>
+        </w:tc>
+        <w:tc>
+          <w:tcPr>
+            <w:tcW w:w="1539" w:type="dxa"/>
+          </w:tcPr>
+          <w:p>
+            <w:pPr>
+              <w:pStyle w:val="Compact"/>
+            </w:pPr>
+            <w:r>
+              <w:t xml:space="preserve">WP-2.6b, WP-2.1</w:t>
             </w:r>
           </w:p>
         </w:tc>
@@ -5963,7 +9143,7 @@
         </w:trPr>
         <w:tc>
           <w:tcPr>
-            <w:tcW w:w="1108" w:type="dxa"/>
+            <w:tcW w:w="1007" w:type="dxa"/>
           </w:tcPr>
           <w:p>
             <w:pPr>
@@ -5974,59 +9154,107 @@
                 <w:b/>
                 <w:bCs/>
               </w:rPr>
-              <w:t xml:space="preserve">WP-3.2</w:t>
-            </w:r>
-          </w:p>
-        </w:tc>
-        <w:tc>
-          <w:tcPr>
-            <w:tcW w:w="2551" w:type="dxa"/>
-          </w:tcPr>
-          <w:p>
-            <w:pPr>
-              <w:pStyle w:val="Compact"/>
-            </w:pPr>
-            <w:r>
-              <w:t xml:space="preserve">RAG: embedding pipeline + knowledge base + retrieval</w:t>
-            </w:r>
-          </w:p>
-        </w:tc>
-        <w:tc>
-          <w:tcPr>
-            <w:tcW w:w="2551" w:type="dxa"/>
-          </w:tcPr>
-          <w:p>
-            <w:pPr>
-              <w:pStyle w:val="Compact"/>
-            </w:pPr>
-            <w:r>
-              <w:t xml:space="preserve">FR-AI-005/006/007</w:t>
-            </w:r>
-          </w:p>
-        </w:tc>
-        <w:tc>
-          <w:tcPr>
-            <w:tcW w:w="1457" w:type="dxa"/>
-          </w:tcPr>
-          <w:p>
-            <w:pPr>
-              <w:pStyle w:val="Compact"/>
-            </w:pPr>
-            <w:r>
-              <w:t xml:space="preserve">L</w:t>
-            </w:r>
-          </w:p>
-        </w:tc>
-        <w:tc>
-          <w:tcPr>
-            <w:tcW w:w="1693" w:type="dxa"/>
-          </w:tcPr>
-          <w:p>
-            <w:pPr>
-              <w:pStyle w:val="Compact"/>
-            </w:pPr>
-            <w:r>
-              <w:t xml:space="preserve">WP-3.1</w:t>
+              <w:t xml:space="preserve">WP-2.7b</w:t>
+            </w:r>
+          </w:p>
+        </w:tc>
+        <w:tc>
+          <w:tcPr>
+            <w:tcW w:w="2320" w:type="dxa"/>
+          </w:tcPr>
+          <w:p>
+            <w:pPr>
+              <w:pStyle w:val="Compact"/>
+            </w:pPr>
+            <w:r>
+              <w:rPr>
+                <w:b/>
+                <w:bCs/>
+              </w:rPr>
+              <w:t xml:space="preserve">Notification experience</w:t>
+            </w:r>
+            <w:r>
+              <w:t xml:space="preserve">: the notification centre at</w:t>
+            </w:r>
+            <w:r>
+              <w:t xml:space="preserve"> </w:t>
+            </w:r>
+            <w:r>
+              <w:rPr>
+                <w:rStyle w:val="VerbatimChar"/>
+              </w:rPr>
+              <w:t xml:space="preserve">/app/notifications</w:t>
+            </w:r>
+            <w:r>
+              <w:t xml:space="preserve">, the top-bar entry with its unread badge and dropdown panel, individual and bulk read/unread with optimistic rollback, filtering by unread state and by type, pagination, and the channel × type preference matrix on</w:t>
+            </w:r>
+            <w:r>
+              <w:t xml:space="preserve"> </w:t>
+            </w:r>
+            <w:r>
+              <w:rPr>
+                <w:rStyle w:val="VerbatimChar"/>
+              </w:rPr>
+              <w:t xml:space="preserve">/app/account</w:t>
+            </w:r>
+          </w:p>
+        </w:tc>
+        <w:tc>
+          <w:tcPr>
+            <w:tcW w:w="2320" w:type="dxa"/>
+          </w:tcPr>
+          <w:p>
+            <w:pPr>
+              <w:pStyle w:val="Compact"/>
+            </w:pPr>
+            <w:r>
+              <w:t xml:space="preserve">FR-NOT-001/002/004/005</w:t>
+            </w:r>
+            <w:r>
+              <w:t xml:space="preserve"> </w:t>
+            </w:r>
+            <w:r>
+              <w:rPr>
+                <w:i/>
+                <w:iCs/>
+              </w:rPr>
+              <w:t xml:space="preserve">(UI halves)</w:t>
+            </w:r>
+          </w:p>
+        </w:tc>
+        <w:tc>
+          <w:tcPr>
+            <w:tcW w:w="2174" w:type="dxa"/>
+          </w:tcPr>
+          <w:p>
+            <w:pPr>
+              <w:pStyle w:val="Compact"/>
+            </w:pPr>
+            <w:r>
+              <w:t xml:space="preserve">✅ done</w:t>
+            </w:r>
+            <w:r>
+              <w:t xml:space="preserve"> </w:t>
+            </w:r>
+            <w:r>
+              <w:rPr>
+                <w:i/>
+                <w:iCs/>
+              </w:rPr>
+              <w:t xml:space="preserve">(frontend only — no backend, schema or migration change)</w:t>
+            </w:r>
+          </w:p>
+        </w:tc>
+        <w:tc>
+          <w:tcPr>
+            <w:tcW w:w="1539" w:type="dxa"/>
+          </w:tcPr>
+          <w:p>
+            <w:pPr>
+              <w:pStyle w:val="Compact"/>
+            </w:pPr>
+            <w:r>
+              <w:t xml:space="preserve">WP-2.7a</w:t>
             </w:r>
           </w:p>
         </w:tc>
@@ -6037,7 +9265,7 @@
         </w:trPr>
         <w:tc>
           <w:tcPr>
-            <w:tcW w:w="1108" w:type="dxa"/>
+            <w:tcW w:w="1007" w:type="dxa"/>
           </w:tcPr>
           <w:p>
             <w:pPr>
@@ -6048,59 +9276,175 @@
                 <w:b/>
                 <w:bCs/>
               </w:rPr>
-              <w:t xml:space="preserve">WP-3.3</w:t>
-            </w:r>
-          </w:p>
-        </w:tc>
-        <w:tc>
-          <w:tcPr>
-            <w:tcW w:w="2551" w:type="dxa"/>
-          </w:tcPr>
-          <w:p>
-            <w:pPr>
-              <w:pStyle w:val="Compact"/>
-            </w:pPr>
-            <w:r>
-              <w:t xml:space="preserve">Conversational assistant + feedback + duplicate suggestion</w:t>
-            </w:r>
-          </w:p>
-        </w:tc>
-        <w:tc>
-          <w:tcPr>
-            <w:tcW w:w="2551" w:type="dxa"/>
-          </w:tcPr>
-          <w:p>
-            <w:pPr>
-              <w:pStyle w:val="Compact"/>
-            </w:pPr>
-            <w:r>
-              <w:t xml:space="preserve">FR-AI-004/008/009</w:t>
-            </w:r>
-          </w:p>
-        </w:tc>
-        <w:tc>
-          <w:tcPr>
-            <w:tcW w:w="1457" w:type="dxa"/>
-          </w:tcPr>
-          <w:p>
-            <w:pPr>
-              <w:pStyle w:val="Compact"/>
-            </w:pPr>
-            <w:r>
-              <w:t xml:space="preserve">M</w:t>
-            </w:r>
-          </w:p>
-        </w:tc>
-        <w:tc>
-          <w:tcPr>
-            <w:tcW w:w="1693" w:type="dxa"/>
-          </w:tcPr>
-          <w:p>
-            <w:pPr>
-              <w:pStyle w:val="Compact"/>
-            </w:pPr>
-            <w:r>
-              <w:t xml:space="preserve">WP-3.2</w:t>
+              <w:t xml:space="preserve">WP-2.7c</w:t>
+            </w:r>
+          </w:p>
+        </w:tc>
+        <w:tc>
+          <w:tcPr>
+            <w:tcW w:w="2320" w:type="dxa"/>
+          </w:tcPr>
+          <w:p>
+            <w:pPr>
+              <w:pStyle w:val="Compact"/>
+            </w:pPr>
+            <w:r>
+              <w:rPr>
+                <w:b/>
+                <w:bCs/>
+              </w:rPr>
+              <w:t xml:space="preserve">Announcements</w:t>
+            </w:r>
+            <w:r>
+              <w:t xml:space="preserve">: the management surface (compose, publish, withdraw, explicit re-notify, delete) behind the existing</w:t>
+            </w:r>
+            <w:r>
+              <w:t xml:space="preserve"> </w:t>
+            </w:r>
+            <w:r>
+              <w:rPr>
+                <w:rStyle w:val="VerbatimChar"/>
+              </w:rPr>
+              <w:t xml:space="preserve">system.announcements.manage</w:t>
+            </w:r>
+            <w:r>
+              <w:t xml:space="preserve">, the reader at</w:t>
+            </w:r>
+            <w:r>
+              <w:t xml:space="preserve"> </w:t>
+            </w:r>
+            <w:r>
+              <w:rPr>
+                <w:rStyle w:val="VerbatimChar"/>
+              </w:rPr>
+              <w:t xml:space="preserve">/app/announcements</w:t>
+            </w:r>
+            <w:r>
+              <w:t xml:space="preserve"> </w:t>
+            </w:r>
+            <w:r>
+              <w:t xml:space="preserve">with a per-announcement page, audience targeting enforced as an</w:t>
+            </w:r>
+            <w:r>
+              <w:t xml:space="preserve"> </w:t>
+            </w:r>
+            <w:r>
+              <w:rPr>
+                <w:b/>
+                <w:bCs/>
+              </w:rPr>
+              <w:t xml:space="preserve">authorization boundary</w:t>
+            </w:r>
+            <w:r>
+              <w:t xml:space="preserve"> </w:t>
+            </w:r>
+            <w:r>
+              <w:t xml:space="preserve">at the uuid as well as in the list, and the FR-NOT-003 announcement trigger.</w:t>
+            </w:r>
+            <w:r>
+              <w:t xml:space="preserve"> </w:t>
+            </w:r>
+            <w:r>
+              <w:rPr>
+                <w:b/>
+                <w:bCs/>
+              </w:rPr>
+              <w:t xml:space="preserve">Decision D5 (2026-09-05): publishing creates an in-app notification and sends no email</w:t>
+            </w:r>
+            <w:r>
+              <w:t xml:space="preserve"> </w:t>
+            </w:r>
+            <w:r>
+              <w:t xml:space="preserve">— held, and enforced by channel exclusion in the dispatch path (</w:t>
+            </w:r>
+            <w:hyperlink w:anchor="Xa39a3ee5e6b4b0d3255bfef95601890afd80709">
+              <w:r>
+                <w:rPr>
+                  <w:rStyle w:val="Hyperlink"/>
+                </w:rPr>
+                <w:t xml:space="preserve">SDD DD-66</w:t>
+              </w:r>
+            </w:hyperlink>
+            <w:r>
+              <w:t xml:space="preserve">) rather than by the opt-out preference gate. Delivered as forecast: one</w:t>
+            </w:r>
+            <w:r>
+              <w:t xml:space="preserve"> </w:t>
+            </w:r>
+            <w:r>
+              <w:rPr>
+                <w:rStyle w:val="VerbatimChar"/>
+              </w:rPr>
+              <w:t xml:space="preserve">NotificationTopic</w:t>
+            </w:r>
+            <w:r>
+              <w:t xml:space="preserve"> </w:t>
+            </w:r>
+            <w:r>
+              <w:t xml:space="preserve">case and one listener,</w:t>
+            </w:r>
+            <w:r>
+              <w:t xml:space="preserve"> </w:t>
+            </w:r>
+            <w:r>
+              <w:rPr>
+                <w:b/>
+                <w:bCs/>
+              </w:rPr>
+              <w:t xml:space="preserve">no new permission and no schema change</w:t>
+            </w:r>
+          </w:p>
+        </w:tc>
+        <w:tc>
+          <w:tcPr>
+            <w:tcW w:w="2320" w:type="dxa"/>
+          </w:tcPr>
+          <w:p>
+            <w:pPr>
+              <w:pStyle w:val="Compact"/>
+            </w:pPr>
+            <w:r>
+              <w:t xml:space="preserve">FR-NOT-010/011, FR-NOT-003</w:t>
+            </w:r>
+            <w:r>
+              <w:t xml:space="preserve"> </w:t>
+            </w:r>
+            <w:r>
+              <w:rPr>
+                <w:i/>
+                <w:iCs/>
+              </w:rPr>
+              <w:t xml:space="preserve">(trigger 12)</w:t>
+            </w:r>
+          </w:p>
+        </w:tc>
+        <w:tc>
+          <w:tcPr>
+            <w:tcW w:w="2174" w:type="dxa"/>
+          </w:tcPr>
+          <w:p>
+            <w:pPr>
+              <w:pStyle w:val="Compact"/>
+            </w:pPr>
+            <w:r>
+              <w:t xml:space="preserve">✅ done</w:t>
+            </w:r>
+          </w:p>
+        </w:tc>
+        <w:tc>
+          <w:tcPr>
+            <w:tcW w:w="1539" w:type="dxa"/>
+          </w:tcPr>
+          <w:p>
+            <w:pPr>
+              <w:pStyle w:val="Compact"/>
+            </w:pPr>
+            <w:r>
+              <w:rPr>
+                <w:b/>
+                <w:bCs/>
+              </w:rPr>
+              <w:t xml:space="preserve">WP-2.7a</w:t>
             </w:r>
           </w:p>
         </w:tc>
@@ -6111,7 +9455,7 @@
         </w:trPr>
         <w:tc>
           <w:tcPr>
-            <w:tcW w:w="1108" w:type="dxa"/>
+            <w:tcW w:w="1007" w:type="dxa"/>
           </w:tcPr>
           <w:p>
             <w:pPr>
@@ -6122,59 +9466,248 @@
                 <w:b/>
                 <w:bCs/>
               </w:rPr>
-              <w:t xml:space="preserve">WP-3.4</w:t>
-            </w:r>
-          </w:p>
-        </w:tc>
-        <w:tc>
-          <w:tcPr>
-            <w:tcW w:w="2551" w:type="dxa"/>
-          </w:tcPr>
-          <w:p>
-            <w:pPr>
-              <w:pStyle w:val="Compact"/>
-            </w:pPr>
-            <w:r>
-              <w:t xml:space="preserve">Predictive maintenance (opt-in, default off)</w:t>
-            </w:r>
-          </w:p>
-        </w:tc>
-        <w:tc>
-          <w:tcPr>
-            <w:tcW w:w="2551" w:type="dxa"/>
-          </w:tcPr>
-          <w:p>
-            <w:pPr>
-              <w:pStyle w:val="Compact"/>
-            </w:pPr>
-            <w:r>
-              <w:t xml:space="preserve">FR-AI-011/012/013</w:t>
-            </w:r>
-          </w:p>
-        </w:tc>
-        <w:tc>
-          <w:tcPr>
-            <w:tcW w:w="1457" w:type="dxa"/>
-          </w:tcPr>
-          <w:p>
-            <w:pPr>
-              <w:pStyle w:val="Compact"/>
-            </w:pPr>
-            <w:r>
-              <w:t xml:space="preserve">M</w:t>
-            </w:r>
-          </w:p>
-        </w:tc>
-        <w:tc>
-          <w:tcPr>
-            <w:tcW w:w="1693" w:type="dxa"/>
-          </w:tcPr>
-          <w:p>
-            <w:pPr>
-              <w:pStyle w:val="Compact"/>
-            </w:pPr>
-            <w:r>
-              <w:t xml:space="preserve">WP-3.2</w:t>
+              <w:t xml:space="preserve">WP-2.7e</w:t>
+            </w:r>
+          </w:p>
+        </w:tc>
+        <w:tc>
+          <w:tcPr>
+            <w:tcW w:w="2320" w:type="dxa"/>
+          </w:tcPr>
+          <w:p>
+            <w:pPr>
+              <w:pStyle w:val="Compact"/>
+            </w:pPr>
+            <w:r>
+              <w:rPr>
+                <w:b/>
+                <w:bCs/>
+              </w:rPr>
+              <w:t xml:space="preserve">Daily digest</w:t>
+            </w:r>
+            <w:r>
+              <w:t xml:space="preserve"> </w:t>
+            </w:r>
+            <w:r>
+              <w:t xml:space="preserve">(</w:t>
+            </w:r>
+            <w:hyperlink w:anchor="Xa39a3ee5e6b4b0d3255bfef95601890afd80709">
+              <w:r>
+                <w:rPr>
+                  <w:rStyle w:val="Hyperlink"/>
+                </w:rPr>
+                <w:t xml:space="preserve">SRS FR-NOT-008</w:t>
+              </w:r>
+            </w:hyperlink>
+            <w:r>
+              <w:t xml:space="preserve">,</w:t>
+            </w:r>
+            <w:r>
+              <w:t xml:space="preserve"> </w:t>
+            </w:r>
+            <w:hyperlink w:anchor="Xa39a3ee5e6b4b0d3255bfef95601890afd80709">
+              <w:r>
+                <w:rPr>
+                  <w:rStyle w:val="Hyperlink"/>
+                </w:rPr>
+                <w:t xml:space="preserve">SDD DD-63</w:t>
+              </w:r>
+            </w:hyperlink>
+            <w:r>
+              <w:t xml:space="preserve">): decision</w:t>
+            </w:r>
+            <w:r>
+              <w:t xml:space="preserve"> </w:t>
+            </w:r>
+            <w:r>
+              <w:rPr>
+                <w:b/>
+                <w:bCs/>
+              </w:rPr>
+              <w:t xml:space="preserve">D1</w:t>
+            </w:r>
+            <w:r>
+              <w:t xml:space="preserve"> </w:t>
+            </w:r>
+            <w:r>
+              <w:t xml:space="preserve">approved digest as a third delivery</w:t>
+            </w:r>
+            <w:r>
+              <w:t xml:space="preserve"> </w:t>
+            </w:r>
+            <w:r>
+              <w:rPr>
+                <w:b/>
+                <w:bCs/>
+              </w:rPr>
+              <w:t xml:space="preserve">channel</w:t>
+            </w:r>
+            <w:r>
+              <w:t xml:space="preserve">, and it was delivered as one —</w:t>
+            </w:r>
+            <w:r>
+              <w:t xml:space="preserve"> </w:t>
+            </w:r>
+            <w:r>
+              <w:rPr>
+                <w:rStyle w:val="VerbatimChar"/>
+              </w:rPr>
+              <w:t xml:space="preserve">notification_preferences.channel</w:t>
+            </w:r>
+            <w:r>
+              <w:t xml:space="preserve"> </w:t>
+            </w:r>
+            <w:r>
+              <w:t xml:space="preserve">widened to include</w:t>
+            </w:r>
+            <w:r>
+              <w:t xml:space="preserve"> </w:t>
+            </w:r>
+            <w:r>
+              <w:rPr>
+                <w:rStyle w:val="VerbatimChar"/>
+              </w:rPr>
+              <w:t xml:space="preserve">digest</w:t>
+            </w:r>
+            <w:r>
+              <w:t xml:space="preserve">, a</w:t>
+            </w:r>
+            <w:r>
+              <w:t xml:space="preserve"> </w:t>
+            </w:r>
+            <w:r>
+              <w:rPr>
+                <w:rStyle w:val="VerbatimChar"/>
+              </w:rPr>
+              <w:t xml:space="preserve">DailyDigest</w:t>
+            </w:r>
+            <w:r>
+              <w:t xml:space="preserve"> </w:t>
+            </w:r>
+            <w:r>
+              <w:t xml:space="preserve">service and</w:t>
+            </w:r>
+            <w:r>
+              <w:t xml:space="preserve"> </w:t>
+            </w:r>
+            <w:r>
+              <w:rPr>
+                <w:rStyle w:val="VerbatimChar"/>
+              </w:rPr>
+              <w:t xml:space="preserve">notifications:send-digest</w:t>
+            </w:r>
+            <w:r>
+              <w:t xml:space="preserve"> </w:t>
+            </w:r>
+            <w:r>
+              <w:t xml:space="preserve">command on a</w:t>
+            </w:r>
+            <w:r>
+              <w:t xml:space="preserve"> </w:t>
+            </w:r>
+            <w:r>
+              <w:rPr>
+                <w:b/>
+                <w:bCs/>
+              </w:rPr>
+              <w:t xml:space="preserve">07:00 Asia/Manila</w:t>
+            </w:r>
+            <w:r>
+              <w:t xml:space="preserve"> </w:t>
+            </w:r>
+            <w:r>
+              <w:t xml:space="preserve">schedule covering the previous school-local calendar day, and</w:t>
+            </w:r>
+            <w:r>
+              <w:t xml:space="preserve"> </w:t>
+            </w:r>
+            <w:r>
+              <w:rPr>
+                <w:b/>
+                <w:bCs/>
+              </w:rPr>
+              <w:t xml:space="preserve">at-most-once</w:t>
+            </w:r>
+            <w:r>
+              <w:t xml:space="preserve"> </w:t>
+            </w:r>
+            <w:r>
+              <w:t xml:space="preserve">delivery enforced by a new</w:t>
+            </w:r>
+            <w:r>
+              <w:t xml:space="preserve"> </w:t>
+            </w:r>
+            <w:r>
+              <w:rPr>
+                <w:rStyle w:val="VerbatimChar"/>
+              </w:rPr>
+              <w:t xml:space="preserve">notification_digests</w:t>
+            </w:r>
+            <w:r>
+              <w:t xml:space="preserve"> </w:t>
+            </w:r>
+            <w:r>
+              <w:t xml:space="preserve">table unique on</w:t>
+            </w:r>
+            <w:r>
+              <w:t xml:space="preserve"> </w:t>
+            </w:r>
+            <w:r>
+              <w:rPr>
+                <w:rStyle w:val="VerbatimChar"/>
+              </w:rPr>
+              <w:t xml:space="preserve">(user_id, digest_date)</w:t>
+            </w:r>
+            <w:r>
+              <w:t xml:space="preserve">. The one addition beyond the original design: that table, because a digest writes no notification row and cannot reuse</w:t>
+            </w:r>
+            <w:r>
+              <w:t xml:space="preserve"> </w:t>
+            </w:r>
+            <w:r>
+              <w:rPr>
+                <w:rStyle w:val="VerbatimChar"/>
+              </w:rPr>
+              <w:t xml:space="preserve">dedupe_key</w:t>
+            </w:r>
+          </w:p>
+        </w:tc>
+        <w:tc>
+          <w:tcPr>
+            <w:tcW w:w="2320" w:type="dxa"/>
+          </w:tcPr>
+          <w:p>
+            <w:pPr>
+              <w:pStyle w:val="Compact"/>
+            </w:pPr>
+            <w:r>
+              <w:t xml:space="preserve">FR-NOT-008</w:t>
+            </w:r>
+          </w:p>
+        </w:tc>
+        <w:tc>
+          <w:tcPr>
+            <w:tcW w:w="2174" w:type="dxa"/>
+          </w:tcPr>
+          <w:p>
+            <w:pPr>
+              <w:pStyle w:val="Compact"/>
+            </w:pPr>
+            <w:r>
+              <w:t xml:space="preserve">✅ done</w:t>
+            </w:r>
+          </w:p>
+        </w:tc>
+        <w:tc>
+          <w:tcPr>
+            <w:tcW w:w="1539" w:type="dxa"/>
+          </w:tcPr>
+          <w:p>
+            <w:pPr>
+              <w:pStyle w:val="Compact"/>
+            </w:pPr>
+            <w:r>
+              <w:t xml:space="preserve">WP-2.7a</w:t>
             </w:r>
           </w:p>
         </w:tc>
@@ -6185,7 +9718,7 @@
         </w:trPr>
         <w:tc>
           <w:tcPr>
-            <w:tcW w:w="1108" w:type="dxa"/>
+            <w:tcW w:w="1007" w:type="dxa"/>
           </w:tcPr>
           <w:p>
             <w:pPr>
@@ -6196,39 +9729,49 @@
                 <w:b/>
                 <w:bCs/>
               </w:rPr>
-              <w:t xml:space="preserve">WP-3.5</w:t>
-            </w:r>
-          </w:p>
-        </w:tc>
-        <w:tc>
-          <w:tcPr>
-            <w:tcW w:w="2551" w:type="dxa"/>
-          </w:tcPr>
-          <w:p>
-            <w:pPr>
-              <w:pStyle w:val="Compact"/>
-            </w:pPr>
-            <w:r>
-              <w:t xml:space="preserve">P3 hardening: AI data-governance verification, security/a11y, GA</w:t>
-            </w:r>
-          </w:p>
-        </w:tc>
-        <w:tc>
-          <w:tcPr>
-            <w:tcW w:w="2551" w:type="dxa"/>
-          </w:tcPr>
-          <w:p>
-            <w:pPr>
-              <w:pStyle w:val="Compact"/>
-            </w:pPr>
-            <w:r>
-              <w:t xml:space="preserve">SRS §17.5</w:t>
-            </w:r>
-          </w:p>
-        </w:tc>
-        <w:tc>
-          <w:tcPr>
-            <w:tcW w:w="1457" w:type="dxa"/>
+              <w:t xml:space="preserve">WP-2.8</w:t>
+            </w:r>
+          </w:p>
+        </w:tc>
+        <w:tc>
+          <w:tcPr>
+            <w:tcW w:w="2320" w:type="dxa"/>
+          </w:tcPr>
+          <w:p>
+            <w:pPr>
+              <w:pStyle w:val="Compact"/>
+            </w:pPr>
+            <w:r>
+              <w:rPr>
+                <w:b/>
+                <w:bCs/>
+              </w:rPr>
+              <w:t xml:space="preserve">Administration</w:t>
+            </w:r>
+            <w:r>
+              <w:t xml:space="preserve"> </w:t>
+            </w:r>
+            <w:r>
+              <w:t xml:space="preserve">pt.2: system settings + branding</w:t>
+            </w:r>
+          </w:p>
+        </w:tc>
+        <w:tc>
+          <w:tcPr>
+            <w:tcW w:w="2320" w:type="dxa"/>
+          </w:tcPr>
+          <w:p>
+            <w:pPr>
+              <w:pStyle w:val="Compact"/>
+            </w:pPr>
+            <w:r>
+              <w:t xml:space="preserve">FR-CFG-*</w:t>
+            </w:r>
+          </w:p>
+        </w:tc>
+        <w:tc>
+          <w:tcPr>
+            <w:tcW w:w="2174" w:type="dxa"/>
           </w:tcPr>
           <w:p>
             <w:pPr>
@@ -6241,14 +9784,14 @@
         </w:tc>
         <w:tc>
           <w:tcPr>
-            <w:tcW w:w="1693" w:type="dxa"/>
-          </w:tcPr>
-          <w:p>
-            <w:pPr>
-              <w:pStyle w:val="Compact"/>
-            </w:pPr>
-            <w:r>
-              <w:t xml:space="preserve">WP-3.1..3.4</w:t>
+            <w:tcW w:w="1539" w:type="dxa"/>
+          </w:tcPr>
+          <w:p>
+            <w:pPr>
+              <w:pStyle w:val="Compact"/>
+            </w:pPr>
+            <w:r>
+              <w:t xml:space="preserve">WP-2.1</w:t>
             </w:r>
           </w:p>
         </w:tc>
@@ -6259,7 +9802,7 @@
         </w:trPr>
         <w:tc>
           <w:tcPr>
-            <w:tcW w:w="1108" w:type="dxa"/>
+            <w:tcW w:w="1007" w:type="dxa"/>
           </w:tcPr>
           <w:p>
             <w:pPr>
@@ -6270,59 +9813,69 @@
                 <w:b/>
                 <w:bCs/>
               </w:rPr>
-              <w:t xml:space="preserve">WP-4.1</w:t>
-            </w:r>
-          </w:p>
-        </w:tc>
-        <w:tc>
-          <w:tcPr>
-            <w:tcW w:w="2551" w:type="dxa"/>
-          </w:tcPr>
-          <w:p>
-            <w:pPr>
-              <w:pStyle w:val="Compact"/>
-            </w:pPr>
-            <w:r>
-              <w:t xml:space="preserve">Reverb + broadcasting infrastructure</w:t>
-            </w:r>
-          </w:p>
-        </w:tc>
-        <w:tc>
-          <w:tcPr>
-            <w:tcW w:w="2551" w:type="dxa"/>
-          </w:tcPr>
-          <w:p>
-            <w:pPr>
-              <w:pStyle w:val="Compact"/>
-            </w:pPr>
-            <w:r>
-              <w:t xml:space="preserve">FR-FP-007, FR-NOT-007</w:t>
-            </w:r>
-          </w:p>
-        </w:tc>
-        <w:tc>
-          <w:tcPr>
-            <w:tcW w:w="1457" w:type="dxa"/>
-          </w:tcPr>
-          <w:p>
-            <w:pPr>
-              <w:pStyle w:val="Compact"/>
-            </w:pPr>
-            <w:r>
-              <w:t xml:space="preserve">M</w:t>
-            </w:r>
-          </w:p>
-        </w:tc>
-        <w:tc>
-          <w:tcPr>
-            <w:tcW w:w="1693" w:type="dxa"/>
-          </w:tcPr>
-          <w:p>
-            <w:pPr>
-              <w:pStyle w:val="Compact"/>
-            </w:pPr>
-            <w:r>
-              <w:t xml:space="preserve">P2 GA</w:t>
+              <w:t xml:space="preserve">WP-2.9</w:t>
+            </w:r>
+          </w:p>
+        </w:tc>
+        <w:tc>
+          <w:tcPr>
+            <w:tcW w:w="2320" w:type="dxa"/>
+          </w:tcPr>
+          <w:p>
+            <w:pPr>
+              <w:pStyle w:val="Compact"/>
+            </w:pPr>
+            <w:r>
+              <w:rPr>
+                <w:b/>
+                <w:bCs/>
+              </w:rPr>
+              <w:t xml:space="preserve">Administration</w:t>
+            </w:r>
+            <w:r>
+              <w:t xml:space="preserve"> </w:t>
+            </w:r>
+            <w:r>
+              <w:t xml:space="preserve">pt.3: audit + activity log viewers</w:t>
+            </w:r>
+          </w:p>
+        </w:tc>
+        <w:tc>
+          <w:tcPr>
+            <w:tcW w:w="2320" w:type="dxa"/>
+          </w:tcPr>
+          <w:p>
+            <w:pPr>
+              <w:pStyle w:val="Compact"/>
+            </w:pPr>
+            <w:r>
+              <w:t xml:space="preserve">FR-AUD-*</w:t>
+            </w:r>
+          </w:p>
+        </w:tc>
+        <w:tc>
+          <w:tcPr>
+            <w:tcW w:w="2174" w:type="dxa"/>
+          </w:tcPr>
+          <w:p>
+            <w:pPr>
+              <w:pStyle w:val="Compact"/>
+            </w:pPr>
+            <w:r>
+              <w:t xml:space="preserve">S</w:t>
+            </w:r>
+          </w:p>
+        </w:tc>
+        <w:tc>
+          <w:tcPr>
+            <w:tcW w:w="1539" w:type="dxa"/>
+          </w:tcPr>
+          <w:p>
+            <w:pPr>
+              <w:pStyle w:val="Compact"/>
+            </w:pPr>
+            <w:r>
+              <w:t xml:space="preserve">WP-2.1</w:t>
             </w:r>
           </w:p>
         </w:tc>
@@ -6333,7 +9886,7 @@
         </w:trPr>
         <w:tc>
           <w:tcPr>
-            <w:tcW w:w="1108" w:type="dxa"/>
+            <w:tcW w:w="1007" w:type="dxa"/>
           </w:tcPr>
           <w:p>
             <w:pPr>
@@ -6344,59 +9897,76 @@
                 <w:b/>
                 <w:bCs/>
               </w:rPr>
-              <w:t xml:space="preserve">WP-4.2</w:t>
-            </w:r>
-          </w:p>
-        </w:tc>
-        <w:tc>
-          <w:tcPr>
-            <w:tcW w:w="2551" w:type="dxa"/>
-          </w:tcPr>
-          <w:p>
-            <w:pPr>
-              <w:pStyle w:val="Compact"/>
-            </w:pPr>
-            <w:r>
-              <w:t xml:space="preserve">Floor-plan editor: layouts, drag/snap positions, keyboard alt</w:t>
-            </w:r>
-          </w:p>
-        </w:tc>
-        <w:tc>
-          <w:tcPr>
-            <w:tcW w:w="2551" w:type="dxa"/>
-          </w:tcPr>
-          <w:p>
-            <w:pPr>
-              <w:pStyle w:val="Compact"/>
-            </w:pPr>
-            <w:r>
-              <w:t xml:space="preserve">FR-FP-001/003/009</w:t>
-            </w:r>
-          </w:p>
-        </w:tc>
-        <w:tc>
-          <w:tcPr>
-            <w:tcW w:w="1457" w:type="dxa"/>
-          </w:tcPr>
-          <w:p>
-            <w:pPr>
-              <w:pStyle w:val="Compact"/>
-            </w:pPr>
-            <w:r>
-              <w:t xml:space="preserve">L</w:t>
-            </w:r>
-          </w:p>
-        </w:tc>
-        <w:tc>
-          <w:tcPr>
-            <w:tcW w:w="1693" w:type="dxa"/>
-          </w:tcPr>
-          <w:p>
-            <w:pPr>
-              <w:pStyle w:val="Compact"/>
-            </w:pPr>
-            <w:r>
-              <w:t xml:space="preserve">WP-4.1, WP-2.2/2.3</w:t>
+              <w:t xml:space="preserve">WP-2.10</w:t>
+            </w:r>
+          </w:p>
+        </w:tc>
+        <w:tc>
+          <w:tcPr>
+            <w:tcW w:w="2320" w:type="dxa"/>
+          </w:tcPr>
+          <w:p>
+            <w:pPr>
+              <w:pStyle w:val="Compact"/>
+            </w:pPr>
+            <w:r>
+              <w:rPr>
+                <w:b/>
+                <w:bCs/>
+              </w:rPr>
+              <w:t xml:space="preserve">Analytics</w:t>
+            </w:r>
+            <w:r>
+              <w:t xml:space="preserve"> </w:t>
+            </w:r>
+            <w:r>
+              <w:t xml:space="preserve">domain: dashboards + KPIs + on-demand reports + export</w:t>
+            </w:r>
+          </w:p>
+        </w:tc>
+        <w:tc>
+          <w:tcPr>
+            <w:tcW w:w="2320" w:type="dxa"/>
+          </w:tcPr>
+          <w:p>
+            <w:pPr>
+              <w:pStyle w:val="Compact"/>
+            </w:pPr>
+            <w:r>
+              <w:t xml:space="preserve">FR-DSH-</w:t>
+            </w:r>
+            <w:r>
+              <w:rPr>
+                <w:i/>
+                <w:iCs/>
+              </w:rPr>
+              <w:t xml:space="preserve">, FR-RPT-</w:t>
+            </w:r>
+          </w:p>
+        </w:tc>
+        <w:tc>
+          <w:tcPr>
+            <w:tcW w:w="2174" w:type="dxa"/>
+          </w:tcPr>
+          <w:p>
+            <w:pPr>
+              <w:pStyle w:val="Compact"/>
+            </w:pPr>
+            <w:r>
+              <w:t xml:space="preserve">L (role dashboards ✅ done; Phase 2.10: ticket overview ✅, export/email/print ✅, Overall Reports ✅, AI interpretations ✅)</w:t>
+            </w:r>
+          </w:p>
+        </w:tc>
+        <w:tc>
+          <w:tcPr>
+            <w:tcW w:w="1539" w:type="dxa"/>
+          </w:tcPr>
+          <w:p>
+            <w:pPr>
+              <w:pStyle w:val="Compact"/>
+            </w:pPr>
+            <w:r>
+              <w:t xml:space="preserve">WP-2.5, WP-2.4</w:t>
             </w:r>
           </w:p>
         </w:tc>
@@ -6407,7 +9977,7 @@
         </w:trPr>
         <w:tc>
           <w:tcPr>
-            <w:tcW w:w="1108" w:type="dxa"/>
+            <w:tcW w:w="1007" w:type="dxa"/>
           </w:tcPr>
           <w:p>
             <w:pPr>
@@ -6418,138 +9988,1753 @@
                 <w:b/>
                 <w:bCs/>
               </w:rPr>
-              <w:t xml:space="preserve">WP-4.3</w:t>
-            </w:r>
-          </w:p>
-        </w:tc>
-        <w:tc>
-          <w:tcPr>
-            <w:tcW w:w="2551" w:type="dxa"/>
-          </w:tcPr>
-          <w:p>
-            <w:pPr>
-              <w:pStyle w:val="Compact"/>
-            </w:pPr>
-            <w:r>
-              <w:t xml:space="preserve">Live status/position + info panels; P4 hardening + GA</w:t>
-            </w:r>
-          </w:p>
-        </w:tc>
-        <w:tc>
-          <w:tcPr>
-            <w:tcW w:w="2551" w:type="dxa"/>
-          </w:tcPr>
-          <w:p>
-            <w:pPr>
-              <w:pStyle w:val="Compact"/>
-            </w:pPr>
-            <w:r>
-              <w:t xml:space="preserve">FR-FP-002/004/005/007/008</w:t>
-            </w:r>
-          </w:p>
-        </w:tc>
-        <w:tc>
-          <w:tcPr>
-            <w:tcW w:w="1457" w:type="dxa"/>
-          </w:tcPr>
-          <w:p>
-            <w:pPr>
-              <w:pStyle w:val="Compact"/>
-            </w:pPr>
-            <w:r>
-              <w:t xml:space="preserve">L</w:t>
-            </w:r>
-          </w:p>
-        </w:tc>
-        <w:tc>
-          <w:tcPr>
-            <w:tcW w:w="1693" w:type="dxa"/>
-          </w:tcPr>
-          <w:p>
-            <w:pPr>
-              <w:pStyle w:val="Compact"/>
-            </w:pPr>
-            <w:r>
-              <w:t xml:space="preserve">WP-4.2</w:t>
-            </w:r>
-          </w:p>
-        </w:tc>
-      </w:tr>
-      <w:tr>
-        <w:trPr>
-          <w:cantSplit w:val="1"/>
-        </w:trPr>
-        <w:tc>
-          <w:tcPr>
-            <w:tcW w:w="1108" w:type="dxa"/>
-          </w:tcPr>
-          <w:p>
-            <w:pPr>
-              <w:pStyle w:val="Compact"/>
-            </w:pPr>
+              <w:t xml:space="preserve">WP-2.11</w:t>
+            </w:r>
+          </w:p>
+        </w:tc>
+        <w:tc>
+          <w:tcPr>
+            <w:tcW w:w="2320" w:type="dxa"/>
+          </w:tcPr>
+          <w:p>
+            <w:pPr>
+              <w:pStyle w:val="Compact"/>
+            </w:pPr>
+            <w:r>
+              <w:t xml:space="preserve">P2 hardening: security review, WCAG AA audit, perf/load test, backup ops, prod deploy.</w:t>
+            </w:r>
+            <w:r>
+              <w:t xml:space="preserve"> </w:t>
+            </w:r>
             <w:r>
               <w:rPr>
                 <w:b/>
                 <w:bCs/>
               </w:rPr>
-              <w:t xml:space="preserve">WP-5</w:t>
-            </w:r>
-          </w:p>
-        </w:tc>
-        <w:tc>
-          <w:tcPr>
-            <w:tcW w:w="2551" w:type="dxa"/>
-          </w:tcPr>
-          <w:p>
-            <w:pPr>
-              <w:pStyle w:val="Compact"/>
-            </w:pPr>
-            <w:r>
-              <w:t xml:space="preserve">Transition to maintenance: handover, monitoring, restore drill</w:t>
-            </w:r>
-          </w:p>
-        </w:tc>
-        <w:tc>
-          <w:tcPr>
-            <w:tcW w:w="2551" w:type="dxa"/>
-          </w:tcPr>
-          <w:p>
-            <w:pPr>
-              <w:pStyle w:val="Compact"/>
-            </w:pPr>
-            <w:r>
-              <w:t xml:space="preserve">§31</w:t>
-            </w:r>
-          </w:p>
-        </w:tc>
-        <w:tc>
-          <w:tcPr>
-            <w:tcW w:w="1457" w:type="dxa"/>
-          </w:tcPr>
-          <w:p>
-            <w:pPr>
-              <w:pStyle w:val="Compact"/>
-            </w:pPr>
-            <w:r>
-              <w:t xml:space="preserve">M</w:t>
-            </w:r>
-          </w:p>
-        </w:tc>
-        <w:tc>
-          <w:tcPr>
-            <w:tcW w:w="1693" w:type="dxa"/>
-          </w:tcPr>
-          <w:p>
-            <w:pPr>
-              <w:pStyle w:val="Compact"/>
-            </w:pPr>
-            <w:r>
-              <w:t xml:space="preserve">phase GAs</w:t>
+              <w:t xml:space="preserve">Partly anticipated by WP-2.7d</w:t>
+            </w:r>
+            <w:r>
+              <w:t xml:space="preserve">, which delivered the axe</w:t>
+            </w:r>
+            <w:r>
+              <w:t xml:space="preserve"> </w:t>
+            </w:r>
+            <w:r>
+              <w:rPr>
+                <w:b/>
+                <w:bCs/>
+              </w:rPr>
+              <w:t xml:space="preserve">regression</w:t>
+            </w:r>
+            <w:r>
+              <w:t xml:space="preserve"> </w:t>
+            </w:r>
+            <w:r>
+              <w:t xml:space="preserve">automation, the browser harness and the deployment/rollback tooling early.</w:t>
+            </w:r>
+            <w:r>
+              <w:t xml:space="preserve"> </w:t>
+            </w:r>
+            <w:r>
+              <w:rPr>
+                <w:b/>
+                <w:bCs/>
+              </w:rPr>
+              <w:t xml:space="preserve">Still outstanding here:</w:t>
+            </w:r>
+            <w:r>
+              <w:t xml:space="preserve"> </w:t>
+            </w:r>
+            <w:r>
+              <w:t xml:space="preserve">the full WCAG 2.2 AA</w:t>
+            </w:r>
+            <w:r>
+              <w:t xml:space="preserve"> </w:t>
+            </w:r>
+            <w:r>
+              <w:rPr>
+                <w:b/>
+                <w:bCs/>
+              </w:rPr>
+              <w:t xml:space="preserve">conformance audit</w:t>
+            </w:r>
+            <w:r>
+              <w:t xml:space="preserve"> </w:t>
+            </w:r>
+            <w:r>
+              <w:t xml:space="preserve">(regression ≠ conformance),</w:t>
+            </w:r>
+            <w:r>
+              <w:t xml:space="preserve"> </w:t>
+            </w:r>
+            <w:r>
+              <w:rPr>
+                <w:b/>
+                <w:bCs/>
+              </w:rPr>
+              <w:t xml:space="preserve">performance and load testing</w:t>
+            </w:r>
+            <w:r>
+              <w:t xml:space="preserve">,</w:t>
+            </w:r>
+            <w:r>
+              <w:t xml:space="preserve"> </w:t>
+            </w:r>
+            <w:r>
+              <w:rPr>
+                <w:b/>
+                <w:bCs/>
+              </w:rPr>
+              <w:t xml:space="preserve">browser visual regression</w:t>
+            </w:r>
+            <w:r>
+              <w:t xml:space="preserve">, the security review, and the first authorized production deployment</w:t>
+            </w:r>
+          </w:p>
+        </w:tc>
+        <w:tc>
+          <w:tcPr>
+            <w:tcW w:w="2320" w:type="dxa"/>
+          </w:tcPr>
+          <w:p>
+            <w:pPr>
+              <w:pStyle w:val="Compact"/>
+            </w:pPr>
+            <w:r>
+              <w:t xml:space="preserve">SRS §12–§16</w:t>
+            </w:r>
+          </w:p>
+        </w:tc>
+        <w:tc>
+          <w:tcPr>
+            <w:tcW w:w="2174" w:type="dxa"/>
+          </w:tcPr>
+          <w:p>
+            <w:pPr>
+              <w:pStyle w:val="Compact"/>
+            </w:pPr>
+            <w:r>
+              <w:t xml:space="preserve">L</w:t>
+            </w:r>
+          </w:p>
+        </w:tc>
+        <w:tc>
+          <w:tcPr>
+            <w:tcW w:w="1539" w:type="dxa"/>
+          </w:tcPr>
+          <w:p>
+            <w:pPr>
+              <w:pStyle w:val="Compact"/>
+            </w:pPr>
+            <w:r>
+              <w:t xml:space="preserve">WP-2.2..2.10</w:t>
             </w:r>
           </w:p>
         </w:tc>
       </w:tr>
     </w:tbl>
+    <w:p>
+      <w:pPr>
+        <w:pStyle w:val="BlockText"/>
+        <w:keepLines w:val="1"/>
+      </w:pPr>
+      <w:r>
+        <w:rPr>
+          <w:b/>
+          <w:bCs/>
+        </w:rPr>
+        <w:t xml:space="preserve">Note on work-package numbering.</w:t>
+      </w:r>
+      <w:r>
+        <w:t xml:space="preserve"> </w:t>
+      </w:r>
+      <w:r>
+        <w:t xml:space="preserve">The WP numbers above are</w:t>
+      </w:r>
+      <w:r>
+        <w:t xml:space="preserve"> </w:t>
+      </w:r>
+      <w:r>
+        <w:rPr>
+          <w:i/>
+          <w:iCs/>
+        </w:rPr>
+        <w:t xml:space="preserve">this document’s</w:t>
+      </w:r>
+      <w:r>
+        <w:t xml:space="preserve"> </w:t>
+      </w:r>
+      <w:r>
+        <w:t xml:space="preserve">and are offset from the phase numbers used in delivery discussions and in the</w:t>
+      </w:r>
+      <w:r>
+        <w:t xml:space="preserve"> </w:t>
+      </w:r>
+      <w:r>
+        <w:t xml:space="preserve">code comments:</w:t>
+      </w:r>
+      <w:r>
+        <w:t xml:space="preserve"> </w:t>
+      </w:r>
+      <w:r>
+        <w:rPr>
+          <w:b/>
+          <w:bCs/>
+        </w:rPr>
+        <w:t xml:space="preserve">WP-2.2 = Phase 2.4</w:t>
+      </w:r>
+      <w:r>
+        <w:t xml:space="preserve"> </w:t>
+      </w:r>
+      <w:r>
+        <w:t xml:space="preserve">(Locations),</w:t>
+      </w:r>
+      <w:r>
+        <w:t xml:space="preserve"> </w:t>
+      </w:r>
+      <w:r>
+        <w:rPr>
+          <w:b/>
+          <w:bCs/>
+        </w:rPr>
+        <w:t xml:space="preserve">WP-2.3 + WP-2.4 = Phase</w:t>
+      </w:r>
+      <w:r>
+        <w:rPr>
+          <w:b/>
+          <w:bCs/>
+        </w:rPr>
+        <w:t xml:space="preserve"> </w:t>
+      </w:r>
+      <w:r>
+        <w:rPr>
+          <w:b/>
+          <w:bCs/>
+        </w:rPr>
+        <w:t xml:space="preserve">2.5</w:t>
+      </w:r>
+      <w:r>
+        <w:t xml:space="preserve"> </w:t>
+      </w:r>
+      <w:r>
+        <w:t xml:space="preserve">(Assets), and</w:t>
+      </w:r>
+      <w:r>
+        <w:t xml:space="preserve"> </w:t>
+      </w:r>
+      <w:r>
+        <w:rPr>
+          <w:b/>
+          <w:bCs/>
+        </w:rPr>
+        <w:t xml:space="preserve">WP-2.5 = Phase 2.6</w:t>
+      </w:r>
+      <w:r>
+        <w:t xml:space="preserve"> </w:t>
+      </w:r>
+      <w:r>
+        <w:t xml:space="preserve">(Tickets). Both schemes are correct</w:t>
+      </w:r>
+      <w:r>
+        <w:t xml:space="preserve"> </w:t>
+      </w:r>
+      <w:r>
+        <w:t xml:space="preserve">in their own context; the offset is recorded here so a reader of either does</w:t>
+      </w:r>
+      <w:r>
+        <w:t xml:space="preserve"> </w:t>
+      </w:r>
+      <w:r>
+        <w:t xml:space="preserve">not renumber the other.</w:t>
+      </w:r>
+      <w:r>
+        <w:t xml:space="preserve"> </w:t>
+      </w:r>
+      <w:r>
+        <w:rPr>
+          <w:b/>
+          <w:bCs/>
+        </w:rPr>
+        <w:t xml:space="preserve">WP-2.7 and Phase 2.7 coincide</w:t>
+      </w:r>
+      <w:r>
+        <w:t xml:space="preserve">; the</w:t>
+      </w:r>
+      <w:r>
+        <w:t xml:space="preserve"> </w:t>
+      </w:r>
+      <w:r>
+        <w:rPr>
+          <w:rStyle w:val="VerbatimChar"/>
+        </w:rPr>
+        <w:t xml:space="preserve">a</w:t>
+      </w:r>
+      <w:r>
+        <w:t xml:space="preserve">/</w:t>
+      </w:r>
+      <w:r>
+        <w:rPr>
+          <w:rStyle w:val="VerbatimChar"/>
+        </w:rPr>
+        <w:t xml:space="preserve">b</w:t>
+      </w:r>
+      <w:r>
+        <w:t xml:space="preserve">/</w:t>
+      </w:r>
+      <w:r>
+        <w:rPr>
+          <w:rStyle w:val="VerbatimChar"/>
+        </w:rPr>
+        <w:t xml:space="preserve">c</w:t>
+      </w:r>
+      <w:r>
+        <w:t xml:space="preserve">/</w:t>
+      </w:r>
+      <w:r>
+        <w:rPr>
+          <w:rStyle w:val="VerbatimChar"/>
+        </w:rPr>
+        <w:t xml:space="preserve">d</w:t>
+      </w:r>
+      <w:r>
+        <w:t xml:space="preserve"> </w:t>
+      </w:r>
+      <w:r>
+        <w:t xml:space="preserve">suffixes on it are delivery-order sub-packages, following the WP-2.6b</w:t>
+      </w:r>
+      <w:r>
+        <w:t xml:space="preserve"> </w:t>
+      </w:r>
+      <w:r>
+        <w:t xml:space="preserve">precedent, and are</w:t>
+      </w:r>
+      <w:r>
+        <w:t xml:space="preserve"> </w:t>
+      </w:r>
+      <w:r>
+        <w:rPr>
+          <w:b/>
+          <w:bCs/>
+        </w:rPr>
+        <w:t xml:space="preserve">not</w:t>
+      </w:r>
+      <w:r>
+        <w:t xml:space="preserve"> </w:t>
+      </w:r>
+      <w:r>
+        <w:t xml:space="preserve">a second numbering scheme. They were delivered out</w:t>
+      </w:r>
+      <w:r>
+        <w:t xml:space="preserve"> </w:t>
+      </w:r>
+      <w:r>
+        <w:t xml:space="preserve">of alphabetical order —</w:t>
+      </w:r>
+      <w:r>
+        <w:t xml:space="preserve"> </w:t>
+      </w:r>
+      <w:r>
+        <w:rPr>
+          <w:b/>
+          <w:bCs/>
+        </w:rPr>
+        <w:t xml:space="preserve">WP-2.7d first</w:t>
+      </w:r>
+      <w:r>
+        <w:t xml:space="preserve">, because the browser and</w:t>
+      </w:r>
+      <w:r>
+        <w:t xml:space="preserve"> </w:t>
+      </w:r>
+      <w:r>
+        <w:t xml:space="preserve">accessibility harness had to exist before the surfaces it verifies.</w:t>
+      </w:r>
+    </w:p>
+    <w:p>
+      <w:pPr>
+        <w:pStyle w:val="BlockText"/>
+        <w:keepLines w:val="1"/>
+      </w:pPr>
+      <w:r>
+        <w:rPr>
+          <w:b/>
+          <w:bCs/>
+        </w:rPr>
+        <w:t xml:space="preserve">WP-2.5 carried forward.</w:t>
+      </w:r>
+      <w:r>
+        <w:t xml:space="preserve"> </w:t>
+      </w:r>
+      <w:r>
+        <w:t xml:space="preserve">Ticket</w:t>
+      </w:r>
+      <w:r>
+        <w:t xml:space="preserve"> </w:t>
+      </w:r>
+      <w:r>
+        <w:rPr>
+          <w:b/>
+          <w:bCs/>
+        </w:rPr>
+        <w:t xml:space="preserve">export</w:t>
+      </w:r>
+      <w:r>
+        <w:t xml:space="preserve"> </w:t>
+      </w:r>
+      <w:r>
+        <w:t xml:space="preserve">(FR-RPT-004) and the ticket</w:t>
+      </w:r>
+      <w:r>
+        <w:t xml:space="preserve"> </w:t>
+      </w:r>
+      <w:r>
+        <w:rPr>
+          <w:b/>
+          <w:bCs/>
+        </w:rPr>
+        <w:t xml:space="preserve">AI</w:t>
+      </w:r>
+      <w:r>
+        <w:rPr>
+          <w:b/>
+          <w:bCs/>
+        </w:rPr>
+        <w:t xml:space="preserve"> </w:t>
+      </w:r>
+      <w:r>
+        <w:rPr>
+          <w:b/>
+          <w:bCs/>
+        </w:rPr>
+        <w:t xml:space="preserve">snapshot / AI-assisted triage</w:t>
+      </w:r>
+      <w:r>
+        <w:t xml:space="preserve"> </w:t>
+      </w:r>
+      <w:r>
+        <w:t xml:space="preserve">(FR-AI-*, P3) are deliberately not part of the</w:t>
+      </w:r>
+      <w:r>
+        <w:t xml:space="preserve"> </w:t>
+      </w:r>
+      <w:r>
+        <w:t xml:space="preserve">delivered work package and remain tracked against their own requirements.</w:t>
+      </w:r>
+    </w:p>
+    <w:p>
+      <w:pPr>
+        <w:pStyle w:val="BlockText"/>
+        <w:keepLines w:val="1"/>
+      </w:pPr>
+      <w:r>
+        <w:rPr>
+          <w:b/>
+          <w:bCs/>
+        </w:rPr>
+        <w:t xml:space="preserve">WP-2.6 and WP-2.6b are sequential, not one milestone.</w:t>
+      </w:r>
+      <w:r>
+        <w:t xml:space="preserve"> </w:t>
+      </w:r>
+      <w:r>
+        <w:t xml:space="preserve">The QR workflow is a</w:t>
+      </w:r>
+      <w:r>
+        <w:t xml:space="preserve"> </w:t>
+      </w:r>
+      <w:r>
+        <w:t xml:space="preserve">technician workflow, not a scan endpoint: it needs a maintenance record to</w:t>
+      </w:r>
+      <w:r>
+        <w:t xml:space="preserve"> </w:t>
+      </w:r>
+      <w:r>
+        <w:t xml:space="preserve">submit proof</w:t>
+      </w:r>
+      <w:r>
+        <w:t xml:space="preserve"> </w:t>
+      </w:r>
+      <w:r>
+        <w:rPr>
+          <w:i/>
+          <w:iCs/>
+        </w:rPr>
+        <w:t xml:space="preserve">against</w:t>
+      </w:r>
+      <w:r>
+        <w:t xml:space="preserve"> </w:t>
+      </w:r>
+      <w:r>
+        <w:t xml:space="preserve">and a job to request resources</w:t>
+      </w:r>
+      <w:r>
+        <w:t xml:space="preserve"> </w:t>
+      </w:r>
+      <w:r>
+        <w:rPr>
+          <w:i/>
+          <w:iCs/>
+        </w:rPr>
+        <w:t xml:space="preserve">for</w:t>
+      </w:r>
+      <w:r>
+        <w:t xml:space="preserve">. Shipping the scan</w:t>
+      </w:r>
+      <w:r>
+        <w:t xml:space="preserve"> </w:t>
+      </w:r>
+      <w:r>
+        <w:t xml:space="preserve">first would produce exactly the</w:t>
+      </w:r>
+      <w:r>
+        <w:t xml:space="preserve"> </w:t>
+      </w:r>
+      <w:r>
+        <w:t xml:space="preserve">“simple asset lookup”</w:t>
+      </w:r>
+      <w:r>
+        <w:t xml:space="preserve"> </w:t>
+      </w:r>
+      <w:r>
+        <w:t xml:space="preserve">the client has ruled out.</w:t>
+      </w:r>
+      <w:r>
+        <w:t xml:space="preserve"> </w:t>
+      </w:r>
+      <w:r>
+        <w:t xml:space="preserve">Splitting them also keeps the new authorization surface — a Technician reaching</w:t>
+      </w:r>
+      <w:r>
+        <w:t xml:space="preserve"> </w:t>
+      </w:r>
+      <w:r>
+        <w:t xml:space="preserve">a PC unit outside the Administrator-only Asset module (</w:t>
+      </w:r>
+      <w:hyperlink w:anchor="Xa39a3ee5e6b4b0d3255bfef95601890afd80709">
+        <w:r>
+          <w:rPr>
+            <w:rStyle w:val="Hyperlink"/>
+          </w:rPr>
+          <w:t xml:space="preserve">SRS FR-QR-012</w:t>
+        </w:r>
+      </w:hyperlink>
+      <w:r>
+        <w:t xml:space="preserve">) —</w:t>
+      </w:r>
+      <w:r>
+        <w:t xml:space="preserve"> </w:t>
+      </w:r>
+      <w:r>
+        <w:t xml:space="preserve">in its own verifiable gate rather than landing alongside the maintenance CRUD.</w:t>
+      </w:r>
+      <w:r>
+        <w:t xml:space="preserve"> </w:t>
+      </w:r>
+      <w:r>
+        <w:t xml:space="preserve">WP-2.4c is not deleted: it is delivered inside WP-2.6b, and its requirement IDs</w:t>
+      </w:r>
+      <w:r>
+        <w:t xml:space="preserve"> </w:t>
+      </w:r>
+      <w:r>
+        <w:t xml:space="preserve">stay traceable.</w:t>
+      </w:r>
+    </w:p>
+    <w:p>
+      <w:pPr>
+        <w:pStyle w:val="BlockText"/>
+        <w:keepLines w:val="1"/>
+      </w:pPr>
+      <w:r>
+        <w:rPr>
+          <w:b/>
+          <w:bCs/>
+        </w:rPr>
+        <w:t xml:space="preserve">The FR-MNT-009 split — approved by the Client (2026-08-28).</w:t>
+      </w:r>
+      <w:r>
+        <w:t xml:space="preserve"> </w:t>
+      </w:r>
+      <w:r>
+        <w:t xml:space="preserve">One requirement</w:t>
+      </w:r>
+      <w:r>
+        <w:t xml:space="preserve"> </w:t>
+      </w:r>
+      <w:r>
+        <w:t xml:space="preserve">genuinely spans both packages, so it is split along the line each package can</w:t>
+      </w:r>
+      <w:r>
+        <w:t xml:space="preserve"> </w:t>
+      </w:r>
+      <w:r>
+        <w:t xml:space="preserve">verify on its own rather than being listed twice and drifting, or falling</w:t>
+      </w:r>
+      <w:r>
+        <w:t xml:space="preserve"> </w:t>
+      </w:r>
+      <w:r>
+        <w:t xml:space="preserve">between them because each assumed the other had it.</w:t>
+      </w:r>
+      <w:r>
+        <w:t xml:space="preserve"> </w:t>
+      </w:r>
+      <w:r>
+        <w:rPr>
+          <w:b/>
+          <w:bCs/>
+        </w:rPr>
+        <w:t xml:space="preserve">WP-2.6</w:t>
+      </w:r>
+      <w:r>
+        <w:t xml:space="preserve"> </w:t>
+      </w:r>
+      <w:r>
+        <w:t xml:space="preserve">delivers the</w:t>
+      </w:r>
+      <w:r>
+        <w:t xml:space="preserve"> </w:t>
+      </w:r>
+      <w:r>
+        <w:t xml:space="preserve">Maintenance-side foundation: technician-initiated corrective maintenance where</w:t>
+      </w:r>
+      <w:r>
+        <w:t xml:space="preserve"> </w:t>
+      </w:r>
+      <w:r>
+        <w:t xml:space="preserve">the technician holds</w:t>
+      </w:r>
+      <w:r>
+        <w:t xml:space="preserve"> </w:t>
+      </w:r>
+      <w:r>
+        <w:rPr>
+          <w:rStyle w:val="VerbatimChar"/>
+        </w:rPr>
+        <w:t xml:space="preserve">maintenance.create</w:t>
+      </w:r>
+      <w:r>
+        <w:t xml:space="preserve">, an identifiable</w:t>
+      </w:r>
+      <w:r>
+        <w:t xml:space="preserve"> </w:t>
+      </w:r>
+      <w:r>
+        <w:rPr>
+          <w:b/>
+          <w:bCs/>
+        </w:rPr>
+        <w:t xml:space="preserve">active</w:t>
+      </w:r>
+      <w:r>
+        <w:t xml:space="preserve"> </w:t>
+      </w:r>
+      <w:r>
+        <w:t xml:space="preserve">maintenance record for a unit, and the row-scoped rule deciding who may work</w:t>
+      </w:r>
+      <w:r>
+        <w:t xml:space="preserve"> </w:t>
+      </w:r>
+      <w:r>
+        <w:t xml:space="preserve">it.</w:t>
+      </w:r>
+      <w:r>
+        <w:t xml:space="preserve"> </w:t>
+      </w:r>
+      <w:r>
+        <w:rPr>
+          <w:b/>
+          <w:bCs/>
+        </w:rPr>
+        <w:t xml:space="preserve">WP-2.6b</w:t>
+      </w:r>
+      <w:r>
+        <w:t xml:space="preserve"> </w:t>
+      </w:r>
+      <w:r>
+        <w:t xml:space="preserve">delivers the scanned entry point, the proof-of-work submission</w:t>
+      </w:r>
+      <w:r>
+        <w:t xml:space="preserve"> </w:t>
+      </w:r>
+      <w:r>
+        <w:t xml:space="preserve">itself and its scan-bound idempotency (</w:t>
+      </w:r>
+      <w:hyperlink w:anchor="Xa39a3ee5e6b4b0d3255bfef95601890afd80709">
+        <w:r>
+          <w:rPr>
+            <w:rStyle w:val="Hyperlink"/>
+          </w:rPr>
+          <w:t xml:space="preserve">SRS FR-MNT-012</w:t>
+        </w:r>
+      </w:hyperlink>
+      <w:r>
+        <w:t xml:space="preserve">). Everything in the</w:t>
+      </w:r>
+      <w:r>
+        <w:t xml:space="preserve"> </w:t>
+      </w:r>
+      <w:r>
+        <w:t xml:space="preserve">WP-2.6 half is testable with no scan in existence; everything in the WP-2.6b</w:t>
+      </w:r>
+      <w:r>
+        <w:t xml:space="preserve"> </w:t>
+      </w:r>
+      <w:r>
+        <w:t xml:space="preserve">half is meaningless without a record to attach to — which is</w:t>
+      </w:r>
+      <w:r>
+        <w:t xml:space="preserve"> </w:t>
+      </w:r>
+      <w:hyperlink w:anchor="Xa39a3ee5e6b4b0d3255bfef95601890afd80709">
+        <w:r>
+          <w:rPr>
+            <w:rStyle w:val="Hyperlink"/>
+          </w:rPr>
+          <w:t xml:space="preserve">SDD DD-50</w:t>
+        </w:r>
+      </w:hyperlink>
+      <w:r>
+        <w:t xml:space="preserve"> </w:t>
+      </w:r>
+      <w:r>
+        <w:t xml:space="preserve">restated as a schedule (</w:t>
+      </w:r>
+      <w:hyperlink w:anchor="Xa39a3ee5e6b4b0d3255bfef95601890afd80709">
+        <w:r>
+          <w:rPr>
+            <w:rStyle w:val="Hyperlink"/>
+          </w:rPr>
+          <w:t xml:space="preserve">SDD DD-57</w:t>
+        </w:r>
+      </w:hyperlink>
+      <w:r>
+        <w:t xml:space="preserve">).</w:t>
+      </w:r>
+    </w:p>
+    <w:p>
+      <w:pPr>
+        <w:pStyle w:val="BlockText"/>
+        <w:keepLines w:val="1"/>
+      </w:pPr>
+      <w:r>
+        <w:rPr>
+          <w:b/>
+          <w:bCs/>
+        </w:rPr>
+        <w:t xml:space="preserve">WP-2.6 scope decisions recorded (2026-08-28).</w:t>
+      </w:r>
+      <w:r>
+        <w:t xml:space="preserve"> </w:t>
+      </w:r>
+      <w:r>
+        <w:t xml:space="preserve">Additive, reversible</w:t>
+      </w:r>
+      <w:r>
+        <w:t xml:space="preserve"> </w:t>
+      </w:r>
+      <w:r>
+        <w:t xml:space="preserve">migrations only;</w:t>
+      </w:r>
+      <w:r>
+        <w:t xml:space="preserve"> </w:t>
+      </w:r>
+      <w:r>
+        <w:rPr>
+          <w:b/>
+          <w:bCs/>
+        </w:rPr>
+        <w:t xml:space="preserve">no</w:t>
+      </w:r>
+      <w:r>
+        <w:t xml:space="preserve"> </w:t>
+      </w:r>
+      <w:r>
+        <w:rPr>
+          <w:rStyle w:val="VerbatimChar"/>
+        </w:rPr>
+        <w:t xml:space="preserve">maintenance_status_history</w:t>
+      </w:r>
+      <w:r>
+        <w:t xml:space="preserve"> </w:t>
+      </w:r>
+      <w:r>
+        <w:t xml:space="preserve">table —</w:t>
+      </w:r>
+      <w:r>
+        <w:t xml:space="preserve"> </w:t>
+      </w:r>
+      <w:r>
+        <w:rPr>
+          <w:rStyle w:val="VerbatimChar"/>
+        </w:rPr>
+        <w:t xml:space="preserve">activity_logs</w:t>
+      </w:r>
+      <w:r>
+        <w:t xml:space="preserve"> </w:t>
+      </w:r>
+      <w:r>
+        <w:t xml:space="preserve">carries the lifecycle timeline (</w:t>
+      </w:r>
+      <w:hyperlink w:anchor="Xa39a3ee5e6b4b0d3255bfef95601890afd80709">
+        <w:r>
+          <w:rPr>
+            <w:rStyle w:val="Hyperlink"/>
+          </w:rPr>
+          <w:t xml:space="preserve">SDD DD-55</w:t>
+        </w:r>
+      </w:hyperlink>
+      <w:r>
+        <w:t xml:space="preserve">);</w:t>
+      </w:r>
+      <w:r>
+        <w:t xml:space="preserve"> </w:t>
+      </w:r>
+      <w:r>
+        <w:rPr>
+          <w:b/>
+          <w:bCs/>
+        </w:rPr>
+        <w:t xml:space="preserve">no</w:t>
+      </w:r>
+      <w:r>
+        <w:t xml:space="preserve"> </w:t>
+      </w:r>
+      <w:r>
+        <w:t xml:space="preserve">maintenance</w:t>
+      </w:r>
+      <w:r>
+        <w:t xml:space="preserve"> </w:t>
+      </w:r>
+      <w:r>
+        <w:t xml:space="preserve">verification state, because no requirement specifies one; preventive-</w:t>
+      </w:r>
+      <w:r>
+        <w:t xml:space="preserve"> </w:t>
+      </w:r>
+      <w:r>
+        <w:t xml:space="preserve">maintenance</w:t>
+      </w:r>
+      <w:r>
+        <w:t xml:space="preserve"> </w:t>
+      </w:r>
+      <w:r>
+        <w:rPr>
+          <w:b/>
+          <w:bCs/>
+        </w:rPr>
+        <w:t xml:space="preserve">due/overdue detection and in-app surfacing</w:t>
+      </w:r>
+      <w:r>
+        <w:t xml:space="preserve"> </w:t>
+      </w:r>
+      <w:r>
+        <w:t xml:space="preserve">only, with</w:t>
+      </w:r>
+      <w:r>
+        <w:t xml:space="preserve"> </w:t>
+      </w:r>
+      <w:r>
+        <w:t xml:space="preserve">notification dispatch remaining WP-2.6b’s minimum channel work; and duplicate</w:t>
+      </w:r>
+      <w:r>
+        <w:t xml:space="preserve"> </w:t>
+      </w:r>
+      <w:r>
+        <w:t xml:space="preserve">maintenance handled as a non-blocking warning at creation rather than a unique</w:t>
+      </w:r>
+      <w:r>
+        <w:t xml:space="preserve"> </w:t>
+      </w:r>
+      <w:r>
+        <w:t xml:space="preserve">constraint, since a machine may legitimately carry a scheduled preventive</w:t>
+      </w:r>
+      <w:r>
+        <w:t xml:space="preserve"> </w:t>
+      </w:r>
+      <w:r>
+        <w:t xml:space="preserve">visit and an active corrective repair at the same time.</w:t>
+      </w:r>
+    </w:p>
+    <w:p>
+      <w:pPr>
+        <w:pStyle w:val="BlockText"/>
+        <w:keepLines w:val="1"/>
+      </w:pPr>
+      <w:r>
+        <w:rPr>
+          <w:b/>
+          <w:bCs/>
+        </w:rPr>
+        <w:t xml:space="preserve">Notification sequencing — decided by the Client (2026-08-28).</w:t>
+      </w:r>
+      <w:r>
+        <w:t xml:space="preserve"> </w:t>
+      </w:r>
+      <w:r>
+        <w:t xml:space="preserve">WP-2.6b</w:t>
+      </w:r>
+      <w:r>
+        <w:t xml:space="preserve"> </w:t>
+      </w:r>
+      <w:r>
+        <w:t xml:space="preserve">implements the</w:t>
+      </w:r>
+      <w:r>
+        <w:t xml:space="preserve"> </w:t>
+      </w:r>
+      <w:r>
+        <w:rPr>
+          <w:b/>
+          <w:bCs/>
+        </w:rPr>
+        <w:t xml:space="preserve">minimum</w:t>
+      </w:r>
+      <w:r>
+        <w:t xml:space="preserve"> </w:t>
+      </w:r>
+      <w:r>
+        <w:t xml:space="preserve">notification infrastructure its own workflow needs:</w:t>
+      </w:r>
+      <w:r>
+        <w:t xml:space="preserve"> </w:t>
+      </w:r>
+      <w:r>
+        <w:t xml:space="preserve">the project channel driver and dispatch service written to the</w:t>
+      </w:r>
+      <w:r>
+        <w:t xml:space="preserve"> </w:t>
+      </w:r>
+      <w:r>
+        <w:rPr>
+          <w:b/>
+          <w:bCs/>
+        </w:rPr>
+        <w:t xml:space="preserve">existing</w:t>
+      </w:r>
+      <w:r>
+        <w:t xml:space="preserve"> </w:t>
+      </w:r>
+      <w:r>
+        <w:rPr>
+          <w:rStyle w:val="VerbatimChar"/>
+        </w:rPr>
+        <w:t xml:space="preserve">notifications</w:t>
+      </w:r>
+      <w:r>
+        <w:t xml:space="preserve"> </w:t>
+      </w:r>
+      <w:r>
+        <w:t xml:space="preserve">schema (</w:t>
+      </w:r>
+      <w:hyperlink w:anchor="Xa39a3ee5e6b4b0d3255bfef95601890afd80709">
+        <w:r>
+          <w:rPr>
+            <w:rStyle w:val="Hyperlink"/>
+          </w:rPr>
+          <w:t xml:space="preserve">SDD DD-52</w:t>
+        </w:r>
+      </w:hyperlink>
+      <w:r>
+        <w:t xml:space="preserve"> </w:t>
+      </w:r>
+      <w:r>
+        <w:t xml:space="preserve">— Laravel’s default database schema is</w:t>
+      </w:r>
+      <w:r>
+        <w:t xml:space="preserve"> </w:t>
+      </w:r>
+      <w:r>
+        <w:t xml:space="preserve">not forced onto the project), plus the six triggers of</w:t>
+      </w:r>
+      <w:r>
+        <w:t xml:space="preserve"> </w:t>
+      </w:r>
+      <w:hyperlink w:anchor="Xa39a3ee5e6b4b0d3255bfef95601890afd80709">
+        <w:r>
+          <w:rPr>
+            <w:rStyle w:val="Hyperlink"/>
+          </w:rPr>
+          <w:t xml:space="preserve">FR-WSR-012</w:t>
+        </w:r>
+      </w:hyperlink>
+      <w:r>
+        <w:t xml:space="preserve"> </w:t>
+      </w:r>
+      <w:r>
+        <w:t xml:space="preserve">(request</w:t>
+      </w:r>
+      <w:r>
+        <w:t xml:space="preserve"> </w:t>
+      </w:r>
+      <w:r>
+        <w:t xml:space="preserve">submitted; administrator notified; approval with reschedule; clarification</w:t>
+      </w:r>
+      <w:r>
+        <w:t xml:space="preserve"> </w:t>
+      </w:r>
+      <w:r>
+        <w:t xml:space="preserve">requested; decline with explanation; technician notified). The notification</w:t>
+      </w:r>
+      <w:r>
+        <w:t xml:space="preserve"> </w:t>
+      </w:r>
+      <w:r>
+        <w:rPr>
+          <w:b/>
+          <w:bCs/>
+        </w:rPr>
+        <w:t xml:space="preserve">centre UI, preferences screen and digest</w:t>
+      </w:r>
+      <w:r>
+        <w:t xml:space="preserve"> </w:t>
+      </w:r>
+      <w:r>
+        <w:t xml:space="preserve">stay in</w:t>
+      </w:r>
+      <w:r>
+        <w:t xml:space="preserve"> </w:t>
+      </w:r>
+      <w:r>
+        <w:rPr>
+          <w:b/>
+          <w:bCs/>
+        </w:rPr>
+        <w:t xml:space="preserve">WP-2.7</w:t>
+      </w:r>
+      <w:r>
+        <w:t xml:space="preserve">. WP-2.7 does not</w:t>
+      </w:r>
+      <w:r>
+        <w:t xml:space="preserve"> </w:t>
+      </w:r>
+      <w:r>
+        <w:t xml:space="preserve">need to move ahead of WP-2.6b.</w:t>
+      </w:r>
+    </w:p>
+    <w:p>
+      <w:pPr>
+        <w:pStyle w:val="BlockText"/>
+        <w:keepLines w:val="1"/>
+      </w:pPr>
+      <w:r>
+        <w:rPr>
+          <w:b/>
+          <w:bCs/>
+        </w:rPr>
+        <w:t xml:space="preserve">Superseded by delivery (recorded 2026-09-06).</w:t>
+      </w:r>
+      <w:r>
+        <w:t xml:space="preserve"> </w:t>
+      </w:r>
+      <w:r>
+        <w:t xml:space="preserve">The paragraph above is the</w:t>
+      </w:r>
+      <w:r>
+        <w:t xml:space="preserve"> </w:t>
+      </w:r>
+      <w:r>
+        <w:t xml:space="preserve">plan of record as approved on 2026-08-28 and is kept for the history. It is</w:t>
+      </w:r>
+      <w:r>
+        <w:t xml:space="preserve"> </w:t>
+      </w:r>
+      <w:r>
+        <w:rPr>
+          <w:b/>
+          <w:bCs/>
+        </w:rPr>
+        <w:t xml:space="preserve">not</w:t>
+      </w:r>
+      <w:r>
+        <w:t xml:space="preserve"> </w:t>
+      </w:r>
+      <w:r>
+        <w:t xml:space="preserve">how the work was delivered: WP-2.6b shipped its functional scope and</w:t>
+      </w:r>
+      <w:r>
+        <w:t xml:space="preserve"> </w:t>
+      </w:r>
+      <w:r>
+        <w:t xml:space="preserve">carried the whole notification obligation forward rather than building a</w:t>
+      </w:r>
+      <w:r>
+        <w:t xml:space="preserve"> </w:t>
+      </w:r>
+      <w:r>
+        <w:t xml:space="preserve">minimum channel, and</w:t>
+      </w:r>
+      <w:r>
+        <w:t xml:space="preserve"> </w:t>
+      </w:r>
+      <w:r>
+        <w:rPr>
+          <w:b/>
+          <w:bCs/>
+        </w:rPr>
+        <w:t xml:space="preserve">WP-2.7a</w:t>
+      </w:r>
+      <w:r>
+        <w:t xml:space="preserve"> </w:t>
+      </w:r>
+      <w:r>
+        <w:t xml:space="preserve">then built the infrastructure in one package —</w:t>
+      </w:r>
+      <w:r>
+        <w:t xml:space="preserve"> </w:t>
+      </w:r>
+      <w:r>
+        <w:t xml:space="preserve">driver, dispatcher, audience resolution, preference gate, idempotency and nine</w:t>
+      </w:r>
+      <w:r>
+        <w:t xml:space="preserve"> </w:t>
+      </w:r>
+      <w:r>
+        <w:t xml:space="preserve">of twelve triggers.</w:t>
+      </w:r>
+      <w:r>
+        <w:t xml:space="preserve"> </w:t>
+      </w:r>
+      <w:r>
+        <w:rPr>
+          <w:b/>
+          <w:bCs/>
+        </w:rPr>
+        <w:t xml:space="preserve">WP-2.7b</w:t>
+      </w:r>
+      <w:r>
+        <w:t xml:space="preserve"> </w:t>
+      </w:r>
+      <w:r>
+        <w:t xml:space="preserve">delivered the notification</w:t>
+      </w:r>
+      <w:r>
+        <w:t xml:space="preserve"> </w:t>
+      </w:r>
+      <w:r>
+        <w:rPr>
+          <w:b/>
+          <w:bCs/>
+        </w:rPr>
+        <w:t xml:space="preserve">centre and the</w:t>
+      </w:r>
+      <w:r>
+        <w:rPr>
+          <w:b/>
+          <w:bCs/>
+        </w:rPr>
+        <w:t xml:space="preserve"> </w:t>
+      </w:r>
+      <w:r>
+        <w:rPr>
+          <w:b/>
+          <w:bCs/>
+        </w:rPr>
+        <w:t xml:space="preserve">preferences screen</w:t>
+      </w:r>
+      <w:r>
+        <w:t xml:space="preserve">, so neither is pending.</w:t>
+      </w:r>
+      <w:r>
+        <w:t xml:space="preserve"> </w:t>
+      </w:r>
+      <w:r>
+        <w:rPr>
+          <w:b/>
+          <w:bCs/>
+        </w:rPr>
+        <w:t xml:space="preserve">WP-2.7c</w:t>
+      </w:r>
+      <w:r>
+        <w:t xml:space="preserve"> </w:t>
+      </w:r>
+      <w:r>
+        <w:t xml:space="preserve">then delivered</w:t>
+      </w:r>
+      <w:r>
+        <w:t xml:space="preserve"> </w:t>
+      </w:r>
+      <w:r>
+        <w:t xml:space="preserve">announcements and the twelfth trigger, taking FR-NOT-003 to</w:t>
+      </w:r>
+      <w:r>
+        <w:t xml:space="preserve"> </w:t>
+      </w:r>
+      <w:r>
+        <w:rPr>
+          <w:b/>
+          <w:bCs/>
+        </w:rPr>
+        <w:t xml:space="preserve">ten of twelve</w:t>
+      </w:r>
+      <w:r>
+        <w:t xml:space="preserve">;</w:t>
+      </w:r>
+      <w:r>
+        <w:t xml:space="preserve"> </w:t>
+      </w:r>
+      <w:r>
+        <w:t xml:space="preserve">the two that remain are blocked on</w:t>
+      </w:r>
+      <w:r>
+        <w:t xml:space="preserve"> </w:t>
+      </w:r>
+      <w:r>
+        <w:rPr>
+          <w:b/>
+          <w:bCs/>
+        </w:rPr>
+        <w:t xml:space="preserve">WP-2.4b</w:t>
+      </w:r>
+      <w:r>
+        <w:t xml:space="preserve">.</w:t>
+      </w:r>
+      <w:r>
+        <w:t xml:space="preserve"> </w:t>
+      </w:r>
+      <w:r>
+        <w:rPr>
+          <w:b/>
+          <w:bCs/>
+        </w:rPr>
+        <w:t xml:space="preserve">WP-2.7e</w:t>
+      </w:r>
+      <w:r>
+        <w:t xml:space="preserve"> </w:t>
+      </w:r>
+      <w:r>
+        <w:t xml:space="preserve">then delivered</w:t>
+      </w:r>
+      <w:r>
+        <w:t xml:space="preserve"> </w:t>
+      </w:r>
+      <w:r>
+        <w:t xml:space="preserve">the FR-NOT-008 daily digest, closing the last outstanding WP-2.7</w:t>
+      </w:r>
+      <w:r>
+        <w:t xml:space="preserve"> </w:t>
+      </w:r>
+      <w:r>
+        <w:t xml:space="preserve">sub-package (</w:t>
+      </w:r>
+      <w:hyperlink w:anchor="Xa39a3ee5e6b4b0d3255bfef95601890afd80709">
+        <w:r>
+          <w:rPr>
+            <w:rStyle w:val="Hyperlink"/>
+          </w:rPr>
+          <w:t xml:space="preserve">SDD DD-63</w:t>
+        </w:r>
+      </w:hyperlink>
+      <w:r>
+        <w:t xml:space="preserve">).</w:t>
+      </w:r>
+    </w:p>
+    <w:p>
+      <w:pPr>
+        <w:pStyle w:val="BlockText"/>
+        <w:keepLines w:val="1"/>
+      </w:pPr>
+      <w:r>
+        <w:rPr>
+          <w:b/>
+          <w:bCs/>
+        </w:rPr>
+        <w:t xml:space="preserve">Client approvals recorded (2026-08-28).</w:t>
+      </w:r>
+      <w:r>
+        <w:t xml:space="preserve"> </w:t>
+      </w:r>
+      <w:r>
+        <w:t xml:space="preserve">The two-package structure, the</w:t>
+      </w:r>
+      <w:r>
+        <w:t xml:space="preserve"> </w:t>
+      </w:r>
+      <w:r>
+        <w:t xml:space="preserve">authenticated QR entry sequence (</w:t>
+      </w:r>
+      <w:hyperlink w:anchor="Xa39a3ee5e6b4b0d3255bfef95601890afd80709">
+        <w:r>
+          <w:rPr>
+            <w:rStyle w:val="Hyperlink"/>
+          </w:rPr>
+          <w:t xml:space="preserve">SRS OI-08</w:t>
+        </w:r>
+      </w:hyperlink>
+      <w:r>
+        <w:t xml:space="preserve">), the dedicated job-scoped</w:t>
+      </w:r>
+      <w:r>
+        <w:t xml:space="preserve"> </w:t>
+      </w:r>
+      <w:r>
+        <w:t xml:space="preserve">support-request entity (</w:t>
+      </w:r>
+      <w:hyperlink w:anchor="Xa39a3ee5e6b4b0d3255bfef95601890afd80709">
+        <w:r>
+          <w:rPr>
+            <w:rStyle w:val="Hyperlink"/>
+          </w:rPr>
+          <w:t xml:space="preserve">SRS OI-09</w:t>
+        </w:r>
+      </w:hyperlink>
+      <w:r>
+        <w:t xml:space="preserve"> </w:t>
+      </w:r>
+      <w:r>
+        <w:t xml:space="preserve">—</w:t>
+      </w:r>
+      <w:r>
+        <w:t xml:space="preserve"> </w:t>
+      </w:r>
+      <w:r>
+        <w:rPr>
+          <w:rStyle w:val="VerbatimChar"/>
+        </w:rPr>
+        <w:t xml:space="preserve">procurement_requests</w:t>
+      </w:r>
+      <w:r>
+        <w:t xml:space="preserve"> </w:t>
+      </w:r>
+      <w:r>
+        <w:t xml:space="preserve">neither</w:t>
+      </w:r>
+      <w:r>
+        <w:t xml:space="preserve"> </w:t>
+      </w:r>
+      <w:r>
+        <w:t xml:space="preserve">overloaded nor redesigned, exact schema to be approved before implementation),</w:t>
+      </w:r>
+      <w:r>
+        <w:t xml:space="preserve"> </w:t>
+      </w:r>
+      <w:r>
+        <w:t xml:space="preserve">the record-not-a-calendar treatment of face-to-face clarification</w:t>
+      </w:r>
+      <w:r>
+        <w:t xml:space="preserve"> </w:t>
+      </w:r>
+      <w:r>
+        <w:t xml:space="preserve">(</w:t>
+      </w:r>
+      <w:hyperlink w:anchor="Xa39a3ee5e6b4b0d3255bfef95601890afd80709">
+        <w:r>
+          <w:rPr>
+            <w:rStyle w:val="Hyperlink"/>
+          </w:rPr>
+          <w:t xml:space="preserve">SRS OI-10</w:t>
+        </w:r>
+      </w:hyperlink>
+      <w:r>
+        <w:t xml:space="preserve">), and the six-state status vocabulary including</w:t>
+      </w:r>
+      <w:r>
+        <w:t xml:space="preserve"> </w:t>
+      </w:r>
+      <w:r>
+        <w:rPr>
+          <w:rStyle w:val="VerbatimChar"/>
+        </w:rPr>
+        <w:t xml:space="preserve">cancelled</w:t>
+      </w:r>
+      <w:r>
+        <w:t xml:space="preserve"> </w:t>
+      </w:r>
+      <w:r>
+        <w:t xml:space="preserve">(</w:t>
+      </w:r>
+      <w:hyperlink w:anchor="Xa39a3ee5e6b4b0d3255bfef95601890afd80709">
+        <w:r>
+          <w:rPr>
+            <w:rStyle w:val="Hyperlink"/>
+          </w:rPr>
+          <w:t xml:space="preserve">SRS OI-11</w:t>
+        </w:r>
+      </w:hyperlink>
+      <w:r>
+        <w:t xml:space="preserve">) are all approved. WP-2.6b remains gated behind a complete and</w:t>
+      </w:r>
+      <w:r>
+        <w:t xml:space="preserve"> </w:t>
+      </w:r>
+      <w:r>
+        <w:t xml:space="preserve">verified WP-2.6.</w:t>
+      </w:r>
+      <w:r>
+        <w:t xml:space="preserve"> </w:t>
+      </w:r>
+      <w:r>
+        <w:t xml:space="preserve">|</w:t>
+      </w:r>
+      <w:r>
+        <w:t xml:space="preserve"> </w:t>
+      </w:r>
+      <w:r>
+        <w:rPr>
+          <w:b/>
+          <w:bCs/>
+        </w:rPr>
+        <w:t xml:space="preserve">WP-3.1</w:t>
+      </w:r>
+      <w:r>
+        <w:t xml:space="preserve"> </w:t>
+      </w:r>
+      <w:r>
+        <w:t xml:space="preserve">| AI provider +</w:t>
+      </w:r>
+      <w:r>
+        <w:t xml:space="preserve"> </w:t>
+      </w:r>
+      <w:r>
+        <w:rPr>
+          <w:rStyle w:val="VerbatimChar"/>
+        </w:rPr>
+        <w:t xml:space="preserve">ai_system_settings</w:t>
+      </w:r>
+      <w:r>
+        <w:t xml:space="preserve"> </w:t>
+      </w:r>
+      <w:r>
+        <w:t xml:space="preserve">+ ticket triage (async) | FR-AI-001..003/010/014/015 | L | P2 GA |</w:t>
+      </w:r>
+      <w:r>
+        <w:t xml:space="preserve"> </w:t>
+      </w:r>
+      <w:r>
+        <w:t xml:space="preserve">|</w:t>
+      </w:r>
+      <w:r>
+        <w:t xml:space="preserve"> </w:t>
+      </w:r>
+      <w:r>
+        <w:rPr>
+          <w:b/>
+          <w:bCs/>
+        </w:rPr>
+        <w:t xml:space="preserve">WP-3.2</w:t>
+      </w:r>
+      <w:r>
+        <w:t xml:space="preserve"> </w:t>
+      </w:r>
+      <w:r>
+        <w:t xml:space="preserve">| RAG: embedding pipeline + knowledge base + retrieval —</w:t>
+      </w:r>
+      <w:r>
+        <w:t xml:space="preserve"> </w:t>
+      </w:r>
+      <w:r>
+        <w:rPr>
+          <w:b/>
+          <w:bCs/>
+        </w:rPr>
+        <w:t xml:space="preserve">✅ WP-P</w:t>
+      </w:r>
+      <w:r>
+        <w:t xml:space="preserve"> </w:t>
+      </w:r>
+      <w:r>
+        <w:t xml:space="preserve">delivered the embedding pipeline and retrieval service for the published knowledge articles (Source A; FR-AI-006/007). Still open: knowledge-article authoring/review screens (the rest of FR-AI-005) and any HTTP surface over retrieval, which arrives with WP-3.3 | FR-AI-005/006/007 | L | WP-3.1 |</w:t>
+      </w:r>
+      <w:r>
+        <w:t xml:space="preserve"> </w:t>
+      </w:r>
+      <w:r>
+        <w:t xml:space="preserve">|</w:t>
+      </w:r>
+      <w:r>
+        <w:t xml:space="preserve"> </w:t>
+      </w:r>
+      <w:r>
+        <w:rPr>
+          <w:b/>
+          <w:bCs/>
+        </w:rPr>
+        <w:t xml:space="preserve">WP-3.3</w:t>
+      </w:r>
+      <w:r>
+        <w:t xml:space="preserve"> </w:t>
+      </w:r>
+      <w:r>
+        <w:t xml:space="preserve">| Conversational assistant + feedback + duplicate suggestion | FR-AI-004/008/009 | M | WP-3.2 |</w:t>
+      </w:r>
+      <w:r>
+        <w:t xml:space="preserve"> </w:t>
+      </w:r>
+      <w:r>
+        <w:t xml:space="preserve">|</w:t>
+      </w:r>
+      <w:r>
+        <w:t xml:space="preserve"> </w:t>
+      </w:r>
+      <w:r>
+        <w:rPr>
+          <w:b/>
+          <w:bCs/>
+        </w:rPr>
+        <w:t xml:space="preserve">WP-3.4</w:t>
+      </w:r>
+      <w:r>
+        <w:t xml:space="preserve"> </w:t>
+      </w:r>
+      <w:r>
+        <w:t xml:space="preserve">| Predictive maintenance (opt-in, default off) — generation delivered as</w:t>
+      </w:r>
+      <w:r>
+        <w:t xml:space="preserve"> </w:t>
+      </w:r>
+      <w:r>
+        <w:rPr>
+          <w:b/>
+          <w:bCs/>
+        </w:rPr>
+        <w:t xml:space="preserve">WP-L</w:t>
+      </w:r>
+      <w:r>
+        <w:t xml:space="preserve">, the Administrator review surface and notification as</w:t>
+      </w:r>
+      <w:r>
+        <w:t xml:space="preserve"> </w:t>
+      </w:r>
+      <w:r>
+        <w:rPr>
+          <w:b/>
+          <w:bCs/>
+        </w:rPr>
+        <w:t xml:space="preserve">✅ WP-M</w:t>
+      </w:r>
+      <w:r>
+        <w:t xml:space="preserve"> </w:t>
+      </w:r>
+      <w:r>
+        <w:t xml:space="preserve">(FR-AI-011/012); FR-AI-013 (auto-drafted articles) remains open | FR-AI-011/012/013 | M | WP-3.2 |</w:t>
+      </w:r>
+      <w:r>
+        <w:t xml:space="preserve"> </w:t>
+      </w:r>
+      <w:r>
+        <w:t xml:space="preserve">|</w:t>
+      </w:r>
+      <w:r>
+        <w:t xml:space="preserve"> </w:t>
+      </w:r>
+      <w:r>
+        <w:rPr>
+          <w:b/>
+          <w:bCs/>
+        </w:rPr>
+        <w:t xml:space="preserve">WP-3.5</w:t>
+      </w:r>
+      <w:r>
+        <w:t xml:space="preserve"> </w:t>
+      </w:r>
+      <w:r>
+        <w:t xml:space="preserve">| P3 hardening: AI data-governance verification, security/a11y, GA | SRS §17.5 | M | WP-3.1..3.4 |</w:t>
+      </w:r>
+      <w:r>
+        <w:t xml:space="preserve"> </w:t>
+      </w:r>
+      <w:r>
+        <w:t xml:space="preserve">|</w:t>
+      </w:r>
+      <w:r>
+        <w:t xml:space="preserve"> </w:t>
+      </w:r>
+      <w:r>
+        <w:rPr>
+          <w:b/>
+          <w:bCs/>
+        </w:rPr>
+        <w:t xml:space="preserve">WP-4.1</w:t>
+      </w:r>
+      <w:r>
+        <w:t xml:space="preserve"> </w:t>
+      </w:r>
+      <w:r>
+        <w:t xml:space="preserve">| Reverb + broadcasting infrastructure —</w:t>
+      </w:r>
+      <w:r>
+        <w:t xml:space="preserve"> </w:t>
+      </w:r>
+      <w:r>
+        <w:rPr>
+          <w:b/>
+          <w:bCs/>
+        </w:rPr>
+        <w:t xml:space="preserve">✅ done</w:t>
+      </w:r>
+      <w:r>
+        <w:t xml:space="preserve"> </w:t>
+      </w:r>
+      <w:r>
+        <w:t xml:space="preserve">(Phase 2.8 WP-A; presence channel added in Phase 2.11) | FR-FP-007, FR-NOT-007 | M | P2 GA |</w:t>
+      </w:r>
+      <w:r>
+        <w:t xml:space="preserve"> </w:t>
+      </w:r>
+      <w:r>
+        <w:t xml:space="preserve">|</w:t>
+      </w:r>
+      <w:r>
+        <w:t xml:space="preserve"> </w:t>
+      </w:r>
+      <w:r>
+        <w:rPr>
+          <w:b/>
+          <w:bCs/>
+        </w:rPr>
+        <w:t xml:space="preserve">WP-4.2</w:t>
+      </w:r>
+      <w:r>
+        <w:t xml:space="preserve"> </w:t>
+      </w:r>
+      <w:r>
+        <w:t xml:space="preserve">| Floor-plan editor: layouts, drag/snap positions, keyboard alt —</w:t>
+      </w:r>
+      <w:r>
+        <w:t xml:space="preserve"> </w:t>
+      </w:r>
+      <w:r>
+        <w:rPr>
+          <w:b/>
+          <w:bCs/>
+        </w:rPr>
+        <w:t xml:space="preserve">✅ done</w:t>
+      </w:r>
+      <w:r>
+        <w:t xml:space="preserve"> </w:t>
+      </w:r>
+      <w:r>
+        <w:t xml:space="preserve">as the</w:t>
+      </w:r>
+      <w:r>
+        <w:t xml:space="preserve"> </w:t>
+      </w:r>
+      <w:r>
+        <w:rPr>
+          <w:b/>
+          <w:bCs/>
+        </w:rPr>
+        <w:t xml:space="preserve">Floorplan</w:t>
+      </w:r>
+      <w:r>
+        <w:t xml:space="preserve"> </w:t>
+      </w:r>
+      <w:r>
+        <w:t xml:space="preserve">editor (Phase 2.8 WP-C..F; completed in conversational Phase 2.11: edit mode with undo/redo, fixtures, whole-layout save under a revision with per-object merge, room overview) | FR-FP-001/003/009 | L | WP-4.1, WP-2.2/2.3 |</w:t>
+      </w:r>
+      <w:r>
+        <w:t xml:space="preserve"> </w:t>
+      </w:r>
+      <w:r>
+        <w:t xml:space="preserve">|</w:t>
+      </w:r>
+      <w:r>
+        <w:t xml:space="preserve"> </w:t>
+      </w:r>
+      <w:r>
+        <w:rPr>
+          <w:b/>
+          <w:bCs/>
+        </w:rPr>
+        <w:t xml:space="preserve">WP-4.3</w:t>
+      </w:r>
+      <w:r>
+        <w:t xml:space="preserve"> </w:t>
+      </w:r>
+      <w:r>
+        <w:t xml:space="preserve">| Live status/position + info panels; P4 hardening + GA —</w:t>
+      </w:r>
+      <w:r>
+        <w:t xml:space="preserve"> </w:t>
+      </w:r>
+      <w:r>
+        <w:rPr>
+          <w:b/>
+          <w:bCs/>
+        </w:rPr>
+        <w:t xml:space="preserve">✅ functional scope done</w:t>
+      </w:r>
+      <w:r>
+        <w:t xml:space="preserve"> </w:t>
+      </w:r>
+      <w:r>
+        <w:t xml:space="preserve">(Phase 2.8 WP-E/G; Phase 2.11: three-status PC model, details panel, presence, position release).</w:t>
+      </w:r>
+      <w:r>
+        <w:t xml:space="preserve"> </w:t>
+      </w:r>
+      <w:r>
+        <w:rPr>
+          <w:b/>
+          <w:bCs/>
+        </w:rPr>
+        <w:t xml:space="preserve">GA pending</w:t>
+      </w:r>
+      <w:r>
+        <w:t xml:space="preserve">: owner browser acceptance on production. The full browser suite (73 tests across</w:t>
+      </w:r>
+      <w:r>
+        <w:t xml:space="preserve"> </w:t>
+      </w:r>
+      <w:r>
+        <w:rPr>
+          <w:rStyle w:val="VerbatimChar"/>
+        </w:rPr>
+        <w:t xml:space="preserve">e2e</w:t>
+      </w:r>
+      <w:r>
+        <w:t xml:space="preserve">, incl. the new</w:t>
+      </w:r>
+      <w:r>
+        <w:t xml:space="preserve"> </w:t>
+      </w:r>
+      <w:r>
+        <w:rPr>
+          <w:rStyle w:val="VerbatimChar"/>
+        </w:rPr>
+        <w:t xml:space="preserve">floor-plan-workflows.spec.ts</w:t>
+      </w:r>
+      <w:r>
+        <w:t xml:space="preserve">) and the full</w:t>
+      </w:r>
+      <w:r>
+        <w:t xml:space="preserve"> </w:t>
+      </w:r>
+      <w:r>
+        <w:rPr>
+          <w:rStyle w:val="VerbatimChar"/>
+        </w:rPr>
+        <w:t xml:space="preserve">a11y</w:t>
+      </w:r>
+      <w:r>
+        <w:t xml:space="preserve"> </w:t>
+      </w:r>
+      <w:r>
+        <w:t xml:space="preserve">project (40) pass in a disposable stack built from the branch; the CI job has not been triggered | FR-FP-002/004/005/007/008 | L | WP-4.2 |</w:t>
+      </w:r>
+      <w:r>
+        <w:t xml:space="preserve"> </w:t>
+      </w:r>
+      <w:r>
+        <w:t xml:space="preserve">|</w:t>
+      </w:r>
+      <w:r>
+        <w:t xml:space="preserve"> </w:t>
+      </w:r>
+      <w:r>
+        <w:rPr>
+          <w:b/>
+          <w:bCs/>
+        </w:rPr>
+        <w:t xml:space="preserve">WP-5</w:t>
+      </w:r>
+      <w:r>
+        <w:t xml:space="preserve"> </w:t>
+      </w:r>
+      <w:r>
+        <w:t xml:space="preserve">| Transition to maintenance: handover, monitoring, restore drill | §31 | M | phase GAs |</w:t>
+      </w:r>
+    </w:p>
     <w:p>
       <w:r>
         <w:pict>
@@ -7272,7 +12457,242 @@
         <w:t xml:space="preserve"> </w:t>
       </w:r>
       <w:r>
-        <w:t xml:space="preserve">existing tables — no new schema, and the panels grow richer as each later domain lands.</w:t>
+        <w:t xml:space="preserve">existing tables — no new schema, and the panels grow richer as each later domain lands. ·</w:t>
+      </w:r>
+      <w:r>
+        <w:t xml:space="preserve"> </w:t>
+      </w:r>
+      <w:r>
+        <w:rPr>
+          <w:b/>
+          <w:bCs/>
+        </w:rPr>
+        <w:t xml:space="preserve">2.5</w:t>
+      </w:r>
+      <w:r>
+        <w:t xml:space="preserve"> </w:t>
+      </w:r>
+      <w:r>
+        <w:t xml:space="preserve">Asset Management (WP-2.3 + WP-2.4) ·</w:t>
+      </w:r>
+      <w:r>
+        <w:t xml:space="preserve"> </w:t>
+      </w:r>
+      <w:r>
+        <w:rPr>
+          <w:b/>
+          <w:bCs/>
+        </w:rPr>
+        <w:t xml:space="preserve">2.6</w:t>
+      </w:r>
+      <w:r>
+        <w:t xml:space="preserve"> </w:t>
+      </w:r>
+      <w:r>
+        <w:t xml:space="preserve">Ticket Management (WP-2.5) ·</w:t>
+      </w:r>
+      <w:r>
+        <w:t xml:space="preserve"> </w:t>
+      </w:r>
+      <w:r>
+        <w:rPr>
+          <w:b/>
+          <w:bCs/>
+        </w:rPr>
+        <w:t xml:space="preserve">2.6b</w:t>
+      </w:r>
+      <w:r>
+        <w:t xml:space="preserve"> </w:t>
+      </w:r>
+      <w:r>
+        <w:t xml:space="preserve">the QR-verified technician job workflow, absorbing WP-2.4c ·</w:t>
+      </w:r>
+      <w:r>
+        <w:t xml:space="preserve"> </w:t>
+      </w:r>
+      <w:r>
+        <w:rPr>
+          <w:b/>
+          <w:bCs/>
+        </w:rPr>
+        <w:t xml:space="preserve">2.7</w:t>
+      </w:r>
+      <w:r>
+        <w:t xml:space="preserve"> </w:t>
+      </w:r>
+      <w:r>
+        <w:t xml:space="preserve">the Administration domain’s notification stack, delivered as</w:t>
+      </w:r>
+      <w:r>
+        <w:t xml:space="preserve"> </w:t>
+      </w:r>
+      <w:r>
+        <w:rPr>
+          <w:b/>
+          <w:bCs/>
+        </w:rPr>
+        <w:t xml:space="preserve">WP-2.7d</w:t>
+      </w:r>
+      <w:r>
+        <w:t xml:space="preserve"> </w:t>
+      </w:r>
+      <w:r>
+        <w:t xml:space="preserve">(quality and deployment foundation),</w:t>
+      </w:r>
+      <w:r>
+        <w:t xml:space="preserve"> </w:t>
+      </w:r>
+      <w:r>
+        <w:rPr>
+          <w:b/>
+          <w:bCs/>
+        </w:rPr>
+        <w:t xml:space="preserve">WP-2.7a</w:t>
+      </w:r>
+      <w:r>
+        <w:t xml:space="preserve"> </w:t>
+      </w:r>
+      <w:r>
+        <w:t xml:space="preserve">(notification infrastructure),</w:t>
+      </w:r>
+      <w:r>
+        <w:t xml:space="preserve"> </w:t>
+      </w:r>
+      <w:r>
+        <w:rPr>
+          <w:b/>
+          <w:bCs/>
+        </w:rPr>
+        <w:t xml:space="preserve">WP-2.7b</w:t>
+      </w:r>
+      <w:r>
+        <w:t xml:space="preserve"> </w:t>
+      </w:r>
+      <w:r>
+        <w:t xml:space="preserve">(notification experience),</w:t>
+      </w:r>
+      <w:r>
+        <w:t xml:space="preserve"> </w:t>
+      </w:r>
+      <w:r>
+        <w:rPr>
+          <w:b/>
+          <w:bCs/>
+        </w:rPr>
+        <w:t xml:space="preserve">WP-2.7c</w:t>
+      </w:r>
+      <w:r>
+        <w:t xml:space="preserve"> </w:t>
+      </w:r>
+      <w:r>
+        <w:t xml:space="preserve">(announcements) and</w:t>
+      </w:r>
+      <w:r>
+        <w:t xml:space="preserve"> </w:t>
+      </w:r>
+      <w:r>
+        <w:rPr>
+          <w:b/>
+          <w:bCs/>
+        </w:rPr>
+        <w:t xml:space="preserve">WP-2.7e</w:t>
+      </w:r>
+      <w:r>
+        <w:t xml:space="preserve"> </w:t>
+      </w:r>
+      <w:r>
+        <w:t xml:space="preserve">(the FR-NOT-008 daily digest).</w:t>
+      </w:r>
+    </w:p>
+    <w:p>
+      <w:pPr>
+        <w:pStyle w:val="BodyText"/>
+      </w:pPr>
+      <w:r>
+        <w:rPr>
+          <w:b/>
+          <w:bCs/>
+        </w:rPr>
+        <w:t xml:space="preserve">Environment divergence, stated plainly.</w:t>
+      </w:r>
+      <w:r>
+        <w:t xml:space="preserve"> </w:t>
+      </w:r>
+      <w:r>
+        <w:t xml:space="preserve">The repository, development and test databases carry</w:t>
+      </w:r>
+      <w:r>
+        <w:t xml:space="preserve"> </w:t>
+      </w:r>
+      <w:r>
+        <w:rPr>
+          <w:b/>
+          <w:bCs/>
+        </w:rPr>
+        <w:t xml:space="preserve">32 migrations</w:t>
+      </w:r>
+      <w:r>
+        <w:t xml:space="preserve">;</w:t>
+      </w:r>
+      <w:r>
+        <w:t xml:space="preserve"> </w:t>
+      </w:r>
+      <w:r>
+        <w:rPr>
+          <w:b/>
+          <w:bCs/>
+        </w:rPr>
+        <w:t xml:space="preserve">production carries 30</w:t>
+      </w:r>
+      <w:r>
+        <w:t xml:space="preserve">. Phase 2.7 has been committed but</w:t>
+      </w:r>
+      <w:r>
+        <w:t xml:space="preserve"> </w:t>
+      </w:r>
+      <w:r>
+        <w:rPr>
+          <w:b/>
+          <w:bCs/>
+        </w:rPr>
+        <w:t xml:space="preserve">not deployed</w:t>
+      </w:r>
+      <w:r>
+        <w:t xml:space="preserve"> </w:t>
+      </w:r>
+      <w:r>
+        <w:t xml:space="preserve">— neither the WP-2.7a</w:t>
+      </w:r>
+      <w:r>
+        <w:t xml:space="preserve"> </w:t>
+      </w:r>
+      <w:r>
+        <w:rPr>
+          <w:rStyle w:val="VerbatimChar"/>
+        </w:rPr>
+        <w:t xml:space="preserve">dedupe_key</w:t>
+      </w:r>
+      <w:r>
+        <w:t xml:space="preserve"> </w:t>
+      </w:r>
+      <w:r>
+        <w:t xml:space="preserve">migration nor WP-2.7e’s digest migration has run against production, and the production image predates every Phase 2.7 commit. The gap is now</w:t>
+      </w:r>
+      <w:r>
+        <w:t xml:space="preserve"> </w:t>
+      </w:r>
+      <w:r>
+        <w:rPr>
+          <w:b/>
+          <w:bCs/>
+        </w:rPr>
+        <w:t xml:space="preserve">two</w:t>
+      </w:r>
+      <w:r>
+        <w:t xml:space="preserve"> </w:t>
+      </w:r>
+      <w:r>
+        <w:t xml:space="preserve">migrations, and they arrive together: Laravel applies pending migrations in filename order, so the first production deployment of WP-2.7e is necessarily also the first of WP-2.7a, WP-2.7b and WP-2.7c. Nothing in this plan should be read as claiming those packages are live.</w:t>
       </w:r>
     </w:p>
     <w:p>
@@ -12073,6 +17493,599 @@
       </w:hyperlink>
       <w:r>
         <w:t xml:space="preserve">).</w:t>
+      </w:r>
+    </w:p>
+    <w:p>
+      <w:pPr>
+        <w:pStyle w:val="BlockText"/>
+        <w:keepLines w:val="1"/>
+      </w:pPr>
+      <w:r>
+        <w:rPr>
+          <w:b/>
+          <w:bCs/>
+        </w:rPr>
+        <w:t xml:space="preserve">Release and rollback tooling — implemented by WP-2.7d, and what its status actually is (recorded 2026-09-06).</w:t>
+      </w:r>
+    </w:p>
+    <w:p>
+      <w:pPr>
+        <w:pStyle w:val="BlockText"/>
+        <w:keepNext/>
+        <w:keepLines w:val="1"/>
+      </w:pPr>
+      <w:r>
+        <w:t xml:space="preserve">The strategy above is now backed by scripts rather than by procedure alone (</w:t>
+      </w:r>
+      <w:hyperlink w:anchor="Xa39a3ee5e6b4b0d3255bfef95601890afd80709">
+        <w:r>
+          <w:rPr>
+            <w:rStyle w:val="Hyperlink"/>
+          </w:rPr>
+          <w:t xml:space="preserve">SDD DD-64</w:t>
+        </w:r>
+      </w:hyperlink>
+      <w:r>
+        <w:t xml:space="preserve">):</w:t>
+      </w:r>
+    </w:p>
+    <w:p>
+      <w:pPr>
+        <w:pStyle w:val="TableCaption"/>
+        <w:keepNext/>
+        <w:jc w:val="left"/>
+      </w:pPr>
+      <w:r>
+        <w:t xml:space="preserve">Table </w:t>
+      </w:r>
+      <w:r>
+        <w:fldChar w:fldCharType="begin"/>
+        <w:instrText xml:space="preserve"> SEQ Table \* ARABIC </w:instrText>
+        <w:fldChar w:fldCharType="separate"/>
+      </w:r>
+      <w:r>
+        <w:t>…</w:t>
+      </w:r>
+      <w:r>
+        <w:fldChar w:fldCharType="end"/>
+      </w:r>
+      <w:r>
+        <w:t>. Release Management</w:t>
+      </w:r>
+    </w:p>
+    <w:tbl>
+      <w:tblPr>
+        <w:tblW w:type="pct" w:w="5000"/>
+        <w:tblLayout w:type="fixed"/>
+        <w:tblLook w:val="04A0" w:firstRow="1" w:lastRow="0" w:firstColumn="0" w:lastColumn="0" w:noHBand="0" w:noVBand="1"/>
+      </w:tblPr>
+      <w:tblGrid>
+        <w:gridCol w:w="3120"/>
+        <w:gridCol w:w="6240"/>
+      </w:tblGrid>
+      <w:tr>
+        <w:trPr>
+          <w:cantSplit w:val="1"/>
+          <w:tblHeader w:val="1"/>
+        </w:trPr>
+        <w:tc>
+          <w:tcPr>
+            <w:tcW w:w="3120" w:type="dxa"/>
+          </w:tcPr>
+          <w:p>
+            <w:pPr>
+              <w:pStyle w:val="Compact"/>
+            </w:pPr>
+            <w:r>
+              <w:rPr>
+                <w:b/>
+                <w:color w:val="FFFFFF"/>
+              </w:rPr>
+              <w:t xml:space="preserve">Script</w:t>
+            </w:r>
+          </w:p>
+        </w:tc>
+        <w:tc>
+          <w:tcPr>
+            <w:tcW w:w="6240" w:type="dxa"/>
+          </w:tcPr>
+          <w:p>
+            <w:pPr>
+              <w:pStyle w:val="Compact"/>
+            </w:pPr>
+            <w:r>
+              <w:rPr>
+                <w:b/>
+                <w:color w:val="FFFFFF"/>
+              </w:rPr>
+              <w:t xml:space="preserve">What it does</w:t>
+            </w:r>
+          </w:p>
+        </w:tc>
+      </w:tr>
+      <w:tr>
+        <w:trPr>
+          <w:cantSplit w:val="1"/>
+        </w:trPr>
+        <w:tc>
+          <w:tcPr>
+            <w:tcW w:w="3120" w:type="dxa"/>
+          </w:tcPr>
+          <w:p>
+            <w:pPr>
+              <w:pStyle w:val="Compact"/>
+            </w:pPr>
+            <w:r>
+              <w:rPr>
+                <w:rStyle w:val="VerbatimChar"/>
+              </w:rPr>
+              <w:t xml:space="preserve">scripts/deploy-prod.sh</w:t>
+            </w:r>
+          </w:p>
+        </w:tc>
+        <w:tc>
+          <w:tcPr>
+            <w:tcW w:w="6240" w:type="dxa"/>
+          </w:tcPr>
+          <w:p>
+            <w:pPr>
+              <w:pStyle w:val="Compact"/>
+            </w:pPr>
+            <w:r>
+              <w:t xml:space="preserve">Builds, tags the</w:t>
+            </w:r>
+            <w:r>
+              <w:t xml:space="preserve"> </w:t>
+            </w:r>
+            <w:r>
+              <w:rPr>
+                <w:b/>
+                <w:bCs/>
+              </w:rPr>
+              <w:t xml:space="preserve">immutable</w:t>
+            </w:r>
+            <w:r>
+              <w:t xml:space="preserve"> </w:t>
+            </w:r>
+            <w:r>
+              <w:rPr>
+                <w:rStyle w:val="VerbatimChar"/>
+              </w:rPr>
+              <w:t xml:space="preserve">sccit/{app,web}:prod-&lt;sha&gt;</w:t>
+            </w:r>
+            <w:r>
+              <w:t xml:space="preserve"> </w:t>
+            </w:r>
+            <w:r>
+              <w:t xml:space="preserve">images, takes a pre-deploy database snapshot, and writes</w:t>
+            </w:r>
+            <w:r>
+              <w:t xml:space="preserve"> </w:t>
+            </w:r>
+            <w:r>
+              <w:rPr>
+                <w:rStyle w:val="VerbatimChar"/>
+              </w:rPr>
+              <w:t xml:space="preserve">releases/&lt;sha&gt;/manifest.json</w:t>
+            </w:r>
+          </w:p>
+        </w:tc>
+      </w:tr>
+      <w:tr>
+        <w:trPr>
+          <w:cantSplit w:val="1"/>
+        </w:trPr>
+        <w:tc>
+          <w:tcPr>
+            <w:tcW w:w="3120" w:type="dxa"/>
+          </w:tcPr>
+          <w:p>
+            <w:pPr>
+              <w:pStyle w:val="Compact"/>
+            </w:pPr>
+            <w:r>
+              <w:rPr>
+                <w:rStyle w:val="VerbatimChar"/>
+              </w:rPr>
+              <w:t xml:space="preserve">scripts/releases.sh</w:t>
+            </w:r>
+          </w:p>
+        </w:tc>
+        <w:tc>
+          <w:tcPr>
+            <w:tcW w:w="6240" w:type="dxa"/>
+          </w:tcPr>
+          <w:p>
+            <w:pPr>
+              <w:pStyle w:val="Compact"/>
+            </w:pPr>
+            <w:r>
+              <w:t xml:space="preserve">Lists retained releases and the images and snapshot each one names</w:t>
+            </w:r>
+          </w:p>
+        </w:tc>
+      </w:tr>
+      <w:tr>
+        <w:trPr>
+          <w:cantSplit w:val="1"/>
+        </w:trPr>
+        <w:tc>
+          <w:tcPr>
+            <w:tcW w:w="3120" w:type="dxa"/>
+          </w:tcPr>
+          <w:p>
+            <w:pPr>
+              <w:pStyle w:val="Compact"/>
+            </w:pPr>
+            <w:r>
+              <w:rPr>
+                <w:rStyle w:val="VerbatimChar"/>
+              </w:rPr>
+              <w:t xml:space="preserve">scripts/rollback-prod.sh</w:t>
+            </w:r>
+          </w:p>
+        </w:tc>
+        <w:tc>
+          <w:tcPr>
+            <w:tcW w:w="6240" w:type="dxa"/>
+          </w:tcPr>
+          <w:p>
+            <w:pPr>
+              <w:pStyle w:val="Compact"/>
+            </w:pPr>
+            <w:r>
+              <w:t xml:space="preserve">Restores a named release by re-tagging its images; refuses an unknown release with a non-zero exit and the live image verifiably unchanged</w:t>
+            </w:r>
+          </w:p>
+        </w:tc>
+      </w:tr>
+      <w:tr>
+        <w:trPr>
+          <w:cantSplit w:val="1"/>
+        </w:trPr>
+        <w:tc>
+          <w:tcPr>
+            <w:tcW w:w="3120" w:type="dxa"/>
+          </w:tcPr>
+          <w:p>
+            <w:pPr>
+              <w:pStyle w:val="Compact"/>
+            </w:pPr>
+            <w:r>
+              <w:rPr>
+                <w:rStyle w:val="VerbatimChar"/>
+              </w:rPr>
+              <w:t xml:space="preserve">scripts/backup.sh</w:t>
+            </w:r>
+            <w:r>
+              <w:t xml:space="preserve"> </w:t>
+            </w:r>
+            <w:r>
+              <w:t xml:space="preserve">/</w:t>
+            </w:r>
+            <w:r>
+              <w:t xml:space="preserve"> </w:t>
+            </w:r>
+            <w:r>
+              <w:rPr>
+                <w:rStyle w:val="VerbatimChar"/>
+              </w:rPr>
+              <w:t xml:space="preserve">restore.sh</w:t>
+            </w:r>
+          </w:p>
+        </w:tc>
+        <w:tc>
+          <w:tcPr>
+            <w:tcW w:w="6240" w:type="dxa"/>
+          </w:tcPr>
+          <w:p>
+            <w:pPr>
+              <w:pStyle w:val="Compact"/>
+            </w:pPr>
+            <w:r>
+              <w:t xml:space="preserve">Database snapshot and restore, used by the two above and independently</w:t>
+            </w:r>
+          </w:p>
+        </w:tc>
+      </w:tr>
+    </w:tbl>
+    <w:p>
+      <w:pPr>
+        <w:pStyle w:val="BlockText"/>
+        <w:keepLines w:val="1"/>
+      </w:pPr>
+      <w:r>
+        <w:rPr>
+          <w:b/>
+          <w:bCs/>
+        </w:rPr>
+        <w:t xml:space="preserve">Rolling back by rebuilding is not a rollback</w:t>
+      </w:r>
+      <w:r>
+        <w:t xml:space="preserve"> </w:t>
+      </w:r>
+      <w:r>
+        <w:t xml:space="preserve">— it rebuilds whatever the branch</w:t>
+      </w:r>
+      <w:r>
+        <w:t xml:space="preserve"> </w:t>
+      </w:r>
+      <w:r>
+        <w:t xml:space="preserve">says now, which is the state being escaped. Immutable per-commit tags make</w:t>
+      </w:r>
+      <w:r>
+        <w:t xml:space="preserve"> </w:t>
+      </w:r>
+      <w:r>
+        <w:t xml:space="preserve">“the</w:t>
+      </w:r>
+      <w:r>
+        <w:t xml:space="preserve"> </w:t>
+      </w:r>
+      <w:r>
+        <w:t xml:space="preserve">image that was running”</w:t>
+      </w:r>
+      <w:r>
+        <w:t xml:space="preserve"> </w:t>
+      </w:r>
+      <w:r>
+        <w:t xml:space="preserve">a nameable object, and the manifest is what ties it to a</w:t>
+      </w:r>
+      <w:r>
+        <w:t xml:space="preserve"> </w:t>
+      </w:r>
+      <w:r>
+        <w:t xml:space="preserve">database snapshot.</w:t>
+      </w:r>
+    </w:p>
+    <w:p>
+      <w:pPr>
+        <w:pStyle w:val="BlockText"/>
+        <w:keepNext/>
+        <w:keepLines w:val="1"/>
+      </w:pPr>
+      <w:r>
+        <w:rPr>
+          <w:b/>
+          <w:bCs/>
+        </w:rPr>
+        <w:t xml:space="preserve">The distinction that must not be blurred:</w:t>
+      </w:r>
+    </w:p>
+    <w:p>
+      <w:pPr>
+        <w:pStyle w:val="Compact"/>
+        <w:numPr>
+          <w:ilvl w:val="0"/>
+          <w:numId w:val="1012"/>
+        </w:numPr>
+        <w:keepNext/>
+        <w:keepLines w:val="1"/>
+      </w:pPr>
+      <w:r>
+        <w:rPr>
+          <w:b/>
+          <w:bCs/>
+        </w:rPr>
+        <w:t xml:space="preserve">Rollback tooling is implemented and verified to fail safe.</w:t>
+      </w:r>
+      <w:r>
+        <w:t xml:space="preserve"> </w:t>
+      </w:r>
+      <w:r>
+        <w:t xml:space="preserve">An unknown</w:t>
+      </w:r>
+      <w:r>
+        <w:t xml:space="preserve"> </w:t>
+      </w:r>
+      <w:r>
+        <w:t xml:space="preserve">release exits 1 at the first stage with</w:t>
+      </w:r>
+      <w:r>
+        <w:t xml:space="preserve"> </w:t>
+      </w:r>
+      <w:r>
+        <w:rPr>
+          <w:rStyle w:val="VerbatimChar"/>
+        </w:rPr>
+        <w:t xml:space="preserve">sccit/app:prod</w:t>
+      </w:r>
+      <w:r>
+        <w:t xml:space="preserve"> </w:t>
+      </w:r>
+      <w:r>
+        <w:t xml:space="preserve">unchanged; no argument</w:t>
+      </w:r>
+      <w:r>
+        <w:t xml:space="preserve"> </w:t>
+      </w:r>
+      <w:r>
+        <w:t xml:space="preserve">exits 2.</w:t>
+      </w:r>
+    </w:p>
+    <w:p>
+      <w:pPr>
+        <w:pStyle w:val="Compact"/>
+        <w:numPr>
+          <w:ilvl w:val="0"/>
+          <w:numId w:val="1012"/>
+        </w:numPr>
+        <w:keepNext/>
+        <w:keepLines w:val="1"/>
+      </w:pPr>
+      <w:r>
+        <w:rPr>
+          <w:b/>
+          <w:bCs/>
+        </w:rPr>
+        <w:t xml:space="preserve">A real production rollback has never been exercised.</w:t>
+      </w:r>
+      <w:r>
+        <w:t xml:space="preserve"> </w:t>
+      </w:r>
+      <w:r>
+        <w:t xml:space="preserve">No deployment has been</w:t>
+      </w:r>
+      <w:r>
+        <w:t xml:space="preserve"> </w:t>
+      </w:r>
+      <w:r>
+        <w:t xml:space="preserve">authorized, so</w:t>
+      </w:r>
+      <w:r>
+        <w:t xml:space="preserve"> </w:t>
+      </w:r>
+      <w:r>
+        <w:rPr>
+          <w:rStyle w:val="VerbatimChar"/>
+        </w:rPr>
+        <w:t xml:space="preserve">releases/</w:t>
+      </w:r>
+      <w:r>
+        <w:t xml:space="preserve"> </w:t>
+      </w:r>
+      <w:r>
+        <w:t xml:space="preserve">is absent and no</w:t>
+      </w:r>
+      <w:r>
+        <w:t xml:space="preserve"> </w:t>
+      </w:r>
+      <w:r>
+        <w:rPr>
+          <w:rStyle w:val="VerbatimChar"/>
+        </w:rPr>
+        <w:t xml:space="preserve">prod-&lt;sha&gt;</w:t>
+      </w:r>
+      <w:r>
+        <w:t xml:space="preserve"> </w:t>
+      </w:r>
+      <w:r>
+        <w:t xml:space="preserve">tag exists. The</w:t>
+      </w:r>
+      <w:r>
+        <w:t xml:space="preserve"> </w:t>
+      </w:r>
+      <w:r>
+        <w:t xml:space="preserve">end-to-end path is unproven and is a</w:t>
+      </w:r>
+      <w:r>
+        <w:t xml:space="preserve"> </w:t>
+      </w:r>
+      <w:r>
+        <w:rPr>
+          <w:b/>
+          <w:bCs/>
+        </w:rPr>
+        <w:t xml:space="preserve">deployment-time verification item</w:t>
+      </w:r>
+      <w:r>
+        <w:t xml:space="preserve">, not</w:t>
+      </w:r>
+      <w:r>
+        <w:t xml:space="preserve"> </w:t>
+      </w:r>
+      <w:r>
+        <w:t xml:space="preserve">a delivered guarantee.</w:t>
+      </w:r>
+    </w:p>
+    <w:p>
+      <w:pPr>
+        <w:pStyle w:val="Compact"/>
+        <w:numPr>
+          <w:ilvl w:val="0"/>
+          <w:numId w:val="1012"/>
+        </w:numPr>
+        <w:keepLines w:val="1"/>
+      </w:pPr>
+      <w:r>
+        <w:t xml:space="preserve">The surviving</w:t>
+      </w:r>
+      <w:r>
+        <w:t xml:space="preserve"> </w:t>
+      </w:r>
+      <w:r>
+        <w:rPr>
+          <w:rStyle w:val="VerbatimChar"/>
+        </w:rPr>
+        <w:t xml:space="preserve">sccit/{app,web}:rollback-preWP26b</w:t>
+      </w:r>
+      <w:r>
+        <w:t xml:space="preserve"> </w:t>
+      </w:r>
+      <w:r>
+        <w:t xml:space="preserve">images</w:t>
+      </w:r>
+      <w:r>
+        <w:t xml:space="preserve"> </w:t>
+      </w:r>
+      <w:r>
+        <w:rPr>
+          <w:b/>
+          <w:bCs/>
+        </w:rPr>
+        <w:t xml:space="preserve">predate this</w:t>
+      </w:r>
+      <w:r>
+        <w:rPr>
+          <w:b/>
+          <w:bCs/>
+        </w:rPr>
+        <w:t xml:space="preserve"> </w:t>
+      </w:r>
+      <w:r>
+        <w:rPr>
+          <w:b/>
+          <w:bCs/>
+        </w:rPr>
+        <w:t xml:space="preserve">convention</w:t>
+      </w:r>
+      <w:r>
+        <w:t xml:space="preserve"> </w:t>
+      </w:r>
+      <w:r>
+        <w:t xml:space="preserve">— no</w:t>
+      </w:r>
+      <w:r>
+        <w:t xml:space="preserve"> </w:t>
+      </w:r>
+      <w:r>
+        <w:rPr>
+          <w:rStyle w:val="VerbatimChar"/>
+        </w:rPr>
+        <w:t xml:space="preserve">prod-&lt;sha&gt;</w:t>
+      </w:r>
+      <w:r>
+        <w:t xml:space="preserve"> </w:t>
+      </w:r>
+      <w:r>
+        <w:t xml:space="preserve">naming, no manifest — so the new tooling cannot</w:t>
+      </w:r>
+      <w:r>
+        <w:t xml:space="preserve"> </w:t>
+      </w:r>
+      <w:r>
+        <w:t xml:space="preserve">use them. Until the first tracked deployment exists they are the only rollback</w:t>
+      </w:r>
+      <w:r>
+        <w:t xml:space="preserve"> </w:t>
+      </w:r>
+      <w:r>
+        <w:t xml:space="preserve">path there is, and it is the manual WP-2.6b one. Keep them until then.</w:t>
+      </w:r>
+    </w:p>
+    <w:p>
+      <w:pPr>
+        <w:pStyle w:val="BlockText"/>
+        <w:keepLines w:val="1"/>
+      </w:pPr>
+      <w:r>
+        <w:t xml:space="preserve">Full production rollback proof requires two tracked deployments and a controlled</w:t>
+      </w:r>
+      <w:r>
+        <w:t xml:space="preserve"> </w:t>
+      </w:r>
+      <w:r>
+        <w:t xml:space="preserve">window in which a retained release is actually restored.</w:t>
       </w:r>
     </w:p>
     <w:p>
@@ -12919,11 +18932,66 @@
                 <w:rPr>
                   <w:rStyle w:val="VerbatimChar"/>
                 </w:rPr>
-                <w:t xml:space="preserve">OI-01..07</w:t>
+                <w:t xml:space="preserve">OI-01..11</w:t>
               </w:r>
             </w:hyperlink>
             <w:r>
               <w:t xml:space="preserve">) unresolved before their phase.</w:t>
+            </w:r>
+            <w:r>
+              <w:t xml:space="preserve"> </w:t>
+            </w:r>
+            <w:r>
+              <w:rPr>
+                <w:rStyle w:val="VerbatimChar"/>
+              </w:rPr>
+              <w:t xml:space="preserve">OI-08..11</w:t>
+            </w:r>
+            <w:r>
+              <w:t xml:space="preserve"> </w:t>
+            </w:r>
+            <w:r>
+              <w:t xml:space="preserve">were</w:t>
+            </w:r>
+            <w:r>
+              <w:t xml:space="preserve"> </w:t>
+            </w:r>
+            <w:r>
+              <w:rPr>
+                <w:b/>
+                <w:bCs/>
+              </w:rPr>
+              <w:t xml:space="preserve">resolved on 2026-08-28</w:t>
+            </w:r>
+            <w:r>
+              <w:t xml:space="preserve">, clearing the decision gate for WP-2.6b;</w:t>
+            </w:r>
+            <w:r>
+              <w:t xml:space="preserve"> </w:t>
+            </w:r>
+            <w:r>
+              <w:rPr>
+                <w:rStyle w:val="VerbatimChar"/>
+              </w:rPr>
+              <w:t xml:space="preserve">OI-01</w:t>
+            </w:r>
+            <w:r>
+              <w:t xml:space="preserve">,</w:t>
+            </w:r>
+            <w:r>
+              <w:t xml:space="preserve"> </w:t>
+            </w:r>
+            <w:r>
+              <w:rPr>
+                <w:rStyle w:val="VerbatimChar"/>
+              </w:rPr>
+              <w:t xml:space="preserve">OI-03..07</w:t>
+            </w:r>
+            <w:r>
+              <w:t xml:space="preserve"> </w:t>
+            </w:r>
+            <w:r>
+              <w:t xml:space="preserve">remain open against their own phases.</w:t>
             </w:r>
           </w:p>
         </w:tc>
@@ -13152,7 +19220,7 @@
         <w:pStyle w:val="Compact"/>
         <w:numPr>
           <w:ilvl w:val="0"/>
-          <w:numId w:val="1012"/>
+          <w:numId w:val="1013"/>
         </w:numPr>
         <w:keepNext/>
         <w:keepLines w:val="1"/>
@@ -13187,7 +19255,7 @@
         <w:pStyle w:val="Compact"/>
         <w:numPr>
           <w:ilvl w:val="0"/>
-          <w:numId w:val="1012"/>
+          <w:numId w:val="1013"/>
         </w:numPr>
         <w:keepNext/>
         <w:keepLines w:val="1"/>
@@ -13325,7 +19393,7 @@
         <w:pStyle w:val="Compact"/>
         <w:numPr>
           <w:ilvl w:val="0"/>
-          <w:numId w:val="1012"/>
+          <w:numId w:val="1013"/>
         </w:numPr>
         <w:keepNext/>
         <w:keepLines w:val="1"/>
@@ -13349,7 +19417,7 @@
         <w:pStyle w:val="Compact"/>
         <w:numPr>
           <w:ilvl w:val="0"/>
-          <w:numId w:val="1012"/>
+          <w:numId w:val="1013"/>
         </w:numPr>
         <w:keepNext/>
         <w:keepLines w:val="1"/>
@@ -13373,7 +19441,7 @@
         <w:pStyle w:val="Compact"/>
         <w:numPr>
           <w:ilvl w:val="0"/>
-          <w:numId w:val="1012"/>
+          <w:numId w:val="1013"/>
         </w:numPr>
         <w:keepNext/>
         <w:keepLines w:val="1"/>
@@ -13397,7 +19465,7 @@
         <w:pStyle w:val="Compact"/>
         <w:numPr>
           <w:ilvl w:val="0"/>
-          <w:numId w:val="1012"/>
+          <w:numId w:val="1013"/>
         </w:numPr>
         <w:keepLines w:val="1"/>
       </w:pPr>
@@ -14024,7 +20092,7 @@
         <w:pStyle w:val="Compact"/>
         <w:numPr>
           <w:ilvl w:val="0"/>
-          <w:numId w:val="1013"/>
+          <w:numId w:val="1014"/>
         </w:numPr>
         <w:keepNext/>
         <w:keepLines w:val="1"/>
@@ -14048,7 +20116,7 @@
         <w:pStyle w:val="Compact"/>
         <w:numPr>
           <w:ilvl w:val="0"/>
-          <w:numId w:val="1013"/>
+          <w:numId w:val="1014"/>
         </w:numPr>
         <w:keepNext/>
         <w:keepLines w:val="1"/>
@@ -14103,7 +20171,7 @@
         <w:pStyle w:val="Compact"/>
         <w:numPr>
           <w:ilvl w:val="0"/>
-          <w:numId w:val="1013"/>
+          <w:numId w:val="1014"/>
         </w:numPr>
         <w:keepNext/>
         <w:keepLines w:val="1"/>
@@ -14185,7 +20253,7 @@
         <w:pStyle w:val="Compact"/>
         <w:numPr>
           <w:ilvl w:val="0"/>
-          <w:numId w:val="1013"/>
+          <w:numId w:val="1014"/>
         </w:numPr>
         <w:keepNext/>
         <w:keepLines w:val="1"/>
@@ -14195,7 +20263,7 @@
           <w:b/>
           <w:bCs/>
         </w:rPr>
-        <w:t xml:space="preserve">The seven open product decisions (</w:t>
+        <w:t xml:space="preserve">The open product decisions (</w:t>
       </w:r>
       <w:hyperlink w:anchor="Xa39a3ee5e6b4b0d3255bfef95601890afd80709">
         <w:r>
@@ -14220,7 +20288,7 @@
             <w:b/>
             <w:bCs/>
           </w:rPr>
-          <w:t xml:space="preserve">OI-01..07</w:t>
+          <w:t xml:space="preserve">OI-01..11</w:t>
         </w:r>
       </w:hyperlink>
       <w:r>
@@ -14234,7 +20302,7 @@
         <w:t xml:space="preserve"> </w:t>
       </w:r>
       <w:r>
-        <w:t xml:space="preserve">are pre-registered change items (single vs multi-role, self-registration, MFA, QR expiry, SLA model, auto-escalation, confirm NFR targets). Each must be resolved</w:t>
+        <w:t xml:space="preserve">are pre-registered change items: single vs multi-role, self-registration (resolved), MFA, QR expiry, SLA model, auto-escalation, confirm NFR targets, and — added with the QR workflow clarification — the QR scan entry surface, where technician support requests live, face-to-face scheduling depth, and the request status vocabulary. Each must be resolved</w:t>
       </w:r>
       <w:r>
         <w:t xml:space="preserve"> </w:t>
@@ -14250,7 +20318,20 @@
         <w:t xml:space="preserve"> </w:t>
       </w:r>
       <w:r>
-        <w:t xml:space="preserve">the phase it affects; resolution updates the SRS to v1.1 and cascades to the SDD/SPMP as needed.</w:t>
+        <w:t xml:space="preserve">the phase it affects. Resolution is recorded</w:t>
+      </w:r>
+      <w:r>
+        <w:t xml:space="preserve"> </w:t>
+      </w:r>
+      <w:r>
+        <w:rPr>
+          <w:b/>
+          <w:bCs/>
+        </w:rPr>
+        <w:t xml:space="preserve">in place against Version 1.0</w:t>
+      </w:r>
+      <w:r>
+        <w:t xml:space="preserve">, per the client’s instruction that the document version label is not to be advanced, and cascades to the SDD/SPMP as needed.</w:t>
       </w:r>
     </w:p>
     <w:p>
@@ -14258,7 +20339,7 @@
         <w:pStyle w:val="Compact"/>
         <w:numPr>
           <w:ilvl w:val="0"/>
-          <w:numId w:val="1013"/>
+          <w:numId w:val="1014"/>
         </w:numPr>
         <w:keepNext/>
         <w:keepLines w:val="1"/>
@@ -14291,7 +20372,7 @@
         <w:pStyle w:val="Compact"/>
         <w:numPr>
           <w:ilvl w:val="0"/>
-          <w:numId w:val="1013"/>
+          <w:numId w:val="1014"/>
         </w:numPr>
         <w:keepLines w:val="1"/>
       </w:pPr>
@@ -14370,7 +20451,7 @@
         <w:pStyle w:val="Compact"/>
         <w:numPr>
           <w:ilvl w:val="0"/>
-          <w:numId w:val="1014"/>
+          <w:numId w:val="1015"/>
         </w:numPr>
         <w:keepNext/>
         <w:keepLines w:val="1"/>
@@ -14433,7 +20514,7 @@
         <w:pStyle w:val="Compact"/>
         <w:numPr>
           <w:ilvl w:val="0"/>
-          <w:numId w:val="1014"/>
+          <w:numId w:val="1015"/>
         </w:numPr>
         <w:keepLines w:val="1"/>
       </w:pPr>
@@ -14511,7 +20592,7 @@
         <w:pStyle w:val="Compact"/>
         <w:numPr>
           <w:ilvl w:val="0"/>
-          <w:numId w:val="1014"/>
+          <w:numId w:val="1015"/>
         </w:numPr>
         <w:keepLines w:val="1"/>
       </w:pPr>
@@ -14571,7 +20652,7 @@
         <w:pStyle w:val="Compact"/>
         <w:numPr>
           <w:ilvl w:val="0"/>
-          <w:numId w:val="1014"/>
+          <w:numId w:val="1015"/>
         </w:numPr>
         <w:keepLines w:val="1"/>
       </w:pPr>
@@ -14594,7 +20675,7 @@
         <w:pStyle w:val="Compact"/>
         <w:numPr>
           <w:ilvl w:val="0"/>
-          <w:numId w:val="1014"/>
+          <w:numId w:val="1015"/>
         </w:numPr>
         <w:keepLines w:val="1"/>
       </w:pPr>
@@ -14641,7 +20722,7 @@
         <w:pStyle w:val="Compact"/>
         <w:numPr>
           <w:ilvl w:val="0"/>
-          <w:numId w:val="1014"/>
+          <w:numId w:val="1015"/>
         </w:numPr>
         <w:keepNext/>
         <w:keepLines w:val="1"/>
@@ -14676,7 +20757,7 @@
         <w:pStyle w:val="Compact"/>
         <w:numPr>
           <w:ilvl w:val="0"/>
-          <w:numId w:val="1014"/>
+          <w:numId w:val="1015"/>
         </w:numPr>
         <w:keepLines w:val="1"/>
       </w:pPr>
@@ -14750,7 +20831,7 @@
         <w:pStyle w:val="Compact"/>
         <w:numPr>
           <w:ilvl w:val="0"/>
-          <w:numId w:val="1015"/>
+          <w:numId w:val="1016"/>
         </w:numPr>
         <w:keepNext/>
         <w:keepLines w:val="1"/>
@@ -14811,7 +20892,7 @@
         <w:pStyle w:val="Compact"/>
         <w:numPr>
           <w:ilvl w:val="0"/>
-          <w:numId w:val="1015"/>
+          <w:numId w:val="1016"/>
         </w:numPr>
         <w:keepNext/>
         <w:keepLines w:val="1"/>
@@ -14858,7 +20939,7 @@
         <w:pStyle w:val="Compact"/>
         <w:numPr>
           <w:ilvl w:val="0"/>
-          <w:numId w:val="1015"/>
+          <w:numId w:val="1016"/>
         </w:numPr>
         <w:keepNext/>
         <w:keepLines w:val="1"/>
@@ -14938,7 +21019,7 @@
         <w:pStyle w:val="Compact"/>
         <w:numPr>
           <w:ilvl w:val="0"/>
-          <w:numId w:val="1015"/>
+          <w:numId w:val="1016"/>
         </w:numPr>
         <w:keepNext/>
         <w:keepLines w:val="1"/>
@@ -14979,7 +21060,7 @@
         <w:pStyle w:val="Compact"/>
         <w:numPr>
           <w:ilvl w:val="0"/>
-          <w:numId w:val="1015"/>
+          <w:numId w:val="1016"/>
         </w:numPr>
         <w:keepNext/>
         <w:keepLines w:val="1"/>
@@ -15018,7 +21099,7 @@
         <w:pStyle w:val="Compact"/>
         <w:numPr>
           <w:ilvl w:val="0"/>
-          <w:numId w:val="1015"/>
+          <w:numId w:val="1016"/>
         </w:numPr>
         <w:keepLines w:val="1"/>
       </w:pPr>
@@ -15123,7 +21204,7 @@
         <w:pStyle w:val="Compact"/>
         <w:numPr>
           <w:ilvl w:val="0"/>
-          <w:numId w:val="1016"/>
+          <w:numId w:val="1017"/>
         </w:numPr>
         <w:keepNext/>
         <w:keepLines w:val="1"/>
@@ -15188,7 +21269,7 @@
         <w:pStyle w:val="Compact"/>
         <w:numPr>
           <w:ilvl w:val="0"/>
-          <w:numId w:val="1016"/>
+          <w:numId w:val="1017"/>
         </w:numPr>
         <w:keepNext/>
         <w:keepLines w:val="1"/>
@@ -15223,7 +21304,7 @@
         <w:pStyle w:val="Compact"/>
         <w:numPr>
           <w:ilvl w:val="0"/>
-          <w:numId w:val="1016"/>
+          <w:numId w:val="1017"/>
         </w:numPr>
         <w:keepNext/>
         <w:keepLines w:val="1"/>
@@ -15291,7 +21372,7 @@
         <w:pStyle w:val="Compact"/>
         <w:numPr>
           <w:ilvl w:val="0"/>
-          <w:numId w:val="1016"/>
+          <w:numId w:val="1017"/>
         </w:numPr>
         <w:keepNext/>
         <w:keepLines w:val="1"/>
@@ -15315,7 +21396,7 @@
         <w:pStyle w:val="Compact"/>
         <w:numPr>
           <w:ilvl w:val="0"/>
-          <w:numId w:val="1016"/>
+          <w:numId w:val="1017"/>
         </w:numPr>
         <w:keepNext/>
         <w:keepLines w:val="1"/>
@@ -15381,7 +21462,7 @@
         <w:pStyle w:val="Compact"/>
         <w:numPr>
           <w:ilvl w:val="0"/>
-          <w:numId w:val="1016"/>
+          <w:numId w:val="1017"/>
         </w:numPr>
         <w:keepLines w:val="1"/>
       </w:pPr>
@@ -15471,7 +21552,7 @@
         <w:pStyle w:val="Compact"/>
         <w:numPr>
           <w:ilvl w:val="0"/>
-          <w:numId w:val="1017"/>
+          <w:numId w:val="1018"/>
         </w:numPr>
         <w:keepNext/>
         <w:keepLines w:val="1"/>
@@ -15511,7 +21592,7 @@
         <w:pStyle w:val="Compact"/>
         <w:numPr>
           <w:ilvl w:val="0"/>
-          <w:numId w:val="1017"/>
+          <w:numId w:val="1018"/>
         </w:numPr>
         <w:keepLines w:val="1"/>
       </w:pPr>
@@ -15543,7 +21624,7 @@
         <w:pStyle w:val="Compact"/>
         <w:numPr>
           <w:ilvl w:val="0"/>
-          <w:numId w:val="1017"/>
+          <w:numId w:val="1018"/>
         </w:numPr>
         <w:keepLines w:val="1"/>
       </w:pPr>
@@ -15581,7 +21662,7 @@
         <w:pStyle w:val="Compact"/>
         <w:numPr>
           <w:ilvl w:val="0"/>
-          <w:numId w:val="1017"/>
+          <w:numId w:val="1018"/>
         </w:numPr>
         <w:keepLines w:val="1"/>
       </w:pPr>
@@ -15627,7 +21708,7 @@
         <w:pStyle w:val="Compact"/>
         <w:numPr>
           <w:ilvl w:val="0"/>
-          <w:numId w:val="1017"/>
+          <w:numId w:val="1018"/>
         </w:numPr>
         <w:keepLines w:val="1"/>
       </w:pPr>
@@ -15675,7 +21756,7 @@
         <w:pStyle w:val="Compact"/>
         <w:numPr>
           <w:ilvl w:val="0"/>
-          <w:numId w:val="1017"/>
+          <w:numId w:val="1018"/>
         </w:numPr>
         <w:keepLines w:val="1"/>
       </w:pPr>
@@ -15709,7 +21790,7 @@
         <w:pStyle w:val="Compact"/>
         <w:numPr>
           <w:ilvl w:val="0"/>
-          <w:numId w:val="1017"/>
+          <w:numId w:val="1018"/>
         </w:numPr>
         <w:keepNext/>
         <w:keepLines w:val="1"/>
@@ -15747,7 +21828,7 @@
         <w:pStyle w:val="Compact"/>
         <w:numPr>
           <w:ilvl w:val="0"/>
-          <w:numId w:val="1017"/>
+          <w:numId w:val="1018"/>
         </w:numPr>
         <w:keepLines w:val="1"/>
       </w:pPr>
@@ -15802,7 +21883,7 @@
         <w:pStyle w:val="Compact"/>
         <w:numPr>
           <w:ilvl w:val="0"/>
-          <w:numId w:val="1018"/>
+          <w:numId w:val="1019"/>
         </w:numPr>
         <w:keepNext/>
         <w:keepLines w:val="1"/>
@@ -15897,7 +21978,7 @@
         <w:pStyle w:val="Compact"/>
         <w:numPr>
           <w:ilvl w:val="0"/>
-          <w:numId w:val="1018"/>
+          <w:numId w:val="1019"/>
         </w:numPr>
         <w:keepNext/>
         <w:keepLines w:val="1"/>
@@ -15921,7 +22002,7 @@
         <w:pStyle w:val="Compact"/>
         <w:numPr>
           <w:ilvl w:val="0"/>
-          <w:numId w:val="1018"/>
+          <w:numId w:val="1019"/>
         </w:numPr>
         <w:keepNext/>
         <w:keepLines w:val="1"/>
@@ -15956,7 +22037,7 @@
         <w:pStyle w:val="Compact"/>
         <w:numPr>
           <w:ilvl w:val="0"/>
-          <w:numId w:val="1018"/>
+          <w:numId w:val="1019"/>
         </w:numPr>
         <w:keepNext/>
         <w:keepLines w:val="1"/>
@@ -15980,7 +22061,7 @@
         <w:pStyle w:val="Compact"/>
         <w:numPr>
           <w:ilvl w:val="0"/>
-          <w:numId w:val="1018"/>
+          <w:numId w:val="1019"/>
         </w:numPr>
         <w:keepNext/>
         <w:keepLines w:val="1"/>
@@ -16037,7 +22118,7 @@
         <w:pStyle w:val="Compact"/>
         <w:numPr>
           <w:ilvl w:val="0"/>
-          <w:numId w:val="1018"/>
+          <w:numId w:val="1019"/>
         </w:numPr>
         <w:keepLines w:val="1"/>
       </w:pPr>
@@ -16138,7 +22219,7 @@
         <w:pStyle w:val="Compact"/>
         <w:numPr>
           <w:ilvl w:val="0"/>
-          <w:numId w:val="1019"/>
+          <w:numId w:val="1020"/>
         </w:numPr>
         <w:keepNext/>
         <w:keepLines w:val="1"/>
@@ -16191,7 +22272,7 @@
         <w:pStyle w:val="Compact"/>
         <w:numPr>
           <w:ilvl w:val="0"/>
-          <w:numId w:val="1019"/>
+          <w:numId w:val="1020"/>
         </w:numPr>
         <w:keepNext/>
         <w:keepLines w:val="1"/>
@@ -16274,7 +22355,7 @@
         <w:pStyle w:val="Compact"/>
         <w:numPr>
           <w:ilvl w:val="0"/>
-          <w:numId w:val="1019"/>
+          <w:numId w:val="1020"/>
         </w:numPr>
         <w:keepNext/>
         <w:keepLines w:val="1"/>
@@ -16325,7 +22406,7 @@
         <w:pStyle w:val="Compact"/>
         <w:numPr>
           <w:ilvl w:val="0"/>
-          <w:numId w:val="1019"/>
+          <w:numId w:val="1020"/>
         </w:numPr>
         <w:keepNext/>
         <w:keepLines w:val="1"/>
@@ -16349,7 +22430,7 @@
         <w:pStyle w:val="Compact"/>
         <w:numPr>
           <w:ilvl w:val="0"/>
-          <w:numId w:val="1019"/>
+          <w:numId w:val="1020"/>
         </w:numPr>
         <w:keepLines w:val="1"/>
       </w:pPr>
@@ -18587,7 +24668,7 @@
         <w:pStyle w:val="Compact"/>
         <w:numPr>
           <w:ilvl w:val="0"/>
-          <w:numId w:val="1020"/>
+          <w:numId w:val="1021"/>
         </w:numPr>
         <w:keepNext/>
         <w:keepLines w:val="1"/>
@@ -18604,273 +24685,6 @@
       </w:r>
       <w:r>
         <w:t xml:space="preserve">(P2/P3/P4/Future) is identical across SRS, SDD, and this plan; the WBS, phase plan, milestones, and roadmap all use it.</w:t>
-      </w:r>
-    </w:p>
-    <w:p>
-      <w:pPr>
-        <w:pStyle w:val="Compact"/>
-        <w:numPr>
-          <w:ilvl w:val="0"/>
-          <w:numId w:val="1020"/>
-        </w:numPr>
-        <w:keepNext/>
-        <w:keepLines w:val="1"/>
-      </w:pPr>
-      <w:r>
-        <w:rPr>
-          <w:b/>
-          <w:bCs/>
-        </w:rPr>
-        <w:t xml:space="preserve">Acceptance</w:t>
-      </w:r>
-      <w:r>
-        <w:t xml:space="preserve"> </w:t>
-      </w:r>
-      <w:r>
-        <w:t xml:space="preserve">references SRS §31 (global gates + feature ACs) rather than inventing new criteria.</w:t>
-      </w:r>
-    </w:p>
-    <w:p>
-      <w:pPr>
-        <w:pStyle w:val="Compact"/>
-        <w:numPr>
-          <w:ilvl w:val="0"/>
-          <w:numId w:val="1020"/>
-        </w:numPr>
-        <w:keepNext/>
-        <w:keepLines w:val="1"/>
-      </w:pPr>
-      <w:r>
-        <w:rPr>
-          <w:b/>
-          <w:bCs/>
-        </w:rPr>
-        <w:t xml:space="preserve">Domains</w:t>
-      </w:r>
-      <w:r>
-        <w:t xml:space="preserve"> </w:t>
-      </w:r>
-      <w:r>
-        <w:t xml:space="preserve">in the WBS match SDD §14, including the two new P2 domains from</w:t>
-      </w:r>
-      <w:r>
-        <w:t xml:space="preserve"> </w:t>
-      </w:r>
-      <w:r>
-        <w:rPr>
-          <w:b/>
-          <w:bCs/>
-        </w:rPr>
-        <w:t xml:space="preserve">RES-01 (Locations)</w:t>
-      </w:r>
-      <w:r>
-        <w:t xml:space="preserve"> </w:t>
-      </w:r>
-      <w:r>
-        <w:t xml:space="preserve">and</w:t>
-      </w:r>
-      <w:r>
-        <w:t xml:space="preserve"> </w:t>
-      </w:r>
-      <w:r>
-        <w:rPr>
-          <w:b/>
-          <w:bCs/>
-        </w:rPr>
-        <w:t xml:space="preserve">RES-02 (Identity, Administration)</w:t>
-      </w:r>
-      <w:r>
-        <w:t xml:space="preserve"> </w:t>
-      </w:r>
-      <w:r>
-        <w:t xml:space="preserve">— the plan schedules exactly those.</w:t>
-      </w:r>
-    </w:p>
-    <w:p>
-      <w:pPr>
-        <w:pStyle w:val="Compact"/>
-        <w:numPr>
-          <w:ilvl w:val="0"/>
-          <w:numId w:val="1020"/>
-        </w:numPr>
-        <w:keepNext/>
-        <w:keepLines w:val="1"/>
-      </w:pPr>
-      <w:r>
-        <w:rPr>
-          <w:b/>
-          <w:bCs/>
-        </w:rPr>
-        <w:t xml:space="preserve">Risks:</w:t>
-      </w:r>
-      <w:r>
-        <w:t xml:space="preserve"> </w:t>
-      </w:r>
-      <w:r>
-        <w:t xml:space="preserve">product/technical risks are inherited from SRS §32 (</w:t>
-      </w:r>
-      <w:r>
-        <w:rPr>
-          <w:rStyle w:val="VerbatimChar"/>
-        </w:rPr>
-        <w:t xml:space="preserve">RSK-*</w:t>
-      </w:r>
-      <w:r>
-        <w:t xml:space="preserve">) and</w:t>
-      </w:r>
-      <w:r>
-        <w:t xml:space="preserve"> </w:t>
-      </w:r>
-      <w:r>
-        <w:rPr>
-          <w:i/>
-          <w:iCs/>
-        </w:rPr>
-        <w:t xml:space="preserve">not duplicated</w:t>
-      </w:r>
-      <w:r>
-        <w:t xml:space="preserve">; only project/management risks (</w:t>
-      </w:r>
-      <w:r>
-        <w:rPr>
-          <w:rStyle w:val="VerbatimChar"/>
-        </w:rPr>
-        <w:t xml:space="preserve">PR-*</w:t>
-      </w:r>
-      <w:r>
-        <w:t xml:space="preserve">) are added here.</w:t>
-      </w:r>
-    </w:p>
-    <w:p>
-      <w:pPr>
-        <w:pStyle w:val="Compact"/>
-        <w:numPr>
-          <w:ilvl w:val="0"/>
-          <w:numId w:val="1020"/>
-        </w:numPr>
-        <w:keepNext/>
-        <w:keepLines w:val="1"/>
-      </w:pPr>
-      <w:r>
-        <w:rPr>
-          <w:b/>
-          <w:bCs/>
-        </w:rPr>
-        <w:t xml:space="preserve">Open decisions</w:t>
-      </w:r>
-      <w:r>
-        <w:t xml:space="preserve"> </w:t>
-      </w:r>
-      <w:r>
-        <w:t xml:space="preserve">(</w:t>
-      </w:r>
-      <w:r>
-        <w:rPr>
-          <w:rStyle w:val="VerbatimChar"/>
-        </w:rPr>
-        <w:t xml:space="preserve">OI-01..07</w:t>
-      </w:r>
-      <w:r>
-        <w:t xml:space="preserve">) are carried as change items in §25/§32, consistent with the SRS.</w:t>
-      </w:r>
-    </w:p>
-    <w:p>
-      <w:pPr>
-        <w:pStyle w:val="Compact"/>
-        <w:numPr>
-          <w:ilvl w:val="0"/>
-          <w:numId w:val="1020"/>
-        </w:numPr>
-        <w:keepLines w:val="1"/>
-      </w:pPr>
-      <w:r>
-        <w:rPr>
-          <w:b/>
-          <w:bCs/>
-        </w:rPr>
-        <w:t xml:space="preserve">Security/backup/deployment</w:t>
-      </w:r>
-      <w:r>
-        <w:t xml:space="preserve"> </w:t>
-      </w:r>
-      <w:r>
-        <w:t xml:space="preserve">reference SDD §29/§5/§37 and SRS NFR targets (RPO ≤ 24 h, RTO ≤ 4 h, uptime ≥ 99.5%) without restating them.</w:t>
-      </w:r>
-    </w:p>
-    <w:bookmarkEnd w:id="69"/>
-    <w:bookmarkStart w:id="70" w:name="c.3-repository-consistency-confirmed"/>
-    <w:p>
-      <w:pPr>
-        <w:pStyle w:val="Heading3"/>
-      </w:pPr>
-      <w:r>
-        <w:t xml:space="preserve">C.3 Repository consistency — confirmed</w:t>
-      </w:r>
-    </w:p>
-    <w:p>
-      <w:pPr>
-        <w:pStyle w:val="FirstParagraph"/>
-      </w:pPr>
-      <w:r>
-        <w:t xml:space="preserve">CI gates,</w:t>
-      </w:r>
-      <w:r>
-        <w:t xml:space="preserve"> </w:t>
-      </w:r>
-      <w:r>
-        <w:rPr>
-          <w:rStyle w:val="VerbatimChar"/>
-        </w:rPr>
-        <w:t xml:space="preserve">make</w:t>
-      </w:r>
-      <w:r>
-        <w:t xml:space="preserve">/</w:t>
-      </w:r>
-      <w:r>
-        <w:rPr>
-          <w:rStyle w:val="VerbatimChar"/>
-        </w:rPr>
-        <w:t xml:space="preserve">scripts</w:t>
-      </w:r>
-      <w:r>
-        <w:t xml:space="preserve"> </w:t>
-      </w:r>
-      <w:r>
-        <w:t xml:space="preserve">commands, env-file strategy, Redis-for-everything scale-readiness, Sanctum stateful-domain config, and the</w:t>
-      </w:r>
-      <w:r>
-        <w:t xml:space="preserve"> </w:t>
-      </w:r>
-      <w:r>
-        <w:rPr>
-          <w:rStyle w:val="VerbatimChar"/>
-        </w:rPr>
-        <w:t xml:space="preserve">backup.sh</w:t>
-      </w:r>
-      <w:r>
-        <w:t xml:space="preserve">/</w:t>
-      </w:r>
-      <w:r>
-        <w:rPr>
-          <w:rStyle w:val="VerbatimChar"/>
-        </w:rPr>
-        <w:t xml:space="preserve">restore.sh</w:t>
-      </w:r>
-      <w:r>
-        <w:t xml:space="preserve"> </w:t>
-      </w:r>
-      <w:r>
-        <w:t xml:space="preserve">flow described here match the implemented files exactly (Appendix A). The baseline underlying this plan matches the git history (phases 0–7 + DB layer) and the SDD’s statement that the application layer is not yet built.</w:t>
-      </w:r>
-    </w:p>
-    <w:bookmarkEnd w:id="70"/>
-    <w:bookmarkStart w:id="71" w:name="c.4-contradictions-duplication-removed"/>
-    <w:p>
-      <w:pPr>
-        <w:pStyle w:val="Heading3"/>
-      </w:pPr>
-      <w:r>
-        <w:t xml:space="preserve">C.4 Contradictions &amp; duplication removed</w:t>
       </w:r>
     </w:p>
     <w:p>
@@ -18888,13 +24702,13 @@
           <w:b/>
           <w:bCs/>
         </w:rPr>
-        <w:t xml:space="preserve">No duplication of requirements/design/schema:</w:t>
-      </w:r>
-      <w:r>
-        <w:t xml:space="preserve"> </w:t>
-      </w:r>
-      <w:r>
-        <w:t xml:space="preserve">all referenced by ID; product scope defers to SRS §3; deployment/security defer to SDD.</w:t>
+        <w:t xml:space="preserve">Acceptance</w:t>
+      </w:r>
+      <w:r>
+        <w:t xml:space="preserve"> </w:t>
+      </w:r>
+      <w:r>
+        <w:t xml:space="preserve">references SRS §31 (global gates + feature ACs) rather than inventing new criteria.</w:t>
       </w:r>
     </w:p>
     <w:p>
@@ -18912,40 +24726,45 @@
           <w:b/>
           <w:bCs/>
         </w:rPr>
-        <w:t xml:space="preserve">Risk duplication avoided:</w:t>
-      </w:r>
-      <w:r>
-        <w:t xml:space="preserve"> </w:t>
-      </w:r>
-      <w:r>
-        <w:t xml:space="preserve">SRS</w:t>
-      </w:r>
-      <w:r>
-        <w:t xml:space="preserve"> </w:t>
-      </w:r>
-      <w:r>
-        <w:rPr>
-          <w:rStyle w:val="VerbatimChar"/>
-        </w:rPr>
-        <w:t xml:space="preserve">RSK-*</w:t>
-      </w:r>
-      <w:r>
-        <w:t xml:space="preserve"> </w:t>
-      </w:r>
-      <w:r>
-        <w:t xml:space="preserve">referenced, not copied; management risks separated as</w:t>
-      </w:r>
-      <w:r>
-        <w:t xml:space="preserve"> </w:t>
-      </w:r>
-      <w:r>
-        <w:rPr>
-          <w:rStyle w:val="VerbatimChar"/>
-        </w:rPr>
-        <w:t xml:space="preserve">PR-*</w:t>
-      </w:r>
-      <w:r>
-        <w:t xml:space="preserve">.</w:t>
+        <w:t xml:space="preserve">Domains</w:t>
+      </w:r>
+      <w:r>
+        <w:t xml:space="preserve"> </w:t>
+      </w:r>
+      <w:r>
+        <w:t xml:space="preserve">in the WBS match SDD §14, including the two new P2 domains from</w:t>
+      </w:r>
+      <w:r>
+        <w:t xml:space="preserve"> </w:t>
+      </w:r>
+      <w:r>
+        <w:rPr>
+          <w:b/>
+          <w:bCs/>
+        </w:rPr>
+        <w:t xml:space="preserve">RES-01 (Locations)</w:t>
+      </w:r>
+      <w:r>
+        <w:t xml:space="preserve"> </w:t>
+      </w:r>
+      <w:r>
+        <w:t xml:space="preserve">and</w:t>
+      </w:r>
+      <w:r>
+        <w:t xml:space="preserve"> </w:t>
+      </w:r>
+      <w:r>
+        <w:rPr>
+          <w:b/>
+          <w:bCs/>
+        </w:rPr>
+        <w:t xml:space="preserve">RES-02 (Identity, Administration)</w:t>
+      </w:r>
+      <w:r>
+        <w:t xml:space="preserve"> </w:t>
+      </w:r>
+      <w:r>
+        <w:t xml:space="preserve">— the plan schedules exactly those.</w:t>
       </w:r>
     </w:p>
     <w:p>
@@ -18963,13 +24782,44 @@
           <w:b/>
           <w:bCs/>
         </w:rPr>
-        <w:t xml:space="preserve">Single phasing vocabulary:</w:t>
-      </w:r>
-      <w:r>
-        <w:t xml:space="preserve"> </w:t>
-      </w:r>
-      <w:r>
-        <w:t xml:space="preserve">eliminated any ambiguity between “Phase 2 (business logic)” and SRS “P2” by treating them as the same thing (P2 = the first application build phase after documentation).</w:t>
+        <w:t xml:space="preserve">Risks:</w:t>
+      </w:r>
+      <w:r>
+        <w:t xml:space="preserve"> </w:t>
+      </w:r>
+      <w:r>
+        <w:t xml:space="preserve">product/technical risks are inherited from SRS §32 (</w:t>
+      </w:r>
+      <w:r>
+        <w:rPr>
+          <w:rStyle w:val="VerbatimChar"/>
+        </w:rPr>
+        <w:t xml:space="preserve">RSK-*</w:t>
+      </w:r>
+      <w:r>
+        <w:t xml:space="preserve">) and</w:t>
+      </w:r>
+      <w:r>
+        <w:t xml:space="preserve"> </w:t>
+      </w:r>
+      <w:r>
+        <w:rPr>
+          <w:i/>
+          <w:iCs/>
+        </w:rPr>
+        <w:t xml:space="preserve">not duplicated</w:t>
+      </w:r>
+      <w:r>
+        <w:t xml:space="preserve">; only project/management risks (</w:t>
+      </w:r>
+      <w:r>
+        <w:rPr>
+          <w:rStyle w:val="VerbatimChar"/>
+        </w:rPr>
+        <w:t xml:space="preserve">PR-*</w:t>
+      </w:r>
+      <w:r>
+        <w:t xml:space="preserve">) are added here.</w:t>
       </w:r>
     </w:p>
     <w:p>
@@ -18978,6 +24828,265 @@
         <w:numPr>
           <w:ilvl w:val="0"/>
           <w:numId w:val="1021"/>
+        </w:numPr>
+        <w:keepNext/>
+        <w:keepLines w:val="1"/>
+      </w:pPr>
+      <w:r>
+        <w:rPr>
+          <w:b/>
+          <w:bCs/>
+        </w:rPr>
+        <w:t xml:space="preserve">Open decisions</w:t>
+      </w:r>
+      <w:r>
+        <w:t xml:space="preserve"> </w:t>
+      </w:r>
+      <w:r>
+        <w:t xml:space="preserve">(</w:t>
+      </w:r>
+      <w:r>
+        <w:rPr>
+          <w:rStyle w:val="VerbatimChar"/>
+        </w:rPr>
+        <w:t xml:space="preserve">OI-01..11</w:t>
+      </w:r>
+      <w:r>
+        <w:t xml:space="preserve">) are carried as change items in §25/§32, consistent with the SRS.</w:t>
+      </w:r>
+      <w:r>
+        <w:t xml:space="preserve"> </w:t>
+      </w:r>
+      <w:r>
+        <w:rPr>
+          <w:rStyle w:val="VerbatimChar"/>
+        </w:rPr>
+        <w:t xml:space="preserve">OI-08..11</w:t>
+      </w:r>
+      <w:r>
+        <w:t xml:space="preserve"> </w:t>
+      </w:r>
+      <w:r>
+        <w:t xml:space="preserve">were added with the QR workflow clarification and</w:t>
+      </w:r>
+      <w:r>
+        <w:t xml:space="preserve"> </w:t>
+      </w:r>
+      <w:r>
+        <w:rPr>
+          <w:b/>
+          <w:bCs/>
+        </w:rPr>
+        <w:t xml:space="preserve">resolved by the Client on 2026-08-28</w:t>
+      </w:r>
+      <w:r>
+        <w:t xml:space="preserve">, recorded in place against Version 1.0.</w:t>
+      </w:r>
+    </w:p>
+    <w:p>
+      <w:pPr>
+        <w:pStyle w:val="Compact"/>
+        <w:numPr>
+          <w:ilvl w:val="0"/>
+          <w:numId w:val="1021"/>
+        </w:numPr>
+        <w:keepLines w:val="1"/>
+      </w:pPr>
+      <w:r>
+        <w:rPr>
+          <w:b/>
+          <w:bCs/>
+        </w:rPr>
+        <w:t xml:space="preserve">Security/backup/deployment</w:t>
+      </w:r>
+      <w:r>
+        <w:t xml:space="preserve"> </w:t>
+      </w:r>
+      <w:r>
+        <w:t xml:space="preserve">reference SDD §29/§5/§37 and SRS NFR targets (RPO ≤ 24 h, RTO ≤ 4 h, uptime ≥ 99.5%) without restating them.</w:t>
+      </w:r>
+    </w:p>
+    <w:bookmarkEnd w:id="69"/>
+    <w:bookmarkStart w:id="70" w:name="c.3-repository-consistency-confirmed"/>
+    <w:p>
+      <w:pPr>
+        <w:pStyle w:val="Heading3"/>
+      </w:pPr>
+      <w:r>
+        <w:t xml:space="preserve">C.3 Repository consistency — confirmed</w:t>
+      </w:r>
+    </w:p>
+    <w:p>
+      <w:pPr>
+        <w:pStyle w:val="FirstParagraph"/>
+      </w:pPr>
+      <w:r>
+        <w:t xml:space="preserve">CI gates,</w:t>
+      </w:r>
+      <w:r>
+        <w:t xml:space="preserve"> </w:t>
+      </w:r>
+      <w:r>
+        <w:rPr>
+          <w:rStyle w:val="VerbatimChar"/>
+        </w:rPr>
+        <w:t xml:space="preserve">make</w:t>
+      </w:r>
+      <w:r>
+        <w:t xml:space="preserve">/</w:t>
+      </w:r>
+      <w:r>
+        <w:rPr>
+          <w:rStyle w:val="VerbatimChar"/>
+        </w:rPr>
+        <w:t xml:space="preserve">scripts</w:t>
+      </w:r>
+      <w:r>
+        <w:t xml:space="preserve"> </w:t>
+      </w:r>
+      <w:r>
+        <w:t xml:space="preserve">commands, env-file strategy, Redis-for-everything scale-readiness, Sanctum stateful-domain config, and the</w:t>
+      </w:r>
+      <w:r>
+        <w:t xml:space="preserve"> </w:t>
+      </w:r>
+      <w:r>
+        <w:rPr>
+          <w:rStyle w:val="VerbatimChar"/>
+        </w:rPr>
+        <w:t xml:space="preserve">backup.sh</w:t>
+      </w:r>
+      <w:r>
+        <w:t xml:space="preserve">/</w:t>
+      </w:r>
+      <w:r>
+        <w:rPr>
+          <w:rStyle w:val="VerbatimChar"/>
+        </w:rPr>
+        <w:t xml:space="preserve">restore.sh</w:t>
+      </w:r>
+      <w:r>
+        <w:t xml:space="preserve"> </w:t>
+      </w:r>
+      <w:r>
+        <w:t xml:space="preserve">flow described here match the implemented files exactly (Appendix A). The baseline underlying this plan matches the git history (phases 0–7 + DB layer) and the SDD’s statement that the application layer is not yet built.</w:t>
+      </w:r>
+    </w:p>
+    <w:bookmarkEnd w:id="70"/>
+    <w:bookmarkStart w:id="71" w:name="c.4-contradictions-duplication-removed"/>
+    <w:p>
+      <w:pPr>
+        <w:pStyle w:val="Heading3"/>
+      </w:pPr>
+      <w:r>
+        <w:t xml:space="preserve">C.4 Contradictions &amp; duplication removed</w:t>
+      </w:r>
+    </w:p>
+    <w:p>
+      <w:pPr>
+        <w:pStyle w:val="Compact"/>
+        <w:numPr>
+          <w:ilvl w:val="0"/>
+          <w:numId w:val="1022"/>
+        </w:numPr>
+        <w:keepNext/>
+        <w:keepLines w:val="1"/>
+      </w:pPr>
+      <w:r>
+        <w:rPr>
+          <w:b/>
+          <w:bCs/>
+        </w:rPr>
+        <w:t xml:space="preserve">No duplication of requirements/design/schema:</w:t>
+      </w:r>
+      <w:r>
+        <w:t xml:space="preserve"> </w:t>
+      </w:r>
+      <w:r>
+        <w:t xml:space="preserve">all referenced by ID; product scope defers to SRS §3; deployment/security defer to SDD.</w:t>
+      </w:r>
+    </w:p>
+    <w:p>
+      <w:pPr>
+        <w:pStyle w:val="Compact"/>
+        <w:numPr>
+          <w:ilvl w:val="0"/>
+          <w:numId w:val="1022"/>
+        </w:numPr>
+        <w:keepNext/>
+        <w:keepLines w:val="1"/>
+      </w:pPr>
+      <w:r>
+        <w:rPr>
+          <w:b/>
+          <w:bCs/>
+        </w:rPr>
+        <w:t xml:space="preserve">Risk duplication avoided:</w:t>
+      </w:r>
+      <w:r>
+        <w:t xml:space="preserve"> </w:t>
+      </w:r>
+      <w:r>
+        <w:t xml:space="preserve">SRS</w:t>
+      </w:r>
+      <w:r>
+        <w:t xml:space="preserve"> </w:t>
+      </w:r>
+      <w:r>
+        <w:rPr>
+          <w:rStyle w:val="VerbatimChar"/>
+        </w:rPr>
+        <w:t xml:space="preserve">RSK-*</w:t>
+      </w:r>
+      <w:r>
+        <w:t xml:space="preserve"> </w:t>
+      </w:r>
+      <w:r>
+        <w:t xml:space="preserve">referenced, not copied; management risks separated as</w:t>
+      </w:r>
+      <w:r>
+        <w:t xml:space="preserve"> </w:t>
+      </w:r>
+      <w:r>
+        <w:rPr>
+          <w:rStyle w:val="VerbatimChar"/>
+        </w:rPr>
+        <w:t xml:space="preserve">PR-*</w:t>
+      </w:r>
+      <w:r>
+        <w:t xml:space="preserve">.</w:t>
+      </w:r>
+    </w:p>
+    <w:p>
+      <w:pPr>
+        <w:pStyle w:val="Compact"/>
+        <w:numPr>
+          <w:ilvl w:val="0"/>
+          <w:numId w:val="1022"/>
+        </w:numPr>
+        <w:keepNext/>
+        <w:keepLines w:val="1"/>
+      </w:pPr>
+      <w:r>
+        <w:rPr>
+          <w:b/>
+          <w:bCs/>
+        </w:rPr>
+        <w:t xml:space="preserve">Single phasing vocabulary:</w:t>
+      </w:r>
+      <w:r>
+        <w:t xml:space="preserve"> </w:t>
+      </w:r>
+      <w:r>
+        <w:t xml:space="preserve">eliminated any ambiguity between “Phase 2 (business logic)” and SRS “P2” by treating them as the same thing (P2 = the first application build phase after documentation).</w:t>
+      </w:r>
+    </w:p>
+    <w:p>
+      <w:pPr>
+        <w:pStyle w:val="Compact"/>
+        <w:numPr>
+          <w:ilvl w:val="0"/>
+          <w:numId w:val="1022"/>
         </w:numPr>
         <w:keepLines w:val="1"/>
       </w:pPr>
@@ -19614,6 +25723,9 @@
     <w:abstractNumId w:val="991"/>
   </w:num>
   <w:num w:numId="1021">
+    <w:abstractNumId w:val="991"/>
+  </w:num>
+  <w:num w:numId="1022">
     <w:abstractNumId w:val="991"/>
   </w:num>
 </w:numbering>

--- a/deliverables/word/Software Project Management Plan.docx
+++ b/deliverables/word/Software Project Management Plan.docx
@@ -3519,6 +3519,86 @@
       </w:r>
       <w:r>
         <w:t xml:space="preserve">import, both pre-existing, were fixed). GA still waits on the owner’s production acceptance. No work package was deleted and no version label was changed. |</w:t>
+      </w:r>
+      <w:r>
+        <w:br/>
+      </w:r>
+      <w:r>
+        <w:t xml:space="preserve">1.0 | 2026-10-19 | Engineering |</w:t>
+      </w:r>
+      <w:r>
+        <w:t xml:space="preserve"> </w:t>
+      </w:r>
+      <w:r>
+        <w:rPr>
+          <w:b/>
+          <w:bCs/>
+        </w:rPr>
+        <w:t xml:space="preserve">Phase 2.11 follow-up — owner requests of 2026-10-19</w:t>
+      </w:r>
+      <w:r>
+        <w:t xml:space="preserve"> </w:t>
+      </w:r>
+      <w:r>
+        <w:t xml:space="preserve">recorded against the Version 1.0 baseline (label unchanged). Numbering note: conversational</w:t>
+      </w:r>
+      <w:r>
+        <w:t xml:space="preserve"> </w:t>
+      </w:r>
+      <w:r>
+        <w:t xml:space="preserve">“Phase 2.11 follow-up”</w:t>
+      </w:r>
+      <w:r>
+        <w:t xml:space="preserve">; it amends delivered packages</w:t>
+      </w:r>
+      <w:r>
+        <w:t xml:space="preserve"> </w:t>
+      </w:r>
+      <w:r>
+        <w:rPr>
+          <w:b/>
+          <w:bCs/>
+        </w:rPr>
+        <w:t xml:space="preserve">WP-2.1, WP-2.2, WP-2.3/2.4, WP-2.5, WP-2.6b and WP-2.7c</w:t>
+      </w:r>
+      <w:r>
+        <w:t xml:space="preserve"> </w:t>
+      </w:r>
+      <w:r>
+        <w:t xml:space="preserve">and adds none. Added a note under the</w:t>
+      </w:r>
+      <w:r>
+        <w:t xml:space="preserve"> </w:t>
+      </w:r>
+      <w:hyperlink w:anchor="X11c27c951ee620c48b2c24bff8bc714594e6fa6">
+        <w:r>
+          <w:rPr>
+            <w:rStyle w:val="Hyperlink"/>
+          </w:rPr>
+          <w:t xml:space="preserve">§10</w:t>
+        </w:r>
+      </w:hyperlink>
+      <w:r>
+        <w:t xml:space="preserve"> </w:t>
+      </w:r>
+      <w:r>
+        <w:t xml:space="preserve">WBS: post-sign-in destination (SDD DD-105), comment edit/remove rules (DD-106), announcement Publish (DD-107), derived building codes (DD-108), internal asset tag and optional asset fields (DD-109), full name with middle name, and presentation fixes. Implemented and verified locally;</w:t>
+      </w:r>
+      <w:r>
+        <w:t xml:space="preserve"> </w:t>
+      </w:r>
+      <w:r>
+        <w:rPr>
+          <w:b/>
+          <w:bCs/>
+        </w:rPr>
+        <w:t xml:space="preserve">not deployed and not pushed</w:t>
+      </w:r>
+      <w:r>
+        <w:t xml:space="preserve"> </w:t>
+      </w:r>
+      <w:r>
+        <w:t xml:space="preserve">— deployment pending owner approval. No work package was deleted, no status was changed and no version label was changed. |</w:t>
       </w:r>
     </w:p>
     <w:bookmarkEnd w:id="21"/>
@@ -11733,6 +11813,162 @@
       </w:r>
       <w:r>
         <w:t xml:space="preserve">| Transition to maintenance: handover, monitoring, restore drill | §31 | M | phase GAs |</w:t>
+      </w:r>
+    </w:p>
+    <w:p>
+      <w:pPr>
+        <w:pStyle w:val="BlockText"/>
+        <w:keepLines w:val="1"/>
+      </w:pPr>
+      <w:r>
+        <w:rPr>
+          <w:b/>
+          <w:bCs/>
+        </w:rPr>
+        <w:t xml:space="preserve">Phase 2.11 follow-up — owner requests of 2026-10-19 (implemented and verified locally; NOT yet deployed or pushed).</w:t>
+      </w:r>
+      <w:r>
+        <w:t xml:space="preserve"> </w:t>
+      </w:r>
+      <w:r>
+        <w:t xml:space="preserve">Numbering:</w:t>
+      </w:r>
+      <w:r>
+        <w:t xml:space="preserve"> </w:t>
+      </w:r>
+      <w:r>
+        <w:t xml:space="preserve">“Phase 2.11”</w:t>
+      </w:r>
+      <w:r>
+        <w:t xml:space="preserve"> </w:t>
+      </w:r>
+      <w:r>
+        <w:t xml:space="preserve">is conversational (its floor-plan scope is</w:t>
+      </w:r>
+      <w:r>
+        <w:t xml:space="preserve"> </w:t>
+      </w:r>
+      <w:r>
+        <w:rPr>
+          <w:b/>
+          <w:bCs/>
+        </w:rPr>
+        <w:t xml:space="preserve">WP-4.1/4.2/4.3</w:t>
+      </w:r>
+      <w:r>
+        <w:t xml:space="preserve"> </w:t>
+      </w:r>
+      <w:r>
+        <w:t xml:space="preserve">above); this follow-up adds no work package and changes no package’s status. It amends already-delivered packages:</w:t>
+      </w:r>
+      <w:r>
+        <w:t xml:space="preserve"> </w:t>
+      </w:r>
+      <w:r>
+        <w:rPr>
+          <w:b/>
+          <w:bCs/>
+        </w:rPr>
+        <w:t xml:space="preserve">WP-2.1</w:t>
+      </w:r>
+      <w:r>
+        <w:t xml:space="preserve"> </w:t>
+      </w:r>
+      <w:r>
+        <w:t xml:space="preserve">(full name includes the middle name),</w:t>
+      </w:r>
+      <w:r>
+        <w:t xml:space="preserve"> </w:t>
+      </w:r>
+      <w:r>
+        <w:rPr>
+          <w:b/>
+          <w:bCs/>
+        </w:rPr>
+        <w:t xml:space="preserve">WP-2.2</w:t>
+      </w:r>
+      <w:r>
+        <w:t xml:space="preserve"> </w:t>
+      </w:r>
+      <w:r>
+        <w:t xml:space="preserve">(building code derived from the name — SRS FR-LOC-001, SDD DD-108),</w:t>
+      </w:r>
+      <w:r>
+        <w:t xml:space="preserve"> </w:t>
+      </w:r>
+      <w:r>
+        <w:rPr>
+          <w:b/>
+          <w:bCs/>
+        </w:rPr>
+        <w:t xml:space="preserve">WP-2.3/WP-2.4</w:t>
+      </w:r>
+      <w:r>
+        <w:t xml:space="preserve"> </w:t>
+      </w:r>
+      <w:r>
+        <w:t xml:space="preserve">(asset tag internal and hidden, every add-asset field optional, optional catalog model — FR-AST-002, DD-109),</w:t>
+      </w:r>
+      <w:r>
+        <w:t xml:space="preserve"> </w:t>
+      </w:r>
+      <w:r>
+        <w:rPr>
+          <w:b/>
+          <w:bCs/>
+        </w:rPr>
+        <w:t xml:space="preserve">WP-2.5</w:t>
+      </w:r>
+      <w:r>
+        <w:t xml:space="preserve"> </w:t>
+      </w:r>
+      <w:r>
+        <w:t xml:space="preserve">(only the author edits a comment; Administrators remove — FR-TKT-007, DD-106),</w:t>
+      </w:r>
+      <w:r>
+        <w:t xml:space="preserve"> </w:t>
+      </w:r>
+      <w:r>
+        <w:rPr>
+          <w:b/>
+          <w:bCs/>
+        </w:rPr>
+        <w:t xml:space="preserve">WP-2.6b</w:t>
+      </w:r>
+      <w:r>
+        <w:t xml:space="preserve"> </w:t>
+      </w:r>
+      <w:r>
+        <w:t xml:space="preserve">(sign-in lands on the dashboard, which offers the scanned PC instead of resuming it — FR-QR-011, DD-105) and</w:t>
+      </w:r>
+      <w:r>
+        <w:t xml:space="preserve"> </w:t>
+      </w:r>
+      <w:r>
+        <w:rPr>
+          <w:b/>
+          <w:bCs/>
+        </w:rPr>
+        <w:t xml:space="preserve">WP-2.7c</w:t>
+      </w:r>
+      <w:r>
+        <w:t xml:space="preserve"> </w:t>
+      </w:r>
+      <w:r>
+        <w:t xml:space="preserve">(the compose form’s Publish — FR-NOT-010, DD-107), plus presentation-only dashboard and layout fixes (SDD §27). No migration.</w:t>
+      </w:r>
+      <w:r>
+        <w:t xml:space="preserve"> </w:t>
+      </w:r>
+      <w:r>
+        <w:rPr>
+          <w:b/>
+          <w:bCs/>
+        </w:rPr>
+        <w:t xml:space="preserve">Deployment to production (:8081) is pending the owner’s approval</w:t>
+      </w:r>
+      <w:r>
+        <w:t xml:space="preserve">; until then the behaviour exists only in the working tree, and the phase rule that a change is verified only once confirmed on :8081 still applies.</w:t>
       </w:r>
     </w:p>
     <w:p>

--- a/deliverables/word/Software Project Management Plan.docx
+++ b/deliverables/word/Software Project Management Plan.docx
@@ -3599,6 +3599,80 @@
       </w:r>
       <w:r>
         <w:t xml:space="preserve">— deployment pending owner approval. No work package was deleted, no status was changed and no version label was changed. |</w:t>
+      </w:r>
+      <w:r>
+        <w:br/>
+      </w:r>
+      <w:r>
+        <w:t xml:space="preserve">1.0 | 2026-10-20 | Engineering |</w:t>
+      </w:r>
+      <w:r>
+        <w:t xml:space="preserve"> </w:t>
+      </w:r>
+      <w:r>
+        <w:rPr>
+          <w:b/>
+          <w:bCs/>
+        </w:rPr>
+        <w:t xml:space="preserve">Production readiness (conversational</w:t>
+      </w:r>
+      <w:r>
+        <w:rPr>
+          <w:b/>
+          <w:bCs/>
+        </w:rPr>
+        <w:t xml:space="preserve"> </w:t>
+      </w:r>
+      <w:r>
+        <w:rPr>
+          <w:b/>
+          <w:bCs/>
+        </w:rPr>
+        <w:t xml:space="preserve">“production-readiness plan”</w:t>
+      </w:r>
+      <w:r>
+        <w:rPr>
+          <w:b/>
+          <w:bCs/>
+        </w:rPr>
+        <w:t xml:space="preserve">; SPMP WP-2.11 P2 hardening / security review / prod deploy)</w:t>
+      </w:r>
+      <w:r>
+        <w:t xml:space="preserve"> </w:t>
+      </w:r>
+      <w:r>
+        <w:t xml:space="preserve">recorded against the Version 1.0 baseline (label unchanged). Release 2.11.0 reconciled into</w:t>
+      </w:r>
+      <w:r>
+        <w:t xml:space="preserve"> </w:t>
+      </w:r>
+      <w:r>
+        <w:rPr>
+          <w:rStyle w:val="VerbatimChar"/>
+        </w:rPr>
+        <w:t xml:space="preserve">main</w:t>
+      </w:r>
+      <w:r>
+        <w:t xml:space="preserve"> </w:t>
+      </w:r>
+      <w:r>
+        <w:t xml:space="preserve">by a reviewed merge commit (first GitHub CI run since 2026-07-07; CI-only fixes). Security hardening: committed credential fallbacks removed and the exposed production passwords rotated; secret redaction in logs and failed jobs; health endpoint, seeders and deploy guards hardened; gitleaks in CI. SMTP2GO readiness (environment-only, TLS required, diagnostics, queued account mail). Render free-tier</w:t>
+      </w:r>
+      <w:r>
+        <w:t xml:space="preserve"> </w:t>
+      </w:r>
+      <w:r>
+        <w:rPr>
+          <w:b/>
+          <w:bCs/>
+        </w:rPr>
+        <w:t xml:space="preserve">pilot</w:t>
+      </w:r>
+      <w:r>
+        <w:t xml:space="preserve"> </w:t>
+      </w:r>
+      <w:r>
+        <w:t xml:space="preserve">packaging with synthetic data only — not a production deployment (SDD DD-110…DD-113, docs/RENDER_PILOT.md). |</w:t>
       </w:r>
     </w:p>
     <w:bookmarkEnd w:id="21"/>

--- a/deliverables/word/Software Project Management Plan.docx
+++ b/deliverables/word/Software Project Management Plan.docx
@@ -3673,6 +3673,64 @@
       </w:r>
       <w:r>
         <w:t xml:space="preserve">packaging with synthetic data only — not a production deployment (SDD DD-110…DD-113, docs/RENDER_PILOT.md). |</w:t>
+      </w:r>
+      <w:r>
+        <w:br/>
+      </w:r>
+      <w:r>
+        <w:t xml:space="preserve">1.0 | 2026-10-20 | Engineering |</w:t>
+      </w:r>
+      <w:r>
+        <w:t xml:space="preserve"> </w:t>
+      </w:r>
+      <w:r>
+        <w:rPr>
+          <w:b/>
+          <w:bCs/>
+        </w:rPr>
+        <w:t xml:space="preserve">Owner requests of 2026-10-20</w:t>
+      </w:r>
+      <w:r>
+        <w:t xml:space="preserve"> </w:t>
+      </w:r>
+      <w:r>
+        <w:t xml:space="preserve">(conversational; no new SPMP work package — recorded under the Phase 2.11 follow-up maintenance line) recorded against the Version 1.0 baseline (label unchanged): add-asset option lists and</w:t>
+      </w:r>
+      <w:r>
+        <w:t xml:space="preserve"> </w:t>
+      </w:r>
+      <w:r>
+        <w:t xml:space="preserve">“Other”</w:t>
+      </w:r>
+      <w:r>
+        <w:t xml:space="preserve"> </w:t>
+      </w:r>
+      <w:r>
+        <w:t xml:space="preserve">fields, every asset-dashboard panel navigable, custodian placement confirmation with confirmed equipment on the Floorplan, the AI concurrency fallback for the Render pilot, report-mail wording, and the in-app QR label scanner (SDD DD-114..DD-117). Two migrations. Delivered by pull request, merged to</w:t>
+      </w:r>
+      <w:r>
+        <w:t xml:space="preserve"> </w:t>
+      </w:r>
+      <w:r>
+        <w:rPr>
+          <w:rStyle w:val="VerbatimChar"/>
+        </w:rPr>
+        <w:t xml:space="preserve">main</w:t>
+      </w:r>
+      <w:r>
+        <w:t xml:space="preserve">, and deployed to local production with</w:t>
+      </w:r>
+      <w:r>
+        <w:t xml:space="preserve"> </w:t>
+      </w:r>
+      <w:r>
+        <w:rPr>
+          <w:rStyle w:val="VerbatimChar"/>
+        </w:rPr>
+        <w:t xml:space="preserve">deploy-prod.sh</w:t>
+      </w:r>
+      <w:r>
+        <w:t xml:space="preserve">; real-device scanner checks and the SMTP2GO sender-domain verification remain with the owner. |</w:t>
       </w:r>
     </w:p>
     <w:bookmarkEnd w:id="21"/>
